--- a/Spring Boot Complete Revision.docx
+++ b/Spring Boot Complete Revision.docx
@@ -32,30 +32,12 @@
     </w:p>
     <w:p>
       <w:r>
-        <w:t xml:space="preserve">In traditional spring framework we need to </w:t>
-      </w:r>
-      <w:proofErr w:type="gramStart"/>
-      <w:r>
-        <w:t>configure :</w:t>
-      </w:r>
-      <w:proofErr w:type="gramEnd"/>
-    </w:p>
-    <w:p>
-      <w:proofErr w:type="spellStart"/>
-      <w:r>
-        <w:t>DispatcherServlet</w:t>
-      </w:r>
-      <w:proofErr w:type="spellEnd"/>
-      <w:r>
-        <w:t xml:space="preserve">, View Resolver, </w:t>
-      </w:r>
-      <w:proofErr w:type="gramStart"/>
-      <w:r>
-        <w:t>Database,  Hibernate</w:t>
-      </w:r>
-      <w:proofErr w:type="gramEnd"/>
-      <w:r>
-        <w:t>, Server etc.</w:t>
+        <w:t>In traditional spring framework we need to configure :</w:t>
+      </w:r>
+    </w:p>
+    <w:p>
+      <w:r>
+        <w:t>DispatcherServlet, View Resolver, Database,  Hibernate, Server etc.</w:t>
       </w:r>
     </w:p>
     <w:p>
@@ -82,84 +64,50 @@
         </w:rPr>
       </w:pPr>
       <w:r>
-        <w:t xml:space="preserve">1)JVM executes </w:t>
-      </w:r>
-      <w:proofErr w:type="gramStart"/>
-      <w:r>
-        <w:t>main(</w:t>
-      </w:r>
-      <w:proofErr w:type="gramEnd"/>
-      <w:r>
-        <w:t xml:space="preserve">) method, the first method executes is </w:t>
-      </w:r>
-      <w:proofErr w:type="spellStart"/>
-      <w:proofErr w:type="gramStart"/>
+        <w:t xml:space="preserve">1)JVM executes main() method, the first method executes is </w:t>
+      </w:r>
       <w:r>
         <w:rPr>
           <w:b/>
           <w:bCs/>
         </w:rPr>
-        <w:t>SpringApplication.run</w:t>
-      </w:r>
-      <w:proofErr w:type="spellEnd"/>
-      <w:r>
+        <w:t>SpringApplication.run(); // entry point of SBA</w:t>
+      </w:r>
+    </w:p>
+    <w:p>
+      <w:r>
+        <w:t>2)</w:t>
+      </w:r>
+      <w:r>
+        <w:t xml:space="preserve"> SBA object created (here SB knows which project to start,  which config class to read, which package to read).</w:t>
+      </w:r>
+    </w:p>
+    <w:p>
+      <w:r>
+        <w:t>3) SB determines the class path: if finds spring-boot-starter-web, if not this then sb will not consider it as web application.</w:t>
+      </w:r>
+    </w:p>
+    <w:p>
+      <w:pPr>
         <w:rPr>
           <w:b/>
-          <w:bCs/>
-        </w:rPr>
-        <w:t>(</w:t>
-      </w:r>
-      <w:proofErr w:type="gramEnd"/>
+        </w:rPr>
+      </w:pPr>
+      <w:r>
+        <w:t xml:space="preserve">4) Spring creates </w:t>
+      </w:r>
+      <w:r>
+        <w:rPr>
+          <w:highlight w:val="yellow"/>
+        </w:rPr>
+        <w:t>Application Context</w:t>
+      </w:r>
+      <w:r>
+        <w:t xml:space="preserve">: </w:t>
+      </w:r>
       <w:r>
         <w:rPr>
           <w:b/>
-          <w:bCs/>
-        </w:rPr>
-        <w:t>); // entry point of SBA</w:t>
-      </w:r>
-    </w:p>
-    <w:p>
-      <w:r>
-        <w:t>2)</w:t>
-      </w:r>
-      <w:r>
-        <w:t xml:space="preserve"> SBA object created (here SB knows which project to </w:t>
-      </w:r>
-      <w:proofErr w:type="gramStart"/>
-      <w:r>
-        <w:t>start,  which</w:t>
-      </w:r>
-      <w:proofErr w:type="gramEnd"/>
-      <w:r>
-        <w:t xml:space="preserve"> config class to read, which package to read).</w:t>
-      </w:r>
-    </w:p>
-    <w:p>
-      <w:r>
-        <w:t>3) SB determines the class path: if finds spring-boot-starter-web, if not this then sb will not consider it as web application.</w:t>
-      </w:r>
-    </w:p>
-    <w:p>
-      <w:pPr>
-        <w:rPr>
-          <w:b/>
-        </w:rPr>
-      </w:pPr>
-      <w:r>
-        <w:t xml:space="preserve">4) Spring creates </w:t>
-      </w:r>
-      <w:r>
-        <w:rPr>
-          <w:highlight w:val="yellow"/>
-        </w:rPr>
-        <w:t>Application Context</w:t>
-      </w:r>
-      <w:r>
-        <w:t xml:space="preserve">: </w:t>
-      </w:r>
-      <w:r>
-        <w:rPr>
-          <w:b/>
         </w:rPr>
         <w:t>Application Context is brain of spring</w:t>
       </w:r>
@@ -180,35 +128,7 @@
         <w:rPr>
           <w:bCs/>
         </w:rPr>
-        <w:t xml:space="preserve">is responsible </w:t>
-      </w:r>
-      <w:proofErr w:type="gramStart"/>
-      <w:r>
-        <w:rPr>
-          <w:bCs/>
-        </w:rPr>
-        <w:t>for :</w:t>
-      </w:r>
-      <w:proofErr w:type="gramEnd"/>
-      <w:r>
-        <w:rPr>
-          <w:bCs/>
-        </w:rPr>
-        <w:t xml:space="preserve"> creating and managing beans, </w:t>
-      </w:r>
-      <w:proofErr w:type="gramStart"/>
-      <w:r>
-        <w:rPr>
-          <w:bCs/>
-        </w:rPr>
-        <w:t>Injecting</w:t>
-      </w:r>
-      <w:proofErr w:type="gramEnd"/>
-      <w:r>
-        <w:rPr>
-          <w:bCs/>
-        </w:rPr>
-        <w:t xml:space="preserve"> dependencies, managing object lifecycle</w:t>
+        <w:t>is responsible for : creating and managing beans, Injecting dependencies, managing object lifecycle</w:t>
       </w:r>
       <w:r>
         <w:rPr>
@@ -227,21 +147,7 @@
         <w:rPr>
           <w:bCs/>
         </w:rPr>
-        <w:t xml:space="preserve">Without AC SB </w:t>
-      </w:r>
-      <w:proofErr w:type="spellStart"/>
-      <w:r>
-        <w:rPr>
-          <w:bCs/>
-        </w:rPr>
-        <w:t>can not</w:t>
-      </w:r>
-      <w:proofErr w:type="spellEnd"/>
-      <w:r>
-        <w:rPr>
-          <w:bCs/>
-        </w:rPr>
-        <w:t xml:space="preserve"> perform DI and AC.</w:t>
+        <w:t>Without AC SB can not perform DI and AC.</w:t>
       </w:r>
     </w:p>
     <w:p>
@@ -261,21 +167,7 @@
         <w:rPr>
           <w:bCs/>
         </w:rPr>
-        <w:t xml:space="preserve"> Java Object, created managed and maintained by spring </w:t>
-      </w:r>
-      <w:proofErr w:type="gramStart"/>
-      <w:r>
-        <w:rPr>
-          <w:bCs/>
-        </w:rPr>
-        <w:t>container(</w:t>
-      </w:r>
-      <w:proofErr w:type="gramEnd"/>
-      <w:r>
-        <w:rPr>
-          <w:bCs/>
-        </w:rPr>
-        <w:t>AC) instead of being created manually</w:t>
+        <w:t xml:space="preserve"> Java Object, created managed and maintained by spring container(AC) instead of being created manually</w:t>
       </w:r>
       <w:r>
         <w:rPr>
@@ -578,35 +470,7 @@
                       <w:bCs/>
                     </w:rPr>
                     <w:tab/>
-                    <w:t>(</w:t>
-                  </w:r>
-                  <w:proofErr w:type="spellStart"/>
-                  <w:r>
-                    <w:rPr>
-                      <w:bCs/>
-                    </w:rPr>
-                    <w:t>beanName</w:t>
-                  </w:r>
-                  <w:proofErr w:type="spellEnd"/>
-                  <w:r>
-                    <w:rPr>
-                      <w:bCs/>
-                    </w:rPr>
-                    <w:t xml:space="preserve">, </w:t>
-                  </w:r>
-                  <w:proofErr w:type="spellStart"/>
-                  <w:r>
-                    <w:rPr>
-                      <w:bCs/>
-                    </w:rPr>
-                    <w:t>beanCLass</w:t>
-                  </w:r>
-                  <w:proofErr w:type="spellEnd"/>
-                  <w:r>
-                    <w:rPr>
-                      <w:bCs/>
-                    </w:rPr>
-                    <w:t>, scope, lazy, dependency), it firstly creates all the bean definitions and then go to create objects</w:t>
+                    <w:t>(beanName, beanCLass, scope, lazy, dependency), it firstly creates all the bean definitions and then go to create objects</w:t>
                   </w:r>
                 </w:p>
                 <w:p>
@@ -659,21 +523,7 @@
                     <w:rPr>
                       <w:bCs/>
                     </w:rPr>
-                    <w:t xml:space="preserve">Instantiate objects -&gt; spring takes one component creates object if while reading constructor of that component there is some dependency of some other component (DI) then </w:t>
-                  </w:r>
-                  <w:proofErr w:type="gramStart"/>
-                  <w:r>
-                    <w:rPr>
-                      <w:bCs/>
-                    </w:rPr>
-                    <w:t>it  creates</w:t>
-                  </w:r>
-                  <w:proofErr w:type="gramEnd"/>
-                  <w:r>
-                    <w:rPr>
-                      <w:bCs/>
-                    </w:rPr>
-                    <w:t xml:space="preserve"> the object or bean of that component first.</w:t>
+                    <w:t>Instantiate objects -&gt; spring takes one component creates object if while reading constructor of that component there is some dependency of some other component (DI) then it  creates the object or bean of that component first.</w:t>
                   </w:r>
                 </w:p>
                 <w:p>
@@ -706,13 +556,7 @@
                 <w:bCs/>
               </w:rPr>
               <w:lastRenderedPageBreak/>
-              <w:t xml:space="preserve">                                                                                             </w:t>
-            </w:r>
-            <w:r>
-              <w:rPr>
-                <w:bCs/>
-              </w:rPr>
-              <w:t>↓</w:t>
+              <w:t xml:space="preserve">                                                                                             ↓</w:t>
             </w:r>
           </w:p>
           <w:tbl>
@@ -789,119 +633,7 @@
                     <w:rPr>
                       <w:bCs/>
                     </w:rPr>
-                    <w:t>Aware Interfaces are Called -&gt; this step will only come if we implement a aware interface(</w:t>
-                  </w:r>
-                  <w:proofErr w:type="spellStart"/>
-                  <w:r>
-                    <w:rPr>
-                      <w:bCs/>
-                    </w:rPr>
-                    <w:t>BeanNameAware</w:t>
-                  </w:r>
-                  <w:proofErr w:type="spellEnd"/>
-                  <w:r>
-                    <w:rPr>
-                      <w:bCs/>
-                    </w:rPr>
-                    <w:t xml:space="preserve">, </w:t>
-                  </w:r>
-                  <w:proofErr w:type="spellStart"/>
-                  <w:r>
-                    <w:rPr>
-                      <w:bCs/>
-                    </w:rPr>
-                    <w:t>ApplicationContextAware</w:t>
-                  </w:r>
-                  <w:proofErr w:type="spellEnd"/>
-                  <w:r>
-                    <w:rPr>
-                      <w:bCs/>
-                    </w:rPr>
-                    <w:t xml:space="preserve">)in our component we have to override the method </w:t>
-                  </w:r>
-                  <w:proofErr w:type="spellStart"/>
-                  <w:r>
-                    <w:rPr>
-                      <w:bCs/>
-                    </w:rPr>
-                    <w:t>setBeanName</w:t>
-                  </w:r>
-                  <w:proofErr w:type="spellEnd"/>
-                  <w:r>
-                    <w:rPr>
-                      <w:bCs/>
-                    </w:rPr>
-                    <w:t xml:space="preserve">(String name) there, even if did not call it, it will get called by Spring automatically and these methods are called as callback methods, its name is </w:t>
-                  </w:r>
-                  <w:proofErr w:type="spellStart"/>
-                  <w:r>
-                    <w:rPr>
-                      <w:bCs/>
-                    </w:rPr>
-                    <w:t>setBeanName</w:t>
-                  </w:r>
-                  <w:proofErr w:type="spellEnd"/>
-                  <w:r>
-                    <w:rPr>
-                      <w:bCs/>
-                    </w:rPr>
-                    <w:t>`(</w:t>
-                  </w:r>
-                  <w:proofErr w:type="spellStart"/>
-                  <w:r>
-                    <w:rPr>
-                      <w:bCs/>
-                    </w:rPr>
-                    <w:t>setApplicationContext</w:t>
-                  </w:r>
-                  <w:proofErr w:type="spellEnd"/>
-                  <w:r>
-                    <w:rPr>
-                      <w:bCs/>
-                    </w:rPr>
-                    <w:t xml:space="preserve"> for other one) not </w:t>
-                  </w:r>
-                  <w:proofErr w:type="spellStart"/>
-                  <w:r>
-                    <w:rPr>
-                      <w:bCs/>
-                    </w:rPr>
-                    <w:t>getBeanName</w:t>
-                  </w:r>
-                  <w:proofErr w:type="spellEnd"/>
-                  <w:r>
-                    <w:rPr>
-                      <w:bCs/>
-                    </w:rPr>
-                    <w:t xml:space="preserve"> as it is called by spring not us, we </w:t>
-                  </w:r>
-                  <w:proofErr w:type="spellStart"/>
-                  <w:r>
-                    <w:rPr>
-                      <w:bCs/>
-                    </w:rPr>
-                    <w:t>can not</w:t>
-                  </w:r>
-                  <w:proofErr w:type="spellEnd"/>
-                  <w:r>
-                    <w:rPr>
-                      <w:bCs/>
-                    </w:rPr>
-                    <w:t xml:space="preserve"> change </w:t>
-                  </w:r>
-                  <w:proofErr w:type="spellStart"/>
-                  <w:r>
-                    <w:rPr>
-                      <w:bCs/>
-                    </w:rPr>
-                    <w:t>any thing</w:t>
-                  </w:r>
-                  <w:proofErr w:type="spellEnd"/>
-                  <w:r>
-                    <w:rPr>
-                      <w:bCs/>
-                    </w:rPr>
-                    <w:t xml:space="preserve"> by calling a callback method we can just print it in console</w:t>
+                    <w:t>Aware Interfaces are Called -&gt; this step will only come if we implement a aware interface(BeanNameAware, ApplicationContextAware)in our component we have to override the method setBeanName(String name) there, even if did not call it, it will get called by Spring automatically and these methods are called as callback methods, its name is setBeanName`(setApplicationContext for other one) not getBeanName as it is called by spring not us, we can not change any thing by calling a callback method we can just print it in console</w:t>
                   </w:r>
                 </w:p>
                 <w:p>
@@ -954,21 +686,7 @@
                     <w:rPr>
                       <w:bCs/>
                     </w:rPr>
-                    <w:t xml:space="preserve">Initialization Callbacks -&gt; these are methods called by </w:t>
-                  </w:r>
-                  <w:proofErr w:type="gramStart"/>
-                  <w:r>
-                    <w:rPr>
-                      <w:bCs/>
-                    </w:rPr>
-                    <w:t>spring ,</w:t>
-                  </w:r>
-                  <w:proofErr w:type="gramEnd"/>
-                  <w:r>
-                    <w:rPr>
-                      <w:bCs/>
-                    </w:rPr>
-                    <w:t xml:space="preserve"> they are used before we call the bean for examples if we want to add something to the resultant map before calling bean etc.</w:t>
+                    <w:t>Initialization Callbacks -&gt; these are methods called by spring , they are used before we call the bean for examples if we want to add something to the resultant map before calling bean etc.</w:t>
                   </w:r>
                 </w:p>
                 <w:p>
@@ -1001,38 +719,8 @@
                     <w:rPr>
                       <w:bCs/>
                     </w:rPr>
-                    <w:t xml:space="preserve">Initialization bean- &gt; interface, we can do tasks that we have to perform before calling any method, method is </w:t>
+                    <w:t>Initialization bean- &gt; interface, we can do tasks that we have to perform before calling any method, method is afterPropertiesSet(). It will get called before any business logic, now it does not uses</w:t>
                   </w:r>
-                  <w:proofErr w:type="spellStart"/>
-                  <w:proofErr w:type="gramStart"/>
-                  <w:r>
-                    <w:rPr>
-                      <w:bCs/>
-                    </w:rPr>
-                    <w:t>afterPropertiesSet</w:t>
-                  </w:r>
-                  <w:proofErr w:type="spellEnd"/>
-                  <w:r>
-                    <w:rPr>
-                      <w:bCs/>
-                    </w:rPr>
-                    <w:t>(</w:t>
-                  </w:r>
-                  <w:proofErr w:type="gramEnd"/>
-                  <w:r>
-                    <w:rPr>
-                      <w:bCs/>
-                    </w:rPr>
-                    <w:t xml:space="preserve">). It will get called before any business logic, now it does not </w:t>
-                  </w:r>
-                  <w:proofErr w:type="gramStart"/>
-                  <w:r>
-                    <w:rPr>
-                      <w:bCs/>
-                    </w:rPr>
-                    <w:t>uses</w:t>
-                  </w:r>
-                  <w:proofErr w:type="gramEnd"/>
                 </w:p>
                 <w:p>
                   <w:pPr>
@@ -1050,45 +738,14 @@
                     <w:rPr>
                       <w:bCs/>
                     </w:rPr>
-                    <w:t>Init method: pass @Bean(initMethod</w:t>
-                  </w:r>
-                  <w:proofErr w:type="gramStart"/>
-                  <w:r>
-                    <w:rPr>
-                      <w:bCs/>
-                    </w:rPr>
-                    <w:t>=</w:t>
+                    <w:t>Init method: pass @Bean(initMethod=</w:t>
                   </w:r>
                   <w:r>
                     <w:rPr>
                       <w:bCs/>
                       <w:lang w:val="en-IN"/>
                     </w:rPr>
-                    <w:t>”start</w:t>
-                  </w:r>
-                  <w:proofErr w:type="gramEnd"/>
-                  <w:r>
-                    <w:rPr>
-                      <w:bCs/>
-                      <w:lang w:val="en-IN"/>
-                    </w:rPr>
-                    <w:t xml:space="preserve">”) start can be anything then in the component we can create a method with this name and pass over callback methods things there, if using </w:t>
-                  </w:r>
-                  <w:proofErr w:type="gramStart"/>
-                  <w:r>
-                    <w:rPr>
-                      <w:bCs/>
-                      <w:lang w:val="en-IN"/>
-                    </w:rPr>
-                    <w:t>bean</w:t>
-                  </w:r>
-                  <w:proofErr w:type="gramEnd"/>
-                  <w:r>
-                    <w:rPr>
-                      <w:bCs/>
-                      <w:lang w:val="en-IN"/>
-                    </w:rPr>
-                    <w:t xml:space="preserve"> we have to use this</w:t>
+                    <w:t>”start”) start can be anything then in the component we can create a method with this name and pass over callback methods things there, if using bean we have to use this</w:t>
                   </w:r>
                 </w:p>
                 <w:p>
@@ -1122,43 +779,7 @@
                     <w:rPr>
                       <w:bCs/>
                     </w:rPr>
-                    <w:t xml:space="preserve">It does not come with </w:t>
-                  </w:r>
-                  <w:proofErr w:type="spellStart"/>
-                  <w:r>
-                    <w:rPr>
-                      <w:bCs/>
-                    </w:rPr>
-                    <w:t>springcontext</w:t>
-                  </w:r>
-                  <w:proofErr w:type="spellEnd"/>
-                  <w:r>
-                    <w:rPr>
-                      <w:bCs/>
-                    </w:rPr>
-                    <w:t xml:space="preserve"> we have to add a different jar file for this (Jakarta annotation library) in case of spring core but in spring boot it is already there</w:t>
-                  </w:r>
-                </w:p>
-                <w:p>
-                  <w:pPr>
-                    <w:jc w:val="center"/>
-                    <w:rPr>
-                      <w:bCs/>
-                    </w:rPr>
-                  </w:pPr>
-                  <w:proofErr w:type="gramStart"/>
-                  <w:r>
-                    <w:rPr>
-                      <w:bCs/>
-                    </w:rPr>
-                    <w:t>Q)why</w:t>
-                  </w:r>
-                  <w:proofErr w:type="gramEnd"/>
-                  <w:r>
-                    <w:rPr>
-                      <w:bCs/>
-                    </w:rPr>
-                    <w:t xml:space="preserve"> to use this when we can do this in constructor?</w:t>
+                    <w:t>It does not come with springcontext we have to add a different jar file for this (Jakarta annotation library) in case of spring core but in spring boot it is already there</w:t>
                   </w:r>
                 </w:p>
                 <w:p>
@@ -1172,35 +793,21 @@
                     <w:rPr>
                       <w:bCs/>
                     </w:rPr>
-                    <w:t xml:space="preserve">Ans: </w:t>
+                    <w:t>Q)why to use this when we can do this in constructor?</w:t>
                   </w:r>
-                  <w:proofErr w:type="gramStart"/>
+                </w:p>
+                <w:p>
+                  <w:pPr>
+                    <w:jc w:val="center"/>
+                    <w:rPr>
+                      <w:bCs/>
+                    </w:rPr>
+                  </w:pPr>
                   <w:r>
                     <w:rPr>
                       <w:bCs/>
                     </w:rPr>
-                    <w:t>yes</w:t>
-                  </w:r>
-                  <w:proofErr w:type="gramEnd"/>
-                  <w:r>
-                    <w:rPr>
-                      <w:bCs/>
-                    </w:rPr>
-                    <w:t xml:space="preserve"> we can do this in constructor as well, but its initialization happens too early in the lifecycle there we </w:t>
-                  </w:r>
-                  <w:proofErr w:type="gramStart"/>
-                  <w:r>
-                    <w:rPr>
-                      <w:bCs/>
-                    </w:rPr>
-                    <w:t>does</w:t>
-                  </w:r>
-                  <w:proofErr w:type="gramEnd"/>
-                  <w:r>
-                    <w:rPr>
-                      <w:bCs/>
-                    </w:rPr>
-                    <w:t xml:space="preserve"> not have enough data also we want to keep heavy function away.</w:t>
+                    <w:t>Ans: yes we can do this in constructor as well, but its initialization happens too early in the lifecycle there we does not have enough data also we want to keep heavy function away.</w:t>
                   </w:r>
                 </w:p>
               </w:tc>
@@ -1225,13 +832,7 @@
               <w:rPr>
                 <w:bCs/>
               </w:rPr>
-              <w:t xml:space="preserve">                                                                                             </w:t>
-            </w:r>
-            <w:r>
-              <w:rPr>
-                <w:bCs/>
-              </w:rPr>
-              <w:t>↓</w:t>
+              <w:t xml:space="preserve">                                                                                             ↓</w:t>
             </w:r>
           </w:p>
           <w:tbl>
@@ -1319,58 +920,8 @@
                     <w:rPr>
                       <w:bCs/>
                     </w:rPr>
-                    <w:t xml:space="preserve">Destruction Callbacks -&gt; like before </w:t>
+                    <w:t>Destruction Callbacks -&gt; like before Initialization spring gives callbacks, before destruction as well it gives callbacks , eg: clearing the cache etc</w:t>
                   </w:r>
-                  <w:proofErr w:type="gramStart"/>
-                  <w:r>
-                    <w:rPr>
-                      <w:bCs/>
-                    </w:rPr>
-                    <w:t>Initialization spring</w:t>
-                  </w:r>
-                  <w:proofErr w:type="gramEnd"/>
-                  <w:r>
-                    <w:rPr>
-                      <w:bCs/>
-                    </w:rPr>
-                    <w:t xml:space="preserve"> gives callbacks, before destruction as well it gives </w:t>
-                  </w:r>
-                  <w:proofErr w:type="gramStart"/>
-                  <w:r>
-                    <w:rPr>
-                      <w:bCs/>
-                    </w:rPr>
-                    <w:t>callbacks ,</w:t>
-                  </w:r>
-                  <w:proofErr w:type="gramEnd"/>
-                  <w:r>
-                    <w:rPr>
-                      <w:bCs/>
-                    </w:rPr>
-                    <w:t xml:space="preserve"> </w:t>
-                  </w:r>
-                  <w:proofErr w:type="spellStart"/>
-                  <w:r>
-                    <w:rPr>
-                      <w:bCs/>
-                    </w:rPr>
-                    <w:t>eg</w:t>
-                  </w:r>
-                  <w:proofErr w:type="spellEnd"/>
-                  <w:r>
-                    <w:rPr>
-                      <w:bCs/>
-                    </w:rPr>
-                    <w:t xml:space="preserve">: clearing the cache </w:t>
-                  </w:r>
-                  <w:proofErr w:type="spellStart"/>
-                  <w:r>
-                    <w:rPr>
-                      <w:bCs/>
-                    </w:rPr>
-                    <w:t>etc</w:t>
-                  </w:r>
-                  <w:proofErr w:type="spellEnd"/>
                 </w:p>
                 <w:p>
                   <w:pPr>
@@ -1397,79 +948,7 @@
                     <w:rPr>
                       <w:bCs/>
                     </w:rPr>
-                    <w:t>1)</w:t>
-                  </w:r>
-                  <w:proofErr w:type="spellStart"/>
-                  <w:r>
-                    <w:rPr>
-                      <w:bCs/>
-                    </w:rPr>
-                    <w:t>DisposableBean</w:t>
-                  </w:r>
-                  <w:proofErr w:type="spellEnd"/>
-                  <w:r>
-                    <w:rPr>
-                      <w:bCs/>
-                    </w:rPr>
-                    <w:t xml:space="preserve">: interface, have method </w:t>
-                  </w:r>
-                  <w:proofErr w:type="gramStart"/>
-                  <w:r>
-                    <w:rPr>
-                      <w:bCs/>
-                    </w:rPr>
-                    <w:t>destroy(</w:t>
-                  </w:r>
-                  <w:proofErr w:type="gramEnd"/>
-                  <w:r>
-                    <w:rPr>
-                      <w:bCs/>
-                    </w:rPr>
-                    <w:t xml:space="preserve">), it is callback method, we have to call </w:t>
-                  </w:r>
-                  <w:proofErr w:type="spellStart"/>
-                  <w:proofErr w:type="gramStart"/>
-                  <w:r>
-                    <w:rPr>
-                      <w:bCs/>
-                    </w:rPr>
-                    <w:t>context.close</w:t>
-                  </w:r>
-                  <w:proofErr w:type="spellEnd"/>
-                  <w:proofErr w:type="gramEnd"/>
-                  <w:r>
-                    <w:rPr>
-                      <w:bCs/>
-                    </w:rPr>
-                    <w:t>() in main method for running this, (</w:t>
-                  </w:r>
-                  <w:proofErr w:type="spellStart"/>
-                  <w:r>
-                    <w:rPr>
-                      <w:bCs/>
-                    </w:rPr>
-                    <w:t>ApplicationContext</w:t>
-                  </w:r>
-                  <w:proofErr w:type="spellEnd"/>
-                  <w:r>
-                    <w:rPr>
-                      <w:bCs/>
-                    </w:rPr>
-                    <w:t xml:space="preserve"> does not have close method so use </w:t>
-                  </w:r>
-                  <w:proofErr w:type="spellStart"/>
-                  <w:r>
-                    <w:rPr>
-                      <w:bCs/>
-                    </w:rPr>
-                    <w:t>ConfigurableApplictionContext</w:t>
-                  </w:r>
-                  <w:proofErr w:type="spellEnd"/>
-                  <w:r>
-                    <w:rPr>
-                      <w:bCs/>
-                    </w:rPr>
-                    <w:t>) its child</w:t>
+                    <w:t>1)DisposableBean: interface, have method destroy(), it is callback method, we have to call context.close() in main method for running this, (ApplicationContext does not have close method so use ConfigurableApplictionContext) its child</w:t>
                   </w:r>
                 </w:p>
                 <w:p>
@@ -1497,43 +976,7 @@
                     <w:rPr>
                       <w:bCs/>
                     </w:rPr>
-                    <w:t>2)</w:t>
-                  </w:r>
-                  <w:proofErr w:type="spellStart"/>
-                  <w:r>
-                    <w:rPr>
-                      <w:bCs/>
-                    </w:rPr>
-                    <w:t>destryBean</w:t>
-                  </w:r>
-                  <w:proofErr w:type="spellEnd"/>
-                  <w:r>
-                    <w:rPr>
-                      <w:bCs/>
-                    </w:rPr>
-                    <w:t xml:space="preserve">: on bean pass </w:t>
-                  </w:r>
-                  <w:proofErr w:type="spellStart"/>
-                  <w:r>
-                    <w:rPr>
-                      <w:bCs/>
-                    </w:rPr>
-                    <w:t>destroyMethod</w:t>
-                  </w:r>
-                  <w:proofErr w:type="spellEnd"/>
-                  <w:proofErr w:type="gramStart"/>
-                  <w:r>
-                    <w:rPr>
-                      <w:bCs/>
-                    </w:rPr>
-                    <w:t>=”stop</w:t>
-                  </w:r>
-                  <w:proofErr w:type="gramEnd"/>
-                  <w:r>
-                    <w:rPr>
-                      <w:bCs/>
-                    </w:rPr>
-                    <w:t>”, stop can be anything and use this method in component</w:t>
+                    <w:t>2)destryBean: on bean pass destroyMethod=”stop”, stop can be anything and use this method in component</w:t>
                   </w:r>
                 </w:p>
                 <w:p>
@@ -1547,35 +990,7 @@
                     <w:rPr>
                       <w:bCs/>
                     </w:rPr>
-                    <w:t>3)</w:t>
-                  </w:r>
-                  <w:proofErr w:type="gramStart"/>
-                  <w:r>
-                    <w:rPr>
-                      <w:bCs/>
-                    </w:rPr>
-                    <w:t>Pre Destroy</w:t>
-                  </w:r>
-                  <w:proofErr w:type="gramEnd"/>
-                  <w:r>
-                    <w:rPr>
-                      <w:bCs/>
-                    </w:rPr>
-                    <w:t xml:space="preserve">: use </w:t>
-                  </w:r>
-                  <w:proofErr w:type="gramStart"/>
-                  <w:r>
-                    <w:rPr>
-                      <w:bCs/>
-                    </w:rPr>
-                    <w:t>annotation  on</w:t>
-                  </w:r>
-                  <w:proofErr w:type="gramEnd"/>
-                  <w:r>
-                    <w:rPr>
-                      <w:bCs/>
-                    </w:rPr>
-                    <w:t xml:space="preserve"> any function @PreDestroy. Used now</w:t>
+                    <w:t>3)Pre Destroy: use annotation  on any function @PreDestroy. Used now</w:t>
                   </w:r>
                 </w:p>
                 <w:p>
@@ -1675,23 +1090,7 @@
                 <w:color w:val="EE0000"/>
               </w:rPr>
               <w:lastRenderedPageBreak/>
-              <w:t xml:space="preserve">This is in cases of eager bean if the bean is </w:t>
-            </w:r>
-            <w:proofErr w:type="gramStart"/>
-            <w:r>
-              <w:rPr>
-                <w:bCs/>
-                <w:color w:val="EE0000"/>
-              </w:rPr>
-              <w:t>lazy</w:t>
-            </w:r>
-            <w:proofErr w:type="gramEnd"/>
-            <w:r>
-              <w:rPr>
-                <w:bCs/>
-                <w:color w:val="EE0000"/>
-              </w:rPr>
-              <w:t xml:space="preserve"> it follows this ↓</w:t>
+              <w:t>This is in cases of eager bean if the bean is lazy it follows this ↓</w:t>
             </w:r>
           </w:p>
           <w:p>
@@ -1705,46 +1104,14 @@
                 <w:bCs/>
                 <w:color w:val="EE0000"/>
               </w:rPr>
-              <w:t xml:space="preserve">Before instantiation </w:t>
+              <w:t xml:space="preserve">Before instantiation everything  is same but instantiation does not get called until </w:t>
             </w:r>
-            <w:proofErr w:type="gramStart"/>
             <w:r>
               <w:rPr>
                 <w:bCs/>
                 <w:color w:val="EE0000"/>
               </w:rPr>
-              <w:t>everything  is</w:t>
-            </w:r>
-            <w:proofErr w:type="gramEnd"/>
-            <w:r>
-              <w:rPr>
-                <w:bCs/>
-                <w:color w:val="EE0000"/>
-              </w:rPr>
-              <w:t xml:space="preserve"> same but instantiation does not get called until </w:t>
-            </w:r>
-            <w:r>
-              <w:rPr>
-                <w:bCs/>
-                <w:color w:val="EE0000"/>
-              </w:rPr>
-              <w:t xml:space="preserve">the we call the particular bean or component directly or as a dependency in </w:t>
-            </w:r>
-            <w:proofErr w:type="gramStart"/>
-            <w:r>
-              <w:rPr>
-                <w:bCs/>
-                <w:color w:val="EE0000"/>
-              </w:rPr>
-              <w:t>other</w:t>
-            </w:r>
-            <w:proofErr w:type="gramEnd"/>
-            <w:r>
-              <w:rPr>
-                <w:bCs/>
-                <w:color w:val="EE0000"/>
-              </w:rPr>
-              <w:t xml:space="preserve"> component </w:t>
+              <w:t xml:space="preserve">the we call the particular bean or component directly or as a dependency in other component </w:t>
             </w:r>
           </w:p>
         </w:tc>
@@ -1756,19 +1123,11 @@
           <w:bCs/>
         </w:rPr>
       </w:pPr>
-      <w:proofErr w:type="spellStart"/>
-      <w:r>
-        <w:rPr>
-          <w:bCs/>
-        </w:rPr>
-        <w:t>Singolton</w:t>
-      </w:r>
-      <w:proofErr w:type="spellEnd"/>
-      <w:r>
-        <w:rPr>
-          <w:bCs/>
-        </w:rPr>
-        <w:t xml:space="preserve"> Beans:</w:t>
+      <w:r>
+        <w:rPr>
+          <w:bCs/>
+        </w:rPr>
+        <w:t>Singolton Beans:</w:t>
       </w:r>
     </w:p>
     <w:p>
@@ -1834,21 +1193,7 @@
         <w:rPr>
           <w:bCs/>
         </w:rPr>
-        <w:t xml:space="preserve">In this case till Initialization callback </w:t>
-      </w:r>
-      <w:proofErr w:type="gramStart"/>
-      <w:r>
-        <w:rPr>
-          <w:bCs/>
-        </w:rPr>
-        <w:t>everything  is</w:t>
-      </w:r>
-      <w:proofErr w:type="gramEnd"/>
-      <w:r>
-        <w:rPr>
-          <w:bCs/>
-        </w:rPr>
-        <w:t xml:space="preserve"> same as lazy </w:t>
+        <w:t xml:space="preserve">In this case till Initialization callback everything  is same as lazy </w:t>
       </w:r>
     </w:p>
     <w:p>
@@ -1966,41 +1311,13 @@
         <w:rPr>
           <w:bCs/>
         </w:rPr>
-        <w:t xml:space="preserve">Then no step java garbage collector </w:t>
-      </w:r>
-      <w:proofErr w:type="gramStart"/>
-      <w:r>
-        <w:rPr>
-          <w:bCs/>
-        </w:rPr>
-        <w:t>destroy</w:t>
-      </w:r>
-      <w:proofErr w:type="gramEnd"/>
-      <w:r>
-        <w:rPr>
-          <w:bCs/>
-        </w:rPr>
-        <w:t xml:space="preserve"> the object but other resources we have to </w:t>
-      </w:r>
-      <w:r>
-        <w:rPr>
-          <w:bCs/>
-        </w:rPr>
-        <w:t xml:space="preserve">make them free with try catch and finally (close in </w:t>
-      </w:r>
-      <w:proofErr w:type="spellStart"/>
-      <w:r>
-        <w:rPr>
-          <w:bCs/>
-        </w:rPr>
-        <w:t>finaly</w:t>
-      </w:r>
-      <w:proofErr w:type="spellEnd"/>
-      <w:r>
-        <w:rPr>
-          <w:bCs/>
-        </w:rPr>
-        <w:t xml:space="preserve">) </w:t>
+        <w:t xml:space="preserve">Then no step java garbage collector destroy the object but other resources we have to </w:t>
+      </w:r>
+      <w:r>
+        <w:rPr>
+          <w:bCs/>
+        </w:rPr>
+        <w:t xml:space="preserve">make them free with try catch and finally (close in finaly) </w:t>
       </w:r>
     </w:p>
     <w:p>
@@ -2037,7 +1354,6 @@
           <w:bCs/>
         </w:rPr>
       </w:pPr>
-      <w:proofErr w:type="spellStart"/>
       <w:r>
         <w:rPr>
           <w:b/>
@@ -2045,7 +1361,6 @@
         </w:rPr>
         <w:t>BeanFactory</w:t>
       </w:r>
-      <w:proofErr w:type="spellEnd"/>
       <w:r>
         <w:rPr>
           <w:bCs/>
@@ -2059,7 +1374,6 @@
           <w:bCs/>
         </w:rPr>
       </w:pPr>
-      <w:proofErr w:type="spellStart"/>
       <w:r>
         <w:rPr>
           <w:b/>
@@ -2067,40 +1381,11 @@
         </w:rPr>
         <w:t>ApplicationContext</w:t>
       </w:r>
-      <w:proofErr w:type="spellEnd"/>
-      <w:r>
-        <w:rPr>
-          <w:bCs/>
-        </w:rPr>
-        <w:t xml:space="preserve"> is an advanced IoC container built on top of </w:t>
-      </w:r>
-      <w:proofErr w:type="spellStart"/>
-      <w:r>
-        <w:rPr>
-          <w:bCs/>
-        </w:rPr>
-        <w:t>BeanFactory</w:t>
-      </w:r>
-      <w:proofErr w:type="spellEnd"/>
-      <w:r>
-        <w:rPr>
-          <w:bCs/>
-        </w:rPr>
-        <w:t xml:space="preserve">. It includes all </w:t>
-      </w:r>
-      <w:proofErr w:type="spellStart"/>
-      <w:r>
-        <w:rPr>
-          <w:bCs/>
-        </w:rPr>
-        <w:t>BeanFactory</w:t>
-      </w:r>
-      <w:proofErr w:type="spellEnd"/>
-      <w:r>
-        <w:rPr>
-          <w:bCs/>
-        </w:rPr>
-        <w:t xml:space="preserve"> features and provides additional capabilities such as eager bean initialization, component scanning, event handling, internationalization (i18n), annotation support, and integration with Spring Boot. </w:t>
+      <w:r>
+        <w:rPr>
+          <w:bCs/>
+        </w:rPr>
+        <w:t xml:space="preserve"> is an advanced IoC container built on top of BeanFactory. It includes all BeanFactory features and provides additional capabilities such as eager bean initialization, component scanning, event handling, internationalization (i18n), annotation support, and integration with Spring Boot. </w:t>
       </w:r>
       <w:r>
         <w:rPr>
@@ -2109,7 +1394,6 @@
         </w:rPr>
         <w:t xml:space="preserve">Spring Boot uses </w:t>
       </w:r>
-      <w:proofErr w:type="spellStart"/>
       <w:r>
         <w:rPr>
           <w:b/>
@@ -2118,61 +1402,32 @@
         </w:rPr>
         <w:t>ApplicationContext</w:t>
       </w:r>
-      <w:proofErr w:type="spellEnd"/>
       <w:r>
         <w:rPr>
           <w:bCs/>
           <w:highlight w:val="cyan"/>
         </w:rPr>
-        <w:t xml:space="preserve">, not </w:t>
-      </w:r>
-      <w:proofErr w:type="spellStart"/>
-      <w:r>
-        <w:rPr>
-          <w:bCs/>
-          <w:highlight w:val="cyan"/>
-        </w:rPr>
-        <w:t>BeanFactory</w:t>
-      </w:r>
-      <w:proofErr w:type="spellEnd"/>
-      <w:r>
-        <w:rPr>
-          <w:bCs/>
-          <w:highlight w:val="cyan"/>
-        </w:rPr>
-        <w:t>.</w:t>
-      </w:r>
-    </w:p>
-    <w:p>
-      <w:pPr>
-        <w:rPr>
-          <w:bCs/>
-        </w:rPr>
-      </w:pPr>
-    </w:p>
-    <w:p>
-      <w:pPr>
-        <w:rPr>
-          <w:bCs/>
-        </w:rPr>
-      </w:pPr>
-      <w:r>
-        <w:rPr>
-          <w:bCs/>
-        </w:rPr>
-        <w:t xml:space="preserve">5) Component Scanning: scans component whenever finds </w:t>
-      </w:r>
-      <w:r>
-        <w:rPr>
-          <w:bCs/>
-        </w:rPr>
-        <w:t>annotations (@Component, @Service, @Repository, @Controller, @RerstController)</w:t>
-      </w:r>
-      <w:r>
-        <w:rPr>
-          <w:bCs/>
-        </w:rPr>
-        <w:t>.</w:t>
+        <w:t>, not BeanFactory.</w:t>
+      </w:r>
+    </w:p>
+    <w:p>
+      <w:pPr>
+        <w:rPr>
+          <w:bCs/>
+        </w:rPr>
+      </w:pPr>
+    </w:p>
+    <w:p>
+      <w:pPr>
+        <w:rPr>
+          <w:bCs/>
+        </w:rPr>
+      </w:pPr>
+      <w:r>
+        <w:rPr>
+          <w:bCs/>
+        </w:rPr>
+        <w:t>5) Component Scanning: scans component whenever finds annotations (@Component, @Service, @Repository, @Controller, @RerstController).</w:t>
       </w:r>
     </w:p>
     <w:p>
@@ -2193,35 +1448,7 @@
             <w:rStyle w:val="Hyperlink"/>
             <w:bCs/>
           </w:rPr>
-          <w:t>Auto Conf</w:t>
-        </w:r>
-        <w:r>
-          <w:rPr>
-            <w:rStyle w:val="Hyperlink"/>
-            <w:bCs/>
-          </w:rPr>
-          <w:t>i</w:t>
-        </w:r>
-        <w:r>
-          <w:rPr>
-            <w:rStyle w:val="Hyperlink"/>
-            <w:bCs/>
-          </w:rPr>
-          <w:t>g</w:t>
-        </w:r>
-        <w:r>
-          <w:rPr>
-            <w:rStyle w:val="Hyperlink"/>
-            <w:bCs/>
-          </w:rPr>
-          <w:t>u</w:t>
-        </w:r>
-        <w:r>
-          <w:rPr>
-            <w:rStyle w:val="Hyperlink"/>
-            <w:bCs/>
-          </w:rPr>
-          <w:t>ration</w:t>
+          <w:t>Auto Configuration</w:t>
         </w:r>
       </w:hyperlink>
       <w:r>
@@ -2250,78 +1477,43 @@
             <w:rStyle w:val="Hyperlink"/>
             <w:bCs/>
           </w:rPr>
-          <w:t>Dependenc</w:t>
-        </w:r>
-        <w:r>
-          <w:rPr>
-            <w:rStyle w:val="Hyperlink"/>
-            <w:bCs/>
-          </w:rPr>
-          <w:t>y</w:t>
-        </w:r>
-        <w:r>
-          <w:rPr>
-            <w:rStyle w:val="Hyperlink"/>
-            <w:bCs/>
-          </w:rPr>
-          <w:t xml:space="preserve"> Injection:</w:t>
+          <w:t>Dependency Injection:</w:t>
         </w:r>
       </w:hyperlink>
     </w:p>
     <w:p>
       <w:pPr>
-        <w:rPr>
-          <w:bCs/>
-        </w:rPr>
-      </w:pPr>
-      <w:r>
-        <w:rPr>
-          <w:bCs/>
-        </w:rPr>
-        <w:t xml:space="preserve">8) Read </w:t>
-      </w:r>
-      <w:proofErr w:type="spellStart"/>
-      <w:proofErr w:type="gramStart"/>
-      <w:r>
-        <w:rPr>
-          <w:bCs/>
-        </w:rPr>
-        <w:t>application.properties</w:t>
-      </w:r>
-      <w:proofErr w:type="spellEnd"/>
-      <w:proofErr w:type="gramEnd"/>
-      <w:r>
-        <w:rPr>
-          <w:bCs/>
-        </w:rPr>
-        <w:t>:</w:t>
-      </w:r>
-    </w:p>
-    <w:p>
-      <w:pPr>
-        <w:rPr>
-          <w:bCs/>
-        </w:rPr>
-      </w:pPr>
-      <w:r>
-        <w:rPr>
-          <w:bCs/>
-        </w:rPr>
-        <w:t xml:space="preserve">After loading </w:t>
-      </w:r>
-      <w:proofErr w:type="gramStart"/>
-      <w:r>
-        <w:rPr>
-          <w:bCs/>
-        </w:rPr>
-        <w:t>configuration</w:t>
-      </w:r>
-      <w:proofErr w:type="gramEnd"/>
-      <w:r>
-        <w:rPr>
-          <w:bCs/>
-        </w:rPr>
-        <w:t xml:space="preserve"> it configures</w:t>
+        <w:tabs>
+          <w:tab w:val="left" w:pos="4054"/>
+        </w:tabs>
+        <w:rPr>
+          <w:bCs/>
+        </w:rPr>
+      </w:pPr>
+      <w:r>
+        <w:rPr>
+          <w:bCs/>
+        </w:rPr>
+        <w:t>8) Read application.properties:</w:t>
+      </w:r>
+      <w:r>
+        <w:rPr>
+          <w:bCs/>
+        </w:rPr>
+        <w:tab/>
+      </w:r>
+    </w:p>
+    <w:p>
+      <w:pPr>
+        <w:rPr>
+          <w:bCs/>
+        </w:rPr>
+      </w:pPr>
+      <w:r>
+        <w:rPr>
+          <w:bCs/>
+        </w:rPr>
+        <w:t>After loading configuration it configures</w:t>
       </w:r>
     </w:p>
     <w:p>
@@ -2340,21 +1532,7 @@
         <w:rPr>
           <w:bCs/>
         </w:rPr>
-        <w:t xml:space="preserve">Strat Embedded Tomcat: initialize </w:t>
-      </w:r>
-      <w:proofErr w:type="spellStart"/>
-      <w:r>
-        <w:rPr>
-          <w:bCs/>
-        </w:rPr>
-        <w:t>tomact</w:t>
-      </w:r>
-      <w:proofErr w:type="spellEnd"/>
-      <w:r>
-        <w:rPr>
-          <w:bCs/>
-        </w:rPr>
-        <w:t xml:space="preserve"> -&gt; bind port 8080 -&gt; deploy Dispatcher Servlet -&gt; Ready to receive HTTP req.</w:t>
+        <w:t>Strat Embedded Tomcat: initialize tomact -&gt; bind port 8080 -&gt; deploy Dispatcher Servlet -&gt; Ready to receive HTTP req.</w:t>
       </w:r>
     </w:p>
     <w:p>
@@ -2370,7 +1548,11 @@
         <w:t xml:space="preserve">10) App is ready </w:t>
       </w:r>
     </w:p>
-    <w:p/>
+    <w:p>
+      <w:r>
+        <w:t>–––––––––––––––––––––––––––––––––––––––––––––––––––––––––––––––––––––––––––––––––––––––––––––––––––</w:t>
+      </w:r>
+    </w:p>
     <w:p>
       <w:r>
         <w:rPr>
@@ -2416,13 +1598,8 @@
       <w:r>
         <w:t xml:space="preserve">dencies in </w:t>
       </w:r>
-      <w:proofErr w:type="spellStart"/>
-      <w:r>
-        <w:t>classPath</w:t>
-      </w:r>
-      <w:proofErr w:type="spellEnd"/>
-      <w:r>
-        <w:t>(</w:t>
+      <w:r>
+        <w:t>classPath(</w:t>
       </w:r>
       <w:r>
         <w:t>pom.xml</w:t>
@@ -2439,25 +1616,12 @@
         <w:t xml:space="preserve">Like: </w:t>
       </w:r>
       <w:r>
-        <w:t>spring-boot-starter-data-</w:t>
-      </w:r>
-      <w:proofErr w:type="spellStart"/>
-      <w:r>
-        <w:t>jpa</w:t>
-      </w:r>
-      <w:proofErr w:type="spellEnd"/>
-    </w:p>
-    <w:p>
-      <w:r>
-        <w:t xml:space="preserve">SB automatically configures Hibernate, EM, Transaction Management </w:t>
-      </w:r>
-      <w:proofErr w:type="spellStart"/>
-      <w:r>
-        <w:t>etc</w:t>
-      </w:r>
-      <w:proofErr w:type="spellEnd"/>
-      <w:r>
-        <w:t>,</w:t>
+        <w:t>spring-boot-starter-data-jpa</w:t>
+      </w:r>
+    </w:p>
+    <w:p>
+      <w:r>
+        <w:t>SB automatically configures Hibernate, EM, Transaction Management etc,</w:t>
       </w:r>
     </w:p>
     <w:p>
@@ -2486,23 +1650,7 @@
     </w:p>
     <w:p>
       <w:r>
-        <w:t xml:space="preserve">SB checks the </w:t>
-      </w:r>
-      <w:proofErr w:type="spellStart"/>
-      <w:r>
-        <w:t>avl</w:t>
-      </w:r>
-      <w:proofErr w:type="spellEnd"/>
-      <w:r>
-        <w:t xml:space="preserve"> </w:t>
-      </w:r>
-      <w:proofErr w:type="gramStart"/>
-      <w:r>
-        <w:t>lib,  existing</w:t>
-      </w:r>
-      <w:proofErr w:type="gramEnd"/>
-      <w:r>
-        <w:t xml:space="preserve"> beans and application prop then applies suitable config using </w:t>
+        <w:t xml:space="preserve">SB checks the avl lib,  existing beans and application prop then applies suitable config using </w:t>
       </w:r>
     </w:p>
     <w:p>
@@ -2510,15 +1658,7 @@
         <w:t>@ConditionalOnClass (</w:t>
       </w:r>
       <w:r>
-        <w:t xml:space="preserve">If </w:t>
-      </w:r>
-      <w:proofErr w:type="spellStart"/>
-      <w:r>
-        <w:t>DataSource</w:t>
-      </w:r>
-      <w:proofErr w:type="spellEnd"/>
-      <w:r>
-        <w:t xml:space="preserve"> library exists, enable database configuration</w:t>
+        <w:t>If DataSource library exists, enable database configuration</w:t>
       </w:r>
       <w:r>
         <w:t>)</w:t>
@@ -2528,16 +1668,9 @@
       </w:r>
     </w:p>
     <w:p>
-      <w:proofErr w:type="spellStart"/>
-      <w:proofErr w:type="gramStart"/>
-      <w:r>
-        <w:t>ConditionalOnMissingBean</w:t>
-      </w:r>
-      <w:proofErr w:type="spellEnd"/>
-      <w:r>
-        <w:t>(</w:t>
-      </w:r>
-      <w:proofErr w:type="gramEnd"/>
+      <w:r>
+        <w:t>ConditionalOnMissingBean(</w:t>
+      </w:r>
       <w:r>
         <w:t>Checks if developer already created a bean</w:t>
       </w:r>
@@ -2545,15 +1678,7 @@
         <w:t>)</w:t>
       </w:r>
       <w:r>
-        <w:t xml:space="preserve">: if developer provides their own </w:t>
-      </w:r>
-      <w:proofErr w:type="gramStart"/>
-      <w:r>
-        <w:t>bean</w:t>
-      </w:r>
-      <w:proofErr w:type="gramEnd"/>
-      <w:r>
-        <w:t xml:space="preserve"> then spring will not interfere in this case, allows developers to override auto-configuration. </w:t>
+        <w:t xml:space="preserve">: if developer provides their own bean then spring will not interfere in this case, allows developers to override auto-configuration. </w:t>
       </w:r>
     </w:p>
     <w:p>
@@ -2602,142 +1727,42 @@
           <w:sz w:val="8"/>
           <w:szCs w:val="8"/>
         </w:rPr>
-        <w:t xml:space="preserve">    </w:t>
-      </w:r>
-      <w:proofErr w:type="gramStart"/>
-      <w:r>
+        <w:t xml:space="preserve">    &lt;groupId&gt;org.springframework.boot&lt;/groupId&gt;</w:t>
+      </w:r>
+    </w:p>
+    <w:p>
+      <w:pPr>
+        <w:spacing w:line="240" w:lineRule="auto"/>
         <w:rPr>
           <w:color w:val="ED7D31" w:themeColor="accent2"/>
           <w:sz w:val="8"/>
           <w:szCs w:val="8"/>
         </w:rPr>
-        <w:t>&lt;</w:t>
-      </w:r>
-      <w:proofErr w:type="spellStart"/>
+      </w:pPr>
       <w:r>
         <w:rPr>
           <w:color w:val="ED7D31" w:themeColor="accent2"/>
           <w:sz w:val="8"/>
           <w:szCs w:val="8"/>
         </w:rPr>
-        <w:t>groupId</w:t>
-      </w:r>
-      <w:proofErr w:type="spellEnd"/>
-      <w:r>
+        <w:t xml:space="preserve">    &lt;artifactId&gt;spring-boot-starter-web&lt;/artifactId&gt;</w:t>
+      </w:r>
+    </w:p>
+    <w:p>
+      <w:pPr>
+        <w:spacing w:line="240" w:lineRule="auto"/>
         <w:rPr>
           <w:color w:val="ED7D31" w:themeColor="accent2"/>
           <w:sz w:val="8"/>
           <w:szCs w:val="8"/>
         </w:rPr>
-        <w:t>&gt;</w:t>
-      </w:r>
-      <w:proofErr w:type="spellStart"/>
+      </w:pPr>
       <w:r>
         <w:rPr>
           <w:color w:val="ED7D31" w:themeColor="accent2"/>
           <w:sz w:val="8"/>
           <w:szCs w:val="8"/>
         </w:rPr>
-        <w:t>org.springframework.boot</w:t>
-      </w:r>
-      <w:proofErr w:type="spellEnd"/>
-      <w:proofErr w:type="gramEnd"/>
-      <w:r>
-        <w:rPr>
-          <w:color w:val="ED7D31" w:themeColor="accent2"/>
-          <w:sz w:val="8"/>
-          <w:szCs w:val="8"/>
-        </w:rPr>
-        <w:t>&lt;/</w:t>
-      </w:r>
-      <w:proofErr w:type="spellStart"/>
-      <w:r>
-        <w:rPr>
-          <w:color w:val="ED7D31" w:themeColor="accent2"/>
-          <w:sz w:val="8"/>
-          <w:szCs w:val="8"/>
-        </w:rPr>
-        <w:t>groupId</w:t>
-      </w:r>
-      <w:proofErr w:type="spellEnd"/>
-      <w:r>
-        <w:rPr>
-          <w:color w:val="ED7D31" w:themeColor="accent2"/>
-          <w:sz w:val="8"/>
-          <w:szCs w:val="8"/>
-        </w:rPr>
-        <w:t>&gt;</w:t>
-      </w:r>
-    </w:p>
-    <w:p>
-      <w:pPr>
-        <w:spacing w:line="240" w:lineRule="auto"/>
-        <w:rPr>
-          <w:color w:val="ED7D31" w:themeColor="accent2"/>
-          <w:sz w:val="8"/>
-          <w:szCs w:val="8"/>
-        </w:rPr>
-      </w:pPr>
-      <w:r>
-        <w:rPr>
-          <w:color w:val="ED7D31" w:themeColor="accent2"/>
-          <w:sz w:val="8"/>
-          <w:szCs w:val="8"/>
-        </w:rPr>
-        <w:t xml:space="preserve">    &lt;</w:t>
-      </w:r>
-      <w:proofErr w:type="spellStart"/>
-      <w:r>
-        <w:rPr>
-          <w:color w:val="ED7D31" w:themeColor="accent2"/>
-          <w:sz w:val="8"/>
-          <w:szCs w:val="8"/>
-        </w:rPr>
-        <w:t>artifactId</w:t>
-      </w:r>
-      <w:proofErr w:type="spellEnd"/>
-      <w:r>
-        <w:rPr>
-          <w:color w:val="ED7D31" w:themeColor="accent2"/>
-          <w:sz w:val="8"/>
-          <w:szCs w:val="8"/>
-        </w:rPr>
-        <w:t>&gt;spring-boot-starter-web&lt;/</w:t>
-      </w:r>
-      <w:proofErr w:type="spellStart"/>
-      <w:r>
-        <w:rPr>
-          <w:color w:val="ED7D31" w:themeColor="accent2"/>
-          <w:sz w:val="8"/>
-          <w:szCs w:val="8"/>
-        </w:rPr>
-        <w:t>artifactId</w:t>
-      </w:r>
-      <w:proofErr w:type="spellEnd"/>
-      <w:r>
-        <w:rPr>
-          <w:color w:val="ED7D31" w:themeColor="accent2"/>
-          <w:sz w:val="8"/>
-          <w:szCs w:val="8"/>
-        </w:rPr>
-        <w:t>&gt;</w:t>
-      </w:r>
-    </w:p>
-    <w:p>
-      <w:pPr>
-        <w:spacing w:line="240" w:lineRule="auto"/>
-        <w:rPr>
-          <w:color w:val="ED7D31" w:themeColor="accent2"/>
-          <w:sz w:val="8"/>
-          <w:szCs w:val="8"/>
-        </w:rPr>
-      </w:pPr>
-      <w:r>
-        <w:rPr>
-          <w:color w:val="ED7D31" w:themeColor="accent2"/>
-          <w:sz w:val="8"/>
-          <w:szCs w:val="8"/>
-        </w:rPr>
         <w:t>&lt;/dependency&gt;</w:t>
       </w:r>
     </w:p>
@@ -2746,15 +1771,7 @@
         <w:t>Then</w:t>
       </w:r>
       <w:r>
-        <w:t xml:space="preserve"> spring will automatically add spring-web, spring-</w:t>
-      </w:r>
-      <w:proofErr w:type="spellStart"/>
-      <w:r>
-        <w:t>webmvc</w:t>
-      </w:r>
-      <w:proofErr w:type="spellEnd"/>
-      <w:r>
-        <w:t>, Jackson, tomcat, spring-core</w:t>
+        <w:t xml:space="preserve"> spring will automatically add spring-web, spring-webmvc, Jackson, tomcat, spring-core</w:t>
       </w:r>
     </w:p>
     <w:tbl>
@@ -3008,31 +2025,11 @@
     </w:p>
     <w:p>
       <w:r>
-        <w:t xml:space="preserve">Instead of adding multiple </w:t>
-      </w:r>
-      <w:proofErr w:type="spellStart"/>
-      <w:r>
-        <w:t>liberaries</w:t>
-      </w:r>
-      <w:proofErr w:type="spellEnd"/>
-      <w:r>
-        <w:t xml:space="preserve"> like, spring core, web, tomcat </w:t>
+        <w:t xml:space="preserve">Instead of adding multiple liberaries like, spring core, web, tomcat </w:t>
       </w:r>
       <w:r>
         <w:tab/>
-      </w:r>
-      <w:proofErr w:type="gramStart"/>
-      <w:r>
-        <w:t xml:space="preserve">validation  </w:t>
-      </w:r>
-      <w:proofErr w:type="spellStart"/>
-      <w:r>
-        <w:t>etc</w:t>
-      </w:r>
-      <w:proofErr w:type="spellEnd"/>
-      <w:proofErr w:type="gramEnd"/>
-      <w:r>
-        <w:t xml:space="preserve"> just add</w:t>
+        <w:t>validation  etc just add</w:t>
       </w:r>
     </w:p>
     <w:p>
@@ -3045,59 +2042,25 @@
         <w:rPr>
           <w:highlight w:val="yellow"/>
         </w:rPr>
-        <w:t xml:space="preserve">3) </w:t>
-      </w:r>
-      <w:proofErr w:type="gramStart"/>
+        <w:t>3) Embedded  Server:</w:t>
+      </w:r>
+    </w:p>
+    <w:p>
+      <w:r>
+        <w:t>Traditinaly we need to deploy jar file to run server but spring boot has embedded server as Tomacat (default), Jetty, Undertow.</w:t>
+      </w:r>
+    </w:p>
+    <w:p>
       <w:r>
         <w:rPr>
           <w:highlight w:val="yellow"/>
         </w:rPr>
-        <w:t>Embedded  Server</w:t>
-      </w:r>
-      <w:proofErr w:type="gramEnd"/>
-      <w:r>
-        <w:rPr>
-          <w:highlight w:val="yellow"/>
-        </w:rPr>
-        <w:t>:</w:t>
-      </w:r>
-    </w:p>
-    <w:p>
-      <w:proofErr w:type="spellStart"/>
-      <w:proofErr w:type="gramStart"/>
-      <w:r>
-        <w:t>Traditinaly</w:t>
-      </w:r>
-      <w:proofErr w:type="spellEnd"/>
-      <w:proofErr w:type="gramEnd"/>
-      <w:r>
-        <w:t xml:space="preserve"> we need to deploy jar file to run server but spring boot has embedded server as </w:t>
-      </w:r>
-      <w:proofErr w:type="spellStart"/>
-      <w:r>
-        <w:t>Tomacat</w:t>
-      </w:r>
-      <w:proofErr w:type="spellEnd"/>
-      <w:r>
-        <w:t xml:space="preserve"> (default), Jetty, Undertow.</w:t>
-      </w:r>
-    </w:p>
-    <w:p>
-      <w:r>
-        <w:rPr>
-          <w:highlight w:val="yellow"/>
-        </w:rPr>
         <w:t>4)Production Ready Features:</w:t>
       </w:r>
     </w:p>
     <w:p>
-      <w:proofErr w:type="gramStart"/>
-      <w:r>
-        <w:t>Actuator,  gives</w:t>
-      </w:r>
-      <w:proofErr w:type="gramEnd"/>
-      <w:r>
-        <w:t xml:space="preserve"> default end points.</w:t>
+      <w:r>
+        <w:t>Actuator,  gives default end points.</w:t>
       </w:r>
     </w:p>
     <w:p/>
@@ -3108,15 +2071,7 @@
     </w:p>
     <w:p>
       <w:r>
-        <w:t>Client -&gt; Controller -</w:t>
-      </w:r>
-      <w:proofErr w:type="gramStart"/>
-      <w:r>
-        <w:t>&gt;  Service</w:t>
-      </w:r>
-      <w:proofErr w:type="gramEnd"/>
-      <w:r>
-        <w:t xml:space="preserve"> -&gt; Repository -&gt; Database</w:t>
+        <w:t>Client -&gt; Controller -&gt;  Service -&gt; Repository -&gt; Database</w:t>
       </w:r>
     </w:p>
     <w:p/>
@@ -3162,47 +2117,20 @@
           <w:b/>
           <w:bCs/>
         </w:rPr>
-        <w:t xml:space="preserve">setter </w:t>
-      </w:r>
-      <w:proofErr w:type="gramStart"/>
+        <w:t>setter injection</w:t>
+      </w:r>
+      <w:r>
+        <w:t xml:space="preserve">(Used when dependency is optional or needs to be changed later.), or </w:t>
+      </w:r>
       <w:r>
         <w:rPr>
           <w:b/>
           <w:bCs/>
         </w:rPr>
-        <w:t>injection</w:t>
-      </w:r>
-      <w:r>
-        <w:t>(</w:t>
-      </w:r>
-      <w:proofErr w:type="gramEnd"/>
-      <w:r>
-        <w:t>Used when dependency is optional or needs to be changed later.</w:t>
-      </w:r>
-      <w:r>
-        <w:t>)</w:t>
-      </w:r>
-      <w:r>
-        <w:t xml:space="preserve">, or </w:t>
-      </w:r>
-      <w:r>
-        <w:rPr>
-          <w:b/>
-          <w:bCs/>
-        </w:rPr>
         <w:t>field injection</w:t>
       </w:r>
       <w:r>
-        <w:t>(</w:t>
-      </w:r>
-      <w:r>
-        <w:t>not recommended because it's harder to test and doesn't enforce required dependencies.</w:t>
-      </w:r>
-      <w:r>
-        <w:t>)</w:t>
-      </w:r>
-      <w:r>
-        <w:t xml:space="preserve">. </w:t>
+        <w:t xml:space="preserve">(not recommended because it's harder to test and doesn't enforce required dependencies.). </w:t>
       </w:r>
       <w:r>
         <w:rPr>
@@ -3239,17 +2167,2492 @@
       </w:tr>
     </w:tbl>
     <w:p/>
+    <w:p>
+      <w:r>
+        <w:t xml:space="preserve">Problem: if we have on interface (PaymentService) it is implemented by 2 services UpipaymentService and CerditCardPaymentSerivce, now when it(PaymentService) get imported or injected in controller or some other file spring got confuse which bean to inject because there </w:t>
+      </w:r>
+      <w:r>
+        <w:t xml:space="preserve">are 2 beans with reference to it, so to solve this problem we use there 2 </w:t>
+      </w:r>
+      <w:r>
+        <w:rPr>
+          <w:highlight w:val="cyan"/>
+        </w:rPr>
+        <w:t>@Primary and @Qualifier</w:t>
+      </w:r>
+    </w:p>
+    <w:p>
+      <w:r>
+        <w:rPr>
+          <w:b/>
+          <w:bCs/>
+        </w:rPr>
+        <w:t>@Primary</w:t>
+      </w:r>
+      <w:r>
+        <w:rPr>
+          <w:b/>
+          <w:bCs/>
+        </w:rPr>
+        <w:t xml:space="preserve">: </w:t>
+      </w:r>
+      <w:r>
+        <w:t xml:space="preserve"> use on top of component or service implementing PaymentService interface, so if we use it in UpiPaymentService then any where we inject PaymentService it is going to use UpiPaymentService.</w:t>
+      </w:r>
+    </w:p>
+    <w:p>
+      <w:pPr>
+        <w:rPr>
+          <w:lang w:val="en-IN"/>
+        </w:rPr>
+      </w:pPr>
+      <w:r>
+        <w:rPr>
+          <w:b/>
+          <w:bCs/>
+        </w:rPr>
+        <w:t>@Qualifier</w:t>
+      </w:r>
+      <w:r>
+        <w:rPr>
+          <w:b/>
+          <w:bCs/>
+        </w:rPr>
+        <w:t xml:space="preserve">: </w:t>
+      </w:r>
+      <w:r>
+        <w:t>if we want to use interchangeably like somewhere UpiPaymentService and somewhere CreditCardPaymentService then in component or controller use @Qualifier(</w:t>
+      </w:r>
+      <w:r>
+        <w:rPr>
+          <w:lang w:val="en-IN"/>
+        </w:rPr>
+        <w:t>“UpiPaymentService / CreditCardPayentService”) it will take provided one.</w:t>
+      </w:r>
+    </w:p>
+    <w:p>
+      <w:pPr>
+        <w:rPr>
+          <w:lang w:val="en-IN"/>
+        </w:rPr>
+      </w:pPr>
+      <w:r>
+        <w:rPr>
+          <w:lang w:val="en-IN"/>
+        </w:rPr>
+        <w:t xml:space="preserve">If not used any one of them then it will give </w:t>
+      </w:r>
+      <w:r>
+        <w:rPr>
+          <w:b/>
+          <w:bCs/>
+        </w:rPr>
+        <w:t>NoUniqueBeanDefinitionException</w:t>
+      </w:r>
+      <w:r>
+        <w:rPr>
+          <w:lang w:val="en-IN"/>
+        </w:rPr>
+        <w:t xml:space="preserve"> </w:t>
+      </w:r>
+      <w:r>
+        <w:rPr>
+          <w:lang w:val="en-IN"/>
+        </w:rPr>
+        <w:t>error.</w:t>
+      </w:r>
+    </w:p>
+    <w:p>
+      <w:pPr>
+        <w:rPr>
+          <w:lang w:val="en-IN"/>
+        </w:rPr>
+      </w:pPr>
+      <w:r>
+        <w:rPr>
+          <w:lang w:val="en-IN"/>
+        </w:rPr>
+        <w:t>––––––––––––––––––––––––––––––––––––––––––––––––––––––––––––––––––––––––––––––––––––––––––––––––––</w:t>
+      </w:r>
+    </w:p>
+    <w:p>
+      <w:pPr>
+        <w:rPr>
+          <w:b/>
+          <w:bCs/>
+          <w:sz w:val="32"/>
+          <w:szCs w:val="32"/>
+          <w:lang w:val="en-IN"/>
+        </w:rPr>
+      </w:pPr>
+      <w:r>
+        <w:rPr>
+          <w:b/>
+          <w:bCs/>
+          <w:sz w:val="32"/>
+          <w:szCs w:val="32"/>
+          <w:lang w:val="en-IN"/>
+        </w:rPr>
+        <w:t>Spring MVC:</w:t>
+      </w:r>
+    </w:p>
+    <w:p>
+      <w:pPr>
+        <w:rPr>
+          <w:sz w:val="20"/>
+          <w:szCs w:val="20"/>
+        </w:rPr>
+      </w:pPr>
+      <w:r>
+        <w:rPr>
+          <w:sz w:val="20"/>
+          <w:szCs w:val="20"/>
+        </w:rPr>
+        <w:t>Model(db table) View(HTML, Thymleaf, JSP) and Controller (takes http request and passes it to service.</w:t>
+      </w:r>
+    </w:p>
+    <w:p>
+      <w:pPr>
+        <w:rPr>
+          <w:sz w:val="20"/>
+          <w:szCs w:val="20"/>
+        </w:rPr>
+      </w:pPr>
+      <w:r>
+        <w:rPr>
+          <w:sz w:val="20"/>
+          <w:szCs w:val="20"/>
+        </w:rPr>
+        <w:t>Unlike normal MVC spring boot has:</w:t>
+      </w:r>
+    </w:p>
+    <w:p>
+      <w:pPr>
+        <w:rPr>
+          <w:sz w:val="20"/>
+          <w:szCs w:val="20"/>
+        </w:rPr>
+      </w:pPr>
+      <w:r>
+        <w:rPr>
+          <w:sz w:val="20"/>
+          <w:szCs w:val="20"/>
+        </w:rPr>
+        <w:t xml:space="preserve">Client -&gt; Controller -&gt; Service -&gt; Repository -&gt; Database </w:t>
+      </w:r>
+    </w:p>
+    <w:p>
+      <w:pPr>
+        <w:rPr>
+          <w:sz w:val="20"/>
+          <w:szCs w:val="20"/>
+        </w:rPr>
+      </w:pPr>
+      <w:r>
+        <w:rPr>
+          <w:sz w:val="20"/>
+          <w:szCs w:val="20"/>
+        </w:rPr>
+        <w:t>Spring an Spring Boot is build on top of Spring MVC.</w:t>
+      </w:r>
+    </w:p>
+    <w:p>
+      <w:pPr>
+        <w:rPr>
+          <w:sz w:val="20"/>
+          <w:szCs w:val="20"/>
+        </w:rPr>
+      </w:pPr>
+      <w:r>
+        <w:rPr>
+          <w:sz w:val="20"/>
+          <w:szCs w:val="20"/>
+        </w:rPr>
+        <w:t>All the methods like: @Controller, @RestController, @PostMapping etc. these all are provided by Spring MVC not spring boot.</w:t>
+      </w:r>
+    </w:p>
+    <w:p>
+      <w:pPr>
+        <w:rPr>
+          <w:sz w:val="20"/>
+          <w:szCs w:val="20"/>
+        </w:rPr>
+      </w:pPr>
+      <w:r>
+        <w:rPr>
+          <w:sz w:val="20"/>
+          <w:szCs w:val="20"/>
+        </w:rPr>
+        <w:t xml:space="preserve">Request before reaching to the controller, reaches to the tomcat server and server communicates with servlets not with controller so there are some steps that performed between client to controller request flow </w:t>
+      </w:r>
+    </w:p>
+    <w:p>
+      <w:pPr>
+        <w:rPr>
+          <w:sz w:val="20"/>
+          <w:szCs w:val="20"/>
+        </w:rPr>
+      </w:pPr>
+      <w:r>
+        <w:rPr>
+          <w:sz w:val="20"/>
+          <w:szCs w:val="20"/>
+        </w:rPr>
+        <w:t xml:space="preserve">From client request goes to tomcat then from tomcat to Dispatcher Servlet and then dispatcher servlet sends it to controller </w:t>
+      </w:r>
+    </w:p>
+    <w:p>
+      <w:pPr>
+        <w:rPr>
+          <w:sz w:val="20"/>
+          <w:szCs w:val="20"/>
+        </w:rPr>
+      </w:pPr>
+      <w:r>
+        <w:rPr>
+          <w:sz w:val="20"/>
+          <w:szCs w:val="20"/>
+        </w:rPr>
+        <w:t>[ in servlet system from request goes from server to servlet but there are different – different servlets for different objects like orderServlet, paymentServlet etc, in SB ther is only one servlet i.e. Dispatcher Servlet ]</w:t>
+      </w:r>
+    </w:p>
+    <w:p>
+      <w:pPr>
+        <w:rPr>
+          <w:sz w:val="20"/>
+          <w:szCs w:val="20"/>
+        </w:rPr>
+      </w:pPr>
+      <w:r>
+        <w:rPr>
+          <w:sz w:val="20"/>
+          <w:szCs w:val="20"/>
+        </w:rPr>
+        <w:t>Dispatcher servlet takes request from tomcat and sends it to different – different controllers.</w:t>
+      </w:r>
+    </w:p>
+    <w:p>
+      <w:pPr>
+        <w:rPr>
+          <w:sz w:val="20"/>
+          <w:szCs w:val="20"/>
+        </w:rPr>
+      </w:pPr>
+      <w:r>
+        <w:rPr>
+          <w:sz w:val="20"/>
+          <w:szCs w:val="20"/>
+        </w:rPr>
+        <w:t>Servlet work:</w:t>
+      </w:r>
+    </w:p>
+    <w:p>
+      <w:pPr>
+        <w:rPr>
+          <w:sz w:val="20"/>
+          <w:szCs w:val="20"/>
+        </w:rPr>
+      </w:pPr>
+      <w:r>
+        <w:rPr>
+          <w:sz w:val="20"/>
+          <w:szCs w:val="20"/>
+        </w:rPr>
+        <w:t xml:space="preserve">Request parameter checking, JSON to java objects, Response creation, Exception Handling. </w:t>
+      </w:r>
+      <w:r>
+        <w:rPr>
+          <w:sz w:val="20"/>
+          <w:szCs w:val="20"/>
+        </w:rPr>
+        <w:t>e</w:t>
+      </w:r>
+      <w:r>
+        <w:rPr>
+          <w:sz w:val="20"/>
+          <w:szCs w:val="20"/>
+        </w:rPr>
+        <w:t>tc.</w:t>
+      </w:r>
+    </w:p>
+    <w:p>
+      <w:pPr>
+        <w:rPr>
+          <w:sz w:val="20"/>
+          <w:szCs w:val="20"/>
+        </w:rPr>
+      </w:pPr>
+      <w:r>
+        <w:rPr>
+          <w:sz w:val="20"/>
+          <w:szCs w:val="20"/>
+        </w:rPr>
+        <w:t xml:space="preserve">Dispatcher Servlet sends HttpServletRequest </w:t>
+      </w:r>
+      <w:r>
+        <w:rPr>
+          <w:sz w:val="20"/>
+          <w:szCs w:val="20"/>
+        </w:rPr>
+        <w:t xml:space="preserve"> and HttpServletReponse</w:t>
+      </w:r>
+    </w:p>
+    <w:p>
+      <w:pPr>
+        <w:rPr>
+          <w:sz w:val="20"/>
+          <w:szCs w:val="20"/>
+        </w:rPr>
+      </w:pPr>
+      <w:r>
+        <w:rPr>
+          <w:sz w:val="20"/>
+          <w:szCs w:val="20"/>
+        </w:rPr>
+        <w:t>Things Dispatcher Servlet has to do these things:</w:t>
+      </w:r>
+    </w:p>
+    <w:p>
+      <w:pPr>
+        <w:pStyle w:val="ListParagraph"/>
+        <w:numPr>
+          <w:ilvl w:val="0"/>
+          <w:numId w:val="3"/>
+        </w:numPr>
+        <w:rPr>
+          <w:sz w:val="20"/>
+          <w:szCs w:val="20"/>
+        </w:rPr>
+      </w:pPr>
+      <w:r>
+        <w:rPr>
+          <w:sz w:val="20"/>
+          <w:szCs w:val="20"/>
+        </w:rPr>
+        <w:t>Handler Mapping : it handles which method to call for which end point, it searches these values in IOC container</w:t>
+      </w:r>
+      <w:r>
+        <w:rPr>
+          <w:sz w:val="20"/>
+          <w:szCs w:val="20"/>
+        </w:rPr>
+        <w:t>. It maps path variable</w:t>
+      </w:r>
+    </w:p>
+    <w:p>
+      <w:pPr>
+        <w:ind w:left="720" w:firstLine="720"/>
+        <w:rPr>
+          <w:sz w:val="20"/>
+          <w:szCs w:val="20"/>
+        </w:rPr>
+      </w:pPr>
+      <w:r>
+        <w:rPr>
+          <w:sz w:val="20"/>
+          <w:szCs w:val="20"/>
+        </w:rPr>
+        <w:lastRenderedPageBreak/>
+        <w:t>Uses annotations like:</w:t>
+      </w:r>
+    </w:p>
+    <w:p>
+      <w:pPr>
+        <w:numPr>
+          <w:ilvl w:val="0"/>
+          <w:numId w:val="4"/>
+        </w:numPr>
+        <w:rPr>
+          <w:sz w:val="20"/>
+          <w:szCs w:val="20"/>
+        </w:rPr>
+      </w:pPr>
+      <w:r>
+        <w:rPr>
+          <w:sz w:val="20"/>
+          <w:szCs w:val="20"/>
+        </w:rPr>
+        <w:t xml:space="preserve">@RequestMapping </w:t>
+      </w:r>
+    </w:p>
+    <w:p>
+      <w:pPr>
+        <w:numPr>
+          <w:ilvl w:val="0"/>
+          <w:numId w:val="4"/>
+        </w:numPr>
+        <w:rPr>
+          <w:sz w:val="20"/>
+          <w:szCs w:val="20"/>
+        </w:rPr>
+      </w:pPr>
+      <w:r>
+        <w:rPr>
+          <w:sz w:val="20"/>
+          <w:szCs w:val="20"/>
+        </w:rPr>
+        <w:t xml:space="preserve">@GetMapping </w:t>
+      </w:r>
+    </w:p>
+    <w:p>
+      <w:pPr>
+        <w:numPr>
+          <w:ilvl w:val="0"/>
+          <w:numId w:val="4"/>
+        </w:numPr>
+        <w:rPr>
+          <w:sz w:val="20"/>
+          <w:szCs w:val="20"/>
+        </w:rPr>
+      </w:pPr>
+      <w:r>
+        <w:rPr>
+          <w:sz w:val="20"/>
+          <w:szCs w:val="20"/>
+        </w:rPr>
+        <w:t xml:space="preserve">@PostMapping </w:t>
+      </w:r>
+    </w:p>
+    <w:p>
+      <w:pPr>
+        <w:numPr>
+          <w:ilvl w:val="0"/>
+          <w:numId w:val="4"/>
+        </w:numPr>
+        <w:rPr>
+          <w:sz w:val="20"/>
+          <w:szCs w:val="20"/>
+        </w:rPr>
+      </w:pPr>
+      <w:r>
+        <w:rPr>
+          <w:sz w:val="20"/>
+          <w:szCs w:val="20"/>
+        </w:rPr>
+        <w:t xml:space="preserve">@PutMapping </w:t>
+      </w:r>
+    </w:p>
+    <w:p>
+      <w:pPr>
+        <w:numPr>
+          <w:ilvl w:val="0"/>
+          <w:numId w:val="4"/>
+        </w:numPr>
+        <w:rPr>
+          <w:sz w:val="20"/>
+          <w:szCs w:val="20"/>
+        </w:rPr>
+      </w:pPr>
+      <w:r>
+        <w:rPr>
+          <w:sz w:val="20"/>
+          <w:szCs w:val="20"/>
+        </w:rPr>
+        <w:t>@DeleteMapping</w:t>
+      </w:r>
+    </w:p>
+    <w:p>
+      <w:pPr>
+        <w:ind w:left="360"/>
+        <w:rPr>
+          <w:b/>
+          <w:bCs/>
+          <w:sz w:val="20"/>
+          <w:szCs w:val="20"/>
+        </w:rPr>
+      </w:pPr>
+      <w:r>
+        <w:rPr>
+          <w:b/>
+          <w:bCs/>
+          <w:sz w:val="20"/>
+          <w:szCs w:val="20"/>
+        </w:rPr>
+        <w:t>2. Parameter Binding</w:t>
+      </w:r>
+    </w:p>
+    <w:p>
+      <w:pPr>
+        <w:ind w:left="360"/>
+        <w:rPr>
+          <w:sz w:val="20"/>
+          <w:szCs w:val="20"/>
+        </w:rPr>
+      </w:pPr>
+      <w:r>
+        <w:rPr>
+          <w:sz w:val="20"/>
+          <w:szCs w:val="20"/>
+        </w:rPr>
+        <w:t>After selecting the method, Spring binds incoming request data.</w:t>
+      </w:r>
+    </w:p>
+    <w:p>
+      <w:pPr>
+        <w:ind w:left="360"/>
+        <w:rPr>
+          <w:sz w:val="20"/>
+          <w:szCs w:val="20"/>
+        </w:rPr>
+      </w:pPr>
+      <w:r>
+        <w:rPr>
+          <w:sz w:val="20"/>
+          <w:szCs w:val="20"/>
+        </w:rPr>
+        <w:t>This is where:</w:t>
+      </w:r>
+    </w:p>
+    <w:p>
+      <w:pPr>
+        <w:numPr>
+          <w:ilvl w:val="0"/>
+          <w:numId w:val="5"/>
+        </w:numPr>
+        <w:rPr>
+          <w:sz w:val="20"/>
+          <w:szCs w:val="20"/>
+        </w:rPr>
+      </w:pPr>
+      <w:r>
+        <w:rPr>
+          <w:sz w:val="20"/>
+          <w:szCs w:val="20"/>
+        </w:rPr>
+        <w:t xml:space="preserve">@PathVariable </w:t>
+      </w:r>
+    </w:p>
+    <w:p>
+      <w:pPr>
+        <w:numPr>
+          <w:ilvl w:val="0"/>
+          <w:numId w:val="5"/>
+        </w:numPr>
+        <w:rPr>
+          <w:sz w:val="20"/>
+          <w:szCs w:val="20"/>
+        </w:rPr>
+      </w:pPr>
+      <w:r>
+        <w:rPr>
+          <w:sz w:val="20"/>
+          <w:szCs w:val="20"/>
+        </w:rPr>
+        <w:t xml:space="preserve">@RequestParam </w:t>
+      </w:r>
+    </w:p>
+    <w:p>
+      <w:pPr>
+        <w:numPr>
+          <w:ilvl w:val="0"/>
+          <w:numId w:val="5"/>
+        </w:numPr>
+        <w:rPr>
+          <w:sz w:val="20"/>
+          <w:szCs w:val="20"/>
+        </w:rPr>
+      </w:pPr>
+      <w:r>
+        <w:rPr>
+          <w:sz w:val="20"/>
+          <w:szCs w:val="20"/>
+        </w:rPr>
+        <w:t xml:space="preserve">@RequestBody </w:t>
+      </w:r>
+    </w:p>
+    <w:p>
+      <w:pPr>
+        <w:ind w:left="360"/>
+        <w:rPr>
+          <w:sz w:val="20"/>
+          <w:szCs w:val="20"/>
+        </w:rPr>
+      </w:pPr>
+      <w:r>
+        <w:rPr>
+          <w:sz w:val="20"/>
+          <w:szCs w:val="20"/>
+        </w:rPr>
+        <w:t>come into the picture.</w:t>
+      </w:r>
+    </w:p>
+    <w:p>
+      <w:pPr>
+        <w:ind w:left="360"/>
+        <w:rPr>
+          <w:sz w:val="20"/>
+          <w:szCs w:val="20"/>
+        </w:rPr>
+      </w:pPr>
+      <w:r>
+        <w:rPr>
+          <w:sz w:val="20"/>
+          <w:szCs w:val="20"/>
+        </w:rPr>
+        <w:t xml:space="preserve">3. </w:t>
+      </w:r>
+      <w:r>
+        <w:rPr>
+          <w:sz w:val="20"/>
+          <w:szCs w:val="20"/>
+        </w:rPr>
+        <w:t xml:space="preserve"> </w:t>
+      </w:r>
+      <w:r>
+        <w:rPr>
+          <w:sz w:val="20"/>
+          <w:szCs w:val="20"/>
+        </w:rPr>
+        <w:t>Jackson: if we pass Req</w:t>
+      </w:r>
+      <w:r>
+        <w:rPr>
+          <w:sz w:val="20"/>
+          <w:szCs w:val="20"/>
+        </w:rPr>
+        <w:t>ue</w:t>
+      </w:r>
+      <w:r>
+        <w:rPr>
+          <w:sz w:val="20"/>
+          <w:szCs w:val="20"/>
+        </w:rPr>
+        <w:t xml:space="preserve">st body in our request then Jackson converts that JSON </w:t>
+      </w:r>
+      <w:r>
+        <w:rPr>
+          <w:sz w:val="20"/>
+          <w:szCs w:val="20"/>
+        </w:rPr>
+        <w:t xml:space="preserve">to java object </w:t>
+      </w:r>
+    </w:p>
+    <w:p>
+      <w:pPr>
+        <w:rPr>
+          <w:sz w:val="20"/>
+          <w:szCs w:val="20"/>
+        </w:rPr>
+      </w:pPr>
+      <w:r>
+        <w:rPr>
+          <w:sz w:val="20"/>
+          <w:szCs w:val="20"/>
+        </w:rPr>
+        <w:t>Query params directly managed by tomcat with HtttpServletRequest/ Response</w:t>
+      </w:r>
+    </w:p>
+    <w:tbl>
+      <w:tblPr>
+        <w:tblStyle w:val="TableGrid"/>
+        <w:tblW w:w="0" w:type="auto"/>
+        <w:tblInd w:w="1432" w:type="dxa"/>
+        <w:tblLook w:val="04A0" w:firstRow="1" w:lastRow="0" w:firstColumn="1" w:lastColumn="0" w:noHBand="0" w:noVBand="1"/>
+      </w:tblPr>
+      <w:tblGrid>
+        <w:gridCol w:w="9121"/>
+      </w:tblGrid>
+      <w:tr>
+        <w:trPr>
+          <w:trHeight w:val="1985"/>
+        </w:trPr>
+        <w:tc>
+          <w:tcPr>
+            <w:tcW w:w="9121" w:type="dxa"/>
+          </w:tcPr>
+          <w:p>
+            <w:pPr>
+              <w:rPr>
+                <w:sz w:val="20"/>
+                <w:szCs w:val="20"/>
+              </w:rPr>
+            </w:pPr>
+          </w:p>
+          <w:p>
+            <w:pPr>
+              <w:rPr>
+                <w:sz w:val="22"/>
+                <w:szCs w:val="22"/>
+              </w:rPr>
+            </w:pPr>
+            <w:r>
+              <w:rPr>
+                <w:noProof/>
+                <w:sz w:val="22"/>
+                <w:szCs w:val="22"/>
+              </w:rPr>
+              <mc:AlternateContent>
+                <mc:Choice Requires="wps">
+                  <w:drawing>
+                    <wp:anchor distT="0" distB="0" distL="114300" distR="114300" simplePos="0" relativeHeight="251678720" behindDoc="0" locked="0" layoutInCell="1" allowOverlap="1" wp14:anchorId="38D5A08B" wp14:editId="767CD646">
+                      <wp:simplePos x="0" y="0"/>
+                      <wp:positionH relativeFrom="column">
+                        <wp:posOffset>19685</wp:posOffset>
+                      </wp:positionH>
+                      <wp:positionV relativeFrom="paragraph">
+                        <wp:posOffset>249555</wp:posOffset>
+                      </wp:positionV>
+                      <wp:extent cx="291465" cy="59690"/>
+                      <wp:effectExtent l="19050" t="19050" r="13335" b="35560"/>
+                      <wp:wrapNone/>
+                      <wp:docPr id="333597222" name="Arrow: Left 8"/>
+                      <wp:cNvGraphicFramePr/>
+                      <a:graphic xmlns:a="http://schemas.openxmlformats.org/drawingml/2006/main">
+                        <a:graphicData uri="http://schemas.microsoft.com/office/word/2010/wordprocessingShape">
+                          <wps:wsp>
+                            <wps:cNvSpPr/>
+                            <wps:spPr>
+                              <a:xfrm>
+                                <a:off x="0" y="0"/>
+                                <a:ext cx="291465" cy="59690"/>
+                              </a:xfrm>
+                              <a:prstGeom prst="leftArrow">
+                                <a:avLst/>
+                              </a:prstGeom>
+                            </wps:spPr>
+                            <wps:style>
+                              <a:lnRef idx="2">
+                                <a:schemeClr val="accent1">
+                                  <a:shade val="15000"/>
+                                </a:schemeClr>
+                              </a:lnRef>
+                              <a:fillRef idx="1">
+                                <a:schemeClr val="accent1"/>
+                              </a:fillRef>
+                              <a:effectRef idx="0">
+                                <a:schemeClr val="accent1"/>
+                              </a:effectRef>
+                              <a:fontRef idx="minor">
+                                <a:schemeClr val="lt1"/>
+                              </a:fontRef>
+                            </wps:style>
+                            <wps:bodyPr rot="0" spcFirstLastPara="0" vertOverflow="overflow" horzOverflow="overflow" vert="horz" wrap="square" lIns="91440" tIns="45720" rIns="91440" bIns="45720" numCol="1" spcCol="0" rtlCol="0" fromWordArt="0" anchor="ctr" anchorCtr="0" forceAA="0" compatLnSpc="1">
+                              <a:prstTxWarp prst="textNoShape">
+                                <a:avLst/>
+                              </a:prstTxWarp>
+                              <a:noAutofit/>
+                            </wps:bodyPr>
+                          </wps:wsp>
+                        </a:graphicData>
+                      </a:graphic>
+                      <wp14:sizeRelH relativeFrom="margin">
+                        <wp14:pctWidth>0</wp14:pctWidth>
+                      </wp14:sizeRelH>
+                      <wp14:sizeRelV relativeFrom="margin">
+                        <wp14:pctHeight>0</wp14:pctHeight>
+                      </wp14:sizeRelV>
+                    </wp:anchor>
+                  </w:drawing>
+                </mc:Choice>
+                <mc:Fallback>
+                  <w:pict>
+                    <v:shapetype w14:anchorId="2B16028E" id="_x0000_t66" coordsize="21600,21600" o:spt="66" adj="5400,5400" path="m@0,l@0@1,21600@1,21600@2@0@2@0,21600,,10800xe">
+                      <v:stroke joinstyle="miter"/>
+                      <v:formulas>
+                        <v:f eqn="val #0"/>
+                        <v:f eqn="val #1"/>
+                        <v:f eqn="sum 21600 0 #1"/>
+                        <v:f eqn="prod #0 #1 10800"/>
+                        <v:f eqn="sum #0 0 @3"/>
+                      </v:formulas>
+                      <v:path o:connecttype="custom" o:connectlocs="@0,0;0,10800;@0,21600;21600,10800" o:connectangles="270,180,90,0" textboxrect="@4,@1,21600,@2"/>
+                      <v:handles>
+                        <v:h position="#0,#1" xrange="0,21600" yrange="0,10800"/>
+                      </v:handles>
+                    </v:shapetype>
+                    <v:shape id="Arrow: Left 8" o:spid="_x0000_s1026" type="#_x0000_t66" style="position:absolute;margin-left:1.55pt;margin-top:19.65pt;width:22.95pt;height:4.7pt;z-index:251678720;visibility:visible;mso-wrap-style:square;mso-width-percent:0;mso-height-percent:0;mso-wrap-distance-left:9pt;mso-wrap-distance-top:0;mso-wrap-distance-right:9pt;mso-wrap-distance-bottom:0;mso-position-horizontal:absolute;mso-position-horizontal-relative:text;mso-position-vertical:absolute;mso-position-vertical-relative:text;mso-width-percent:0;mso-height-percent:0;mso-width-relative:margin;mso-height-relative:margin;v-text-anchor:middle" o:gfxdata="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" adj="2212" fillcolor="#4472c4 [3204]" strokecolor="#09101d [484]" strokeweight="1pt"/>
+                  </w:pict>
+                </mc:Fallback>
+              </mc:AlternateContent>
+            </w:r>
+            <w:r>
+              <w:rPr>
+                <w:noProof/>
+                <w:sz w:val="22"/>
+                <w:szCs w:val="22"/>
+              </w:rPr>
+              <mc:AlternateContent>
+                <mc:Choice Requires="wps">
+                  <w:drawing>
+                    <wp:anchor distT="0" distB="0" distL="114300" distR="114300" simplePos="0" relativeHeight="251677696" behindDoc="0" locked="0" layoutInCell="1" allowOverlap="1" wp14:anchorId="2E353D35" wp14:editId="4B79E4CF">
+                      <wp:simplePos x="0" y="0"/>
+                      <wp:positionH relativeFrom="column">
+                        <wp:posOffset>38735</wp:posOffset>
+                      </wp:positionH>
+                      <wp:positionV relativeFrom="paragraph">
+                        <wp:posOffset>103233</wp:posOffset>
+                      </wp:positionV>
+                      <wp:extent cx="272142" cy="59872"/>
+                      <wp:effectExtent l="0" t="19050" r="33020" b="35560"/>
+                      <wp:wrapNone/>
+                      <wp:docPr id="736730041" name="Arrow: Right 7"/>
+                      <wp:cNvGraphicFramePr/>
+                      <a:graphic xmlns:a="http://schemas.openxmlformats.org/drawingml/2006/main">
+                        <a:graphicData uri="http://schemas.microsoft.com/office/word/2010/wordprocessingShape">
+                          <wps:wsp>
+                            <wps:cNvSpPr/>
+                            <wps:spPr>
+                              <a:xfrm>
+                                <a:off x="0" y="0"/>
+                                <a:ext cx="272142" cy="59872"/>
+                              </a:xfrm>
+                              <a:prstGeom prst="rightArrow">
+                                <a:avLst/>
+                              </a:prstGeom>
+                            </wps:spPr>
+                            <wps:style>
+                              <a:lnRef idx="2">
+                                <a:schemeClr val="accent1">
+                                  <a:shade val="15000"/>
+                                </a:schemeClr>
+                              </a:lnRef>
+                              <a:fillRef idx="1">
+                                <a:schemeClr val="accent1"/>
+                              </a:fillRef>
+                              <a:effectRef idx="0">
+                                <a:schemeClr val="accent1"/>
+                              </a:effectRef>
+                              <a:fontRef idx="minor">
+                                <a:schemeClr val="lt1"/>
+                              </a:fontRef>
+                            </wps:style>
+                            <wps:bodyPr rot="0" spcFirstLastPara="0" vertOverflow="overflow" horzOverflow="overflow" vert="horz" wrap="square" lIns="91440" tIns="45720" rIns="91440" bIns="45720" numCol="1" spcCol="0" rtlCol="0" fromWordArt="0" anchor="ctr" anchorCtr="0" forceAA="0" compatLnSpc="1">
+                              <a:prstTxWarp prst="textNoShape">
+                                <a:avLst/>
+                              </a:prstTxWarp>
+                              <a:noAutofit/>
+                            </wps:bodyPr>
+                          </wps:wsp>
+                        </a:graphicData>
+                      </a:graphic>
+                      <wp14:sizeRelH relativeFrom="margin">
+                        <wp14:pctWidth>0</wp14:pctWidth>
+                      </wp14:sizeRelH>
+                      <wp14:sizeRelV relativeFrom="margin">
+                        <wp14:pctHeight>0</wp14:pctHeight>
+                      </wp14:sizeRelV>
+                    </wp:anchor>
+                  </w:drawing>
+                </mc:Choice>
+                <mc:Fallback>
+                  <w:pict>
+                    <v:shapetype w14:anchorId="6905AC0C" id="_x0000_t13" coordsize="21600,21600" o:spt="13" adj="16200,5400" path="m@0,l@0@1,0@1,0@2@0@2@0,21600,21600,10800xe">
+                      <v:stroke joinstyle="miter"/>
+                      <v:formulas>
+                        <v:f eqn="val #0"/>
+                        <v:f eqn="val #1"/>
+                        <v:f eqn="sum height 0 #1"/>
+                        <v:f eqn="sum 10800 0 #1"/>
+                        <v:f eqn="sum width 0 #0"/>
+                        <v:f eqn="prod @4 @3 10800"/>
+                        <v:f eqn="sum width 0 @5"/>
+                      </v:formulas>
+                      <v:path o:connecttype="custom" o:connectlocs="@0,0;0,10800;@0,21600;21600,10800" o:connectangles="270,180,90,0" textboxrect="0,@1,@6,@2"/>
+                      <v:handles>
+                        <v:h position="#0,#1" xrange="0,21600" yrange="0,10800"/>
+                      </v:handles>
+                    </v:shapetype>
+                    <v:shape id="Arrow: Right 7" o:spid="_x0000_s1026" type="#_x0000_t13" style="position:absolute;margin-left:3.05pt;margin-top:8.15pt;width:21.45pt;height:4.7pt;z-index:251677696;visibility:visible;mso-wrap-style:square;mso-width-percent:0;mso-height-percent:0;mso-wrap-distance-left:9pt;mso-wrap-distance-top:0;mso-wrap-distance-right:9pt;mso-wrap-distance-bottom:0;mso-position-horizontal:absolute;mso-position-horizontal-relative:text;mso-position-vertical:absolute;mso-position-vertical-relative:text;mso-width-percent:0;mso-height-percent:0;mso-width-relative:margin;mso-height-relative:margin;v-text-anchor:middle" o:gfxdata="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" adj="19224" fillcolor="#4472c4 [3204]" strokecolor="#09101d [484]" strokeweight="1pt"/>
+                  </w:pict>
+                </mc:Fallback>
+              </mc:AlternateContent>
+            </w:r>
+            <w:r>
+              <w:rPr>
+                <w:noProof/>
+                <w:sz w:val="22"/>
+                <w:szCs w:val="22"/>
+              </w:rPr>
+              <mc:AlternateContent>
+                <mc:Choice Requires="wpi">
+                  <w:drawing>
+                    <wp:anchor distT="0" distB="0" distL="114300" distR="114300" simplePos="0" relativeHeight="251676672" behindDoc="0" locked="0" layoutInCell="1" allowOverlap="1" wp14:anchorId="1E4BA8C7" wp14:editId="57968A05">
+                      <wp:simplePos x="0" y="0"/>
+                      <wp:positionH relativeFrom="column">
+                        <wp:posOffset>2039620</wp:posOffset>
+                      </wp:positionH>
+                      <wp:positionV relativeFrom="paragraph">
+                        <wp:posOffset>182245</wp:posOffset>
+                      </wp:positionV>
+                      <wp:extent cx="51435" cy="65405"/>
+                      <wp:effectExtent l="38100" t="38100" r="43815" b="48895"/>
+                      <wp:wrapNone/>
+                      <wp:docPr id="821902863" name="Ink 20"/>
+                      <wp:cNvGraphicFramePr/>
+                      <a:graphic xmlns:a="http://schemas.openxmlformats.org/drawingml/2006/main">
+                        <a:graphicData uri="http://schemas.microsoft.com/office/word/2010/wordprocessingInk">
+                          <w14:contentPart bwMode="auto" r:id="rId5">
+                            <w14:nvContentPartPr>
+                              <w14:cNvContentPartPr/>
+                            </w14:nvContentPartPr>
+                            <w14:xfrm>
+                              <a:off x="0" y="0"/>
+                              <a:ext cx="51435" cy="65405"/>
+                            </w14:xfrm>
+                          </w14:contentPart>
+                        </a:graphicData>
+                      </a:graphic>
+                    </wp:anchor>
+                  </w:drawing>
+                </mc:Choice>
+                <mc:Fallback>
+                  <w:pict>
+                    <v:shapetype w14:anchorId="789AA4DD" id="_x0000_t75" coordsize="21600,21600" o:spt="75" o:preferrelative="t" path="m@4@5l@4@11@9@11@9@5xe" filled="f" stroked="f">
+                      <v:stroke joinstyle="miter"/>
+                      <v:formulas>
+                        <v:f eqn="if lineDrawn pixelLineWidth 0"/>
+                        <v:f eqn="sum @0 1 0"/>
+                        <v:f eqn="sum 0 0 @1"/>
+                        <v:f eqn="prod @2 1 2"/>
+                        <v:f eqn="prod @3 21600 pixelWidth"/>
+                        <v:f eqn="prod @3 21600 pixelHeight"/>
+                        <v:f eqn="sum @0 0 1"/>
+                        <v:f eqn="prod @6 1 2"/>
+                        <v:f eqn="prod @7 21600 pixelWidth"/>
+                        <v:f eqn="sum @8 21600 0"/>
+                        <v:f eqn="prod @7 21600 pixelHeight"/>
+                        <v:f eqn="sum @10 21600 0"/>
+                      </v:formulas>
+                      <v:path o:extrusionok="f" gradientshapeok="t" o:connecttype="rect"/>
+                      <o:lock v:ext="edit" aspectratio="t"/>
+                    </v:shapetype>
+                    <v:shape id="Ink 20" o:spid="_x0000_s1026" type="#_x0000_t75" style="position:absolute;margin-left:160.1pt;margin-top:13.85pt;width:5pt;height:6.1pt;z-index:251676672;visibility:visible;mso-wrap-style:square;mso-wrap-distance-left:9pt;mso-wrap-distance-top:0;mso-wrap-distance-right:9pt;mso-wrap-distance-bottom:0;mso-position-horizontal:absolute;mso-position-horizontal-relative:text;mso-position-vertical:absolute;mso-position-vertical-relative:text" o:gfxdata="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">
+                      <v:imagedata r:id="rId6" o:title=""/>
+                    </v:shape>
+                  </w:pict>
+                </mc:Fallback>
+              </mc:AlternateContent>
+            </w:r>
+            <w:r>
+              <w:rPr>
+                <w:noProof/>
+                <w:sz w:val="22"/>
+                <w:szCs w:val="22"/>
+              </w:rPr>
+              <mc:AlternateContent>
+                <mc:Choice Requires="wpi">
+                  <w:drawing>
+                    <wp:anchor distT="0" distB="0" distL="114300" distR="114300" simplePos="0" relativeHeight="251672576" behindDoc="0" locked="0" layoutInCell="1" allowOverlap="1" wp14:anchorId="4539D6B4" wp14:editId="56EE9F04">
+                      <wp:simplePos x="0" y="0"/>
+                      <wp:positionH relativeFrom="column">
+                        <wp:posOffset>3919689</wp:posOffset>
+                      </wp:positionH>
+                      <wp:positionV relativeFrom="paragraph">
+                        <wp:posOffset>-29656</wp:posOffset>
+                      </wp:positionV>
+                      <wp:extent cx="81720" cy="123840"/>
+                      <wp:effectExtent l="38100" t="38100" r="52070" b="47625"/>
+                      <wp:wrapNone/>
+                      <wp:docPr id="1561941587" name="Ink 12"/>
+                      <wp:cNvGraphicFramePr/>
+                      <a:graphic xmlns:a="http://schemas.openxmlformats.org/drawingml/2006/main">
+                        <a:graphicData uri="http://schemas.microsoft.com/office/word/2010/wordprocessingInk">
+                          <w14:contentPart bwMode="auto" r:id="rId7">
+                            <w14:nvContentPartPr>
+                              <w14:cNvContentPartPr/>
+                            </w14:nvContentPartPr>
+                            <w14:xfrm>
+                              <a:off x="0" y="0"/>
+                              <a:ext cx="81720" cy="123840"/>
+                            </w14:xfrm>
+                          </w14:contentPart>
+                        </a:graphicData>
+                      </a:graphic>
+                    </wp:anchor>
+                  </w:drawing>
+                </mc:Choice>
+                <mc:Fallback>
+                  <w:pict>
+                    <v:shape w14:anchorId="6C374A55" id="Ink 12" o:spid="_x0000_s1026" type="#_x0000_t75" style="position:absolute;margin-left:308.15pt;margin-top:-2.85pt;width:7.45pt;height:10.7pt;z-index:251672576;visibility:visible;mso-wrap-style:square;mso-wrap-distance-left:9pt;mso-wrap-distance-top:0;mso-wrap-distance-right:9pt;mso-wrap-distance-bottom:0;mso-position-horizontal:absolute;mso-position-horizontal-relative:text;mso-position-vertical:absolute;mso-position-vertical-relative:text" o:gfxdata="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">
+                      <v:imagedata r:id="rId8" o:title=""/>
+                    </v:shape>
+                  </w:pict>
+                </mc:Fallback>
+              </mc:AlternateContent>
+            </w:r>
+            <w:r>
+              <w:rPr>
+                <w:noProof/>
+                <w:sz w:val="22"/>
+                <w:szCs w:val="22"/>
+              </w:rPr>
+              <mc:AlternateContent>
+                <mc:Choice Requires="wpi">
+                  <w:drawing>
+                    <wp:anchor distT="0" distB="0" distL="114300" distR="114300" simplePos="0" relativeHeight="251671552" behindDoc="0" locked="0" layoutInCell="1" allowOverlap="1" wp14:anchorId="1B573E50" wp14:editId="7CFE3F14">
+                      <wp:simplePos x="0" y="0"/>
+                      <wp:positionH relativeFrom="column">
+                        <wp:posOffset>1965609</wp:posOffset>
+                      </wp:positionH>
+                      <wp:positionV relativeFrom="paragraph">
+                        <wp:posOffset>29744</wp:posOffset>
+                      </wp:positionV>
+                      <wp:extent cx="11520" cy="65160"/>
+                      <wp:effectExtent l="38100" t="38100" r="45720" b="49530"/>
+                      <wp:wrapNone/>
+                      <wp:docPr id="1725748964" name="Ink 9"/>
+                      <wp:cNvGraphicFramePr/>
+                      <a:graphic xmlns:a="http://schemas.openxmlformats.org/drawingml/2006/main">
+                        <a:graphicData uri="http://schemas.microsoft.com/office/word/2010/wordprocessingInk">
+                          <w14:contentPart bwMode="auto" r:id="rId9">
+                            <w14:nvContentPartPr>
+                              <w14:cNvContentPartPr/>
+                            </w14:nvContentPartPr>
+                            <w14:xfrm>
+                              <a:off x="0" y="0"/>
+                              <a:ext cx="11520" cy="65160"/>
+                            </w14:xfrm>
+                          </w14:contentPart>
+                        </a:graphicData>
+                      </a:graphic>
+                    </wp:anchor>
+                  </w:drawing>
+                </mc:Choice>
+                <mc:Fallback>
+                  <w:pict>
+                    <v:shape w14:anchorId="6B4FA174" id="Ink 9" o:spid="_x0000_s1026" type="#_x0000_t75" style="position:absolute;margin-left:154.25pt;margin-top:1.85pt;width:1.85pt;height:6.15pt;z-index:251671552;visibility:visible;mso-wrap-style:square;mso-wrap-distance-left:9pt;mso-wrap-distance-top:0;mso-wrap-distance-right:9pt;mso-wrap-distance-bottom:0;mso-position-horizontal:absolute;mso-position-horizontal-relative:text;mso-position-vertical:absolute;mso-position-vertical-relative:text" o:gfxdata="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">
+                      <v:imagedata r:id="rId10" o:title=""/>
+                    </v:shape>
+                  </w:pict>
+                </mc:Fallback>
+              </mc:AlternateContent>
+            </w:r>
+            <w:r>
+              <w:rPr>
+                <w:noProof/>
+                <w:sz w:val="22"/>
+                <w:szCs w:val="22"/>
+              </w:rPr>
+              <mc:AlternateContent>
+                <mc:Choice Requires="wps">
+                  <w:drawing>
+                    <wp:anchor distT="0" distB="0" distL="114300" distR="114300" simplePos="0" relativeHeight="251668480" behindDoc="0" locked="0" layoutInCell="1" allowOverlap="1" wp14:anchorId="40C6CF10" wp14:editId="260268C3">
+                      <wp:simplePos x="0" y="0"/>
+                      <wp:positionH relativeFrom="column">
+                        <wp:posOffset>3712210</wp:posOffset>
+                      </wp:positionH>
+                      <wp:positionV relativeFrom="paragraph">
+                        <wp:posOffset>228600</wp:posOffset>
+                      </wp:positionV>
+                      <wp:extent cx="495300" cy="45085"/>
+                      <wp:effectExtent l="19050" t="19050" r="19050" b="31115"/>
+                      <wp:wrapNone/>
+                      <wp:docPr id="57743659" name="Arrow: Left 8"/>
+                      <wp:cNvGraphicFramePr/>
+                      <a:graphic xmlns:a="http://schemas.openxmlformats.org/drawingml/2006/main">
+                        <a:graphicData uri="http://schemas.microsoft.com/office/word/2010/wordprocessingShape">
+                          <wps:wsp>
+                            <wps:cNvSpPr/>
+                            <wps:spPr>
+                              <a:xfrm>
+                                <a:off x="0" y="0"/>
+                                <a:ext cx="495300" cy="45085"/>
+                              </a:xfrm>
+                              <a:prstGeom prst="leftArrow">
+                                <a:avLst/>
+                              </a:prstGeom>
+                            </wps:spPr>
+                            <wps:style>
+                              <a:lnRef idx="2">
+                                <a:schemeClr val="accent1">
+                                  <a:shade val="15000"/>
+                                </a:schemeClr>
+                              </a:lnRef>
+                              <a:fillRef idx="1">
+                                <a:schemeClr val="accent1"/>
+                              </a:fillRef>
+                              <a:effectRef idx="0">
+                                <a:schemeClr val="accent1"/>
+                              </a:effectRef>
+                              <a:fontRef idx="minor">
+                                <a:schemeClr val="lt1"/>
+                              </a:fontRef>
+                            </wps:style>
+                            <wps:bodyPr rot="0" spcFirstLastPara="0" vertOverflow="overflow" horzOverflow="overflow" vert="horz" wrap="square" lIns="91440" tIns="45720" rIns="91440" bIns="45720" numCol="1" spcCol="0" rtlCol="0" fromWordArt="0" anchor="ctr" anchorCtr="0" forceAA="0" compatLnSpc="1">
+                              <a:prstTxWarp prst="textNoShape">
+                                <a:avLst/>
+                              </a:prstTxWarp>
+                              <a:noAutofit/>
+                            </wps:bodyPr>
+                          </wps:wsp>
+                        </a:graphicData>
+                      </a:graphic>
+                    </wp:anchor>
+                  </w:drawing>
+                </mc:Choice>
+                <mc:Fallback>
+                  <w:pict>
+                    <v:shape w14:anchorId="009D30B1" id="Arrow: Left 8" o:spid="_x0000_s1026" type="#_x0000_t66" style="position:absolute;margin-left:292.3pt;margin-top:18pt;width:39pt;height:3.55pt;z-index:251668480;visibility:visible;mso-wrap-style:square;mso-wrap-distance-left:9pt;mso-wrap-distance-top:0;mso-wrap-distance-right:9pt;mso-wrap-distance-bottom:0;mso-position-horizontal:absolute;mso-position-horizontal-relative:text;mso-position-vertical:absolute;mso-position-vertical-relative:text;v-text-anchor:middle" o:gfxdata="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" adj="983" fillcolor="#4472c4 [3204]" strokecolor="#09101d [484]" strokeweight="1pt"/>
+                  </w:pict>
+                </mc:Fallback>
+              </mc:AlternateContent>
+            </w:r>
+            <w:r>
+              <w:rPr>
+                <w:noProof/>
+                <w:sz w:val="22"/>
+                <w:szCs w:val="22"/>
+              </w:rPr>
+              <mc:AlternateContent>
+                <mc:Choice Requires="wps">
+                  <w:drawing>
+                    <wp:anchor distT="0" distB="0" distL="114300" distR="114300" simplePos="0" relativeHeight="251667456" behindDoc="0" locked="0" layoutInCell="1" allowOverlap="1" wp14:anchorId="4579D369" wp14:editId="6DB0436D">
+                      <wp:simplePos x="0" y="0"/>
+                      <wp:positionH relativeFrom="column">
+                        <wp:posOffset>3729174</wp:posOffset>
+                      </wp:positionH>
+                      <wp:positionV relativeFrom="paragraph">
+                        <wp:posOffset>84274</wp:posOffset>
+                      </wp:positionV>
+                      <wp:extent cx="462643" cy="45719"/>
+                      <wp:effectExtent l="0" t="19050" r="33020" b="31115"/>
+                      <wp:wrapNone/>
+                      <wp:docPr id="201249416" name="Arrow: Right 7"/>
+                      <wp:cNvGraphicFramePr/>
+                      <a:graphic xmlns:a="http://schemas.openxmlformats.org/drawingml/2006/main">
+                        <a:graphicData uri="http://schemas.microsoft.com/office/word/2010/wordprocessingShape">
+                          <wps:wsp>
+                            <wps:cNvSpPr/>
+                            <wps:spPr>
+                              <a:xfrm>
+                                <a:off x="0" y="0"/>
+                                <a:ext cx="462643" cy="45719"/>
+                              </a:xfrm>
+                              <a:prstGeom prst="rightArrow">
+                                <a:avLst/>
+                              </a:prstGeom>
+                            </wps:spPr>
+                            <wps:style>
+                              <a:lnRef idx="2">
+                                <a:schemeClr val="accent1">
+                                  <a:shade val="15000"/>
+                                </a:schemeClr>
+                              </a:lnRef>
+                              <a:fillRef idx="1">
+                                <a:schemeClr val="accent1"/>
+                              </a:fillRef>
+                              <a:effectRef idx="0">
+                                <a:schemeClr val="accent1"/>
+                              </a:effectRef>
+                              <a:fontRef idx="minor">
+                                <a:schemeClr val="lt1"/>
+                              </a:fontRef>
+                            </wps:style>
+                            <wps:bodyPr rot="0" spcFirstLastPara="0" vertOverflow="overflow" horzOverflow="overflow" vert="horz" wrap="square" lIns="91440" tIns="45720" rIns="91440" bIns="45720" numCol="1" spcCol="0" rtlCol="0" fromWordArt="0" anchor="ctr" anchorCtr="0" forceAA="0" compatLnSpc="1">
+                              <a:prstTxWarp prst="textNoShape">
+                                <a:avLst/>
+                              </a:prstTxWarp>
+                              <a:noAutofit/>
+                            </wps:bodyPr>
+                          </wps:wsp>
+                        </a:graphicData>
+                      </a:graphic>
+                    </wp:anchor>
+                  </w:drawing>
+                </mc:Choice>
+                <mc:Fallback>
+                  <w:pict>
+                    <v:shape w14:anchorId="00E11B60" id="Arrow: Right 7" o:spid="_x0000_s1026" type="#_x0000_t13" style="position:absolute;margin-left:293.65pt;margin-top:6.65pt;width:36.45pt;height:3.6pt;z-index:251667456;visibility:visible;mso-wrap-style:square;mso-wrap-distance-left:9pt;mso-wrap-distance-top:0;mso-wrap-distance-right:9pt;mso-wrap-distance-bottom:0;mso-position-horizontal:absolute;mso-position-horizontal-relative:text;mso-position-vertical:absolute;mso-position-vertical-relative:text;v-text-anchor:middle" o:gfxdata="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" adj="20533" fillcolor="#4472c4 [3204]" strokecolor="#09101d [484]" strokeweight="1pt"/>
+                  </w:pict>
+                </mc:Fallback>
+              </mc:AlternateContent>
+            </w:r>
+            <w:r>
+              <w:rPr>
+                <w:noProof/>
+                <w:sz w:val="22"/>
+                <w:szCs w:val="22"/>
+              </w:rPr>
+              <mc:AlternateContent>
+                <mc:Choice Requires="wps">
+                  <w:drawing>
+                    <wp:anchor distT="0" distB="0" distL="114300" distR="114300" simplePos="0" relativeHeight="251666432" behindDoc="0" locked="0" layoutInCell="1" allowOverlap="1" wp14:anchorId="1E179619" wp14:editId="09E60D55">
+                      <wp:simplePos x="0" y="0"/>
+                      <wp:positionH relativeFrom="column">
+                        <wp:posOffset>1753689</wp:posOffset>
+                      </wp:positionH>
+                      <wp:positionV relativeFrom="paragraph">
+                        <wp:posOffset>251007</wp:posOffset>
+                      </wp:positionV>
+                      <wp:extent cx="495300" cy="45719"/>
+                      <wp:effectExtent l="19050" t="19050" r="19050" b="31115"/>
+                      <wp:wrapNone/>
+                      <wp:docPr id="216719143" name="Arrow: Left 8"/>
+                      <wp:cNvGraphicFramePr/>
+                      <a:graphic xmlns:a="http://schemas.openxmlformats.org/drawingml/2006/main">
+                        <a:graphicData uri="http://schemas.microsoft.com/office/word/2010/wordprocessingShape">
+                          <wps:wsp>
+                            <wps:cNvSpPr/>
+                            <wps:spPr>
+                              <a:xfrm>
+                                <a:off x="0" y="0"/>
+                                <a:ext cx="495300" cy="45719"/>
+                              </a:xfrm>
+                              <a:prstGeom prst="leftArrow">
+                                <a:avLst/>
+                              </a:prstGeom>
+                            </wps:spPr>
+                            <wps:style>
+                              <a:lnRef idx="2">
+                                <a:schemeClr val="accent1">
+                                  <a:shade val="15000"/>
+                                </a:schemeClr>
+                              </a:lnRef>
+                              <a:fillRef idx="1">
+                                <a:schemeClr val="accent1"/>
+                              </a:fillRef>
+                              <a:effectRef idx="0">
+                                <a:schemeClr val="accent1"/>
+                              </a:effectRef>
+                              <a:fontRef idx="minor">
+                                <a:schemeClr val="lt1"/>
+                              </a:fontRef>
+                            </wps:style>
+                            <wps:bodyPr rot="0" spcFirstLastPara="0" vertOverflow="overflow" horzOverflow="overflow" vert="horz" wrap="square" lIns="91440" tIns="45720" rIns="91440" bIns="45720" numCol="1" spcCol="0" rtlCol="0" fromWordArt="0" anchor="ctr" anchorCtr="0" forceAA="0" compatLnSpc="1">
+                              <a:prstTxWarp prst="textNoShape">
+                                <a:avLst/>
+                              </a:prstTxWarp>
+                              <a:noAutofit/>
+                            </wps:bodyPr>
+                          </wps:wsp>
+                        </a:graphicData>
+                      </a:graphic>
+                    </wp:anchor>
+                  </w:drawing>
+                </mc:Choice>
+                <mc:Fallback>
+                  <w:pict>
+                    <v:shape w14:anchorId="225CDEC3" id="Arrow: Left 8" o:spid="_x0000_s1026" type="#_x0000_t66" style="position:absolute;margin-left:138.1pt;margin-top:19.75pt;width:39pt;height:3.6pt;z-index:251666432;visibility:visible;mso-wrap-style:square;mso-wrap-distance-left:9pt;mso-wrap-distance-top:0;mso-wrap-distance-right:9pt;mso-wrap-distance-bottom:0;mso-position-horizontal:absolute;mso-position-horizontal-relative:text;mso-position-vertical:absolute;mso-position-vertical-relative:text;v-text-anchor:middle" o:gfxdata="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" adj="997" fillcolor="#4472c4 [3204]" strokecolor="#09101d [484]" strokeweight="1pt"/>
+                  </w:pict>
+                </mc:Fallback>
+              </mc:AlternateContent>
+            </w:r>
+            <w:r>
+              <w:rPr>
+                <w:noProof/>
+                <w:sz w:val="22"/>
+                <w:szCs w:val="22"/>
+              </w:rPr>
+              <mc:AlternateContent>
+                <mc:Choice Requires="wps">
+                  <w:drawing>
+                    <wp:anchor distT="0" distB="0" distL="114300" distR="114300" simplePos="0" relativeHeight="251665408" behindDoc="0" locked="0" layoutInCell="1" allowOverlap="1" wp14:anchorId="599A3DF5" wp14:editId="0D47D62B">
+                      <wp:simplePos x="0" y="0"/>
+                      <wp:positionH relativeFrom="column">
+                        <wp:posOffset>1770017</wp:posOffset>
+                      </wp:positionH>
+                      <wp:positionV relativeFrom="paragraph">
+                        <wp:posOffset>106226</wp:posOffset>
+                      </wp:positionV>
+                      <wp:extent cx="462643" cy="45719"/>
+                      <wp:effectExtent l="0" t="19050" r="33020" b="31115"/>
+                      <wp:wrapNone/>
+                      <wp:docPr id="1804667525" name="Arrow: Right 7"/>
+                      <wp:cNvGraphicFramePr/>
+                      <a:graphic xmlns:a="http://schemas.openxmlformats.org/drawingml/2006/main">
+                        <a:graphicData uri="http://schemas.microsoft.com/office/word/2010/wordprocessingShape">
+                          <wps:wsp>
+                            <wps:cNvSpPr/>
+                            <wps:spPr>
+                              <a:xfrm>
+                                <a:off x="0" y="0"/>
+                                <a:ext cx="462643" cy="45719"/>
+                              </a:xfrm>
+                              <a:prstGeom prst="rightArrow">
+                                <a:avLst/>
+                              </a:prstGeom>
+                            </wps:spPr>
+                            <wps:style>
+                              <a:lnRef idx="2">
+                                <a:schemeClr val="accent1">
+                                  <a:shade val="15000"/>
+                                </a:schemeClr>
+                              </a:lnRef>
+                              <a:fillRef idx="1">
+                                <a:schemeClr val="accent1"/>
+                              </a:fillRef>
+                              <a:effectRef idx="0">
+                                <a:schemeClr val="accent1"/>
+                              </a:effectRef>
+                              <a:fontRef idx="minor">
+                                <a:schemeClr val="lt1"/>
+                              </a:fontRef>
+                            </wps:style>
+                            <wps:bodyPr rot="0" spcFirstLastPara="0" vertOverflow="overflow" horzOverflow="overflow" vert="horz" wrap="square" lIns="91440" tIns="45720" rIns="91440" bIns="45720" numCol="1" spcCol="0" rtlCol="0" fromWordArt="0" anchor="ctr" anchorCtr="0" forceAA="0" compatLnSpc="1">
+                              <a:prstTxWarp prst="textNoShape">
+                                <a:avLst/>
+                              </a:prstTxWarp>
+                              <a:noAutofit/>
+                            </wps:bodyPr>
+                          </wps:wsp>
+                        </a:graphicData>
+                      </a:graphic>
+                    </wp:anchor>
+                  </w:drawing>
+                </mc:Choice>
+                <mc:Fallback>
+                  <w:pict>
+                    <v:shape w14:anchorId="658AC867" id="Arrow: Right 7" o:spid="_x0000_s1026" type="#_x0000_t13" style="position:absolute;margin-left:139.35pt;margin-top:8.35pt;width:36.45pt;height:3.6pt;z-index:251665408;visibility:visible;mso-wrap-style:square;mso-wrap-distance-left:9pt;mso-wrap-distance-top:0;mso-wrap-distance-right:9pt;mso-wrap-distance-bottom:0;mso-position-horizontal:absolute;mso-position-horizontal-relative:text;mso-position-vertical:absolute;mso-position-vertical-relative:text;v-text-anchor:middle" o:gfxdata="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" adj="20533" fillcolor="#4472c4 [3204]" strokecolor="#09101d [484]" strokeweight="1pt"/>
+                  </w:pict>
+                </mc:Fallback>
+              </mc:AlternateContent>
+            </w:r>
+            <w:r>
+              <w:rPr>
+                <w:noProof/>
+                <w:sz w:val="22"/>
+                <w:szCs w:val="22"/>
+              </w:rPr>
+              <mc:AlternateContent>
+                <mc:Choice Requires="wps">
+                  <w:drawing>
+                    <wp:anchor distT="0" distB="0" distL="114300" distR="114300" simplePos="0" relativeHeight="251661312" behindDoc="0" locked="0" layoutInCell="1" allowOverlap="1" wp14:anchorId="17EFF442" wp14:editId="6B7A4A23">
+                      <wp:simplePos x="0" y="0"/>
+                      <wp:positionH relativeFrom="column">
+                        <wp:posOffset>4272825</wp:posOffset>
+                      </wp:positionH>
+                      <wp:positionV relativeFrom="paragraph">
+                        <wp:posOffset>2358</wp:posOffset>
+                      </wp:positionV>
+                      <wp:extent cx="1344386" cy="359228"/>
+                      <wp:effectExtent l="0" t="0" r="27305" b="22225"/>
+                      <wp:wrapNone/>
+                      <wp:docPr id="1144837474" name="Rectangle: Rounded Corners 2"/>
+                      <wp:cNvGraphicFramePr/>
+                      <a:graphic xmlns:a="http://schemas.openxmlformats.org/drawingml/2006/main">
+                        <a:graphicData uri="http://schemas.microsoft.com/office/word/2010/wordprocessingShape">
+                          <wps:wsp>
+                            <wps:cNvSpPr/>
+                            <wps:spPr>
+                              <a:xfrm>
+                                <a:off x="0" y="0"/>
+                                <a:ext cx="1344386" cy="359228"/>
+                              </a:xfrm>
+                              <a:prstGeom prst="roundRect">
+                                <a:avLst/>
+                              </a:prstGeom>
+                            </wps:spPr>
+                            <wps:style>
+                              <a:lnRef idx="2">
+                                <a:schemeClr val="accent6"/>
+                              </a:lnRef>
+                              <a:fillRef idx="1">
+                                <a:schemeClr val="lt1"/>
+                              </a:fillRef>
+                              <a:effectRef idx="0">
+                                <a:schemeClr val="accent6"/>
+                              </a:effectRef>
+                              <a:fontRef idx="minor">
+                                <a:schemeClr val="dk1"/>
+                              </a:fontRef>
+                            </wps:style>
+                            <wps:txbx>
+                              <w:txbxContent>
+                                <w:p>
+                                  <w:pPr>
+                                    <w:rPr>
+                                      <w:sz w:val="22"/>
+                                      <w:szCs w:val="22"/>
+                                    </w:rPr>
+                                  </w:pPr>
+                                  <w:r>
+                                    <w:rPr>
+                                      <w:sz w:val="22"/>
+                                      <w:szCs w:val="22"/>
+                                    </w:rPr>
+                                    <w:t xml:space="preserve">Handler Mapping </w:t>
+                                  </w:r>
+                                </w:p>
+                                <w:p>
+                                  <w:pPr>
+                                    <w:jc w:val="center"/>
+                                  </w:pPr>
+                                </w:p>
+                              </w:txbxContent>
+                            </wps:txbx>
+                            <wps:bodyPr rot="0" spcFirstLastPara="0" vertOverflow="overflow" horzOverflow="overflow" vert="horz" wrap="square" lIns="91440" tIns="45720" rIns="91440" bIns="45720" numCol="1" spcCol="0" rtlCol="0" fromWordArt="0" anchor="ctr" anchorCtr="0" forceAA="0" compatLnSpc="1">
+                              <a:prstTxWarp prst="textNoShape">
+                                <a:avLst/>
+                              </a:prstTxWarp>
+                              <a:noAutofit/>
+                            </wps:bodyPr>
+                          </wps:wsp>
+                        </a:graphicData>
+                      </a:graphic>
+                    </wp:anchor>
+                  </w:drawing>
+                </mc:Choice>
+                <mc:Fallback>
+                  <w:pict>
+                    <v:roundrect w14:anchorId="17EFF442" id="Rectangle: Rounded Corners 2" o:spid="_x0000_s1026" style="position:absolute;margin-left:336.45pt;margin-top:.2pt;width:105.85pt;height:28.3pt;z-index:251661312;visibility:visible;mso-wrap-style:square;mso-wrap-distance-left:9pt;mso-wrap-distance-top:0;mso-wrap-distance-right:9pt;mso-wrap-distance-bottom:0;mso-position-horizontal:absolute;mso-position-horizontal-relative:text;mso-position-vertical:absolute;mso-position-vertical-relative:text;v-text-anchor:middle" arcsize="10923f" o:gfxdata="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" fillcolor="white [3201]" strokecolor="#70ad47 [3209]" strokeweight="1pt">
+                      <v:stroke joinstyle="miter"/>
+                      <v:textbox>
+                        <w:txbxContent>
+                          <w:p>
+                            <w:pPr>
+                              <w:rPr>
+                                <w:sz w:val="22"/>
+                                <w:szCs w:val="22"/>
+                              </w:rPr>
+                            </w:pPr>
+                            <w:r>
+                              <w:rPr>
+                                <w:sz w:val="22"/>
+                                <w:szCs w:val="22"/>
+                              </w:rPr>
+                              <w:t xml:space="preserve">Handler Mapping </w:t>
+                            </w:r>
+                          </w:p>
+                          <w:p>
+                            <w:pPr>
+                              <w:jc w:val="center"/>
+                            </w:pPr>
+                          </w:p>
+                        </w:txbxContent>
+                      </v:textbox>
+                    </v:roundrect>
+                  </w:pict>
+                </mc:Fallback>
+              </mc:AlternateContent>
+            </w:r>
+            <w:r>
+              <w:rPr>
+                <w:noProof/>
+                <w:sz w:val="22"/>
+                <w:szCs w:val="22"/>
+              </w:rPr>
+              <mc:AlternateContent>
+                <mc:Choice Requires="wps">
+                  <w:drawing>
+                    <wp:anchor distT="0" distB="0" distL="114300" distR="114300" simplePos="0" relativeHeight="251662336" behindDoc="0" locked="0" layoutInCell="1" allowOverlap="1" wp14:anchorId="4D7B0977" wp14:editId="0426F1AD">
+                      <wp:simplePos x="0" y="0"/>
+                      <wp:positionH relativeFrom="column">
+                        <wp:posOffset>2269672</wp:posOffset>
+                      </wp:positionH>
+                      <wp:positionV relativeFrom="paragraph">
+                        <wp:posOffset>2631</wp:posOffset>
+                      </wp:positionV>
+                      <wp:extent cx="1344386" cy="359228"/>
+                      <wp:effectExtent l="0" t="0" r="27305" b="22225"/>
+                      <wp:wrapNone/>
+                      <wp:docPr id="836576363" name="Rectangle: Rounded Corners 2"/>
+                      <wp:cNvGraphicFramePr/>
+                      <a:graphic xmlns:a="http://schemas.openxmlformats.org/drawingml/2006/main">
+                        <a:graphicData uri="http://schemas.microsoft.com/office/word/2010/wordprocessingShape">
+                          <wps:wsp>
+                            <wps:cNvSpPr/>
+                            <wps:spPr>
+                              <a:xfrm>
+                                <a:off x="0" y="0"/>
+                                <a:ext cx="1344386" cy="359228"/>
+                              </a:xfrm>
+                              <a:prstGeom prst="roundRect">
+                                <a:avLst/>
+                              </a:prstGeom>
+                            </wps:spPr>
+                            <wps:style>
+                              <a:lnRef idx="2">
+                                <a:schemeClr val="accent6"/>
+                              </a:lnRef>
+                              <a:fillRef idx="1">
+                                <a:schemeClr val="lt1"/>
+                              </a:fillRef>
+                              <a:effectRef idx="0">
+                                <a:schemeClr val="accent6"/>
+                              </a:effectRef>
+                              <a:fontRef idx="minor">
+                                <a:schemeClr val="dk1"/>
+                              </a:fontRef>
+                            </wps:style>
+                            <wps:txbx>
+                              <w:txbxContent>
+                                <w:p>
+                                  <w:pPr>
+                                    <w:jc w:val="center"/>
+                                  </w:pPr>
+                                  <w:r>
+                                    <w:rPr>
+                                      <w:sz w:val="22"/>
+                                      <w:szCs w:val="22"/>
+                                    </w:rPr>
+                                    <w:t>Dispatcher Servlet</w:t>
+                                  </w:r>
+                                </w:p>
+                              </w:txbxContent>
+                            </wps:txbx>
+                            <wps:bodyPr rot="0" spcFirstLastPara="0" vertOverflow="overflow" horzOverflow="overflow" vert="horz" wrap="square" lIns="91440" tIns="45720" rIns="91440" bIns="45720" numCol="1" spcCol="0" rtlCol="0" fromWordArt="0" anchor="ctr" anchorCtr="0" forceAA="0" compatLnSpc="1">
+                              <a:prstTxWarp prst="textNoShape">
+                                <a:avLst/>
+                              </a:prstTxWarp>
+                              <a:noAutofit/>
+                            </wps:bodyPr>
+                          </wps:wsp>
+                        </a:graphicData>
+                      </a:graphic>
+                    </wp:anchor>
+                  </w:drawing>
+                </mc:Choice>
+                <mc:Fallback>
+                  <w:pict>
+                    <v:roundrect w14:anchorId="4D7B0977" id="_x0000_s1027" style="position:absolute;margin-left:178.7pt;margin-top:.2pt;width:105.85pt;height:28.3pt;z-index:251662336;visibility:visible;mso-wrap-style:square;mso-wrap-distance-left:9pt;mso-wrap-distance-top:0;mso-wrap-distance-right:9pt;mso-wrap-distance-bottom:0;mso-position-horizontal:absolute;mso-position-horizontal-relative:text;mso-position-vertical:absolute;mso-position-vertical-relative:text;v-text-anchor:middle" arcsize="10923f" o:gfxdata="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" fillcolor="white [3201]" strokecolor="#70ad47 [3209]" strokeweight="1pt">
+                      <v:stroke joinstyle="miter"/>
+                      <v:textbox>
+                        <w:txbxContent>
+                          <w:p>
+                            <w:pPr>
+                              <w:jc w:val="center"/>
+                            </w:pPr>
+                            <w:r>
+                              <w:rPr>
+                                <w:sz w:val="22"/>
+                                <w:szCs w:val="22"/>
+                              </w:rPr>
+                              <w:t>Dispatcher Servlet</w:t>
+                            </w:r>
+                          </w:p>
+                        </w:txbxContent>
+                      </v:textbox>
+                    </v:roundrect>
+                  </w:pict>
+                </mc:Fallback>
+              </mc:AlternateContent>
+            </w:r>
+            <w:r>
+              <w:rPr>
+                <w:noProof/>
+                <w:sz w:val="22"/>
+                <w:szCs w:val="22"/>
+              </w:rPr>
+              <mc:AlternateContent>
+                <mc:Choice Requires="wps">
+                  <w:drawing>
+                    <wp:anchor distT="0" distB="0" distL="114300" distR="114300" simplePos="0" relativeHeight="251663360" behindDoc="0" locked="0" layoutInCell="1" allowOverlap="1" wp14:anchorId="65122C59" wp14:editId="053C3C82">
+                      <wp:simplePos x="0" y="0"/>
+                      <wp:positionH relativeFrom="column">
+                        <wp:posOffset>380547</wp:posOffset>
+                      </wp:positionH>
+                      <wp:positionV relativeFrom="paragraph">
+                        <wp:posOffset>2540</wp:posOffset>
+                      </wp:positionV>
+                      <wp:extent cx="1344386" cy="359228"/>
+                      <wp:effectExtent l="0" t="0" r="27305" b="22225"/>
+                      <wp:wrapNone/>
+                      <wp:docPr id="1321991129" name="Rectangle: Rounded Corners 2"/>
+                      <wp:cNvGraphicFramePr/>
+                      <a:graphic xmlns:a="http://schemas.openxmlformats.org/drawingml/2006/main">
+                        <a:graphicData uri="http://schemas.microsoft.com/office/word/2010/wordprocessingShape">
+                          <wps:wsp>
+                            <wps:cNvSpPr/>
+                            <wps:spPr>
+                              <a:xfrm>
+                                <a:off x="0" y="0"/>
+                                <a:ext cx="1344386" cy="359228"/>
+                              </a:xfrm>
+                              <a:prstGeom prst="roundRect">
+                                <a:avLst/>
+                              </a:prstGeom>
+                            </wps:spPr>
+                            <wps:style>
+                              <a:lnRef idx="2">
+                                <a:schemeClr val="accent6"/>
+                              </a:lnRef>
+                              <a:fillRef idx="1">
+                                <a:schemeClr val="lt1"/>
+                              </a:fillRef>
+                              <a:effectRef idx="0">
+                                <a:schemeClr val="accent6"/>
+                              </a:effectRef>
+                              <a:fontRef idx="minor">
+                                <a:schemeClr val="dk1"/>
+                              </a:fontRef>
+                            </wps:style>
+                            <wps:txbx>
+                              <w:txbxContent>
+                                <w:p>
+                                  <w:pPr>
+                                    <w:jc w:val="center"/>
+                                  </w:pPr>
+                                  <w:r>
+                                    <w:rPr>
+                                      <w:sz w:val="22"/>
+                                      <w:szCs w:val="22"/>
+                                    </w:rPr>
+                                    <w:t>Tomcat</w:t>
+                                  </w:r>
+                                </w:p>
+                              </w:txbxContent>
+                            </wps:txbx>
+                            <wps:bodyPr rot="0" spcFirstLastPara="0" vertOverflow="overflow" horzOverflow="overflow" vert="horz" wrap="square" lIns="91440" tIns="45720" rIns="91440" bIns="45720" numCol="1" spcCol="0" rtlCol="0" fromWordArt="0" anchor="ctr" anchorCtr="0" forceAA="0" compatLnSpc="1">
+                              <a:prstTxWarp prst="textNoShape">
+                                <a:avLst/>
+                              </a:prstTxWarp>
+                              <a:noAutofit/>
+                            </wps:bodyPr>
+                          </wps:wsp>
+                        </a:graphicData>
+                      </a:graphic>
+                    </wp:anchor>
+                  </w:drawing>
+                </mc:Choice>
+                <mc:Fallback>
+                  <w:pict>
+                    <v:roundrect w14:anchorId="65122C59" id="_x0000_s1028" style="position:absolute;margin-left:29.95pt;margin-top:.2pt;width:105.85pt;height:28.3pt;z-index:251663360;visibility:visible;mso-wrap-style:square;mso-wrap-distance-left:9pt;mso-wrap-distance-top:0;mso-wrap-distance-right:9pt;mso-wrap-distance-bottom:0;mso-position-horizontal:absolute;mso-position-horizontal-relative:text;mso-position-vertical:absolute;mso-position-vertical-relative:text;v-text-anchor:middle" arcsize="10923f" o:gfxdata="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" fillcolor="white [3201]" strokecolor="#70ad47 [3209]" strokeweight="1pt">
+                      <v:stroke joinstyle="miter"/>
+                      <v:textbox>
+                        <w:txbxContent>
+                          <w:p>
+                            <w:pPr>
+                              <w:jc w:val="center"/>
+                            </w:pPr>
+                            <w:r>
+                              <w:rPr>
+                                <w:sz w:val="22"/>
+                                <w:szCs w:val="22"/>
+                              </w:rPr>
+                              <w:t>Tomcat</w:t>
+                            </w:r>
+                          </w:p>
+                        </w:txbxContent>
+                      </v:textbox>
+                    </v:roundrect>
+                  </w:pict>
+                </mc:Fallback>
+              </mc:AlternateContent>
+            </w:r>
+            <w:r>
+              <w:rPr>
+                <w:noProof/>
+                <w:sz w:val="22"/>
+                <w:szCs w:val="22"/>
+              </w:rPr>
+              <w:t xml:space="preserve"> </w:t>
+            </w:r>
+          </w:p>
+          <w:p>
+            <w:pPr>
+              <w:rPr>
+                <w:sz w:val="20"/>
+                <w:szCs w:val="20"/>
+              </w:rPr>
+            </w:pPr>
+            <w:r>
+              <w:rPr>
+                <w:noProof/>
+                <w:sz w:val="22"/>
+                <w:szCs w:val="22"/>
+              </w:rPr>
+              <mc:AlternateContent>
+                <mc:Choice Requires="wpi">
+                  <w:drawing>
+                    <wp:anchor distT="0" distB="0" distL="114300" distR="114300" simplePos="0" relativeHeight="251675648" behindDoc="0" locked="0" layoutInCell="1" allowOverlap="1" wp14:anchorId="72EA0976" wp14:editId="1779E397">
+                      <wp:simplePos x="0" y="0"/>
+                      <wp:positionH relativeFrom="column">
+                        <wp:posOffset>1998345</wp:posOffset>
+                      </wp:positionH>
+                      <wp:positionV relativeFrom="paragraph">
+                        <wp:posOffset>131445</wp:posOffset>
+                      </wp:positionV>
+                      <wp:extent cx="144700" cy="106620"/>
+                      <wp:effectExtent l="38100" t="38100" r="46355" b="46355"/>
+                      <wp:wrapNone/>
+                      <wp:docPr id="546327741" name="Ink 17"/>
+                      <wp:cNvGraphicFramePr/>
+                      <a:graphic xmlns:a="http://schemas.openxmlformats.org/drawingml/2006/main">
+                        <a:graphicData uri="http://schemas.microsoft.com/office/word/2010/wordprocessingInk">
+                          <w14:contentPart bwMode="auto" r:id="rId11">
+                            <w14:nvContentPartPr>
+                              <w14:cNvContentPartPr/>
+                            </w14:nvContentPartPr>
+                            <w14:xfrm>
+                              <a:off x="0" y="0"/>
+                              <a:ext cx="144700" cy="106620"/>
+                            </w14:xfrm>
+                          </w14:contentPart>
+                        </a:graphicData>
+                      </a:graphic>
+                    </wp:anchor>
+                  </w:drawing>
+                </mc:Choice>
+                <mc:Fallback>
+                  <w:pict>
+                    <v:shape w14:anchorId="77A8245E" id="Ink 17" o:spid="_x0000_s1026" type="#_x0000_t75" style="position:absolute;margin-left:156.85pt;margin-top:9.85pt;width:12.4pt;height:9.4pt;z-index:251675648;visibility:visible;mso-wrap-style:square;mso-wrap-distance-left:9pt;mso-wrap-distance-top:0;mso-wrap-distance-right:9pt;mso-wrap-distance-bottom:0;mso-position-horizontal:absolute;mso-position-horizontal-relative:text;mso-position-vertical:absolute;mso-position-vertical-relative:text" o:gfxdata="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">
+                      <v:imagedata r:id="rId12" o:title=""/>
+                    </v:shape>
+                  </w:pict>
+                </mc:Fallback>
+              </mc:AlternateContent>
+            </w:r>
+            <w:r>
+              <w:rPr>
+                <w:noProof/>
+                <w:sz w:val="22"/>
+                <w:szCs w:val="22"/>
+              </w:rPr>
+              <mc:AlternateContent>
+                <mc:Choice Requires="wpi">
+                  <w:drawing>
+                    <wp:anchor distT="0" distB="0" distL="114300" distR="114300" simplePos="0" relativeHeight="251673600" behindDoc="0" locked="0" layoutInCell="1" allowOverlap="1" wp14:anchorId="3A1CC4BD" wp14:editId="7CB458EE">
+                      <wp:simplePos x="0" y="0"/>
+                      <wp:positionH relativeFrom="column">
+                        <wp:posOffset>3898449</wp:posOffset>
+                      </wp:positionH>
+                      <wp:positionV relativeFrom="paragraph">
+                        <wp:posOffset>35219</wp:posOffset>
+                      </wp:positionV>
+                      <wp:extent cx="98640" cy="100080"/>
+                      <wp:effectExtent l="38100" t="38100" r="34925" b="52705"/>
+                      <wp:wrapNone/>
+                      <wp:docPr id="799412283" name="Ink 13"/>
+                      <wp:cNvGraphicFramePr/>
+                      <a:graphic xmlns:a="http://schemas.openxmlformats.org/drawingml/2006/main">
+                        <a:graphicData uri="http://schemas.microsoft.com/office/word/2010/wordprocessingInk">
+                          <w14:contentPart bwMode="auto" r:id="rId13">
+                            <w14:nvContentPartPr>
+                              <w14:cNvContentPartPr/>
+                            </w14:nvContentPartPr>
+                            <w14:xfrm>
+                              <a:off x="0" y="0"/>
+                              <a:ext cx="98640" cy="100080"/>
+                            </w14:xfrm>
+                          </w14:contentPart>
+                        </a:graphicData>
+                      </a:graphic>
+                    </wp:anchor>
+                  </w:drawing>
+                </mc:Choice>
+                <mc:Fallback>
+                  <w:pict>
+                    <v:shape w14:anchorId="5D60B7B4" id="Ink 13" o:spid="_x0000_s1026" type="#_x0000_t75" style="position:absolute;margin-left:306.45pt;margin-top:2.25pt;width:8.75pt;height:8.9pt;z-index:251673600;visibility:visible;mso-wrap-style:square;mso-wrap-distance-left:9pt;mso-wrap-distance-top:0;mso-wrap-distance-right:9pt;mso-wrap-distance-bottom:0;mso-position-horizontal:absolute;mso-position-horizontal-relative:text;mso-position-vertical:absolute;mso-position-vertical-relative:text" o:gfxdata="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">
+                      <v:imagedata r:id="rId14" o:title=""/>
+                    </v:shape>
+                  </w:pict>
+                </mc:Fallback>
+              </mc:AlternateContent>
+            </w:r>
+          </w:p>
+          <w:p>
+            <w:pPr>
+              <w:rPr>
+                <w:lang w:val="en-IN"/>
+              </w:rPr>
+            </w:pPr>
+            <w:r>
+              <w:rPr>
+                <w:noProof/>
+                <w:sz w:val="22"/>
+                <w:szCs w:val="22"/>
+              </w:rPr>
+              <mc:AlternateContent>
+                <mc:Choice Requires="wps">
+                  <w:drawing>
+                    <wp:anchor distT="0" distB="0" distL="114300" distR="114300" simplePos="0" relativeHeight="251670528" behindDoc="0" locked="0" layoutInCell="1" allowOverlap="1" wp14:anchorId="5CF66274" wp14:editId="704C9C7D">
+                      <wp:simplePos x="0" y="0"/>
+                      <wp:positionH relativeFrom="column">
+                        <wp:posOffset>1947901</wp:posOffset>
+                      </wp:positionH>
+                      <wp:positionV relativeFrom="paragraph">
+                        <wp:posOffset>80849</wp:posOffset>
+                      </wp:positionV>
+                      <wp:extent cx="508639" cy="60028"/>
+                      <wp:effectExtent l="0" t="171450" r="0" b="168910"/>
+                      <wp:wrapNone/>
+                      <wp:docPr id="1739082195" name="Arrow: Left 8"/>
+                      <wp:cNvGraphicFramePr/>
+                      <a:graphic xmlns:a="http://schemas.openxmlformats.org/drawingml/2006/main">
+                        <a:graphicData uri="http://schemas.microsoft.com/office/word/2010/wordprocessingShape">
+                          <wps:wsp>
+                            <wps:cNvSpPr/>
+                            <wps:spPr>
+                              <a:xfrm rot="18968821">
+                                <a:off x="0" y="0"/>
+                                <a:ext cx="508639" cy="60028"/>
+                              </a:xfrm>
+                              <a:prstGeom prst="leftArrow">
+                                <a:avLst/>
+                              </a:prstGeom>
+                            </wps:spPr>
+                            <wps:style>
+                              <a:lnRef idx="2">
+                                <a:schemeClr val="accent1">
+                                  <a:shade val="15000"/>
+                                </a:schemeClr>
+                              </a:lnRef>
+                              <a:fillRef idx="1">
+                                <a:schemeClr val="accent1"/>
+                              </a:fillRef>
+                              <a:effectRef idx="0">
+                                <a:schemeClr val="accent1"/>
+                              </a:effectRef>
+                              <a:fontRef idx="minor">
+                                <a:schemeClr val="lt1"/>
+                              </a:fontRef>
+                            </wps:style>
+                            <wps:bodyPr rot="0" spcFirstLastPara="0" vertOverflow="overflow" horzOverflow="overflow" vert="horz" wrap="square" lIns="91440" tIns="45720" rIns="91440" bIns="45720" numCol="1" spcCol="0" rtlCol="0" fromWordArt="0" anchor="ctr" anchorCtr="0" forceAA="0" compatLnSpc="1">
+                              <a:prstTxWarp prst="textNoShape">
+                                <a:avLst/>
+                              </a:prstTxWarp>
+                              <a:noAutofit/>
+                            </wps:bodyPr>
+                          </wps:wsp>
+                        </a:graphicData>
+                      </a:graphic>
+                      <wp14:sizeRelH relativeFrom="margin">
+                        <wp14:pctWidth>0</wp14:pctWidth>
+                      </wp14:sizeRelH>
+                      <wp14:sizeRelV relativeFrom="margin">
+                        <wp14:pctHeight>0</wp14:pctHeight>
+                      </wp14:sizeRelV>
+                    </wp:anchor>
+                  </w:drawing>
+                </mc:Choice>
+                <mc:Fallback>
+                  <w:pict>
+                    <v:shape w14:anchorId="1C4C4DD9" id="Arrow: Left 8" o:spid="_x0000_s1026" type="#_x0000_t66" style="position:absolute;margin-left:153.4pt;margin-top:6.35pt;width:40.05pt;height:4.75pt;rotation:-2873949fd;z-index:251670528;visibility:visible;mso-wrap-style:square;mso-width-percent:0;mso-height-percent:0;mso-wrap-distance-left:9pt;mso-wrap-distance-top:0;mso-wrap-distance-right:9pt;mso-wrap-distance-bottom:0;mso-position-horizontal:absolute;mso-position-horizontal-relative:text;mso-position-vertical:absolute;mso-position-vertical-relative:text;mso-width-percent:0;mso-height-percent:0;mso-width-relative:margin;mso-height-relative:margin;v-text-anchor:middle" o:gfxdata="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" adj="1275" fillcolor="#4472c4 [3204]" strokecolor="#09101d [484]" strokeweight="1pt"/>
+                  </w:pict>
+                </mc:Fallback>
+              </mc:AlternateContent>
+            </w:r>
+            <w:r>
+              <w:rPr>
+                <w:noProof/>
+                <w:sz w:val="22"/>
+                <w:szCs w:val="22"/>
+              </w:rPr>
+              <mc:AlternateContent>
+                <mc:Choice Requires="wps">
+                  <w:drawing>
+                    <wp:anchor distT="0" distB="0" distL="114300" distR="114300" simplePos="0" relativeHeight="251669504" behindDoc="0" locked="0" layoutInCell="1" allowOverlap="1" wp14:anchorId="2DC48D3C" wp14:editId="7392462C">
+                      <wp:simplePos x="0" y="0"/>
+                      <wp:positionH relativeFrom="column">
+                        <wp:posOffset>1895203</wp:posOffset>
+                      </wp:positionH>
+                      <wp:positionV relativeFrom="paragraph">
+                        <wp:posOffset>70032</wp:posOffset>
+                      </wp:positionV>
+                      <wp:extent cx="462643" cy="45719"/>
+                      <wp:effectExtent l="0" t="152400" r="0" b="164465"/>
+                      <wp:wrapNone/>
+                      <wp:docPr id="1001474065" name="Arrow: Right 7"/>
+                      <wp:cNvGraphicFramePr/>
+                      <a:graphic xmlns:a="http://schemas.openxmlformats.org/drawingml/2006/main">
+                        <a:graphicData uri="http://schemas.microsoft.com/office/word/2010/wordprocessingShape">
+                          <wps:wsp>
+                            <wps:cNvSpPr/>
+                            <wps:spPr>
+                              <a:xfrm rot="18968821">
+                                <a:off x="0" y="0"/>
+                                <a:ext cx="462643" cy="45719"/>
+                              </a:xfrm>
+                              <a:prstGeom prst="rightArrow">
+                                <a:avLst/>
+                              </a:prstGeom>
+                            </wps:spPr>
+                            <wps:style>
+                              <a:lnRef idx="2">
+                                <a:schemeClr val="accent1">
+                                  <a:shade val="15000"/>
+                                </a:schemeClr>
+                              </a:lnRef>
+                              <a:fillRef idx="1">
+                                <a:schemeClr val="accent1"/>
+                              </a:fillRef>
+                              <a:effectRef idx="0">
+                                <a:schemeClr val="accent1"/>
+                              </a:effectRef>
+                              <a:fontRef idx="minor">
+                                <a:schemeClr val="lt1"/>
+                              </a:fontRef>
+                            </wps:style>
+                            <wps:bodyPr rot="0" spcFirstLastPara="0" vertOverflow="overflow" horzOverflow="overflow" vert="horz" wrap="square" lIns="91440" tIns="45720" rIns="91440" bIns="45720" numCol="1" spcCol="0" rtlCol="0" fromWordArt="0" anchor="ctr" anchorCtr="0" forceAA="0" compatLnSpc="1">
+                              <a:prstTxWarp prst="textNoShape">
+                                <a:avLst/>
+                              </a:prstTxWarp>
+                              <a:noAutofit/>
+                            </wps:bodyPr>
+                          </wps:wsp>
+                        </a:graphicData>
+                      </a:graphic>
+                    </wp:anchor>
+                  </w:drawing>
+                </mc:Choice>
+                <mc:Fallback>
+                  <w:pict>
+                    <v:shape w14:anchorId="30161BBF" id="Arrow: Right 7" o:spid="_x0000_s1026" type="#_x0000_t13" style="position:absolute;margin-left:149.25pt;margin-top:5.5pt;width:36.45pt;height:3.6pt;rotation:-2873949fd;z-index:251669504;visibility:visible;mso-wrap-style:square;mso-wrap-distance-left:9pt;mso-wrap-distance-top:0;mso-wrap-distance-right:9pt;mso-wrap-distance-bottom:0;mso-position-horizontal:absolute;mso-position-horizontal-relative:text;mso-position-vertical:absolute;mso-position-vertical-relative:text;v-text-anchor:middle" o:gfxdata="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" adj="20533" fillcolor="#4472c4 [3204]" strokecolor="#09101d [484]" strokeweight="1pt"/>
+                  </w:pict>
+                </mc:Fallback>
+              </mc:AlternateContent>
+            </w:r>
+            <w:r>
+              <w:rPr>
+                <w:noProof/>
+                <w:sz w:val="22"/>
+                <w:szCs w:val="22"/>
+              </w:rPr>
+              <mc:AlternateContent>
+                <mc:Choice Requires="wpi">
+                  <w:drawing>
+                    <wp:anchor distT="0" distB="0" distL="114300" distR="114300" simplePos="0" relativeHeight="251674624" behindDoc="0" locked="0" layoutInCell="1" allowOverlap="1" wp14:anchorId="512B363B" wp14:editId="1B70A14F">
+                      <wp:simplePos x="0" y="0"/>
+                      <wp:positionH relativeFrom="column">
+                        <wp:posOffset>2374209</wp:posOffset>
+                      </wp:positionH>
+                      <wp:positionV relativeFrom="paragraph">
+                        <wp:posOffset>26434</wp:posOffset>
+                      </wp:positionV>
+                      <wp:extent cx="97920" cy="159120"/>
+                      <wp:effectExtent l="38100" t="38100" r="35560" b="50800"/>
+                      <wp:wrapNone/>
+                      <wp:docPr id="1561351938" name="Ink 14"/>
+                      <wp:cNvGraphicFramePr/>
+                      <a:graphic xmlns:a="http://schemas.openxmlformats.org/drawingml/2006/main">
+                        <a:graphicData uri="http://schemas.microsoft.com/office/word/2010/wordprocessingInk">
+                          <w14:contentPart bwMode="auto" r:id="rId15">
+                            <w14:nvContentPartPr>
+                              <w14:cNvContentPartPr/>
+                            </w14:nvContentPartPr>
+                            <w14:xfrm>
+                              <a:off x="0" y="0"/>
+                              <a:ext cx="97920" cy="159120"/>
+                            </w14:xfrm>
+                          </w14:contentPart>
+                        </a:graphicData>
+                      </a:graphic>
+                    </wp:anchor>
+                  </w:drawing>
+                </mc:Choice>
+                <mc:Fallback>
+                  <w:pict>
+                    <v:shape w14:anchorId="6E8D1C17" id="Ink 14" o:spid="_x0000_s1026" type="#_x0000_t75" style="position:absolute;margin-left:186.45pt;margin-top:1.6pt;width:8.65pt;height:13.55pt;z-index:251674624;visibility:visible;mso-wrap-style:square;mso-wrap-distance-left:9pt;mso-wrap-distance-top:0;mso-wrap-distance-right:9pt;mso-wrap-distance-bottom:0;mso-position-horizontal:absolute;mso-position-horizontal-relative:text;mso-position-vertical:absolute;mso-position-vertical-relative:text" o:gfxdata="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">
+                      <v:imagedata r:id="rId16" o:title=""/>
+                    </v:shape>
+                  </w:pict>
+                </mc:Fallback>
+              </mc:AlternateContent>
+            </w:r>
+          </w:p>
+          <w:p>
+            <w:pPr>
+              <w:rPr>
+                <w:lang w:val="en-IN"/>
+              </w:rPr>
+            </w:pPr>
+            <w:r>
+              <w:rPr>
+                <w:noProof/>
+                <w:sz w:val="22"/>
+                <w:szCs w:val="22"/>
+              </w:rPr>
+              <mc:AlternateContent>
+                <mc:Choice Requires="wps">
+                  <w:drawing>
+                    <wp:anchor distT="0" distB="0" distL="114300" distR="114300" simplePos="0" relativeHeight="251679744" behindDoc="0" locked="0" layoutInCell="1" allowOverlap="1" wp14:anchorId="6D7E597D" wp14:editId="5A245A76">
+                      <wp:simplePos x="0" y="0"/>
+                      <wp:positionH relativeFrom="column">
+                        <wp:posOffset>2943316</wp:posOffset>
+                      </wp:positionH>
+                      <wp:positionV relativeFrom="paragraph">
+                        <wp:posOffset>133622</wp:posOffset>
+                      </wp:positionV>
+                      <wp:extent cx="1344386" cy="359228"/>
+                      <wp:effectExtent l="0" t="0" r="27305" b="22225"/>
+                      <wp:wrapNone/>
+                      <wp:docPr id="240483018" name="Rectangle: Rounded Corners 2"/>
+                      <wp:cNvGraphicFramePr/>
+                      <a:graphic xmlns:a="http://schemas.openxmlformats.org/drawingml/2006/main">
+                        <a:graphicData uri="http://schemas.microsoft.com/office/word/2010/wordprocessingShape">
+                          <wps:wsp>
+                            <wps:cNvSpPr/>
+                            <wps:spPr>
+                              <a:xfrm>
+                                <a:off x="0" y="0"/>
+                                <a:ext cx="1344386" cy="359228"/>
+                              </a:xfrm>
+                              <a:prstGeom prst="roundRect">
+                                <a:avLst/>
+                              </a:prstGeom>
+                            </wps:spPr>
+                            <wps:style>
+                              <a:lnRef idx="2">
+                                <a:schemeClr val="accent6"/>
+                              </a:lnRef>
+                              <a:fillRef idx="1">
+                                <a:schemeClr val="lt1"/>
+                              </a:fillRef>
+                              <a:effectRef idx="0">
+                                <a:schemeClr val="accent6"/>
+                              </a:effectRef>
+                              <a:fontRef idx="minor">
+                                <a:schemeClr val="dk1"/>
+                              </a:fontRef>
+                            </wps:style>
+                            <wps:txbx>
+                              <w:txbxContent>
+                                <w:p>
+                                  <w:pPr>
+                                    <w:jc w:val="center"/>
+                                  </w:pPr>
+                                  <w:r>
+                                    <w:rPr>
+                                      <w:sz w:val="22"/>
+                                      <w:szCs w:val="22"/>
+                                    </w:rPr>
+                                    <w:t xml:space="preserve">Controllers </w:t>
+                                  </w:r>
+                                </w:p>
+                              </w:txbxContent>
+                            </wps:txbx>
+                            <wps:bodyPr rot="0" spcFirstLastPara="0" vertOverflow="overflow" horzOverflow="overflow" vert="horz" wrap="square" lIns="91440" tIns="45720" rIns="91440" bIns="45720" numCol="1" spcCol="0" rtlCol="0" fromWordArt="0" anchor="ctr" anchorCtr="0" forceAA="0" compatLnSpc="1">
+                              <a:prstTxWarp prst="textNoShape">
+                                <a:avLst/>
+                              </a:prstTxWarp>
+                              <a:noAutofit/>
+                            </wps:bodyPr>
+                          </wps:wsp>
+                        </a:graphicData>
+                      </a:graphic>
+                    </wp:anchor>
+                  </w:drawing>
+                </mc:Choice>
+                <mc:Fallback>
+                  <w:pict>
+                    <v:roundrect w14:anchorId="6D7E597D" id="_x0000_s1029" style="position:absolute;margin-left:231.75pt;margin-top:10.5pt;width:105.85pt;height:28.3pt;z-index:251679744;visibility:visible;mso-wrap-style:square;mso-wrap-distance-left:9pt;mso-wrap-distance-top:0;mso-wrap-distance-right:9pt;mso-wrap-distance-bottom:0;mso-position-horizontal:absolute;mso-position-horizontal-relative:text;mso-position-vertical:absolute;mso-position-vertical-relative:text;v-text-anchor:middle" arcsize="10923f" o:gfxdata="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" fillcolor="white [3201]" strokecolor="#70ad47 [3209]" strokeweight="1pt">
+                      <v:stroke joinstyle="miter"/>
+                      <v:textbox>
+                        <w:txbxContent>
+                          <w:p>
+                            <w:pPr>
+                              <w:jc w:val="center"/>
+                            </w:pPr>
+                            <w:r>
+                              <w:rPr>
+                                <w:sz w:val="22"/>
+                                <w:szCs w:val="22"/>
+                              </w:rPr>
+                              <w:t xml:space="preserve">Controllers </w:t>
+                            </w:r>
+                          </w:p>
+                        </w:txbxContent>
+                      </v:textbox>
+                    </v:roundrect>
+                  </w:pict>
+                </mc:Fallback>
+              </mc:AlternateContent>
+            </w:r>
+            <w:r>
+              <w:rPr>
+                <w:noProof/>
+                <w:sz w:val="22"/>
+                <w:szCs w:val="22"/>
+              </w:rPr>
+              <mc:AlternateContent>
+                <mc:Choice Requires="wps">
+                  <w:drawing>
+                    <wp:anchor distT="0" distB="0" distL="114300" distR="114300" simplePos="0" relativeHeight="251664384" behindDoc="0" locked="0" layoutInCell="1" allowOverlap="1" wp14:anchorId="18010B79" wp14:editId="2C280B63">
+                      <wp:simplePos x="0" y="0"/>
+                      <wp:positionH relativeFrom="column">
+                        <wp:posOffset>1463040</wp:posOffset>
+                      </wp:positionH>
+                      <wp:positionV relativeFrom="paragraph">
+                        <wp:posOffset>101056</wp:posOffset>
+                      </wp:positionV>
+                      <wp:extent cx="1344386" cy="359228"/>
+                      <wp:effectExtent l="0" t="0" r="27305" b="22225"/>
+                      <wp:wrapNone/>
+                      <wp:docPr id="437242114" name="Rectangle: Rounded Corners 2"/>
+                      <wp:cNvGraphicFramePr/>
+                      <a:graphic xmlns:a="http://schemas.openxmlformats.org/drawingml/2006/main">
+                        <a:graphicData uri="http://schemas.microsoft.com/office/word/2010/wordprocessingShape">
+                          <wps:wsp>
+                            <wps:cNvSpPr/>
+                            <wps:spPr>
+                              <a:xfrm>
+                                <a:off x="0" y="0"/>
+                                <a:ext cx="1344386" cy="359228"/>
+                              </a:xfrm>
+                              <a:prstGeom prst="roundRect">
+                                <a:avLst/>
+                              </a:prstGeom>
+                            </wps:spPr>
+                            <wps:style>
+                              <a:lnRef idx="2">
+                                <a:schemeClr val="accent6"/>
+                              </a:lnRef>
+                              <a:fillRef idx="1">
+                                <a:schemeClr val="lt1"/>
+                              </a:fillRef>
+                              <a:effectRef idx="0">
+                                <a:schemeClr val="accent6"/>
+                              </a:effectRef>
+                              <a:fontRef idx="minor">
+                                <a:schemeClr val="dk1"/>
+                              </a:fontRef>
+                            </wps:style>
+                            <wps:txbx>
+                              <w:txbxContent>
+                                <w:p>
+                                  <w:pPr>
+                                    <w:jc w:val="center"/>
+                                  </w:pPr>
+                                  <w:r>
+                                    <w:rPr>
+                                      <w:sz w:val="22"/>
+                                      <w:szCs w:val="22"/>
+                                    </w:rPr>
+                                    <w:t xml:space="preserve">Controllers </w:t>
+                                  </w:r>
+                                </w:p>
+                              </w:txbxContent>
+                            </wps:txbx>
+                            <wps:bodyPr rot="0" spcFirstLastPara="0" vertOverflow="overflow" horzOverflow="overflow" vert="horz" wrap="square" lIns="91440" tIns="45720" rIns="91440" bIns="45720" numCol="1" spcCol="0" rtlCol="0" fromWordArt="0" anchor="ctr" anchorCtr="0" forceAA="0" compatLnSpc="1">
+                              <a:prstTxWarp prst="textNoShape">
+                                <a:avLst/>
+                              </a:prstTxWarp>
+                              <a:noAutofit/>
+                            </wps:bodyPr>
+                          </wps:wsp>
+                        </a:graphicData>
+                      </a:graphic>
+                    </wp:anchor>
+                  </w:drawing>
+                </mc:Choice>
+                <mc:Fallback>
+                  <w:pict>
+                    <v:roundrect w14:anchorId="18010B79" id="_x0000_s1030" style="position:absolute;margin-left:115.2pt;margin-top:7.95pt;width:105.85pt;height:28.3pt;z-index:251664384;visibility:visible;mso-wrap-style:square;mso-wrap-distance-left:9pt;mso-wrap-distance-top:0;mso-wrap-distance-right:9pt;mso-wrap-distance-bottom:0;mso-position-horizontal:absolute;mso-position-horizontal-relative:text;mso-position-vertical:absolute;mso-position-vertical-relative:text;v-text-anchor:middle" arcsize="10923f" o:gfxdata="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" fillcolor="white [3201]" strokecolor="#70ad47 [3209]" strokeweight="1pt">
+                      <v:stroke joinstyle="miter"/>
+                      <v:textbox>
+                        <w:txbxContent>
+                          <w:p>
+                            <w:pPr>
+                              <w:jc w:val="center"/>
+                            </w:pPr>
+                            <w:r>
+                              <w:rPr>
+                                <w:sz w:val="22"/>
+                                <w:szCs w:val="22"/>
+                              </w:rPr>
+                              <w:t xml:space="preserve">Controllers </w:t>
+                            </w:r>
+                          </w:p>
+                        </w:txbxContent>
+                      </v:textbox>
+                    </v:roundrect>
+                  </w:pict>
+                </mc:Fallback>
+              </mc:AlternateContent>
+            </w:r>
+          </w:p>
+          <w:p/>
+        </w:tc>
+      </w:tr>
+    </w:tbl>
+    <w:p/>
+    <w:p>
+      <w:pPr>
+        <w:pStyle w:val="ListParagraph"/>
+        <w:numPr>
+          <w:ilvl w:val="0"/>
+          <w:numId w:val="7"/>
+        </w:numPr>
+      </w:pPr>
+      <w:r>
+        <w:t xml:space="preserve">Path Variable : used to read the values from URL path </w:t>
+      </w:r>
+    </w:p>
+    <w:p>
+      <w:pPr>
+        <w:pStyle w:val="ListParagraph"/>
+      </w:pPr>
+      <w:r>
+        <w:t>Eg: Get /employees/1</w:t>
+      </w:r>
+    </w:p>
+    <w:p>
+      <w:pPr>
+        <w:pStyle w:val="ListParagraph"/>
+        <w:numPr>
+          <w:ilvl w:val="0"/>
+          <w:numId w:val="7"/>
+        </w:numPr>
+      </w:pPr>
+      <w:r>
+        <w:t>@RequestParam: used for query Parameter.</w:t>
+      </w:r>
+    </w:p>
+    <w:p>
+      <w:pPr>
+        <w:pStyle w:val="ListParagraph"/>
+        <w:ind w:left="1440"/>
+      </w:pPr>
+      <w:r>
+        <w:t>Eg: Get /employees?id=101</w:t>
+      </w:r>
+    </w:p>
+    <w:p>
+      <w:pPr>
+        <w:pStyle w:val="ListParagraph"/>
+        <w:numPr>
+          <w:ilvl w:val="0"/>
+          <w:numId w:val="7"/>
+        </w:numPr>
+      </w:pPr>
+      <w:r>
+        <w:t>@RequestBody: used when client has to send json, without @Requestbody spring can not convert  JSON into Java.</w:t>
+      </w:r>
+    </w:p>
+    <w:p>
+      <w:pPr>
+        <w:pStyle w:val="ListParagraph"/>
+        <w:numPr>
+          <w:ilvl w:val="0"/>
+          <w:numId w:val="7"/>
+        </w:numPr>
+      </w:pPr>
+      <w:r>
+        <w:t>ResponseEntity: generally we return employee, but good thing is to return</w:t>
+      </w:r>
+    </w:p>
+    <w:p>
+      <w:pPr>
+        <w:pStyle w:val="ListParagraph"/>
+        <w:ind w:left="1440"/>
+      </w:pPr>
+      <w:r>
+        <w:t>return ResponseEntity.ok(employee);</w:t>
+      </w:r>
+    </w:p>
+    <w:p>
+      <w:pPr>
+        <w:pStyle w:val="ListParagraph"/>
+        <w:ind w:left="1440"/>
+      </w:pPr>
+      <w:r>
+        <w:t xml:space="preserve">because it let us control Status codes, headers and response body. </w:t>
+      </w:r>
+    </w:p>
+    <w:p>
+      <w:pPr>
+        <w:pStyle w:val="ListParagraph"/>
+        <w:ind w:left="1440"/>
+      </w:pPr>
+      <w:r>
+        <w:t>return ResponseEntity .status(HttpStatus.CREATED) .body(saved);</w:t>
+      </w:r>
+    </w:p>
+    <w:p/>
+    <w:p>
+      <w:pPr>
+        <w:rPr>
+          <w:b/>
+          <w:bCs/>
+          <w:sz w:val="28"/>
+          <w:szCs w:val="28"/>
+        </w:rPr>
+      </w:pPr>
+      <w:r>
+        <w:rPr>
+          <w:b/>
+          <w:bCs/>
+          <w:sz w:val="28"/>
+          <w:szCs w:val="28"/>
+        </w:rPr>
+        <w:t>DTO(Data Transfer Object)</w:t>
+      </w:r>
+    </w:p>
+    <w:p>
+      <w:pPr>
+        <w:rPr>
+          <w:sz w:val="28"/>
+          <w:szCs w:val="28"/>
+        </w:rPr>
+      </w:pPr>
+      <w:r>
+        <w:rPr>
+          <w:sz w:val="28"/>
+          <w:szCs w:val="28"/>
+        </w:rPr>
+        <w:t>simple java object used to transfer the data between different layers or between client and the server.</w:t>
+      </w:r>
+    </w:p>
+    <w:p>
+      <w:pPr>
+        <w:rPr>
+          <w:sz w:val="28"/>
+          <w:szCs w:val="28"/>
+        </w:rPr>
+      </w:pPr>
+      <w:r>
+        <w:rPr>
+          <w:sz w:val="28"/>
+          <w:szCs w:val="28"/>
+        </w:rPr>
+        <w:t>Does not contain any business logic and @Entity annotation.</w:t>
+      </w:r>
+    </w:p>
+    <w:p>
+      <w:pPr>
+        <w:rPr>
+          <w:sz w:val="28"/>
+          <w:szCs w:val="28"/>
+        </w:rPr>
+      </w:pPr>
+      <w:r>
+        <w:rPr>
+          <w:sz w:val="28"/>
+          <w:szCs w:val="28"/>
+        </w:rPr>
+        <w:t>Use DTO to increase security, reduce unnecessary data transfer, decouple API from db schema and make api easier to maintain.</w:t>
+      </w:r>
+    </w:p>
+    <w:p>
+      <w:pPr>
+        <w:rPr>
+          <w:sz w:val="28"/>
+          <w:szCs w:val="28"/>
+        </w:rPr>
+      </w:pPr>
+      <w:r>
+        <w:rPr>
+          <w:sz w:val="28"/>
+          <w:szCs w:val="28"/>
+        </w:rPr>
+        <w:lastRenderedPageBreak/>
+        <w:t xml:space="preserve">They are not managed by hibernate. </w:t>
+      </w:r>
+    </w:p>
+    <w:p>
+      <w:pPr>
+        <w:rPr>
+          <w:sz w:val="28"/>
+          <w:szCs w:val="28"/>
+        </w:rPr>
+      </w:pPr>
+      <w:r>
+        <w:rPr>
+          <w:sz w:val="28"/>
+          <w:szCs w:val="28"/>
+        </w:rPr>
+        <w:t>If we are accepting a user profile then entity may contain id an other auto generated fields that client does not provide so do not put them in dto</w:t>
+      </w:r>
+    </w:p>
+    <w:p>
+      <w:pPr>
+        <w:rPr>
+          <w:b/>
+          <w:bCs/>
+          <w:sz w:val="28"/>
+          <w:szCs w:val="28"/>
+        </w:rPr>
+      </w:pPr>
+      <w:r>
+        <w:rPr>
+          <w:b/>
+          <w:bCs/>
+          <w:sz w:val="28"/>
+          <w:szCs w:val="28"/>
+        </w:rPr>
+        <w:t>DTO Mapping:</w:t>
+      </w:r>
+    </w:p>
+    <w:p>
+      <w:pPr>
+        <w:pStyle w:val="ListParagraph"/>
+        <w:numPr>
+          <w:ilvl w:val="0"/>
+          <w:numId w:val="8"/>
+        </w:numPr>
+        <w:rPr>
+          <w:sz w:val="28"/>
+          <w:szCs w:val="28"/>
+        </w:rPr>
+      </w:pPr>
+      <w:r>
+        <w:rPr>
+          <w:sz w:val="28"/>
+          <w:szCs w:val="28"/>
+        </w:rPr>
+        <w:t>Manual Mapping: Employee emp; EmployeeDto</w:t>
+      </w:r>
+      <w:r>
+        <w:t xml:space="preserve"> dto</w:t>
+      </w:r>
+      <w:r>
+        <w:rPr>
+          <w:sz w:val="28"/>
+          <w:szCs w:val="28"/>
+        </w:rPr>
+        <w:t>=new EmployeeDto();</w:t>
+      </w:r>
+    </w:p>
+    <w:p>
+      <w:pPr>
+        <w:pStyle w:val="ListParagraph"/>
+        <w:rPr>
+          <w:sz w:val="28"/>
+          <w:szCs w:val="28"/>
+        </w:rPr>
+      </w:pPr>
+      <w:r>
+        <w:rPr>
+          <w:sz w:val="28"/>
+          <w:szCs w:val="28"/>
+        </w:rPr>
+        <w:t>Dt.setName(emp.getName();</w:t>
+      </w:r>
+    </w:p>
+    <w:p>
+      <w:pPr>
+        <w:pStyle w:val="ListParagraph"/>
+        <w:numPr>
+          <w:ilvl w:val="0"/>
+          <w:numId w:val="8"/>
+        </w:numPr>
+        <w:rPr>
+          <w:sz w:val="28"/>
+          <w:szCs w:val="28"/>
+        </w:rPr>
+      </w:pPr>
+      <w:r>
+        <w:rPr>
+          <w:sz w:val="28"/>
+          <w:szCs w:val="28"/>
+        </w:rPr>
+        <w:t>Reverse Mapping: emp.setName(dto.getName());</w:t>
+      </w:r>
+    </w:p>
+    <w:p>
+      <w:pPr>
+        <w:pStyle w:val="ListParagraph"/>
+        <w:numPr>
+          <w:ilvl w:val="0"/>
+          <w:numId w:val="8"/>
+        </w:numPr>
+        <w:rPr>
+          <w:sz w:val="28"/>
+          <w:szCs w:val="28"/>
+        </w:rPr>
+      </w:pPr>
+      <w:r>
+        <w:rPr>
+          <w:sz w:val="28"/>
+          <w:szCs w:val="28"/>
+        </w:rPr>
+        <w:t>ModdelMapper:</w:t>
+      </w:r>
+    </w:p>
+    <w:p>
+      <w:pPr>
+        <w:rPr>
+          <w:sz w:val="28"/>
+          <w:szCs w:val="28"/>
+        </w:rPr>
+      </w:pPr>
+    </w:p>
     <w:p/>
     <w:p/>
     <w:p/>
-    <w:p>
-      <w:r>
-        <w:br w:type="page"/>
-      </w:r>
-    </w:p>
-    <w:p>
-      <w:r>
-        <w:lastRenderedPageBreak/>
+    <w:p/>
+    <w:p>
+      <w:r>
         <w:t>Important:</w:t>
       </w:r>
     </w:p>
@@ -3262,21 +4665,8 @@
         </w:numPr>
       </w:pPr>
       <w:r>
-        <w:t xml:space="preserve">If we need the complete metadata of any </w:t>
-      </w:r>
-      <w:proofErr w:type="gramStart"/>
-      <w:r>
-        <w:t>class</w:t>
-      </w:r>
-      <w:proofErr w:type="gramEnd"/>
-      <w:r>
-        <w:t xml:space="preserve"> we use refraction in this case as </w:t>
-      </w:r>
-      <w:proofErr w:type="spellStart"/>
-      <w:r>
-        <w:t>MyClass.class</w:t>
-      </w:r>
-      <w:proofErr w:type="spellEnd"/>
+        <w:t>If we need the complete metadata of any class we use refraction in this case as MyClass.class</w:t>
+      </w:r>
     </w:p>
     <w:p>
       <w:pPr>
@@ -3387,13 +4777,669 @@
     </w:lvl>
   </w:abstractNum>
   <w:abstractNum w:abstractNumId="1" w15:restartNumberingAfterBreak="0">
+    <w:nsid w:val="280C0448"/>
+    <w:multiLevelType w:val="multilevel"/>
+    <w:tmpl w:val="E8E2D0C4"/>
+    <w:lvl w:ilvl="0">
+      <w:start w:val="1"/>
+      <w:numFmt w:val="bullet"/>
+      <w:lvlText w:val=""/>
+      <w:lvlJc w:val="left"/>
+      <w:pPr>
+        <w:tabs>
+          <w:tab w:val="num" w:pos="720"/>
+        </w:tabs>
+        <w:ind w:left="720" w:hanging="360"/>
+      </w:pPr>
+      <w:rPr>
+        <w:rFonts w:ascii="Symbol" w:hAnsi="Symbol" w:hint="default"/>
+        <w:sz w:val="20"/>
+      </w:rPr>
+    </w:lvl>
+    <w:lvl w:ilvl="1" w:tentative="1">
+      <w:start w:val="1"/>
+      <w:numFmt w:val="bullet"/>
+      <w:lvlText w:val="o"/>
+      <w:lvlJc w:val="left"/>
+      <w:pPr>
+        <w:tabs>
+          <w:tab w:val="num" w:pos="1440"/>
+        </w:tabs>
+        <w:ind w:left="1440" w:hanging="360"/>
+      </w:pPr>
+      <w:rPr>
+        <w:rFonts w:ascii="Courier New" w:hAnsi="Courier New" w:hint="default"/>
+        <w:sz w:val="20"/>
+      </w:rPr>
+    </w:lvl>
+    <w:lvl w:ilvl="2" w:tentative="1">
+      <w:start w:val="1"/>
+      <w:numFmt w:val="bullet"/>
+      <w:lvlText w:val=""/>
+      <w:lvlJc w:val="left"/>
+      <w:pPr>
+        <w:tabs>
+          <w:tab w:val="num" w:pos="2160"/>
+        </w:tabs>
+        <w:ind w:left="2160" w:hanging="360"/>
+      </w:pPr>
+      <w:rPr>
+        <w:rFonts w:ascii="Wingdings" w:hAnsi="Wingdings" w:hint="default"/>
+        <w:sz w:val="20"/>
+      </w:rPr>
+    </w:lvl>
+    <w:lvl w:ilvl="3" w:tentative="1">
+      <w:start w:val="1"/>
+      <w:numFmt w:val="bullet"/>
+      <w:lvlText w:val=""/>
+      <w:lvlJc w:val="left"/>
+      <w:pPr>
+        <w:tabs>
+          <w:tab w:val="num" w:pos="2880"/>
+        </w:tabs>
+        <w:ind w:left="2880" w:hanging="360"/>
+      </w:pPr>
+      <w:rPr>
+        <w:rFonts w:ascii="Wingdings" w:hAnsi="Wingdings" w:hint="default"/>
+        <w:sz w:val="20"/>
+      </w:rPr>
+    </w:lvl>
+    <w:lvl w:ilvl="4" w:tentative="1">
+      <w:start w:val="1"/>
+      <w:numFmt w:val="bullet"/>
+      <w:lvlText w:val=""/>
+      <w:lvlJc w:val="left"/>
+      <w:pPr>
+        <w:tabs>
+          <w:tab w:val="num" w:pos="3600"/>
+        </w:tabs>
+        <w:ind w:left="3600" w:hanging="360"/>
+      </w:pPr>
+      <w:rPr>
+        <w:rFonts w:ascii="Wingdings" w:hAnsi="Wingdings" w:hint="default"/>
+        <w:sz w:val="20"/>
+      </w:rPr>
+    </w:lvl>
+    <w:lvl w:ilvl="5" w:tentative="1">
+      <w:start w:val="1"/>
+      <w:numFmt w:val="bullet"/>
+      <w:lvlText w:val=""/>
+      <w:lvlJc w:val="left"/>
+      <w:pPr>
+        <w:tabs>
+          <w:tab w:val="num" w:pos="4320"/>
+        </w:tabs>
+        <w:ind w:left="4320" w:hanging="360"/>
+      </w:pPr>
+      <w:rPr>
+        <w:rFonts w:ascii="Wingdings" w:hAnsi="Wingdings" w:hint="default"/>
+        <w:sz w:val="20"/>
+      </w:rPr>
+    </w:lvl>
+    <w:lvl w:ilvl="6" w:tentative="1">
+      <w:start w:val="1"/>
+      <w:numFmt w:val="bullet"/>
+      <w:lvlText w:val=""/>
+      <w:lvlJc w:val="left"/>
+      <w:pPr>
+        <w:tabs>
+          <w:tab w:val="num" w:pos="5040"/>
+        </w:tabs>
+        <w:ind w:left="5040" w:hanging="360"/>
+      </w:pPr>
+      <w:rPr>
+        <w:rFonts w:ascii="Wingdings" w:hAnsi="Wingdings" w:hint="default"/>
+        <w:sz w:val="20"/>
+      </w:rPr>
+    </w:lvl>
+    <w:lvl w:ilvl="7" w:tentative="1">
+      <w:start w:val="1"/>
+      <w:numFmt w:val="bullet"/>
+      <w:lvlText w:val=""/>
+      <w:lvlJc w:val="left"/>
+      <w:pPr>
+        <w:tabs>
+          <w:tab w:val="num" w:pos="5760"/>
+        </w:tabs>
+        <w:ind w:left="5760" w:hanging="360"/>
+      </w:pPr>
+      <w:rPr>
+        <w:rFonts w:ascii="Wingdings" w:hAnsi="Wingdings" w:hint="default"/>
+        <w:sz w:val="20"/>
+      </w:rPr>
+    </w:lvl>
+    <w:lvl w:ilvl="8" w:tentative="1">
+      <w:start w:val="1"/>
+      <w:numFmt w:val="bullet"/>
+      <w:lvlText w:val=""/>
+      <w:lvlJc w:val="left"/>
+      <w:pPr>
+        <w:tabs>
+          <w:tab w:val="num" w:pos="6480"/>
+        </w:tabs>
+        <w:ind w:left="6480" w:hanging="360"/>
+      </w:pPr>
+      <w:rPr>
+        <w:rFonts w:ascii="Wingdings" w:hAnsi="Wingdings" w:hint="default"/>
+        <w:sz w:val="20"/>
+      </w:rPr>
+    </w:lvl>
+  </w:abstractNum>
+  <w:abstractNum w:abstractNumId="2" w15:restartNumberingAfterBreak="0">
+    <w:nsid w:val="31BE7294"/>
+    <w:multiLevelType w:val="hybridMultilevel"/>
+    <w:tmpl w:val="F2B814D6"/>
+    <w:lvl w:ilvl="0" w:tplc="04090011">
+      <w:start w:val="1"/>
+      <w:numFmt w:val="decimal"/>
+      <w:lvlText w:val="%1)"/>
+      <w:lvlJc w:val="left"/>
+      <w:pPr>
+        <w:ind w:left="720" w:hanging="360"/>
+      </w:pPr>
+      <w:rPr>
+        <w:rFonts w:hint="default"/>
+      </w:rPr>
+    </w:lvl>
+    <w:lvl w:ilvl="1" w:tplc="04090019">
+      <w:start w:val="1"/>
+      <w:numFmt w:val="lowerLetter"/>
+      <w:lvlText w:val="%2."/>
+      <w:lvlJc w:val="left"/>
+      <w:pPr>
+        <w:ind w:left="1440" w:hanging="360"/>
+      </w:pPr>
+    </w:lvl>
+    <w:lvl w:ilvl="2" w:tplc="0409001B" w:tentative="1">
+      <w:start w:val="1"/>
+      <w:numFmt w:val="lowerRoman"/>
+      <w:lvlText w:val="%3."/>
+      <w:lvlJc w:val="right"/>
+      <w:pPr>
+        <w:ind w:left="2160" w:hanging="180"/>
+      </w:pPr>
+    </w:lvl>
+    <w:lvl w:ilvl="3" w:tplc="0409000F" w:tentative="1">
+      <w:start w:val="1"/>
+      <w:numFmt w:val="decimal"/>
+      <w:lvlText w:val="%4."/>
+      <w:lvlJc w:val="left"/>
+      <w:pPr>
+        <w:ind w:left="2880" w:hanging="360"/>
+      </w:pPr>
+    </w:lvl>
+    <w:lvl w:ilvl="4" w:tplc="04090019" w:tentative="1">
+      <w:start w:val="1"/>
+      <w:numFmt w:val="lowerLetter"/>
+      <w:lvlText w:val="%5."/>
+      <w:lvlJc w:val="left"/>
+      <w:pPr>
+        <w:ind w:left="3600" w:hanging="360"/>
+      </w:pPr>
+    </w:lvl>
+    <w:lvl w:ilvl="5" w:tplc="0409001B" w:tentative="1">
+      <w:start w:val="1"/>
+      <w:numFmt w:val="lowerRoman"/>
+      <w:lvlText w:val="%6."/>
+      <w:lvlJc w:val="right"/>
+      <w:pPr>
+        <w:ind w:left="4320" w:hanging="180"/>
+      </w:pPr>
+    </w:lvl>
+    <w:lvl w:ilvl="6" w:tplc="0409000F" w:tentative="1">
+      <w:start w:val="1"/>
+      <w:numFmt w:val="decimal"/>
+      <w:lvlText w:val="%7."/>
+      <w:lvlJc w:val="left"/>
+      <w:pPr>
+        <w:ind w:left="5040" w:hanging="360"/>
+      </w:pPr>
+    </w:lvl>
+    <w:lvl w:ilvl="7" w:tplc="04090019" w:tentative="1">
+      <w:start w:val="1"/>
+      <w:numFmt w:val="lowerLetter"/>
+      <w:lvlText w:val="%8."/>
+      <w:lvlJc w:val="left"/>
+      <w:pPr>
+        <w:ind w:left="5760" w:hanging="360"/>
+      </w:pPr>
+    </w:lvl>
+    <w:lvl w:ilvl="8" w:tplc="0409001B" w:tentative="1">
+      <w:start w:val="1"/>
+      <w:numFmt w:val="lowerRoman"/>
+      <w:lvlText w:val="%9."/>
+      <w:lvlJc w:val="right"/>
+      <w:pPr>
+        <w:ind w:left="6480" w:hanging="180"/>
+      </w:pPr>
+    </w:lvl>
+  </w:abstractNum>
+  <w:abstractNum w:abstractNumId="3" w15:restartNumberingAfterBreak="0">
+    <w:nsid w:val="4B53050F"/>
+    <w:multiLevelType w:val="hybridMultilevel"/>
+    <w:tmpl w:val="F4DC3C28"/>
+    <w:lvl w:ilvl="0" w:tplc="37788190">
+      <w:start w:val="1"/>
+      <w:numFmt w:val="decimal"/>
+      <w:lvlText w:val="%1)"/>
+      <w:lvlJc w:val="left"/>
+      <w:pPr>
+        <w:ind w:left="720" w:hanging="360"/>
+      </w:pPr>
+      <w:rPr>
+        <w:rFonts w:hint="default"/>
+        <w:b/>
+      </w:rPr>
+    </w:lvl>
+    <w:lvl w:ilvl="1" w:tplc="04090019" w:tentative="1">
+      <w:start w:val="1"/>
+      <w:numFmt w:val="lowerLetter"/>
+      <w:lvlText w:val="%2."/>
+      <w:lvlJc w:val="left"/>
+      <w:pPr>
+        <w:ind w:left="1440" w:hanging="360"/>
+      </w:pPr>
+    </w:lvl>
+    <w:lvl w:ilvl="2" w:tplc="0409001B" w:tentative="1">
+      <w:start w:val="1"/>
+      <w:numFmt w:val="lowerRoman"/>
+      <w:lvlText w:val="%3."/>
+      <w:lvlJc w:val="right"/>
+      <w:pPr>
+        <w:ind w:left="2160" w:hanging="180"/>
+      </w:pPr>
+    </w:lvl>
+    <w:lvl w:ilvl="3" w:tplc="0409000F" w:tentative="1">
+      <w:start w:val="1"/>
+      <w:numFmt w:val="decimal"/>
+      <w:lvlText w:val="%4."/>
+      <w:lvlJc w:val="left"/>
+      <w:pPr>
+        <w:ind w:left="2880" w:hanging="360"/>
+      </w:pPr>
+    </w:lvl>
+    <w:lvl w:ilvl="4" w:tplc="04090019" w:tentative="1">
+      <w:start w:val="1"/>
+      <w:numFmt w:val="lowerLetter"/>
+      <w:lvlText w:val="%5."/>
+      <w:lvlJc w:val="left"/>
+      <w:pPr>
+        <w:ind w:left="3600" w:hanging="360"/>
+      </w:pPr>
+    </w:lvl>
+    <w:lvl w:ilvl="5" w:tplc="0409001B" w:tentative="1">
+      <w:start w:val="1"/>
+      <w:numFmt w:val="lowerRoman"/>
+      <w:lvlText w:val="%6."/>
+      <w:lvlJc w:val="right"/>
+      <w:pPr>
+        <w:ind w:left="4320" w:hanging="180"/>
+      </w:pPr>
+    </w:lvl>
+    <w:lvl w:ilvl="6" w:tplc="0409000F" w:tentative="1">
+      <w:start w:val="1"/>
+      <w:numFmt w:val="decimal"/>
+      <w:lvlText w:val="%7."/>
+      <w:lvlJc w:val="left"/>
+      <w:pPr>
+        <w:ind w:left="5040" w:hanging="360"/>
+      </w:pPr>
+    </w:lvl>
+    <w:lvl w:ilvl="7" w:tplc="04090019" w:tentative="1">
+      <w:start w:val="1"/>
+      <w:numFmt w:val="lowerLetter"/>
+      <w:lvlText w:val="%8."/>
+      <w:lvlJc w:val="left"/>
+      <w:pPr>
+        <w:ind w:left="5760" w:hanging="360"/>
+      </w:pPr>
+    </w:lvl>
+    <w:lvl w:ilvl="8" w:tplc="0409001B" w:tentative="1">
+      <w:start w:val="1"/>
+      <w:numFmt w:val="lowerRoman"/>
+      <w:lvlText w:val="%9."/>
+      <w:lvlJc w:val="right"/>
+      <w:pPr>
+        <w:ind w:left="6480" w:hanging="180"/>
+      </w:pPr>
+    </w:lvl>
+  </w:abstractNum>
+  <w:abstractNum w:abstractNumId="4" w15:restartNumberingAfterBreak="0">
+    <w:nsid w:val="617B7779"/>
+    <w:multiLevelType w:val="hybridMultilevel"/>
+    <w:tmpl w:val="61E88196"/>
+    <w:lvl w:ilvl="0" w:tplc="04090011">
+      <w:start w:val="1"/>
+      <w:numFmt w:val="decimal"/>
+      <w:lvlText w:val="%1)"/>
+      <w:lvlJc w:val="left"/>
+      <w:pPr>
+        <w:ind w:left="720" w:hanging="360"/>
+      </w:pPr>
+      <w:rPr>
+        <w:rFonts w:hint="default"/>
+      </w:rPr>
+    </w:lvl>
+    <w:lvl w:ilvl="1" w:tplc="04090019" w:tentative="1">
+      <w:start w:val="1"/>
+      <w:numFmt w:val="lowerLetter"/>
+      <w:lvlText w:val="%2."/>
+      <w:lvlJc w:val="left"/>
+      <w:pPr>
+        <w:ind w:left="1440" w:hanging="360"/>
+      </w:pPr>
+    </w:lvl>
+    <w:lvl w:ilvl="2" w:tplc="0409001B" w:tentative="1">
+      <w:start w:val="1"/>
+      <w:numFmt w:val="lowerRoman"/>
+      <w:lvlText w:val="%3."/>
+      <w:lvlJc w:val="right"/>
+      <w:pPr>
+        <w:ind w:left="2160" w:hanging="180"/>
+      </w:pPr>
+    </w:lvl>
+    <w:lvl w:ilvl="3" w:tplc="0409000F" w:tentative="1">
+      <w:start w:val="1"/>
+      <w:numFmt w:val="decimal"/>
+      <w:lvlText w:val="%4."/>
+      <w:lvlJc w:val="left"/>
+      <w:pPr>
+        <w:ind w:left="2880" w:hanging="360"/>
+      </w:pPr>
+    </w:lvl>
+    <w:lvl w:ilvl="4" w:tplc="04090019" w:tentative="1">
+      <w:start w:val="1"/>
+      <w:numFmt w:val="lowerLetter"/>
+      <w:lvlText w:val="%5."/>
+      <w:lvlJc w:val="left"/>
+      <w:pPr>
+        <w:ind w:left="3600" w:hanging="360"/>
+      </w:pPr>
+    </w:lvl>
+    <w:lvl w:ilvl="5" w:tplc="0409001B" w:tentative="1">
+      <w:start w:val="1"/>
+      <w:numFmt w:val="lowerRoman"/>
+      <w:lvlText w:val="%6."/>
+      <w:lvlJc w:val="right"/>
+      <w:pPr>
+        <w:ind w:left="4320" w:hanging="180"/>
+      </w:pPr>
+    </w:lvl>
+    <w:lvl w:ilvl="6" w:tplc="0409000F" w:tentative="1">
+      <w:start w:val="1"/>
+      <w:numFmt w:val="decimal"/>
+      <w:lvlText w:val="%7."/>
+      <w:lvlJc w:val="left"/>
+      <w:pPr>
+        <w:ind w:left="5040" w:hanging="360"/>
+      </w:pPr>
+    </w:lvl>
+    <w:lvl w:ilvl="7" w:tplc="04090019" w:tentative="1">
+      <w:start w:val="1"/>
+      <w:numFmt w:val="lowerLetter"/>
+      <w:lvlText w:val="%8."/>
+      <w:lvlJc w:val="left"/>
+      <w:pPr>
+        <w:ind w:left="5760" w:hanging="360"/>
+      </w:pPr>
+    </w:lvl>
+    <w:lvl w:ilvl="8" w:tplc="0409001B" w:tentative="1">
+      <w:start w:val="1"/>
+      <w:numFmt w:val="lowerRoman"/>
+      <w:lvlText w:val="%9."/>
+      <w:lvlJc w:val="right"/>
+      <w:pPr>
+        <w:ind w:left="6480" w:hanging="180"/>
+      </w:pPr>
+    </w:lvl>
+  </w:abstractNum>
+  <w:abstractNum w:abstractNumId="5" w15:restartNumberingAfterBreak="0">
+    <w:nsid w:val="6F461F71"/>
+    <w:multiLevelType w:val="multilevel"/>
+    <w:tmpl w:val="0A42F81E"/>
+    <w:styleLink w:val="CurrentList1"/>
+    <w:lvl w:ilvl="0">
+      <w:start w:val="1"/>
+      <w:numFmt w:val="decimal"/>
+      <w:lvlText w:val="%1)"/>
+      <w:lvlJc w:val="left"/>
+      <w:pPr>
+        <w:ind w:left="720" w:hanging="360"/>
+      </w:pPr>
+      <w:rPr>
+        <w:rFonts w:hint="default"/>
+      </w:rPr>
+    </w:lvl>
+    <w:lvl w:ilvl="1">
+      <w:start w:val="1"/>
+      <w:numFmt w:val="lowerLetter"/>
+      <w:lvlText w:val="%2."/>
+      <w:lvlJc w:val="left"/>
+      <w:pPr>
+        <w:ind w:left="1440" w:hanging="360"/>
+      </w:pPr>
+    </w:lvl>
+    <w:lvl w:ilvl="2">
+      <w:start w:val="1"/>
+      <w:numFmt w:val="lowerRoman"/>
+      <w:lvlText w:val="%3."/>
+      <w:lvlJc w:val="right"/>
+      <w:pPr>
+        <w:ind w:left="2160" w:hanging="180"/>
+      </w:pPr>
+    </w:lvl>
+    <w:lvl w:ilvl="3">
+      <w:start w:val="1"/>
+      <w:numFmt w:val="decimal"/>
+      <w:lvlText w:val="%4."/>
+      <w:lvlJc w:val="left"/>
+      <w:pPr>
+        <w:ind w:left="2880" w:hanging="360"/>
+      </w:pPr>
+    </w:lvl>
+    <w:lvl w:ilvl="4">
+      <w:start w:val="1"/>
+      <w:numFmt w:val="lowerLetter"/>
+      <w:lvlText w:val="%5."/>
+      <w:lvlJc w:val="left"/>
+      <w:pPr>
+        <w:ind w:left="3600" w:hanging="360"/>
+      </w:pPr>
+    </w:lvl>
+    <w:lvl w:ilvl="5">
+      <w:start w:val="1"/>
+      <w:numFmt w:val="lowerRoman"/>
+      <w:lvlText w:val="%6."/>
+      <w:lvlJc w:val="right"/>
+      <w:pPr>
+        <w:ind w:left="4320" w:hanging="180"/>
+      </w:pPr>
+    </w:lvl>
+    <w:lvl w:ilvl="6">
+      <w:start w:val="1"/>
+      <w:numFmt w:val="decimal"/>
+      <w:lvlText w:val="%7."/>
+      <w:lvlJc w:val="left"/>
+      <w:pPr>
+        <w:ind w:left="5040" w:hanging="360"/>
+      </w:pPr>
+    </w:lvl>
+    <w:lvl w:ilvl="7">
+      <w:start w:val="1"/>
+      <w:numFmt w:val="lowerLetter"/>
+      <w:lvlText w:val="%8."/>
+      <w:lvlJc w:val="left"/>
+      <w:pPr>
+        <w:ind w:left="5760" w:hanging="360"/>
+      </w:pPr>
+    </w:lvl>
+    <w:lvl w:ilvl="8">
+      <w:start w:val="1"/>
+      <w:numFmt w:val="lowerRoman"/>
+      <w:lvlText w:val="%9."/>
+      <w:lvlJc w:val="right"/>
+      <w:pPr>
+        <w:ind w:left="6480" w:hanging="180"/>
+      </w:pPr>
+    </w:lvl>
+  </w:abstractNum>
+  <w:abstractNum w:abstractNumId="6" w15:restartNumberingAfterBreak="0">
+    <w:nsid w:val="718559BA"/>
+    <w:multiLevelType w:val="multilevel"/>
+    <w:tmpl w:val="FD4A90D4"/>
+    <w:lvl w:ilvl="0">
+      <w:start w:val="1"/>
+      <w:numFmt w:val="bullet"/>
+      <w:lvlText w:val=""/>
+      <w:lvlJc w:val="left"/>
+      <w:pPr>
+        <w:tabs>
+          <w:tab w:val="num" w:pos="720"/>
+        </w:tabs>
+        <w:ind w:left="720" w:hanging="360"/>
+      </w:pPr>
+      <w:rPr>
+        <w:rFonts w:ascii="Symbol" w:hAnsi="Symbol" w:hint="default"/>
+        <w:sz w:val="20"/>
+      </w:rPr>
+    </w:lvl>
+    <w:lvl w:ilvl="1" w:tentative="1">
+      <w:start w:val="1"/>
+      <w:numFmt w:val="bullet"/>
+      <w:lvlText w:val="o"/>
+      <w:lvlJc w:val="left"/>
+      <w:pPr>
+        <w:tabs>
+          <w:tab w:val="num" w:pos="1440"/>
+        </w:tabs>
+        <w:ind w:left="1440" w:hanging="360"/>
+      </w:pPr>
+      <w:rPr>
+        <w:rFonts w:ascii="Courier New" w:hAnsi="Courier New" w:hint="default"/>
+        <w:sz w:val="20"/>
+      </w:rPr>
+    </w:lvl>
+    <w:lvl w:ilvl="2" w:tentative="1">
+      <w:start w:val="1"/>
+      <w:numFmt w:val="bullet"/>
+      <w:lvlText w:val=""/>
+      <w:lvlJc w:val="left"/>
+      <w:pPr>
+        <w:tabs>
+          <w:tab w:val="num" w:pos="2160"/>
+        </w:tabs>
+        <w:ind w:left="2160" w:hanging="360"/>
+      </w:pPr>
+      <w:rPr>
+        <w:rFonts w:ascii="Wingdings" w:hAnsi="Wingdings" w:hint="default"/>
+        <w:sz w:val="20"/>
+      </w:rPr>
+    </w:lvl>
+    <w:lvl w:ilvl="3" w:tentative="1">
+      <w:start w:val="1"/>
+      <w:numFmt w:val="bullet"/>
+      <w:lvlText w:val=""/>
+      <w:lvlJc w:val="left"/>
+      <w:pPr>
+        <w:tabs>
+          <w:tab w:val="num" w:pos="2880"/>
+        </w:tabs>
+        <w:ind w:left="2880" w:hanging="360"/>
+      </w:pPr>
+      <w:rPr>
+        <w:rFonts w:ascii="Wingdings" w:hAnsi="Wingdings" w:hint="default"/>
+        <w:sz w:val="20"/>
+      </w:rPr>
+    </w:lvl>
+    <w:lvl w:ilvl="4" w:tentative="1">
+      <w:start w:val="1"/>
+      <w:numFmt w:val="bullet"/>
+      <w:lvlText w:val=""/>
+      <w:lvlJc w:val="left"/>
+      <w:pPr>
+        <w:tabs>
+          <w:tab w:val="num" w:pos="3600"/>
+        </w:tabs>
+        <w:ind w:left="3600" w:hanging="360"/>
+      </w:pPr>
+      <w:rPr>
+        <w:rFonts w:ascii="Wingdings" w:hAnsi="Wingdings" w:hint="default"/>
+        <w:sz w:val="20"/>
+      </w:rPr>
+    </w:lvl>
+    <w:lvl w:ilvl="5" w:tentative="1">
+      <w:start w:val="1"/>
+      <w:numFmt w:val="bullet"/>
+      <w:lvlText w:val=""/>
+      <w:lvlJc w:val="left"/>
+      <w:pPr>
+        <w:tabs>
+          <w:tab w:val="num" w:pos="4320"/>
+        </w:tabs>
+        <w:ind w:left="4320" w:hanging="360"/>
+      </w:pPr>
+      <w:rPr>
+        <w:rFonts w:ascii="Wingdings" w:hAnsi="Wingdings" w:hint="default"/>
+        <w:sz w:val="20"/>
+      </w:rPr>
+    </w:lvl>
+    <w:lvl w:ilvl="6" w:tentative="1">
+      <w:start w:val="1"/>
+      <w:numFmt w:val="bullet"/>
+      <w:lvlText w:val=""/>
+      <w:lvlJc w:val="left"/>
+      <w:pPr>
+        <w:tabs>
+          <w:tab w:val="num" w:pos="5040"/>
+        </w:tabs>
+        <w:ind w:left="5040" w:hanging="360"/>
+      </w:pPr>
+      <w:rPr>
+        <w:rFonts w:ascii="Wingdings" w:hAnsi="Wingdings" w:hint="default"/>
+        <w:sz w:val="20"/>
+      </w:rPr>
+    </w:lvl>
+    <w:lvl w:ilvl="7" w:tentative="1">
+      <w:start w:val="1"/>
+      <w:numFmt w:val="bullet"/>
+      <w:lvlText w:val=""/>
+      <w:lvlJc w:val="left"/>
+      <w:pPr>
+        <w:tabs>
+          <w:tab w:val="num" w:pos="5760"/>
+        </w:tabs>
+        <w:ind w:left="5760" w:hanging="360"/>
+      </w:pPr>
+      <w:rPr>
+        <w:rFonts w:ascii="Wingdings" w:hAnsi="Wingdings" w:hint="default"/>
+        <w:sz w:val="20"/>
+      </w:rPr>
+    </w:lvl>
+    <w:lvl w:ilvl="8" w:tentative="1">
+      <w:start w:val="1"/>
+      <w:numFmt w:val="bullet"/>
+      <w:lvlText w:val=""/>
+      <w:lvlJc w:val="left"/>
+      <w:pPr>
+        <w:tabs>
+          <w:tab w:val="num" w:pos="6480"/>
+        </w:tabs>
+        <w:ind w:left="6480" w:hanging="360"/>
+      </w:pPr>
+      <w:rPr>
+        <w:rFonts w:ascii="Wingdings" w:hAnsi="Wingdings" w:hint="default"/>
+        <w:sz w:val="20"/>
+      </w:rPr>
+    </w:lvl>
+  </w:abstractNum>
+  <w:abstractNum w:abstractNumId="7" w15:restartNumberingAfterBreak="0">
     <w:nsid w:val="73D508BC"/>
     <w:multiLevelType w:val="hybridMultilevel"/>
-    <w:tmpl w:val="0A42F81E"/>
-    <w:lvl w:ilvl="0" w:tplc="04090011">
+    <w:tmpl w:val="A84E6652"/>
+    <w:lvl w:ilvl="0" w:tplc="0409000F">
       <w:start w:val="1"/>
       <w:numFmt w:val="decimal"/>
-      <w:lvlText w:val="%1)"/>
+      <w:lvlText w:val="%1."/>
       <w:lvlJc w:val="left"/>
       <w:pPr>
         <w:ind w:left="720" w:hanging="360"/>
@@ -3479,7 +5525,25 @@
     <w:abstractNumId w:val="0"/>
   </w:num>
   <w:num w:numId="2" w16cid:durableId="462770144">
+    <w:abstractNumId w:val="7"/>
+  </w:num>
+  <w:num w:numId="3" w16cid:durableId="1471051309">
+    <w:abstractNumId w:val="2"/>
+  </w:num>
+  <w:num w:numId="4" w16cid:durableId="1343432061">
     <w:abstractNumId w:val="1"/>
+  </w:num>
+  <w:num w:numId="5" w16cid:durableId="1458721374">
+    <w:abstractNumId w:val="6"/>
+  </w:num>
+  <w:num w:numId="6" w16cid:durableId="1529104964">
+    <w:abstractNumId w:val="5"/>
+  </w:num>
+  <w:num w:numId="7" w16cid:durableId="1058094058">
+    <w:abstractNumId w:val="4"/>
+  </w:num>
+  <w:num w:numId="8" w16cid:durableId="1727214589">
+    <w:abstractNumId w:val="3"/>
   </w:num>
 </w:numbering>
 </file>
@@ -3884,6 +5948,7 @@
   <w:style w:type="paragraph" w:default="1" w:styleId="Normal">
     <w:name w:val="Normal"/>
     <w:qFormat/>
+    <w:rsid w:val="008030C0"/>
   </w:style>
   <w:style w:type="paragraph" w:styleId="Heading1">
     <w:name w:val="heading 1"/>
@@ -4454,7 +6519,181 @@
       <w:u w:val="single"/>
     </w:rPr>
   </w:style>
+  <w:style w:type="numbering" w:customStyle="1" w:styleId="CurrentList1">
+    <w:name w:val="Current List1"/>
+    <w:uiPriority w:val="99"/>
+    <w:rsid w:val="00217ACB"/>
+    <w:pPr>
+      <w:numPr>
+        <w:numId w:val="6"/>
+      </w:numPr>
+    </w:pPr>
+  </w:style>
 </w:styles>
+</file>
+
+<file path=word/ink/ink1.xml><?xml version="1.0" encoding="utf-8"?>
+<inkml:ink xmlns:inkml="http://www.w3.org/2003/InkML">
+  <inkml:definitions>
+    <inkml:context xml:id="ctx0">
+      <inkml:inkSource xml:id="inkSrc0">
+        <inkml:traceFormat>
+          <inkml:channel name="X" type="integer" min="-2.14748E9" max="2.14748E9" units="cm"/>
+          <inkml:channel name="Y" type="integer" min="-2.14748E9" max="2.14748E9" units="cm"/>
+          <inkml:channel name="F" type="integer" max="32767" units="dev"/>
+        </inkml:traceFormat>
+        <inkml:channelProperties>
+          <inkml:channelProperty channel="X" name="resolution" value="1000" units="1/cm"/>
+          <inkml:channelProperty channel="Y" name="resolution" value="1000" units="1/cm"/>
+          <inkml:channelProperty channel="F" name="resolution" value="0" units="1/dev"/>
+        </inkml:channelProperties>
+      </inkml:inkSource>
+      <inkml:timestamp xml:id="ts0" timeString="2026-07-16T19:21:29.823"/>
+    </inkml:context>
+    <inkml:brush xml:id="br0">
+      <inkml:brushProperty name="width" value="0.035" units="cm"/>
+      <inkml:brushProperty name="height" value="0.035" units="cm"/>
+    </inkml:brush>
+  </inkml:definitions>
+  <inkml:trace contextRef="#ctx0" brushRef="#br0">81 0 24575,'-3'0'0,"-1"1"0,1-1 0,0 0 0,-1 1 0,1 0 0,0 0 0,0 0 0,0 0 0,-1 0 0,1 1 0,0-1 0,1 1 0,-1 0 0,0 0 0,0 0 0,1 0 0,-1 0 0,1 1 0,0-1 0,0 1 0,0 0 0,0-1 0,0 1 0,-2 6 0,2-5 0,0 0 0,1 0 0,0 0 0,0 1 0,0-1 0,1 0 0,-1 0 0,1 1 0,0-1 0,0 0 0,0 1 0,1-1 0,0 0 0,-1 0 0,2 0 0,-1 1 0,0-1 0,1 0 0,3 5 0,-2-5 0,0 0 0,0-1 0,0 1 0,1-1 0,-1 0 0,1 0 0,0 0 0,0 0 0,0-1 0,1 0 0,-1 1 0,0-2 0,1 1 0,-1 0 0,1-1 0,0 0 0,0 0 0,-1 0 0,1-1 0,0 0 0,0 0 0,0 0 0,9-2 0,-13 2-34,0-1 0,0 0 0,1 1 0,-1-1 0,0 0-1,0 0 1,0 0 0,0 0 0,0 0 0,0 0 0,-1 0 0,1 0 0,0 0-1,0 0 1,-1-1 0,1 1 0,-1 0 0,1 0 0,-1-1 0,1 1-1,-1 0 1,0-1 0,0 1 0,0-1 0,0 1 0,0 0 0,0-1 0,0 1-1,0 0 1,0-1 0,0 1 0,-1 0 0,1-1 0,-1 1 0,1 0 0,-1-1-1,1 1 1,-1 0 0,-1-1 0,-5-5-6792</inkml:trace>
+  <inkml:trace contextRef="#ctx0" brushRef="#br0" timeOffset="2782.51">21 136 24575,'0'3'0,"3"0"0,2 0 0,5 0 0,1-4 0,3-1 0,1-1 0,1 1 0,-1 0 0,-1 3 0,-5 5 0</inkml:trace>
+</inkml:ink>
+</file>
+
+<file path=word/ink/ink2.xml><?xml version="1.0" encoding="utf-8"?>
+<inkml:ink xmlns:inkml="http://www.w3.org/2003/InkML">
+  <inkml:definitions>
+    <inkml:context xml:id="ctx0">
+      <inkml:inkSource xml:id="inkSrc0">
+        <inkml:traceFormat>
+          <inkml:channel name="X" type="integer" min="-2.14748E9" max="2.14748E9" units="cm"/>
+          <inkml:channel name="Y" type="integer" min="-2.14748E9" max="2.14748E9" units="cm"/>
+          <inkml:channel name="F" type="integer" max="32767" units="dev"/>
+        </inkml:traceFormat>
+        <inkml:channelProperties>
+          <inkml:channelProperty channel="X" name="resolution" value="1000" units="1/cm"/>
+          <inkml:channelProperty channel="Y" name="resolution" value="1000" units="1/cm"/>
+          <inkml:channelProperty channel="F" name="resolution" value="0" units="1/dev"/>
+        </inkml:channelProperties>
+      </inkml:inkSource>
+      <inkml:timestamp xml:id="ts0" timeString="2026-07-16T19:21:18.048"/>
+    </inkml:context>
+    <inkml:brush xml:id="br0">
+      <inkml:brushProperty name="width" value="0.035" units="cm"/>
+      <inkml:brushProperty name="height" value="0.035" units="cm"/>
+    </inkml:brush>
+  </inkml:definitions>
+  <inkml:trace contextRef="#ctx0" brushRef="#br0">1 14 24575,'0'-1'0,"1"1"0,-1-1 0,1 0 0,-1 0 0,1 0 0,-1 0 0,1 1 0,0-1 0,0 0 0,-1 1 0,1-1 0,0 0 0,0 1 0,0-1 0,-1 1 0,1-1 0,0 1 0,0 0 0,0-1 0,0 1 0,0 0 0,0 0 0,0 0 0,0 0 0,0-1 0,0 1 0,0 0 0,2 1 0,30 0 0,-28 0 0,0 1 0,0 0 0,0 0 0,0 1 0,0-1 0,-1 1 0,1 0 0,-1 0 0,0 1 0,0-1 0,0 1 0,0 0 0,-1 0 0,0 0 0,4 5 0,2 5 0,-1 0 0,0 0 0,11 27 0,-17-37 0,0 0 0,-1 1 0,0-1 0,1 1 0,-1 0 0,-1-1 0,1 1 0,-1 0 0,0 0 0,0-1 0,0 1 0,-1 0 0,1-1 0,-1 1 0,0 0 0,-1-1 0,1 1 0,-4 5 0,3-6 0,0-1 0,-1 0 0,0 0 0,1 0 0,-1 0 0,0 0 0,-1-1 0,1 0 0,0 1 0,-1-1 0,1 0 0,-1 0 0,1-1 0,-1 1 0,0-1 0,0 0 0,0 0 0,0 0 0,0-1 0,0 1 0,-7-1 0,-9 1 0,33-2 0,33-1 0,-42 3 5,-1-1 1,1 1-1,-1 0 0,1 1 0,-1-1 1,0 0-1,0 1 0,0 0 0,0 0 0,0 0 1,0 0-1,0 0 0,0 1 0,-1-1 1,0 1-1,1 0 0,2 4 0,22 20-1464,-16-20-5367</inkml:trace>
+</inkml:ink>
+</file>
+
+<file path=word/ink/ink3.xml><?xml version="1.0" encoding="utf-8"?>
+<inkml:ink xmlns:inkml="http://www.w3.org/2003/InkML">
+  <inkml:definitions>
+    <inkml:context xml:id="ctx0">
+      <inkml:inkSource xml:id="inkSrc0">
+        <inkml:traceFormat>
+          <inkml:channel name="X" type="integer" min="-2.14748E9" max="2.14748E9" units="cm"/>
+          <inkml:channel name="Y" type="integer" min="-2.14748E9" max="2.14748E9" units="cm"/>
+          <inkml:channel name="F" type="integer" max="32767" units="dev"/>
+        </inkml:traceFormat>
+        <inkml:channelProperties>
+          <inkml:channelProperty channel="X" name="resolution" value="1000" units="1/cm"/>
+          <inkml:channelProperty channel="Y" name="resolution" value="1000" units="1/cm"/>
+          <inkml:channelProperty channel="F" name="resolution" value="0" units="1/dev"/>
+        </inkml:channelProperties>
+      </inkml:inkSource>
+      <inkml:timestamp xml:id="ts0" timeString="2026-07-16T19:21:07.219"/>
+    </inkml:context>
+    <inkml:brush xml:id="br0">
+      <inkml:brushProperty name="width" value="0.035" units="cm"/>
+      <inkml:brushProperty name="height" value="0.035" units="cm"/>
+    </inkml:brush>
+  </inkml:definitions>
+  <inkml:trace contextRef="#ctx0" brushRef="#br0">32 1 24575,'0'2'0,"0"4"0,-3 4 0,-1 2 0,1 1 0,0 2 0,1 1 0,1-1 0,-2 1 0,-1 0 0,1 0 0,1-1 0,0 0 0,1-2-8191</inkml:trace>
+</inkml:ink>
+</file>
+
+<file path=word/ink/ink4.xml><?xml version="1.0" encoding="utf-8"?>
+<inkml:ink xmlns:inkml="http://www.w3.org/2003/InkML">
+  <inkml:definitions>
+    <inkml:context xml:id="ctx0">
+      <inkml:inkSource xml:id="inkSrc0">
+        <inkml:traceFormat>
+          <inkml:channel name="X" type="integer" min="-2.14748E9" max="2.14748E9" units="cm"/>
+          <inkml:channel name="Y" type="integer" min="-2.14748E9" max="2.14748E9" units="cm"/>
+          <inkml:channel name="F" type="integer" max="32767" units="dev"/>
+        </inkml:traceFormat>
+        <inkml:channelProperties>
+          <inkml:channelProperty channel="X" name="resolution" value="1000" units="1/cm"/>
+          <inkml:channelProperty channel="Y" name="resolution" value="1000" units="1/cm"/>
+          <inkml:channelProperty channel="F" name="resolution" value="0" units="1/dev"/>
+        </inkml:channelProperties>
+      </inkml:inkSource>
+      <inkml:timestamp xml:id="ts0" timeString="2026-07-16T19:21:25.360"/>
+    </inkml:context>
+    <inkml:brush xml:id="br0">
+      <inkml:brushProperty name="width" value="0.035" units="cm"/>
+      <inkml:brushProperty name="height" value="0.035" units="cm"/>
+    </inkml:brush>
+  </inkml:definitions>
+  <inkml:trace contextRef="#ctx0" brushRef="#br0">1 35 24575,'2'0'0,"4"0"0,6 0 0,6 0 0,2 0 0,1 0 0,-1 0 0,-1 0 0,1-2 0,3-5 0,-1 1 0,2 0 0,1-1 0,-3 0-8191</inkml:trace>
+  <inkml:trace contextRef="#ctx0" brushRef="#br0" timeOffset="1071.26">166 21 24575,'-5'7'0,"0"-1"0,0 1 0,1 0 0,0 1 0,0-1 0,1 1 0,-1-1 0,2 1 0,-1 0 0,1 1 0,1-1 0,-1 0 0,1 14 0,1-20 0,0 0 0,1-1 0,-1 1 0,1 0 0,0-1 0,0 1 0,0-1 0,-1 1 0,1-1 0,0 0 0,1 1 0,-1-1 0,0 0 0,0 0 0,1 0 0,-1 1 0,0-2 0,1 1 0,-1 0 0,1 0 0,-1 0 0,1-1 0,0 1 0,-1 0 0,1-1 0,0 0 0,-1 1 0,1-1 0,0 0 0,2 0 0,11 2 0,0-1 0,23-2 0,-24 1 0,27-2 0,-29 0 0,1 1 0,0 1 0,0 0 0,-1 1 0,18 3 0,-29-3 0,1-1 0,-1 1 0,0-1 0,1 1 0,-1 0 0,0-1 0,0 1 0,0 0 0,1 0 0,-1 0 0,0 0 0,0 0 0,0 0 0,0 0 0,-1 0 0,1 0 0,0 1 0,0-1 0,-1 0 0,1 1 0,-1-1 0,1 0 0,-1 1 0,1-1 0,-1 1 0,0-1 0,0 0 0,0 1 0,1-1 0,-2 1 0,1-1 0,0 1 0,0-1 0,0 0 0,-1 1 0,1-1 0,0 1 0,-2 1 0,1 1 0,-1 0 0,1 0 0,-1-1 0,0 1 0,0-1 0,0 1 0,0-1 0,-1 0 0,1 0 0,-1 0 0,0 0 0,0 0 0,-3 2 0,-2-1 8,1-1 0,-1 1 1,0-1-1,0-1 0,0 0 0,0 0 0,0 0 0,-12 0 0,-68-2-531,59-1-392,16 0-5911</inkml:trace>
+</inkml:ink>
+</file>
+
+<file path=word/ink/ink5.xml><?xml version="1.0" encoding="utf-8"?>
+<inkml:ink xmlns:inkml="http://www.w3.org/2003/InkML">
+  <inkml:definitions>
+    <inkml:context xml:id="ctx0">
+      <inkml:inkSource xml:id="inkSrc0">
+        <inkml:traceFormat>
+          <inkml:channel name="X" type="integer" min="-2.14748E9" max="2.14748E9" units="cm"/>
+          <inkml:channel name="Y" type="integer" min="-2.14748E9" max="2.14748E9" units="cm"/>
+          <inkml:channel name="F" type="integer" max="32767" units="dev"/>
+        </inkml:traceFormat>
+        <inkml:channelProperties>
+          <inkml:channelProperty channel="X" name="resolution" value="1000" units="1/cm"/>
+          <inkml:channelProperty channel="Y" name="resolution" value="1000" units="1/cm"/>
+          <inkml:channelProperty channel="F" name="resolution" value="0" units="1/dev"/>
+        </inkml:channelProperties>
+      </inkml:inkSource>
+      <inkml:timestamp xml:id="ts0" timeString="2026-07-16T19:21:21.750"/>
+    </inkml:context>
+    <inkml:brush xml:id="br0">
+      <inkml:brushProperty name="width" value="0.035" units="cm"/>
+      <inkml:brushProperty name="height" value="0.035" units="cm"/>
+    </inkml:brush>
+  </inkml:definitions>
+  <inkml:trace contextRef="#ctx0" brushRef="#br0">90 1 24575,'48'-1'0,"56"3"0,-102-2 0,-1 0 0,1 1 0,-1-1 0,1 1 0,0-1 0,-1 1 0,0 0 0,1 0 0,-1 0 0,1-1 0,-1 1 0,0 0 0,0 1 0,1-1 0,-1 0 0,0 0 0,0 1 0,0-1 0,0 0 0,-1 1 0,1-1 0,0 1 0,0-1 0,-1 1 0,1-1 0,-1 1 0,0-1 0,1 1 0,-1 0 0,0-1 0,0 1 0,0 0 0,0-1 0,0 1 0,0-1 0,-1 1 0,1 0 0,0-1 0,-1 1 0,1-1 0,-1 1 0,0-1 0,1 1 0,-1-1 0,0 1 0,0-1 0,0 0 0,0 1 0,0-1 0,0 0 0,-1 0 0,1 0 0,0 0 0,0 0 0,-1 0 0,-2 1 0,-25 8 0,0 0 0,-55 8 0,82-18 0,-2 1 0,0 0 0,0 0 0,0 0 0,1 1 0,-1-1 0,0 1 0,-3 2 0,7-3 0,0-1 0,-1 0 0,1 0 0,0 1 0,-1-1 0,1 0 0,0 0 0,-1 1 0,1-1 0,0 0 0,0 1 0,-1-1 0,1 0 0,0 1 0,0-1 0,0 1 0,0-1 0,-1 0 0,1 1 0,0-1 0,0 1 0,0-1 0,0 0 0,0 1 0,0-1 0,0 1 0,0-1 0,0 1 0,1 0 0,0 0 0,-1-1 0,1 1 0,0 0 0,0 0 0,0 0 0,0-1 0,-1 1 0,1 0 0,0-1 0,0 1 0,0-1 0,0 1 0,1-1 0,1 1 0,4 1 0,0 1 0,0 1 0,0-1 0,-1 1 0,1 0 0,-1 0 0,11 11 0,-15-13 0,0 0 0,0 0 0,-1 0 0,1 0 0,-1 0 0,1 0 0,-1 1 0,0-1 0,0 1 0,0-1 0,0 1 0,0-1 0,-1 1 0,1-1 0,-1 1 0,0 0 0,1-1 0,-1 1 0,0 0 0,-1-1 0,1 1 0,0 0 0,-1-1 0,1 1 0,-1-1 0,-2 5 0,2-5 0,0-1 0,0 1 0,0 0 0,-1-1 0,1 0 0,-1 1 0,1-1 0,-1 0 0,1 0 0,-1 1 0,0-1 0,0-1 0,1 1 0,-1 0 0,0 0 0,0-1 0,0 1 0,0-1 0,0 1 0,0-1 0,0 0 0,-3 0 0,-54-1 0,40-1 0,-12 1-1365,18 1-5461</inkml:trace>
+</inkml:ink>
+</file>
+
+<file path=word/ink/ink6.xml><?xml version="1.0" encoding="utf-8"?>
+<inkml:ink xmlns:inkml="http://www.w3.org/2003/InkML">
+  <inkml:definitions>
+    <inkml:context xml:id="ctx0">
+      <inkml:inkSource xml:id="inkSrc0">
+        <inkml:traceFormat>
+          <inkml:channel name="X" type="integer" min="-2.14748E9" max="2.14748E9" units="cm"/>
+          <inkml:channel name="Y" type="integer" min="-2.14748E9" max="2.14748E9" units="cm"/>
+          <inkml:channel name="F" type="integer" max="32767" units="dev"/>
+        </inkml:traceFormat>
+        <inkml:channelProperties>
+          <inkml:channelProperty channel="X" name="resolution" value="1000" units="1/cm"/>
+          <inkml:channelProperty channel="Y" name="resolution" value="1000" units="1/cm"/>
+          <inkml:channelProperty channel="F" name="resolution" value="0" units="1/dev"/>
+        </inkml:channelProperties>
+      </inkml:inkSource>
+      <inkml:timestamp xml:id="ts0" timeString="2026-07-16T19:21:24.481"/>
+    </inkml:context>
+    <inkml:brush xml:id="br0">
+      <inkml:brushProperty name="width" value="0.035" units="cm"/>
+      <inkml:brushProperty name="height" value="0.035" units="cm"/>
+    </inkml:brush>
+  </inkml:definitions>
+  <inkml:trace contextRef="#ctx0" brushRef="#br0">15 1 24575,'-8'84'0,"5"-61"0,1-1 0,0 32 0,3-51 0,-1 1 0,1-1 0,-1 0 0,1 0 0,0 1 0,1-1 0,-1 0 0,0 0 0,1 0 0,0 0 0,-1-1 0,1 1 0,1 0 0,-1-1 0,0 1 0,0-1 0,1 0 0,-1 0 0,1 0 0,0 0 0,0 0 0,0 0 0,0-1 0,0 1 0,0-1 0,0 0 0,4 1 0,-2-1 0,0 1 0,0-1 0,0-1 0,0 1 0,0-1 0,0 0 0,0 0 0,0 0 0,0-1 0,0 1 0,0-1 0,-1-1 0,1 1 0,0-1 0,0 1 0,-1-1 0,7-4 0,-3 0 0,-1 0 0,0 0 0,0 0 0,0-1 0,-1 0 0,0 0 0,-1-1 0,1 0 0,-1 0 0,-1 0 0,0 0 0,0-1 0,0 0 0,-1 0 0,-1 0 0,1 0 0,0-13 0,-3 21 0,0 0 0,0 1 0,0-1 0,0 0 0,0 0 0,0 0 0,0 1 0,1-1 0,-1 0 0,0 0 0,0 1 0,1-1 0,-1 0 0,0 0 0,1 1 0,-1-1 0,0 0 0,1 1 0,-1-1 0,1 1 0,-1-1 0,1 0 0,0 1 0,-1-1 0,1 1 0,0 0 0,-1-1 0,1 1 0,1-1 0,-2 1 0,1 1 0,0 0 0,0-1 0,0 1 0,-1-1 0,1 1 0,0 0 0,-1 0 0,1-1 0,-1 1 0,1 0 0,-1 0 0,1 0 0,-1 0 0,1 0 0,-1-1 0,0 1 0,1 0 0,-1 0 0,0 0 0,0 0 0,0 0 0,0 0 0,0 1 0,2 18 14,-1-1-1,-1 0 0,0 1 1,-2-1-1,0 0 1,-5 20-1,-36 114-845,34-124 205,5-15-6199</inkml:trace>
+</inkml:ink>
 </file>
 
 <file path=word/theme/theme1.xml><?xml version="1.0" encoding="utf-8"?>

--- a/Spring Boot Complete Revision.docx
+++ b/Spring Boot Complete Revision.docx
@@ -3,10 +3,10 @@
 <w:document xmlns:wpc="http://schemas.microsoft.com/office/word/2010/wordprocessingCanvas" xmlns:cx="http://schemas.microsoft.com/office/drawing/2014/chartex" xmlns:cx1="http://schemas.microsoft.com/office/drawing/2015/9/8/chartex" xmlns:cx2="http://schemas.microsoft.com/office/drawing/2015/10/21/chartex" xmlns:cx3="http://schemas.microsoft.com/office/drawing/2016/5/9/chartex" xmlns:cx4="http://schemas.microsoft.com/office/drawing/2016/5/10/chartex" xmlns:cx5="http://schemas.microsoft.com/office/drawing/2016/5/11/chartex" xmlns:cx6="http://schemas.microsoft.com/office/drawing/2016/5/12/chartex" xmlns:cx7="http://schemas.microsoft.com/office/drawing/2016/5/13/chartex" xmlns:cx8="http://schemas.microsoft.com/office/drawing/2016/5/14/chartex" xmlns:mc="http://schemas.openxmlformats.org/markup-compatibility/2006" xmlns:aink="http://schemas.microsoft.com/office/drawing/2016/ink" xmlns:am3d="http://schemas.microsoft.com/office/drawing/2017/model3d" xmlns:o="urn:schemas-microsoft-com:office:office" xmlns:oel="http://schemas.microsoft.com/office/2019/extlst" xmlns:r="http://schemas.openxmlformats.org/officeDocument/2006/relationships" xmlns:m="http://schemas.openxmlformats.org/officeDocument/2006/math" xmlns:v="urn:schemas-microsoft-com:vml" xmlns:wp14="http://schemas.microsoft.com/office/word/2010/wordprocessingDrawing" xmlns:wp="http://schemas.openxmlformats.org/drawingml/2006/wordprocessingDrawing" xmlns:w10="urn:schemas-microsoft-com:office:word" xmlns:w="http://schemas.openxmlformats.org/wordprocessingml/2006/main" xmlns:w14="http://schemas.microsoft.com/office/word/2010/wordml" xmlns:w15="http://schemas.microsoft.com/office/word/2012/wordml" xmlns:w16cex="http://schemas.microsoft.com/office/word/2018/wordml/cex" xmlns:w16cid="http://schemas.microsoft.com/office/word/2016/wordml/cid" xmlns:w16="http://schemas.microsoft.com/office/word/2018/wordml" xmlns:w16du="http://schemas.microsoft.com/office/word/2023/wordml/word16du" xmlns:w16sdtdh="http://schemas.microsoft.com/office/word/2020/wordml/sdtdatahash" xmlns:w16sdtfl="http://schemas.microsoft.com/office/word/2024/wordml/sdtformatlock" xmlns:w16se="http://schemas.microsoft.com/office/word/2015/wordml/symex" xmlns:wpg="http://schemas.microsoft.com/office/word/2010/wordprocessingGroup" xmlns:wpi="http://schemas.microsoft.com/office/word/2010/wordprocessingInk" xmlns:wne="http://schemas.microsoft.com/office/word/2006/wordml" xmlns:wps="http://schemas.microsoft.com/office/word/2010/wordprocessingShape" mc:Ignorable="w14 w15 w16se w16cid w16 w16cex w16sdtdh w16sdtfl w16du wp14">
   <w:body>
     <w:p>
-      <w:r>
-        <w:rPr>
-          <w:color w:val="4472C4" w:themeColor="accent1"/>
-        </w:rPr>
+      <w:pPr>
+        <w:pStyle w:val="Subtitle"/>
+      </w:pPr>
+      <w:r>
         <w:t>Spring Boot Complete Revision:</w:t>
       </w:r>
     </w:p>
@@ -32,12 +32,30 @@
     </w:p>
     <w:p>
       <w:r>
-        <w:t>In traditional spring framework we need to configure :</w:t>
-      </w:r>
-    </w:p>
-    <w:p>
-      <w:r>
-        <w:t>DispatcherServlet, View Resolver, Database,  Hibernate, Server etc.</w:t>
+        <w:t xml:space="preserve">In traditional spring framework we need to </w:t>
+      </w:r>
+      <w:proofErr w:type="gramStart"/>
+      <w:r>
+        <w:t>configure :</w:t>
+      </w:r>
+      <w:proofErr w:type="gramEnd"/>
+    </w:p>
+    <w:p>
+      <w:proofErr w:type="spellStart"/>
+      <w:r>
+        <w:t>DispatcherServlet</w:t>
+      </w:r>
+      <w:proofErr w:type="spellEnd"/>
+      <w:r>
+        <w:t xml:space="preserve">, View Resolver, </w:t>
+      </w:r>
+      <w:proofErr w:type="gramStart"/>
+      <w:r>
+        <w:t>Database,  Hibernate</w:t>
+      </w:r>
+      <w:proofErr w:type="gramEnd"/>
+      <w:r>
+        <w:t>, Server etc.</w:t>
       </w:r>
     </w:p>
     <w:p>
@@ -64,14 +82,40 @@
         </w:rPr>
       </w:pPr>
       <w:r>
-        <w:t xml:space="preserve">1)JVM executes main() method, the first method executes is </w:t>
-      </w:r>
+        <w:t xml:space="preserve">1)JVM executes </w:t>
+      </w:r>
+      <w:proofErr w:type="gramStart"/>
+      <w:r>
+        <w:t>main(</w:t>
+      </w:r>
+      <w:proofErr w:type="gramEnd"/>
+      <w:r>
+        <w:t xml:space="preserve">) method, the first method executes is </w:t>
+      </w:r>
+      <w:proofErr w:type="spellStart"/>
+      <w:proofErr w:type="gramStart"/>
       <w:r>
         <w:rPr>
           <w:b/>
           <w:bCs/>
         </w:rPr>
-        <w:t>SpringApplication.run(); // entry point of SBA</w:t>
+        <w:t>SpringApplication.run</w:t>
+      </w:r>
+      <w:proofErr w:type="spellEnd"/>
+      <w:r>
+        <w:rPr>
+          <w:b/>
+          <w:bCs/>
+        </w:rPr>
+        <w:t>(</w:t>
+      </w:r>
+      <w:proofErr w:type="gramEnd"/>
+      <w:r>
+        <w:rPr>
+          <w:b/>
+          <w:bCs/>
+        </w:rPr>
+        <w:t>); // entry point of SBA</w:t>
       </w:r>
     </w:p>
     <w:p>
@@ -79,7 +123,15 @@
         <w:t>2)</w:t>
       </w:r>
       <w:r>
-        <w:t xml:space="preserve"> SBA object created (here SB knows which project to start,  which config class to read, which package to read).</w:t>
+        <w:t xml:space="preserve"> SBA object created (here SB knows which project to </w:t>
+      </w:r>
+      <w:proofErr w:type="gramStart"/>
+      <w:r>
+        <w:t>start,  which</w:t>
+      </w:r>
+      <w:proofErr w:type="gramEnd"/>
+      <w:r>
+        <w:t xml:space="preserve"> config class to read, which package to read).</w:t>
       </w:r>
     </w:p>
     <w:p>
@@ -128,7 +180,35 @@
         <w:rPr>
           <w:bCs/>
         </w:rPr>
-        <w:t>is responsible for : creating and managing beans, Injecting dependencies, managing object lifecycle</w:t>
+        <w:t xml:space="preserve">is responsible </w:t>
+      </w:r>
+      <w:proofErr w:type="gramStart"/>
+      <w:r>
+        <w:rPr>
+          <w:bCs/>
+        </w:rPr>
+        <w:t>for :</w:t>
+      </w:r>
+      <w:proofErr w:type="gramEnd"/>
+      <w:r>
+        <w:rPr>
+          <w:bCs/>
+        </w:rPr>
+        <w:t xml:space="preserve"> creating and managing beans, </w:t>
+      </w:r>
+      <w:proofErr w:type="gramStart"/>
+      <w:r>
+        <w:rPr>
+          <w:bCs/>
+        </w:rPr>
+        <w:t>Injecting</w:t>
+      </w:r>
+      <w:proofErr w:type="gramEnd"/>
+      <w:r>
+        <w:rPr>
+          <w:bCs/>
+        </w:rPr>
+        <w:t xml:space="preserve"> dependencies, managing object lifecycle</w:t>
       </w:r>
       <w:r>
         <w:rPr>
@@ -147,7 +227,21 @@
         <w:rPr>
           <w:bCs/>
         </w:rPr>
-        <w:t>Without AC SB can not perform DI and AC.</w:t>
+        <w:t xml:space="preserve">Without AC SB </w:t>
+      </w:r>
+      <w:proofErr w:type="spellStart"/>
+      <w:r>
+        <w:rPr>
+          <w:bCs/>
+        </w:rPr>
+        <w:t>can not</w:t>
+      </w:r>
+      <w:proofErr w:type="spellEnd"/>
+      <w:r>
+        <w:rPr>
+          <w:bCs/>
+        </w:rPr>
+        <w:t xml:space="preserve"> perform DI and AC.</w:t>
       </w:r>
     </w:p>
     <w:p>
@@ -167,7 +261,21 @@
         <w:rPr>
           <w:bCs/>
         </w:rPr>
-        <w:t xml:space="preserve"> Java Object, created managed and maintained by spring container(AC) instead of being created manually</w:t>
+        <w:t xml:space="preserve"> Java Object, created managed and maintained by spring </w:t>
+      </w:r>
+      <w:proofErr w:type="gramStart"/>
+      <w:r>
+        <w:rPr>
+          <w:bCs/>
+        </w:rPr>
+        <w:t>container(</w:t>
+      </w:r>
+      <w:proofErr w:type="gramEnd"/>
+      <w:r>
+        <w:rPr>
+          <w:bCs/>
+        </w:rPr>
+        <w:t>AC) instead of being created manually</w:t>
       </w:r>
       <w:r>
         <w:rPr>
@@ -396,7 +504,7 @@
                       </mc:Choice>
                       <mc:Fallback>
                         <w:pict>
-                          <v:rect w14:anchorId="711C09BA" id="Rectangle 1" o:spid="_x0000_s1026" style="position:absolute;margin-left:126.55pt;margin-top:.25pt;width:122.45pt;height:26.45pt;z-index:251659264;visibility:visible;mso-wrap-style:square;mso-wrap-distance-left:9pt;mso-wrap-distance-top:0;mso-wrap-distance-right:9pt;mso-wrap-distance-bottom:0;mso-position-horizontal:absolute;mso-position-horizontal-relative:text;mso-position-vertical:absolute;mso-position-vertical-relative:text;v-text-anchor:middle" o:gfxdata="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" filled="f" stroked="f" strokeweight="1pt"/>
+                          <v:rect w14:anchorId="69F3E6B7" id="Rectangle 1" o:spid="_x0000_s1026" style="position:absolute;margin-left:126.55pt;margin-top:.25pt;width:122.45pt;height:26.45pt;z-index:251659264;visibility:visible;mso-wrap-style:square;mso-wrap-distance-left:9pt;mso-wrap-distance-top:0;mso-wrap-distance-right:9pt;mso-wrap-distance-bottom:0;mso-position-horizontal:absolute;mso-position-horizontal-relative:text;mso-position-vertical:absolute;mso-position-vertical-relative:text;v-text-anchor:middle" o:gfxdata="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" filled="f" stroked="f" strokeweight="1pt"/>
                         </w:pict>
                       </mc:Fallback>
                     </mc:AlternateContent>
@@ -470,7 +578,35 @@
                       <w:bCs/>
                     </w:rPr>
                     <w:tab/>
-                    <w:t>(beanName, beanCLass, scope, lazy, dependency), it firstly creates all the bean definitions and then go to create objects</w:t>
+                    <w:t>(</w:t>
+                  </w:r>
+                  <w:proofErr w:type="spellStart"/>
+                  <w:r>
+                    <w:rPr>
+                      <w:bCs/>
+                    </w:rPr>
+                    <w:t>beanName</w:t>
+                  </w:r>
+                  <w:proofErr w:type="spellEnd"/>
+                  <w:r>
+                    <w:rPr>
+                      <w:bCs/>
+                    </w:rPr>
+                    <w:t xml:space="preserve">, </w:t>
+                  </w:r>
+                  <w:proofErr w:type="spellStart"/>
+                  <w:r>
+                    <w:rPr>
+                      <w:bCs/>
+                    </w:rPr>
+                    <w:t>beanCLass</w:t>
+                  </w:r>
+                  <w:proofErr w:type="spellEnd"/>
+                  <w:r>
+                    <w:rPr>
+                      <w:bCs/>
+                    </w:rPr>
+                    <w:t>, scope, lazy, dependency), it firstly creates all the bean definitions and then go to create objects</w:t>
                   </w:r>
                 </w:p>
                 <w:p>
@@ -523,7 +659,21 @@
                     <w:rPr>
                       <w:bCs/>
                     </w:rPr>
-                    <w:t>Instantiate objects -&gt; spring takes one component creates object if while reading constructor of that component there is some dependency of some other component (DI) then it  creates the object or bean of that component first.</w:t>
+                    <w:t xml:space="preserve">Instantiate objects -&gt; spring takes one component creates object if while reading constructor of that component there is some dependency of some other component (DI) then </w:t>
+                  </w:r>
+                  <w:proofErr w:type="gramStart"/>
+                  <w:r>
+                    <w:rPr>
+                      <w:bCs/>
+                    </w:rPr>
+                    <w:t>it  creates</w:t>
+                  </w:r>
+                  <w:proofErr w:type="gramEnd"/>
+                  <w:r>
+                    <w:rPr>
+                      <w:bCs/>
+                    </w:rPr>
+                    <w:t xml:space="preserve"> the object or bean of that component first.</w:t>
                   </w:r>
                 </w:p>
                 <w:p>
@@ -633,7 +783,119 @@
                     <w:rPr>
                       <w:bCs/>
                     </w:rPr>
-                    <w:t>Aware Interfaces are Called -&gt; this step will only come if we implement a aware interface(BeanNameAware, ApplicationContextAware)in our component we have to override the method setBeanName(String name) there, even if did not call it, it will get called by Spring automatically and these methods are called as callback methods, its name is setBeanName`(setApplicationContext for other one) not getBeanName as it is called by spring not us, we can not change any thing by calling a callback method we can just print it in console</w:t>
+                    <w:t>Aware Interfaces are Called -&gt; this step will only come if we implement a aware interface(</w:t>
+                  </w:r>
+                  <w:proofErr w:type="spellStart"/>
+                  <w:r>
+                    <w:rPr>
+                      <w:bCs/>
+                    </w:rPr>
+                    <w:t>BeanNameAware</w:t>
+                  </w:r>
+                  <w:proofErr w:type="spellEnd"/>
+                  <w:r>
+                    <w:rPr>
+                      <w:bCs/>
+                    </w:rPr>
+                    <w:t xml:space="preserve">, </w:t>
+                  </w:r>
+                  <w:proofErr w:type="spellStart"/>
+                  <w:r>
+                    <w:rPr>
+                      <w:bCs/>
+                    </w:rPr>
+                    <w:t>ApplicationContextAware</w:t>
+                  </w:r>
+                  <w:proofErr w:type="spellEnd"/>
+                  <w:r>
+                    <w:rPr>
+                      <w:bCs/>
+                    </w:rPr>
+                    <w:t xml:space="preserve">)in our component we have to override the method </w:t>
+                  </w:r>
+                  <w:proofErr w:type="spellStart"/>
+                  <w:r>
+                    <w:rPr>
+                      <w:bCs/>
+                    </w:rPr>
+                    <w:t>setBeanName</w:t>
+                  </w:r>
+                  <w:proofErr w:type="spellEnd"/>
+                  <w:r>
+                    <w:rPr>
+                      <w:bCs/>
+                    </w:rPr>
+                    <w:t xml:space="preserve">(String name) there, even if did not call it, it will get called by Spring automatically and these methods are called as callback methods, its name is </w:t>
+                  </w:r>
+                  <w:proofErr w:type="spellStart"/>
+                  <w:r>
+                    <w:rPr>
+                      <w:bCs/>
+                    </w:rPr>
+                    <w:t>setBeanName</w:t>
+                  </w:r>
+                  <w:proofErr w:type="spellEnd"/>
+                  <w:r>
+                    <w:rPr>
+                      <w:bCs/>
+                    </w:rPr>
+                    <w:t>`(</w:t>
+                  </w:r>
+                  <w:proofErr w:type="spellStart"/>
+                  <w:r>
+                    <w:rPr>
+                      <w:bCs/>
+                    </w:rPr>
+                    <w:t>setApplicationContext</w:t>
+                  </w:r>
+                  <w:proofErr w:type="spellEnd"/>
+                  <w:r>
+                    <w:rPr>
+                      <w:bCs/>
+                    </w:rPr>
+                    <w:t xml:space="preserve"> for other one) not </w:t>
+                  </w:r>
+                  <w:proofErr w:type="spellStart"/>
+                  <w:r>
+                    <w:rPr>
+                      <w:bCs/>
+                    </w:rPr>
+                    <w:t>getBeanName</w:t>
+                  </w:r>
+                  <w:proofErr w:type="spellEnd"/>
+                  <w:r>
+                    <w:rPr>
+                      <w:bCs/>
+                    </w:rPr>
+                    <w:t xml:space="preserve"> as it is called by spring not us, we </w:t>
+                  </w:r>
+                  <w:proofErr w:type="spellStart"/>
+                  <w:r>
+                    <w:rPr>
+                      <w:bCs/>
+                    </w:rPr>
+                    <w:t>can not</w:t>
+                  </w:r>
+                  <w:proofErr w:type="spellEnd"/>
+                  <w:r>
+                    <w:rPr>
+                      <w:bCs/>
+                    </w:rPr>
+                    <w:t xml:space="preserve"> change </w:t>
+                  </w:r>
+                  <w:proofErr w:type="spellStart"/>
+                  <w:r>
+                    <w:rPr>
+                      <w:bCs/>
+                    </w:rPr>
+                    <w:t>any thing</w:t>
+                  </w:r>
+                  <w:proofErr w:type="spellEnd"/>
+                  <w:r>
+                    <w:rPr>
+                      <w:bCs/>
+                    </w:rPr>
+                    <w:t xml:space="preserve"> by calling a callback method we can just print it in console</w:t>
                   </w:r>
                 </w:p>
                 <w:p>
@@ -686,7 +948,21 @@
                     <w:rPr>
                       <w:bCs/>
                     </w:rPr>
-                    <w:t>Initialization Callbacks -&gt; these are methods called by spring , they are used before we call the bean for examples if we want to add something to the resultant map before calling bean etc.</w:t>
+                    <w:t xml:space="preserve">Initialization Callbacks -&gt; these are methods called by </w:t>
+                  </w:r>
+                  <w:proofErr w:type="gramStart"/>
+                  <w:r>
+                    <w:rPr>
+                      <w:bCs/>
+                    </w:rPr>
+                    <w:t>spring ,</w:t>
+                  </w:r>
+                  <w:proofErr w:type="gramEnd"/>
+                  <w:r>
+                    <w:rPr>
+                      <w:bCs/>
+                    </w:rPr>
+                    <w:t xml:space="preserve"> they are used before we call the bean for examples if we want to add something to the resultant map before calling bean etc.</w:t>
                   </w:r>
                 </w:p>
                 <w:p>
@@ -719,8 +995,38 @@
                     <w:rPr>
                       <w:bCs/>
                     </w:rPr>
-                    <w:t>Initialization bean- &gt; interface, we can do tasks that we have to perform before calling any method, method is afterPropertiesSet(). It will get called before any business logic, now it does not uses</w:t>
+                    <w:t xml:space="preserve">Initialization bean- &gt; interface, we can do tasks that we have to perform before calling any method, method is </w:t>
                   </w:r>
+                  <w:proofErr w:type="spellStart"/>
+                  <w:proofErr w:type="gramStart"/>
+                  <w:r>
+                    <w:rPr>
+                      <w:bCs/>
+                    </w:rPr>
+                    <w:t>afterPropertiesSet</w:t>
+                  </w:r>
+                  <w:proofErr w:type="spellEnd"/>
+                  <w:r>
+                    <w:rPr>
+                      <w:bCs/>
+                    </w:rPr>
+                    <w:t>(</w:t>
+                  </w:r>
+                  <w:proofErr w:type="gramEnd"/>
+                  <w:r>
+                    <w:rPr>
+                      <w:bCs/>
+                    </w:rPr>
+                    <w:t xml:space="preserve">). It will get called before any business logic, now it does not </w:t>
+                  </w:r>
+                  <w:proofErr w:type="gramStart"/>
+                  <w:r>
+                    <w:rPr>
+                      <w:bCs/>
+                    </w:rPr>
+                    <w:t>uses</w:t>
+                  </w:r>
+                  <w:proofErr w:type="gramEnd"/>
                 </w:p>
                 <w:p>
                   <w:pPr>
@@ -738,14 +1044,45 @@
                     <w:rPr>
                       <w:bCs/>
                     </w:rPr>
-                    <w:t>Init method: pass @Bean(initMethod=</w:t>
+                    <w:t>Init method: pass @Bean(initMethod</w:t>
+                  </w:r>
+                  <w:proofErr w:type="gramStart"/>
+                  <w:r>
+                    <w:rPr>
+                      <w:bCs/>
+                    </w:rPr>
+                    <w:t>=</w:t>
                   </w:r>
                   <w:r>
                     <w:rPr>
                       <w:bCs/>
                       <w:lang w:val="en-IN"/>
                     </w:rPr>
-                    <w:t>”start”) start can be anything then in the component we can create a method with this name and pass over callback methods things there, if using bean we have to use this</w:t>
+                    <w:t>”start</w:t>
+                  </w:r>
+                  <w:proofErr w:type="gramEnd"/>
+                  <w:r>
+                    <w:rPr>
+                      <w:bCs/>
+                      <w:lang w:val="en-IN"/>
+                    </w:rPr>
+                    <w:t xml:space="preserve">”) start can be anything then in the component we can create a method with this name and pass over callback methods things there, if using </w:t>
+                  </w:r>
+                  <w:proofErr w:type="gramStart"/>
+                  <w:r>
+                    <w:rPr>
+                      <w:bCs/>
+                      <w:lang w:val="en-IN"/>
+                    </w:rPr>
+                    <w:t>bean</w:t>
+                  </w:r>
+                  <w:proofErr w:type="gramEnd"/>
+                  <w:r>
+                    <w:rPr>
+                      <w:bCs/>
+                      <w:lang w:val="en-IN"/>
+                    </w:rPr>
+                    <w:t xml:space="preserve"> we have to use this</w:t>
                   </w:r>
                 </w:p>
                 <w:p>
@@ -779,7 +1116,43 @@
                     <w:rPr>
                       <w:bCs/>
                     </w:rPr>
-                    <w:t>It does not come with springcontext we have to add a different jar file for this (Jakarta annotation library) in case of spring core but in spring boot it is already there</w:t>
+                    <w:t xml:space="preserve">It does not come with </w:t>
+                  </w:r>
+                  <w:proofErr w:type="spellStart"/>
+                  <w:r>
+                    <w:rPr>
+                      <w:bCs/>
+                    </w:rPr>
+                    <w:t>springcontext</w:t>
+                  </w:r>
+                  <w:proofErr w:type="spellEnd"/>
+                  <w:r>
+                    <w:rPr>
+                      <w:bCs/>
+                    </w:rPr>
+                    <w:t xml:space="preserve"> we have to add a different jar file for this (Jakarta annotation library) in case of spring core but in spring boot it is already there</w:t>
+                  </w:r>
+                </w:p>
+                <w:p>
+                  <w:pPr>
+                    <w:jc w:val="center"/>
+                    <w:rPr>
+                      <w:bCs/>
+                    </w:rPr>
+                  </w:pPr>
+                  <w:proofErr w:type="gramStart"/>
+                  <w:r>
+                    <w:rPr>
+                      <w:bCs/>
+                    </w:rPr>
+                    <w:t>Q)why</w:t>
+                  </w:r>
+                  <w:proofErr w:type="gramEnd"/>
+                  <w:r>
+                    <w:rPr>
+                      <w:bCs/>
+                    </w:rPr>
+                    <w:t xml:space="preserve"> to use this when we can do this in constructor?</w:t>
                   </w:r>
                 </w:p>
                 <w:p>
@@ -793,21 +1166,35 @@
                     <w:rPr>
                       <w:bCs/>
                     </w:rPr>
-                    <w:t>Q)why to use this when we can do this in constructor?</w:t>
+                    <w:t xml:space="preserve">Ans: </w:t>
                   </w:r>
-                </w:p>
-                <w:p>
-                  <w:pPr>
-                    <w:jc w:val="center"/>
-                    <w:rPr>
-                      <w:bCs/>
-                    </w:rPr>
-                  </w:pPr>
+                  <w:proofErr w:type="gramStart"/>
                   <w:r>
                     <w:rPr>
                       <w:bCs/>
                     </w:rPr>
-                    <w:t>Ans: yes we can do this in constructor as well, but its initialization happens too early in the lifecycle there we does not have enough data also we want to keep heavy function away.</w:t>
+                    <w:t>yes</w:t>
+                  </w:r>
+                  <w:proofErr w:type="gramEnd"/>
+                  <w:r>
+                    <w:rPr>
+                      <w:bCs/>
+                    </w:rPr>
+                    <w:t xml:space="preserve"> we can do this in constructor as well, but its initialization happens too early in the lifecycle there we </w:t>
+                  </w:r>
+                  <w:proofErr w:type="gramStart"/>
+                  <w:r>
+                    <w:rPr>
+                      <w:bCs/>
+                    </w:rPr>
+                    <w:t>does</w:t>
+                  </w:r>
+                  <w:proofErr w:type="gramEnd"/>
+                  <w:r>
+                    <w:rPr>
+                      <w:bCs/>
+                    </w:rPr>
+                    <w:t xml:space="preserve"> not have enough data also we want to keep heavy function away.</w:t>
                   </w:r>
                 </w:p>
               </w:tc>
@@ -920,8 +1307,58 @@
                     <w:rPr>
                       <w:bCs/>
                     </w:rPr>
-                    <w:t>Destruction Callbacks -&gt; like before Initialization spring gives callbacks, before destruction as well it gives callbacks , eg: clearing the cache etc</w:t>
+                    <w:t xml:space="preserve">Destruction Callbacks -&gt; like before </w:t>
                   </w:r>
+                  <w:proofErr w:type="gramStart"/>
+                  <w:r>
+                    <w:rPr>
+                      <w:bCs/>
+                    </w:rPr>
+                    <w:t>Initialization spring</w:t>
+                  </w:r>
+                  <w:proofErr w:type="gramEnd"/>
+                  <w:r>
+                    <w:rPr>
+                      <w:bCs/>
+                    </w:rPr>
+                    <w:t xml:space="preserve"> gives callbacks, before destruction as well it gives </w:t>
+                  </w:r>
+                  <w:proofErr w:type="gramStart"/>
+                  <w:r>
+                    <w:rPr>
+                      <w:bCs/>
+                    </w:rPr>
+                    <w:t>callbacks ,</w:t>
+                  </w:r>
+                  <w:proofErr w:type="gramEnd"/>
+                  <w:r>
+                    <w:rPr>
+                      <w:bCs/>
+                    </w:rPr>
+                    <w:t xml:space="preserve"> </w:t>
+                  </w:r>
+                  <w:proofErr w:type="spellStart"/>
+                  <w:r>
+                    <w:rPr>
+                      <w:bCs/>
+                    </w:rPr>
+                    <w:t>eg</w:t>
+                  </w:r>
+                  <w:proofErr w:type="spellEnd"/>
+                  <w:r>
+                    <w:rPr>
+                      <w:bCs/>
+                    </w:rPr>
+                    <w:t xml:space="preserve">: clearing the cache </w:t>
+                  </w:r>
+                  <w:proofErr w:type="spellStart"/>
+                  <w:r>
+                    <w:rPr>
+                      <w:bCs/>
+                    </w:rPr>
+                    <w:t>etc</w:t>
+                  </w:r>
+                  <w:proofErr w:type="spellEnd"/>
                 </w:p>
                 <w:p>
                   <w:pPr>
@@ -948,7 +1385,79 @@
                     <w:rPr>
                       <w:bCs/>
                     </w:rPr>
-                    <w:t>1)DisposableBean: interface, have method destroy(), it is callback method, we have to call context.close() in main method for running this, (ApplicationContext does not have close method so use ConfigurableApplictionContext) its child</w:t>
+                    <w:t>1)</w:t>
+                  </w:r>
+                  <w:proofErr w:type="spellStart"/>
+                  <w:r>
+                    <w:rPr>
+                      <w:bCs/>
+                    </w:rPr>
+                    <w:t>DisposableBean</w:t>
+                  </w:r>
+                  <w:proofErr w:type="spellEnd"/>
+                  <w:r>
+                    <w:rPr>
+                      <w:bCs/>
+                    </w:rPr>
+                    <w:t xml:space="preserve">: interface, have method </w:t>
+                  </w:r>
+                  <w:proofErr w:type="gramStart"/>
+                  <w:r>
+                    <w:rPr>
+                      <w:bCs/>
+                    </w:rPr>
+                    <w:t>destroy(</w:t>
+                  </w:r>
+                  <w:proofErr w:type="gramEnd"/>
+                  <w:r>
+                    <w:rPr>
+                      <w:bCs/>
+                    </w:rPr>
+                    <w:t xml:space="preserve">), it is callback method, we have to call </w:t>
+                  </w:r>
+                  <w:proofErr w:type="spellStart"/>
+                  <w:proofErr w:type="gramStart"/>
+                  <w:r>
+                    <w:rPr>
+                      <w:bCs/>
+                    </w:rPr>
+                    <w:t>context.close</w:t>
+                  </w:r>
+                  <w:proofErr w:type="spellEnd"/>
+                  <w:proofErr w:type="gramEnd"/>
+                  <w:r>
+                    <w:rPr>
+                      <w:bCs/>
+                    </w:rPr>
+                    <w:t>() in main method for running this, (</w:t>
+                  </w:r>
+                  <w:proofErr w:type="spellStart"/>
+                  <w:r>
+                    <w:rPr>
+                      <w:bCs/>
+                    </w:rPr>
+                    <w:t>ApplicationContext</w:t>
+                  </w:r>
+                  <w:proofErr w:type="spellEnd"/>
+                  <w:r>
+                    <w:rPr>
+                      <w:bCs/>
+                    </w:rPr>
+                    <w:t xml:space="preserve"> does not have close method so use </w:t>
+                  </w:r>
+                  <w:proofErr w:type="spellStart"/>
+                  <w:r>
+                    <w:rPr>
+                      <w:bCs/>
+                    </w:rPr>
+                    <w:t>ConfigurableApplictionContext</w:t>
+                  </w:r>
+                  <w:proofErr w:type="spellEnd"/>
+                  <w:r>
+                    <w:rPr>
+                      <w:bCs/>
+                    </w:rPr>
+                    <w:t>) its child</w:t>
                   </w:r>
                 </w:p>
                 <w:p>
@@ -976,7 +1485,43 @@
                     <w:rPr>
                       <w:bCs/>
                     </w:rPr>
-                    <w:t>2)destryBean: on bean pass destroyMethod=”stop”, stop can be anything and use this method in component</w:t>
+                    <w:t>2)</w:t>
+                  </w:r>
+                  <w:proofErr w:type="spellStart"/>
+                  <w:r>
+                    <w:rPr>
+                      <w:bCs/>
+                    </w:rPr>
+                    <w:t>destryBean</w:t>
+                  </w:r>
+                  <w:proofErr w:type="spellEnd"/>
+                  <w:r>
+                    <w:rPr>
+                      <w:bCs/>
+                    </w:rPr>
+                    <w:t xml:space="preserve">: on bean pass </w:t>
+                  </w:r>
+                  <w:proofErr w:type="spellStart"/>
+                  <w:r>
+                    <w:rPr>
+                      <w:bCs/>
+                    </w:rPr>
+                    <w:t>destroyMethod</w:t>
+                  </w:r>
+                  <w:proofErr w:type="spellEnd"/>
+                  <w:proofErr w:type="gramStart"/>
+                  <w:r>
+                    <w:rPr>
+                      <w:bCs/>
+                    </w:rPr>
+                    <w:t>=”stop</w:t>
+                  </w:r>
+                  <w:proofErr w:type="gramEnd"/>
+                  <w:r>
+                    <w:rPr>
+                      <w:bCs/>
+                    </w:rPr>
+                    <w:t>”, stop can be anything and use this method in component</w:t>
                   </w:r>
                 </w:p>
                 <w:p>
@@ -990,7 +1535,35 @@
                     <w:rPr>
                       <w:bCs/>
                     </w:rPr>
-                    <w:t>3)Pre Destroy: use annotation  on any function @PreDestroy. Used now</w:t>
+                    <w:t>3)</w:t>
+                  </w:r>
+                  <w:proofErr w:type="gramStart"/>
+                  <w:r>
+                    <w:rPr>
+                      <w:bCs/>
+                    </w:rPr>
+                    <w:t>Pre Destroy</w:t>
+                  </w:r>
+                  <w:proofErr w:type="gramEnd"/>
+                  <w:r>
+                    <w:rPr>
+                      <w:bCs/>
+                    </w:rPr>
+                    <w:t xml:space="preserve">: use </w:t>
+                  </w:r>
+                  <w:proofErr w:type="gramStart"/>
+                  <w:r>
+                    <w:rPr>
+                      <w:bCs/>
+                    </w:rPr>
+                    <w:t>annotation  on</w:t>
+                  </w:r>
+                  <w:proofErr w:type="gramEnd"/>
+                  <w:r>
+                    <w:rPr>
+                      <w:bCs/>
+                    </w:rPr>
+                    <w:t xml:space="preserve"> any function @PreDestroy. Used now</w:t>
                   </w:r>
                 </w:p>
                 <w:p>
@@ -1090,7 +1663,23 @@
                 <w:color w:val="EE0000"/>
               </w:rPr>
               <w:lastRenderedPageBreak/>
-              <w:t>This is in cases of eager bean if the bean is lazy it follows this ↓</w:t>
+              <w:t xml:space="preserve">This is in cases of eager bean if the bean is </w:t>
+            </w:r>
+            <w:proofErr w:type="gramStart"/>
+            <w:r>
+              <w:rPr>
+                <w:bCs/>
+                <w:color w:val="EE0000"/>
+              </w:rPr>
+              <w:t>lazy</w:t>
+            </w:r>
+            <w:proofErr w:type="gramEnd"/>
+            <w:r>
+              <w:rPr>
+                <w:bCs/>
+                <w:color w:val="EE0000"/>
+              </w:rPr>
+              <w:t xml:space="preserve"> it follows this ↓</w:t>
             </w:r>
           </w:p>
           <w:p>
@@ -1104,14 +1693,46 @@
                 <w:bCs/>
                 <w:color w:val="EE0000"/>
               </w:rPr>
-              <w:t xml:space="preserve">Before instantiation everything  is same but instantiation does not get called until </w:t>
+              <w:t xml:space="preserve">Before instantiation </w:t>
+            </w:r>
+            <w:proofErr w:type="gramStart"/>
+            <w:r>
+              <w:rPr>
+                <w:bCs/>
+                <w:color w:val="EE0000"/>
+              </w:rPr>
+              <w:t>everything  is</w:t>
+            </w:r>
+            <w:proofErr w:type="gramEnd"/>
+            <w:r>
+              <w:rPr>
+                <w:bCs/>
+                <w:color w:val="EE0000"/>
+              </w:rPr>
+              <w:t xml:space="preserve"> same but instantiation does not get called until </w:t>
             </w:r>
             <w:r>
               <w:rPr>
                 <w:bCs/>
                 <w:color w:val="EE0000"/>
               </w:rPr>
-              <w:t xml:space="preserve">the we call the particular bean or component directly or as a dependency in other component </w:t>
+              <w:t xml:space="preserve">the we call the particular bean or component directly or as a dependency in </w:t>
+            </w:r>
+            <w:proofErr w:type="gramStart"/>
+            <w:r>
+              <w:rPr>
+                <w:bCs/>
+                <w:color w:val="EE0000"/>
+              </w:rPr>
+              <w:t>other</w:t>
+            </w:r>
+            <w:proofErr w:type="gramEnd"/>
+            <w:r>
+              <w:rPr>
+                <w:bCs/>
+                <w:color w:val="EE0000"/>
+              </w:rPr>
+              <w:t xml:space="preserve"> component </w:t>
             </w:r>
           </w:p>
         </w:tc>
@@ -1123,11 +1744,19 @@
           <w:bCs/>
         </w:rPr>
       </w:pPr>
-      <w:r>
-        <w:rPr>
-          <w:bCs/>
-        </w:rPr>
-        <w:t>Singolton Beans:</w:t>
+      <w:proofErr w:type="spellStart"/>
+      <w:r>
+        <w:rPr>
+          <w:bCs/>
+        </w:rPr>
+        <w:t>Singolton</w:t>
+      </w:r>
+      <w:proofErr w:type="spellEnd"/>
+      <w:r>
+        <w:rPr>
+          <w:bCs/>
+        </w:rPr>
+        <w:t xml:space="preserve"> Beans:</w:t>
       </w:r>
     </w:p>
     <w:p>
@@ -1193,7 +1822,21 @@
         <w:rPr>
           <w:bCs/>
         </w:rPr>
-        <w:t xml:space="preserve">In this case till Initialization callback everything  is same as lazy </w:t>
+        <w:t xml:space="preserve">In this case till Initialization callback </w:t>
+      </w:r>
+      <w:proofErr w:type="gramStart"/>
+      <w:r>
+        <w:rPr>
+          <w:bCs/>
+        </w:rPr>
+        <w:t>everything  is</w:t>
+      </w:r>
+      <w:proofErr w:type="gramEnd"/>
+      <w:r>
+        <w:rPr>
+          <w:bCs/>
+        </w:rPr>
+        <w:t xml:space="preserve"> same as lazy </w:t>
       </w:r>
     </w:p>
     <w:p>
@@ -1311,13 +1954,41 @@
         <w:rPr>
           <w:bCs/>
         </w:rPr>
-        <w:t xml:space="preserve">Then no step java garbage collector destroy the object but other resources we have to </w:t>
-      </w:r>
-      <w:r>
-        <w:rPr>
-          <w:bCs/>
-        </w:rPr>
-        <w:t xml:space="preserve">make them free with try catch and finally (close in finaly) </w:t>
+        <w:t xml:space="preserve">Then no step java garbage collector </w:t>
+      </w:r>
+      <w:proofErr w:type="gramStart"/>
+      <w:r>
+        <w:rPr>
+          <w:bCs/>
+        </w:rPr>
+        <w:t>destroy</w:t>
+      </w:r>
+      <w:proofErr w:type="gramEnd"/>
+      <w:r>
+        <w:rPr>
+          <w:bCs/>
+        </w:rPr>
+        <w:t xml:space="preserve"> the object but other resources we have to </w:t>
+      </w:r>
+      <w:r>
+        <w:rPr>
+          <w:bCs/>
+        </w:rPr>
+        <w:t xml:space="preserve">make them free with try catch and finally (close in </w:t>
+      </w:r>
+      <w:proofErr w:type="spellStart"/>
+      <w:r>
+        <w:rPr>
+          <w:bCs/>
+        </w:rPr>
+        <w:t>finaly</w:t>
+      </w:r>
+      <w:proofErr w:type="spellEnd"/>
+      <w:r>
+        <w:rPr>
+          <w:bCs/>
+        </w:rPr>
+        <w:t xml:space="preserve">) </w:t>
       </w:r>
     </w:p>
     <w:p>
@@ -1354,6 +2025,7 @@
           <w:bCs/>
         </w:rPr>
       </w:pPr>
+      <w:proofErr w:type="spellStart"/>
       <w:r>
         <w:rPr>
           <w:b/>
@@ -1361,6 +2033,7 @@
         </w:rPr>
         <w:t>BeanFactory</w:t>
       </w:r>
+      <w:proofErr w:type="spellEnd"/>
       <w:r>
         <w:rPr>
           <w:bCs/>
@@ -1374,6 +2047,7 @@
           <w:bCs/>
         </w:rPr>
       </w:pPr>
+      <w:proofErr w:type="spellStart"/>
       <w:r>
         <w:rPr>
           <w:b/>
@@ -1381,11 +2055,40 @@
         </w:rPr>
         <w:t>ApplicationContext</w:t>
       </w:r>
-      <w:r>
-        <w:rPr>
-          <w:bCs/>
-        </w:rPr>
-        <w:t xml:space="preserve"> is an advanced IoC container built on top of BeanFactory. It includes all BeanFactory features and provides additional capabilities such as eager bean initialization, component scanning, event handling, internationalization (i18n), annotation support, and integration with Spring Boot. </w:t>
+      <w:proofErr w:type="spellEnd"/>
+      <w:r>
+        <w:rPr>
+          <w:bCs/>
+        </w:rPr>
+        <w:t xml:space="preserve"> is an advanced IoC container built on top of </w:t>
+      </w:r>
+      <w:proofErr w:type="spellStart"/>
+      <w:r>
+        <w:rPr>
+          <w:bCs/>
+        </w:rPr>
+        <w:t>BeanFactory</w:t>
+      </w:r>
+      <w:proofErr w:type="spellEnd"/>
+      <w:r>
+        <w:rPr>
+          <w:bCs/>
+        </w:rPr>
+        <w:t xml:space="preserve">. It includes all </w:t>
+      </w:r>
+      <w:proofErr w:type="spellStart"/>
+      <w:r>
+        <w:rPr>
+          <w:bCs/>
+        </w:rPr>
+        <w:t>BeanFactory</w:t>
+      </w:r>
+      <w:proofErr w:type="spellEnd"/>
+      <w:r>
+        <w:rPr>
+          <w:bCs/>
+        </w:rPr>
+        <w:t xml:space="preserve"> features and provides additional capabilities such as eager bean initialization, component scanning, event handling, internationalization (i18n), annotation support, and integration with Spring Boot. </w:t>
       </w:r>
       <w:r>
         <w:rPr>
@@ -1394,6 +2097,7 @@
         </w:rPr>
         <w:t xml:space="preserve">Spring Boot uses </w:t>
       </w:r>
+      <w:proofErr w:type="spellStart"/>
       <w:r>
         <w:rPr>
           <w:b/>
@@ -1402,12 +2106,29 @@
         </w:rPr>
         <w:t>ApplicationContext</w:t>
       </w:r>
+      <w:proofErr w:type="spellEnd"/>
       <w:r>
         <w:rPr>
           <w:bCs/>
           <w:highlight w:val="cyan"/>
         </w:rPr>
-        <w:t>, not BeanFactory.</w:t>
+        <w:t xml:space="preserve">, not </w:t>
+      </w:r>
+      <w:proofErr w:type="spellStart"/>
+      <w:r>
+        <w:rPr>
+          <w:bCs/>
+          <w:highlight w:val="cyan"/>
+        </w:rPr>
+        <w:t>BeanFactory</w:t>
+      </w:r>
+      <w:proofErr w:type="spellEnd"/>
+      <w:r>
+        <w:rPr>
+          <w:bCs/>
+          <w:highlight w:val="cyan"/>
+        </w:rPr>
+        <w:t>.</w:t>
       </w:r>
     </w:p>
     <w:p>
@@ -1494,7 +2215,23 @@
         <w:rPr>
           <w:bCs/>
         </w:rPr>
-        <w:t>8) Read application.properties:</w:t>
+        <w:t xml:space="preserve">8) Read </w:t>
+      </w:r>
+      <w:proofErr w:type="spellStart"/>
+      <w:proofErr w:type="gramStart"/>
+      <w:r>
+        <w:rPr>
+          <w:bCs/>
+        </w:rPr>
+        <w:t>application.properties</w:t>
+      </w:r>
+      <w:proofErr w:type="spellEnd"/>
+      <w:proofErr w:type="gramEnd"/>
+      <w:r>
+        <w:rPr>
+          <w:bCs/>
+        </w:rPr>
+        <w:t>:</w:t>
       </w:r>
       <w:r>
         <w:rPr>
@@ -1513,7 +2250,21 @@
         <w:rPr>
           <w:bCs/>
         </w:rPr>
-        <w:t>After loading configuration it configures</w:t>
+        <w:t xml:space="preserve">After loading </w:t>
+      </w:r>
+      <w:proofErr w:type="gramStart"/>
+      <w:r>
+        <w:rPr>
+          <w:bCs/>
+        </w:rPr>
+        <w:t>configuration</w:t>
+      </w:r>
+      <w:proofErr w:type="gramEnd"/>
+      <w:r>
+        <w:rPr>
+          <w:bCs/>
+        </w:rPr>
+        <w:t xml:space="preserve"> it configures</w:t>
       </w:r>
     </w:p>
     <w:p>
@@ -1532,7 +2283,21 @@
         <w:rPr>
           <w:bCs/>
         </w:rPr>
-        <w:t>Strat Embedded Tomcat: initialize tomact -&gt; bind port 8080 -&gt; deploy Dispatcher Servlet -&gt; Ready to receive HTTP req.</w:t>
+        <w:t xml:space="preserve">Strat Embedded Tomcat: initialize </w:t>
+      </w:r>
+      <w:proofErr w:type="spellStart"/>
+      <w:r>
+        <w:rPr>
+          <w:bCs/>
+        </w:rPr>
+        <w:t>tomact</w:t>
+      </w:r>
+      <w:proofErr w:type="spellEnd"/>
+      <w:r>
+        <w:rPr>
+          <w:bCs/>
+        </w:rPr>
+        <w:t xml:space="preserve"> -&gt; bind port 8080 -&gt; deploy Dispatcher Servlet -&gt; Ready to receive HTTP req.</w:t>
       </w:r>
     </w:p>
     <w:p>
@@ -1598,8 +2363,13 @@
       <w:r>
         <w:t xml:space="preserve">dencies in </w:t>
       </w:r>
-      <w:r>
-        <w:t>classPath(</w:t>
+      <w:proofErr w:type="spellStart"/>
+      <w:r>
+        <w:t>classPath</w:t>
+      </w:r>
+      <w:proofErr w:type="spellEnd"/>
+      <w:r>
+        <w:t>(</w:t>
       </w:r>
       <w:r>
         <w:t>pom.xml</w:t>
@@ -1616,12 +2386,25 @@
         <w:t xml:space="preserve">Like: </w:t>
       </w:r>
       <w:r>
-        <w:t>spring-boot-starter-data-jpa</w:t>
-      </w:r>
-    </w:p>
-    <w:p>
-      <w:r>
-        <w:t>SB automatically configures Hibernate, EM, Transaction Management etc,</w:t>
+        <w:t>spring-boot-starter-data-</w:t>
+      </w:r>
+      <w:proofErr w:type="spellStart"/>
+      <w:r>
+        <w:t>jpa</w:t>
+      </w:r>
+      <w:proofErr w:type="spellEnd"/>
+    </w:p>
+    <w:p>
+      <w:r>
+        <w:t xml:space="preserve">SB automatically configures Hibernate, EM, Transaction Management </w:t>
+      </w:r>
+      <w:proofErr w:type="spellStart"/>
+      <w:r>
+        <w:t>etc</w:t>
+      </w:r>
+      <w:proofErr w:type="spellEnd"/>
+      <w:r>
+        <w:t>,</w:t>
       </w:r>
     </w:p>
     <w:p>
@@ -1650,7 +2433,23 @@
     </w:p>
     <w:p>
       <w:r>
-        <w:t xml:space="preserve">SB checks the avl lib,  existing beans and application prop then applies suitable config using </w:t>
+        <w:t xml:space="preserve">SB checks the </w:t>
+      </w:r>
+      <w:proofErr w:type="spellStart"/>
+      <w:r>
+        <w:t>avl</w:t>
+      </w:r>
+      <w:proofErr w:type="spellEnd"/>
+      <w:r>
+        <w:t xml:space="preserve"> </w:t>
+      </w:r>
+      <w:proofErr w:type="gramStart"/>
+      <w:r>
+        <w:t>lib,  existing</w:t>
+      </w:r>
+      <w:proofErr w:type="gramEnd"/>
+      <w:r>
+        <w:t xml:space="preserve"> beans and application prop then applies suitable config using </w:t>
       </w:r>
     </w:p>
     <w:p>
@@ -1658,7 +2457,15 @@
         <w:t>@ConditionalOnClass (</w:t>
       </w:r>
       <w:r>
-        <w:t>If DataSource library exists, enable database configuration</w:t>
+        <w:t xml:space="preserve">If </w:t>
+      </w:r>
+      <w:proofErr w:type="spellStart"/>
+      <w:r>
+        <w:t>DataSource</w:t>
+      </w:r>
+      <w:proofErr w:type="spellEnd"/>
+      <w:r>
+        <w:t xml:space="preserve"> library exists, enable database configuration</w:t>
       </w:r>
       <w:r>
         <w:t>)</w:t>
@@ -1668,9 +2475,16 @@
       </w:r>
     </w:p>
     <w:p>
-      <w:r>
-        <w:t>ConditionalOnMissingBean(</w:t>
-      </w:r>
+      <w:proofErr w:type="spellStart"/>
+      <w:proofErr w:type="gramStart"/>
+      <w:r>
+        <w:t>ConditionalOnMissingBean</w:t>
+      </w:r>
+      <w:proofErr w:type="spellEnd"/>
+      <w:r>
+        <w:t>(</w:t>
+      </w:r>
+      <w:proofErr w:type="gramEnd"/>
       <w:r>
         <w:t>Checks if developer already created a bean</w:t>
       </w:r>
@@ -1678,7 +2492,15 @@
         <w:t>)</w:t>
       </w:r>
       <w:r>
-        <w:t xml:space="preserve">: if developer provides their own bean then spring will not interfere in this case, allows developers to override auto-configuration. </w:t>
+        <w:t xml:space="preserve">: if developer provides their own </w:t>
+      </w:r>
+      <w:proofErr w:type="gramStart"/>
+      <w:r>
+        <w:t>bean</w:t>
+      </w:r>
+      <w:proofErr w:type="gramEnd"/>
+      <w:r>
+        <w:t xml:space="preserve"> then spring will not interfere in this case, allows developers to override auto-configuration. </w:t>
       </w:r>
     </w:p>
     <w:p>
@@ -1727,42 +2549,142 @@
           <w:sz w:val="8"/>
           <w:szCs w:val="8"/>
         </w:rPr>
-        <w:t xml:space="preserve">    &lt;groupId&gt;org.springframework.boot&lt;/groupId&gt;</w:t>
-      </w:r>
-    </w:p>
-    <w:p>
-      <w:pPr>
-        <w:spacing w:line="240" w:lineRule="auto"/>
+        <w:t xml:space="preserve">    </w:t>
+      </w:r>
+      <w:proofErr w:type="gramStart"/>
+      <w:r>
         <w:rPr>
           <w:color w:val="ED7D31" w:themeColor="accent2"/>
           <w:sz w:val="8"/>
           <w:szCs w:val="8"/>
         </w:rPr>
-      </w:pPr>
+        <w:t>&lt;</w:t>
+      </w:r>
+      <w:proofErr w:type="spellStart"/>
       <w:r>
         <w:rPr>
           <w:color w:val="ED7D31" w:themeColor="accent2"/>
           <w:sz w:val="8"/>
           <w:szCs w:val="8"/>
         </w:rPr>
-        <w:t xml:space="preserve">    &lt;artifactId&gt;spring-boot-starter-web&lt;/artifactId&gt;</w:t>
-      </w:r>
-    </w:p>
-    <w:p>
-      <w:pPr>
-        <w:spacing w:line="240" w:lineRule="auto"/>
+        <w:t>groupId</w:t>
+      </w:r>
+      <w:proofErr w:type="spellEnd"/>
+      <w:r>
         <w:rPr>
           <w:color w:val="ED7D31" w:themeColor="accent2"/>
           <w:sz w:val="8"/>
           <w:szCs w:val="8"/>
         </w:rPr>
-      </w:pPr>
+        <w:t>&gt;</w:t>
+      </w:r>
+      <w:proofErr w:type="spellStart"/>
       <w:r>
         <w:rPr>
           <w:color w:val="ED7D31" w:themeColor="accent2"/>
           <w:sz w:val="8"/>
           <w:szCs w:val="8"/>
         </w:rPr>
+        <w:t>org.springframework.boot</w:t>
+      </w:r>
+      <w:proofErr w:type="spellEnd"/>
+      <w:proofErr w:type="gramEnd"/>
+      <w:r>
+        <w:rPr>
+          <w:color w:val="ED7D31" w:themeColor="accent2"/>
+          <w:sz w:val="8"/>
+          <w:szCs w:val="8"/>
+        </w:rPr>
+        <w:t>&lt;/</w:t>
+      </w:r>
+      <w:proofErr w:type="spellStart"/>
+      <w:r>
+        <w:rPr>
+          <w:color w:val="ED7D31" w:themeColor="accent2"/>
+          <w:sz w:val="8"/>
+          <w:szCs w:val="8"/>
+        </w:rPr>
+        <w:t>groupId</w:t>
+      </w:r>
+      <w:proofErr w:type="spellEnd"/>
+      <w:r>
+        <w:rPr>
+          <w:color w:val="ED7D31" w:themeColor="accent2"/>
+          <w:sz w:val="8"/>
+          <w:szCs w:val="8"/>
+        </w:rPr>
+        <w:t>&gt;</w:t>
+      </w:r>
+    </w:p>
+    <w:p>
+      <w:pPr>
+        <w:spacing w:line="240" w:lineRule="auto"/>
+        <w:rPr>
+          <w:color w:val="ED7D31" w:themeColor="accent2"/>
+          <w:sz w:val="8"/>
+          <w:szCs w:val="8"/>
+        </w:rPr>
+      </w:pPr>
+      <w:r>
+        <w:rPr>
+          <w:color w:val="ED7D31" w:themeColor="accent2"/>
+          <w:sz w:val="8"/>
+          <w:szCs w:val="8"/>
+        </w:rPr>
+        <w:t xml:space="preserve">    &lt;</w:t>
+      </w:r>
+      <w:proofErr w:type="spellStart"/>
+      <w:r>
+        <w:rPr>
+          <w:color w:val="ED7D31" w:themeColor="accent2"/>
+          <w:sz w:val="8"/>
+          <w:szCs w:val="8"/>
+        </w:rPr>
+        <w:t>artifactId</w:t>
+      </w:r>
+      <w:proofErr w:type="spellEnd"/>
+      <w:r>
+        <w:rPr>
+          <w:color w:val="ED7D31" w:themeColor="accent2"/>
+          <w:sz w:val="8"/>
+          <w:szCs w:val="8"/>
+        </w:rPr>
+        <w:t>&gt;spring-boot-starter-web&lt;/</w:t>
+      </w:r>
+      <w:proofErr w:type="spellStart"/>
+      <w:r>
+        <w:rPr>
+          <w:color w:val="ED7D31" w:themeColor="accent2"/>
+          <w:sz w:val="8"/>
+          <w:szCs w:val="8"/>
+        </w:rPr>
+        <w:t>artifactId</w:t>
+      </w:r>
+      <w:proofErr w:type="spellEnd"/>
+      <w:r>
+        <w:rPr>
+          <w:color w:val="ED7D31" w:themeColor="accent2"/>
+          <w:sz w:val="8"/>
+          <w:szCs w:val="8"/>
+        </w:rPr>
+        <w:t>&gt;</w:t>
+      </w:r>
+    </w:p>
+    <w:p>
+      <w:pPr>
+        <w:spacing w:line="240" w:lineRule="auto"/>
+        <w:rPr>
+          <w:color w:val="ED7D31" w:themeColor="accent2"/>
+          <w:sz w:val="8"/>
+          <w:szCs w:val="8"/>
+        </w:rPr>
+      </w:pPr>
+      <w:r>
+        <w:rPr>
+          <w:color w:val="ED7D31" w:themeColor="accent2"/>
+          <w:sz w:val="8"/>
+          <w:szCs w:val="8"/>
+        </w:rPr>
         <w:t>&lt;/dependency&gt;</w:t>
       </w:r>
     </w:p>
@@ -1771,7 +2693,15 @@
         <w:t>Then</w:t>
       </w:r>
       <w:r>
-        <w:t xml:space="preserve"> spring will automatically add spring-web, spring-webmvc, Jackson, tomcat, spring-core</w:t>
+        <w:t xml:space="preserve"> spring will automatically add spring-web, spring-</w:t>
+      </w:r>
+      <w:proofErr w:type="spellStart"/>
+      <w:r>
+        <w:t>webmvc</w:t>
+      </w:r>
+      <w:proofErr w:type="spellEnd"/>
+      <w:r>
+        <w:t>, Jackson, tomcat, spring-core</w:t>
       </w:r>
     </w:p>
     <w:tbl>
@@ -2025,11 +2955,31 @@
     </w:p>
     <w:p>
       <w:r>
-        <w:t xml:space="preserve">Instead of adding multiple liberaries like, spring core, web, tomcat </w:t>
+        <w:t xml:space="preserve">Instead of adding multiple </w:t>
+      </w:r>
+      <w:proofErr w:type="spellStart"/>
+      <w:r>
+        <w:t>liberaries</w:t>
+      </w:r>
+      <w:proofErr w:type="spellEnd"/>
+      <w:r>
+        <w:t xml:space="preserve"> like, spring core, web, tomcat </w:t>
       </w:r>
       <w:r>
         <w:tab/>
-        <w:t>validation  etc just add</w:t>
+      </w:r>
+      <w:proofErr w:type="gramStart"/>
+      <w:r>
+        <w:t xml:space="preserve">validation  </w:t>
+      </w:r>
+      <w:proofErr w:type="spellStart"/>
+      <w:r>
+        <w:t>etc</w:t>
+      </w:r>
+      <w:proofErr w:type="spellEnd"/>
+      <w:proofErr w:type="gramEnd"/>
+      <w:r>
+        <w:t xml:space="preserve"> just add</w:t>
       </w:r>
     </w:p>
     <w:p>
@@ -2042,25 +2992,59 @@
         <w:rPr>
           <w:highlight w:val="yellow"/>
         </w:rPr>
-        <w:t>3) Embedded  Server:</w:t>
-      </w:r>
-    </w:p>
-    <w:p>
-      <w:r>
-        <w:t>Traditinaly we need to deploy jar file to run server but spring boot has embedded server as Tomacat (default), Jetty, Undertow.</w:t>
-      </w:r>
-    </w:p>
-    <w:p>
+        <w:t xml:space="preserve">3) </w:t>
+      </w:r>
+      <w:proofErr w:type="gramStart"/>
       <w:r>
         <w:rPr>
           <w:highlight w:val="yellow"/>
         </w:rPr>
+        <w:t>Embedded  Server</w:t>
+      </w:r>
+      <w:proofErr w:type="gramEnd"/>
+      <w:r>
+        <w:rPr>
+          <w:highlight w:val="yellow"/>
+        </w:rPr>
+        <w:t>:</w:t>
+      </w:r>
+    </w:p>
+    <w:p>
+      <w:proofErr w:type="spellStart"/>
+      <w:proofErr w:type="gramStart"/>
+      <w:r>
+        <w:t>Traditinaly</w:t>
+      </w:r>
+      <w:proofErr w:type="spellEnd"/>
+      <w:proofErr w:type="gramEnd"/>
+      <w:r>
+        <w:t xml:space="preserve"> we need to deploy jar file to run server but spring boot has embedded server as </w:t>
+      </w:r>
+      <w:proofErr w:type="spellStart"/>
+      <w:r>
+        <w:t>Tomacat</w:t>
+      </w:r>
+      <w:proofErr w:type="spellEnd"/>
+      <w:r>
+        <w:t xml:space="preserve"> (default), Jetty, Undertow.</w:t>
+      </w:r>
+    </w:p>
+    <w:p>
+      <w:r>
+        <w:rPr>
+          <w:highlight w:val="yellow"/>
+        </w:rPr>
         <w:t>4)Production Ready Features:</w:t>
       </w:r>
     </w:p>
     <w:p>
-      <w:r>
-        <w:t>Actuator,  gives default end points.</w:t>
+      <w:proofErr w:type="gramStart"/>
+      <w:r>
+        <w:t>Actuator,  gives</w:t>
+      </w:r>
+      <w:proofErr w:type="gramEnd"/>
+      <w:r>
+        <w:t xml:space="preserve"> default end points.</w:t>
       </w:r>
     </w:p>
     <w:p/>
@@ -2071,7 +3055,15 @@
     </w:p>
     <w:p>
       <w:r>
-        <w:t>Client -&gt; Controller -&gt;  Service -&gt; Repository -&gt; Database</w:t>
+        <w:t>Client -&gt; Controller -</w:t>
+      </w:r>
+      <w:proofErr w:type="gramStart"/>
+      <w:r>
+        <w:t>&gt;  Service</w:t>
+      </w:r>
+      <w:proofErr w:type="gramEnd"/>
+      <w:r>
+        <w:t xml:space="preserve"> -&gt; Repository -&gt; Database</w:t>
       </w:r>
     </w:p>
     <w:p/>
@@ -2117,20 +3109,44 @@
           <w:b/>
           <w:bCs/>
         </w:rPr>
-        <w:t>setter injection</w:t>
-      </w:r>
-      <w:r>
-        <w:t xml:space="preserve">(Used when dependency is optional or needs to be changed later.), or </w:t>
-      </w:r>
+        <w:t xml:space="preserve">setter </w:t>
+      </w:r>
+      <w:proofErr w:type="gramStart"/>
       <w:r>
         <w:rPr>
           <w:b/>
           <w:bCs/>
         </w:rPr>
-        <w:t>field injection</w:t>
-      </w:r>
-      <w:r>
-        <w:t xml:space="preserve">(not recommended because it's harder to test and doesn't enforce required dependencies.). </w:t>
+        <w:t>injection</w:t>
+      </w:r>
+      <w:r>
+        <w:t>(</w:t>
+      </w:r>
+      <w:proofErr w:type="gramEnd"/>
+      <w:r>
+        <w:t xml:space="preserve">Used when dependency is optional or needs to be changed later.), or </w:t>
+      </w:r>
+      <w:r>
+        <w:rPr>
+          <w:b/>
+          <w:bCs/>
+        </w:rPr>
+        <w:t xml:space="preserve">field </w:t>
+      </w:r>
+      <w:proofErr w:type="gramStart"/>
+      <w:r>
+        <w:rPr>
+          <w:b/>
+          <w:bCs/>
+        </w:rPr>
+        <w:t>injection</w:t>
+      </w:r>
+      <w:r>
+        <w:t>(</w:t>
+      </w:r>
+      <w:proofErr w:type="gramEnd"/>
+      <w:r>
+        <w:t xml:space="preserve">not recommended because it's harder to test and doesn't enforce required dependencies.). </w:t>
       </w:r>
       <w:r>
         <w:rPr>
@@ -2169,7 +3185,52 @@
     <w:p/>
     <w:p>
       <w:r>
-        <w:t xml:space="preserve">Problem: if we have on interface (PaymentService) it is implemented by 2 services UpipaymentService and CerditCardPaymentSerivce, now when it(PaymentService) get imported or injected in controller or some other file spring got confuse which bean to inject because there </w:t>
+        <w:t>Problem: if we have on interface (</w:t>
+      </w:r>
+      <w:proofErr w:type="spellStart"/>
+      <w:r>
+        <w:t>PaymentService</w:t>
+      </w:r>
+      <w:proofErr w:type="spellEnd"/>
+      <w:r>
+        <w:t xml:space="preserve">) it is implemented by 2 services </w:t>
+      </w:r>
+      <w:proofErr w:type="spellStart"/>
+      <w:r>
+        <w:t>UpipaymentService</w:t>
+      </w:r>
+      <w:proofErr w:type="spellEnd"/>
+      <w:r>
+        <w:t xml:space="preserve"> and </w:t>
+      </w:r>
+      <w:proofErr w:type="spellStart"/>
+      <w:r>
+        <w:t>CerditCardPaymentSerivce</w:t>
+      </w:r>
+      <w:proofErr w:type="spellEnd"/>
+      <w:r>
+        <w:t xml:space="preserve">, now when </w:t>
+      </w:r>
+      <w:proofErr w:type="gramStart"/>
+      <w:r>
+        <w:t>it(</w:t>
+      </w:r>
+      <w:proofErr w:type="spellStart"/>
+      <w:proofErr w:type="gramEnd"/>
+      <w:r>
+        <w:t>PaymentService</w:t>
+      </w:r>
+      <w:proofErr w:type="spellEnd"/>
+      <w:r>
+        <w:t xml:space="preserve">) </w:t>
+      </w:r>
+      <w:proofErr w:type="gramStart"/>
+      <w:r>
+        <w:t>get</w:t>
+      </w:r>
+      <w:proofErr w:type="gramEnd"/>
+      <w:r>
+        <w:t xml:space="preserve"> imported or injected in controller or some other file spring got confuse which bean to inject because there </w:t>
       </w:r>
       <w:r>
         <w:t xml:space="preserve">are 2 beans with reference to it, so to solve this problem we use there 2 </w:t>
@@ -2197,7 +3258,47 @@
         <w:t xml:space="preserve">: </w:t>
       </w:r>
       <w:r>
-        <w:t xml:space="preserve"> use on top of component or service implementing PaymentService interface, so if we use it in UpiPaymentService then any where we inject PaymentService it is going to use UpiPaymentService.</w:t>
+        <w:t xml:space="preserve"> use on top of component or service implementing </w:t>
+      </w:r>
+      <w:proofErr w:type="spellStart"/>
+      <w:r>
+        <w:t>PaymentService</w:t>
+      </w:r>
+      <w:proofErr w:type="spellEnd"/>
+      <w:r>
+        <w:t xml:space="preserve"> interface, so if we use it in </w:t>
+      </w:r>
+      <w:proofErr w:type="spellStart"/>
+      <w:r>
+        <w:t>UpiPaymentService</w:t>
+      </w:r>
+      <w:proofErr w:type="spellEnd"/>
+      <w:r>
+        <w:t xml:space="preserve"> then </w:t>
+      </w:r>
+      <w:proofErr w:type="spellStart"/>
+      <w:r>
+        <w:t>any where</w:t>
+      </w:r>
+      <w:proofErr w:type="spellEnd"/>
+      <w:r>
+        <w:t xml:space="preserve"> we inject </w:t>
+      </w:r>
+      <w:proofErr w:type="spellStart"/>
+      <w:r>
+        <w:t>PaymentService</w:t>
+      </w:r>
+      <w:proofErr w:type="spellEnd"/>
+      <w:r>
+        <w:t xml:space="preserve"> it is going to use </w:t>
+      </w:r>
+      <w:proofErr w:type="spellStart"/>
+      <w:r>
+        <w:t>UpiPaymentService</w:t>
+      </w:r>
+      <w:proofErr w:type="spellEnd"/>
+      <w:r>
+        <w:t>.</w:t>
       </w:r>
     </w:p>
     <w:p>
@@ -2221,13 +3322,62 @@
         <w:t xml:space="preserve">: </w:t>
       </w:r>
       <w:r>
-        <w:t>if we want to use interchangeably like somewhere UpiPaymentService and somewhere CreditCardPaymentService then in component or controller use @Qualifier(</w:t>
-      </w:r>
-      <w:r>
-        <w:rPr>
-          <w:lang w:val="en-IN"/>
-        </w:rPr>
-        <w:t>“UpiPaymentService / CreditCardPayentService”) it will take provided one.</w:t>
+        <w:t xml:space="preserve">if we want to use interchangeably like somewhere </w:t>
+      </w:r>
+      <w:proofErr w:type="spellStart"/>
+      <w:r>
+        <w:t>UpiPaymentService</w:t>
+      </w:r>
+      <w:proofErr w:type="spellEnd"/>
+      <w:r>
+        <w:t xml:space="preserve"> and somewhere </w:t>
+      </w:r>
+      <w:proofErr w:type="spellStart"/>
+      <w:r>
+        <w:t>CreditCardPaymentService</w:t>
+      </w:r>
+      <w:proofErr w:type="spellEnd"/>
+      <w:r>
+        <w:t xml:space="preserve"> then in component or controller use @</w:t>
+      </w:r>
+      <w:proofErr w:type="gramStart"/>
+      <w:r>
+        <w:t>Qualifier(</w:t>
+      </w:r>
+      <w:proofErr w:type="gramEnd"/>
+      <w:r>
+        <w:rPr>
+          <w:lang w:val="en-IN"/>
+        </w:rPr>
+        <w:t>“</w:t>
+      </w:r>
+      <w:proofErr w:type="spellStart"/>
+      <w:r>
+        <w:rPr>
+          <w:lang w:val="en-IN"/>
+        </w:rPr>
+        <w:t>UpiPaymentService</w:t>
+      </w:r>
+      <w:proofErr w:type="spellEnd"/>
+      <w:r>
+        <w:rPr>
+          <w:lang w:val="en-IN"/>
+        </w:rPr>
+        <w:t xml:space="preserve"> / </w:t>
+      </w:r>
+      <w:proofErr w:type="spellStart"/>
+      <w:r>
+        <w:rPr>
+          <w:lang w:val="en-IN"/>
+        </w:rPr>
+        <w:t>CreditCardPayentService</w:t>
+      </w:r>
+      <w:proofErr w:type="spellEnd"/>
+      <w:r>
+        <w:rPr>
+          <w:lang w:val="en-IN"/>
+        </w:rPr>
+        <w:t>”) it will take provided one.</w:t>
       </w:r>
     </w:p>
     <w:p>
@@ -2242,6 +3392,7 @@
         </w:rPr>
         <w:t xml:space="preserve">If not used any one of them then it will give </w:t>
       </w:r>
+      <w:proofErr w:type="spellStart"/>
       <w:r>
         <w:rPr>
           <w:b/>
@@ -2249,6 +3400,7 @@
         </w:rPr>
         <w:t>NoUniqueBeanDefinitionException</w:t>
       </w:r>
+      <w:proofErr w:type="spellEnd"/>
       <w:r>
         <w:rPr>
           <w:lang w:val="en-IN"/>
@@ -2303,57 +3455,62 @@
           <w:szCs w:val="20"/>
         </w:rPr>
       </w:pPr>
+      <w:proofErr w:type="gramStart"/>
       <w:r>
         <w:rPr>
           <w:sz w:val="20"/>
           <w:szCs w:val="20"/>
         </w:rPr>
-        <w:t>Model(db table) View(HTML, Thymleaf, JSP) and Controller (takes http request and passes it to service.</w:t>
-      </w:r>
-    </w:p>
-    <w:p>
-      <w:pPr>
+        <w:t>Model(</w:t>
+      </w:r>
+      <w:proofErr w:type="spellStart"/>
+      <w:proofErr w:type="gramEnd"/>
+      <w:r>
         <w:rPr>
           <w:sz w:val="20"/>
           <w:szCs w:val="20"/>
         </w:rPr>
-      </w:pPr>
+        <w:t>db</w:t>
+      </w:r>
+      <w:proofErr w:type="spellEnd"/>
       <w:r>
         <w:rPr>
           <w:sz w:val="20"/>
           <w:szCs w:val="20"/>
         </w:rPr>
-        <w:t>Unlike normal MVC spring boot has:</w:t>
-      </w:r>
-    </w:p>
-    <w:p>
-      <w:pPr>
+        <w:t xml:space="preserve"> table) </w:t>
+      </w:r>
+      <w:proofErr w:type="gramStart"/>
+      <w:r>
         <w:rPr>
           <w:sz w:val="20"/>
           <w:szCs w:val="20"/>
         </w:rPr>
-      </w:pPr>
+        <w:t>View(</w:t>
+      </w:r>
+      <w:proofErr w:type="gramEnd"/>
       <w:r>
         <w:rPr>
           <w:sz w:val="20"/>
           <w:szCs w:val="20"/>
         </w:rPr>
-        <w:t xml:space="preserve">Client -&gt; Controller -&gt; Service -&gt; Repository -&gt; Database </w:t>
-      </w:r>
-    </w:p>
-    <w:p>
-      <w:pPr>
+        <w:t xml:space="preserve">HTML, </w:t>
+      </w:r>
+      <w:proofErr w:type="spellStart"/>
+      <w:r>
         <w:rPr>
           <w:sz w:val="20"/>
           <w:szCs w:val="20"/>
         </w:rPr>
-      </w:pPr>
+        <w:t>Thymleaf</w:t>
+      </w:r>
+      <w:proofErr w:type="spellEnd"/>
       <w:r>
         <w:rPr>
           <w:sz w:val="20"/>
           <w:szCs w:val="20"/>
         </w:rPr>
-        <w:t>Spring an Spring Boot is build on top of Spring MVC.</w:t>
+        <w:t>, JSP) and Controller (takes http request and passes it to service.</w:t>
       </w:r>
     </w:p>
     <w:p>
@@ -2368,7 +3525,7 @@
           <w:sz w:val="20"/>
           <w:szCs w:val="20"/>
         </w:rPr>
-        <w:t>All the methods like: @Controller, @RestController, @PostMapping etc. these all are provided by Spring MVC not spring boot.</w:t>
+        <w:t>Unlike normal MVC spring boot has:</w:t>
       </w:r>
     </w:p>
     <w:p>
@@ -2383,7 +3540,7 @@
           <w:sz w:val="20"/>
           <w:szCs w:val="20"/>
         </w:rPr>
-        <w:t xml:space="preserve">Request before reaching to the controller, reaches to the tomcat server and server communicates with servlets not with controller so there are some steps that performed between client to controller request flow </w:t>
+        <w:t xml:space="preserve">Client -&gt; Controller -&gt; Service -&gt; Repository -&gt; Database </w:t>
       </w:r>
     </w:p>
     <w:p>
@@ -2398,37 +3555,41 @@
           <w:sz w:val="20"/>
           <w:szCs w:val="20"/>
         </w:rPr>
-        <w:t xml:space="preserve">From client request goes to tomcat then from tomcat to Dispatcher Servlet and then dispatcher servlet sends it to controller </w:t>
-      </w:r>
-    </w:p>
-    <w:p>
-      <w:pPr>
+        <w:t xml:space="preserve">Spring </w:t>
+      </w:r>
+      <w:proofErr w:type="gramStart"/>
+      <w:r>
         <w:rPr>
           <w:sz w:val="20"/>
           <w:szCs w:val="20"/>
         </w:rPr>
-      </w:pPr>
+        <w:t>an</w:t>
+      </w:r>
+      <w:proofErr w:type="gramEnd"/>
       <w:r>
         <w:rPr>
           <w:sz w:val="20"/>
           <w:szCs w:val="20"/>
         </w:rPr>
-        <w:t>[ in servlet system from request goes from server to servlet but there are different – different servlets for different objects like orderServlet, paymentServlet etc, in SB ther is only one servlet i.e. Dispatcher Servlet ]</w:t>
-      </w:r>
-    </w:p>
-    <w:p>
-      <w:pPr>
+        <w:t xml:space="preserve"> Spring Boot is </w:t>
+      </w:r>
+      <w:proofErr w:type="spellStart"/>
+      <w:proofErr w:type="gramStart"/>
+      <w:r>
         <w:rPr>
           <w:sz w:val="20"/>
           <w:szCs w:val="20"/>
         </w:rPr>
-      </w:pPr>
+        <w:t>build</w:t>
+      </w:r>
+      <w:proofErr w:type="spellEnd"/>
+      <w:proofErr w:type="gramEnd"/>
       <w:r>
         <w:rPr>
           <w:sz w:val="20"/>
           <w:szCs w:val="20"/>
         </w:rPr>
-        <w:t>Dispatcher servlet takes request from tomcat and sends it to different – different controllers.</w:t>
+        <w:t xml:space="preserve"> on top of Spring MVC.</w:t>
       </w:r>
     </w:p>
     <w:p>
@@ -2443,7 +3604,7 @@
           <w:sz w:val="20"/>
           <w:szCs w:val="20"/>
         </w:rPr>
-        <w:t>Servlet work:</w:t>
+        <w:t>All the methods like: @Controller, @RestController, @PostMapping etc. these all are provided by Spring MVC not spring boot.</w:t>
       </w:r>
     </w:p>
     <w:p>
@@ -2458,21 +3619,22 @@
           <w:sz w:val="20"/>
           <w:szCs w:val="20"/>
         </w:rPr>
-        <w:t xml:space="preserve">Request parameter checking, JSON to java objects, Response creation, Exception Handling. </w:t>
-      </w:r>
-      <w:r>
+        <w:t xml:space="preserve">Request before reaching to the controller, reaches to the tomcat server and server communicates with servlets not with controller so there are some steps that performed between client to controller request flow </w:t>
+      </w:r>
+    </w:p>
+    <w:p>
+      <w:pPr>
         <w:rPr>
           <w:sz w:val="20"/>
           <w:szCs w:val="20"/>
         </w:rPr>
-        <w:t>e</w:t>
-      </w:r>
+      </w:pPr>
       <w:r>
         <w:rPr>
           <w:sz w:val="20"/>
           <w:szCs w:val="20"/>
         </w:rPr>
-        <w:t>tc.</w:t>
+        <w:t xml:space="preserve">From client request goes to tomcat then from tomcat to Dispatcher Servlet and then dispatcher servlet sends it to controller </w:t>
       </w:r>
     </w:p>
     <w:p>
@@ -2487,15 +3649,196 @@
           <w:sz w:val="20"/>
           <w:szCs w:val="20"/>
         </w:rPr>
-        <w:t xml:space="preserve">Dispatcher Servlet sends HttpServletRequest </w:t>
-      </w:r>
+        <w:t xml:space="preserve">[ in servlet system from request goes from server to servlet but there are different – different servlets for different objects like </w:t>
+      </w:r>
+      <w:proofErr w:type="spellStart"/>
       <w:r>
         <w:rPr>
           <w:sz w:val="20"/>
           <w:szCs w:val="20"/>
         </w:rPr>
-        <w:t xml:space="preserve"> and HttpServletReponse</w:t>
-      </w:r>
+        <w:t>orderServlet</w:t>
+      </w:r>
+      <w:proofErr w:type="spellEnd"/>
+      <w:r>
+        <w:rPr>
+          <w:sz w:val="20"/>
+          <w:szCs w:val="20"/>
+        </w:rPr>
+        <w:t xml:space="preserve">, </w:t>
+      </w:r>
+      <w:proofErr w:type="spellStart"/>
+      <w:r>
+        <w:rPr>
+          <w:sz w:val="20"/>
+          <w:szCs w:val="20"/>
+        </w:rPr>
+        <w:t>paymentServlet</w:t>
+      </w:r>
+      <w:proofErr w:type="spellEnd"/>
+      <w:r>
+        <w:rPr>
+          <w:sz w:val="20"/>
+          <w:szCs w:val="20"/>
+        </w:rPr>
+        <w:t xml:space="preserve"> </w:t>
+      </w:r>
+      <w:proofErr w:type="spellStart"/>
+      <w:r>
+        <w:rPr>
+          <w:sz w:val="20"/>
+          <w:szCs w:val="20"/>
+        </w:rPr>
+        <w:t>etc</w:t>
+      </w:r>
+      <w:proofErr w:type="spellEnd"/>
+      <w:r>
+        <w:rPr>
+          <w:sz w:val="20"/>
+          <w:szCs w:val="20"/>
+        </w:rPr>
+        <w:t xml:space="preserve">, in SB </w:t>
+      </w:r>
+      <w:proofErr w:type="spellStart"/>
+      <w:r>
+        <w:rPr>
+          <w:sz w:val="20"/>
+          <w:szCs w:val="20"/>
+        </w:rPr>
+        <w:t>ther</w:t>
+      </w:r>
+      <w:proofErr w:type="spellEnd"/>
+      <w:r>
+        <w:rPr>
+          <w:sz w:val="20"/>
+          <w:szCs w:val="20"/>
+        </w:rPr>
+        <w:t xml:space="preserve"> is only one servlet i.e. Dispatcher </w:t>
+      </w:r>
+      <w:proofErr w:type="gramStart"/>
+      <w:r>
+        <w:rPr>
+          <w:sz w:val="20"/>
+          <w:szCs w:val="20"/>
+        </w:rPr>
+        <w:t>Servlet ]</w:t>
+      </w:r>
+      <w:proofErr w:type="gramEnd"/>
+    </w:p>
+    <w:p>
+      <w:pPr>
+        <w:rPr>
+          <w:sz w:val="20"/>
+          <w:szCs w:val="20"/>
+        </w:rPr>
+      </w:pPr>
+      <w:r>
+        <w:rPr>
+          <w:sz w:val="20"/>
+          <w:szCs w:val="20"/>
+        </w:rPr>
+        <w:t>Dispatcher servlet takes request from tomcat and sends it to different – different controllers.</w:t>
+      </w:r>
+    </w:p>
+    <w:p>
+      <w:pPr>
+        <w:rPr>
+          <w:sz w:val="20"/>
+          <w:szCs w:val="20"/>
+        </w:rPr>
+      </w:pPr>
+      <w:r>
+        <w:rPr>
+          <w:sz w:val="20"/>
+          <w:szCs w:val="20"/>
+        </w:rPr>
+        <w:t>Servlet work:</w:t>
+      </w:r>
+    </w:p>
+    <w:p>
+      <w:pPr>
+        <w:rPr>
+          <w:sz w:val="20"/>
+          <w:szCs w:val="20"/>
+        </w:rPr>
+      </w:pPr>
+      <w:r>
+        <w:rPr>
+          <w:sz w:val="20"/>
+          <w:szCs w:val="20"/>
+        </w:rPr>
+        <w:t xml:space="preserve">Request parameter checking, JSON to java objects, Response creation, Exception Handling. </w:t>
+      </w:r>
+      <w:r>
+        <w:rPr>
+          <w:sz w:val="20"/>
+          <w:szCs w:val="20"/>
+        </w:rPr>
+        <w:t>e</w:t>
+      </w:r>
+      <w:r>
+        <w:rPr>
+          <w:sz w:val="20"/>
+          <w:szCs w:val="20"/>
+        </w:rPr>
+        <w:t>tc.</w:t>
+      </w:r>
+    </w:p>
+    <w:p>
+      <w:pPr>
+        <w:rPr>
+          <w:sz w:val="20"/>
+          <w:szCs w:val="20"/>
+        </w:rPr>
+      </w:pPr>
+      <w:r>
+        <w:rPr>
+          <w:sz w:val="20"/>
+          <w:szCs w:val="20"/>
+        </w:rPr>
+        <w:t xml:space="preserve">Dispatcher Servlet sends </w:t>
+      </w:r>
+      <w:proofErr w:type="spellStart"/>
+      <w:proofErr w:type="gramStart"/>
+      <w:r>
+        <w:rPr>
+          <w:sz w:val="20"/>
+          <w:szCs w:val="20"/>
+        </w:rPr>
+        <w:t>HttpServletRequest</w:t>
+      </w:r>
+      <w:proofErr w:type="spellEnd"/>
+      <w:r>
+        <w:rPr>
+          <w:sz w:val="20"/>
+          <w:szCs w:val="20"/>
+        </w:rPr>
+        <w:t xml:space="preserve"> </w:t>
+      </w:r>
+      <w:r>
+        <w:rPr>
+          <w:sz w:val="20"/>
+          <w:szCs w:val="20"/>
+        </w:rPr>
+        <w:t xml:space="preserve"> and</w:t>
+      </w:r>
+      <w:proofErr w:type="gramEnd"/>
+      <w:r>
+        <w:rPr>
+          <w:sz w:val="20"/>
+          <w:szCs w:val="20"/>
+        </w:rPr>
+        <w:t xml:space="preserve"> </w:t>
+      </w:r>
+      <w:proofErr w:type="spellStart"/>
+      <w:r>
+        <w:rPr>
+          <w:sz w:val="20"/>
+          <w:szCs w:val="20"/>
+        </w:rPr>
+        <w:t>HttpServletReponse</w:t>
+      </w:r>
+      <w:proofErr w:type="spellEnd"/>
     </w:p>
     <w:p>
       <w:pPr>
@@ -2529,7 +3872,23 @@
           <w:sz w:val="20"/>
           <w:szCs w:val="20"/>
         </w:rPr>
-        <w:t>Handler Mapping : it handles which method to call for which end point, it searches these values in IOC container</w:t>
+        <w:t xml:space="preserve">Handler </w:t>
+      </w:r>
+      <w:proofErr w:type="gramStart"/>
+      <w:r>
+        <w:rPr>
+          <w:sz w:val="20"/>
+          <w:szCs w:val="20"/>
+        </w:rPr>
+        <w:t>Mapping :</w:t>
+      </w:r>
+      <w:proofErr w:type="gramEnd"/>
+      <w:r>
+        <w:rPr>
+          <w:sz w:val="20"/>
+          <w:szCs w:val="20"/>
+        </w:rPr>
+        <w:t xml:space="preserve"> it handles which method to call for which end point, it searches these values in IOC container</w:t>
       </w:r>
       <w:r>
         <w:rPr>
@@ -2839,7 +4198,23 @@
           <w:sz w:val="20"/>
           <w:szCs w:val="20"/>
         </w:rPr>
-        <w:t>Query params directly managed by tomcat with HtttpServletRequest/ Response</w:t>
+        <w:t xml:space="preserve">Query params directly managed by tomcat with </w:t>
+      </w:r>
+      <w:proofErr w:type="spellStart"/>
+      <w:r>
+        <w:rPr>
+          <w:sz w:val="20"/>
+          <w:szCs w:val="20"/>
+        </w:rPr>
+        <w:t>HtttpServletRequest</w:t>
+      </w:r>
+      <w:proofErr w:type="spellEnd"/>
+      <w:r>
+        <w:rPr>
+          <w:sz w:val="20"/>
+          <w:szCs w:val="20"/>
+        </w:rPr>
+        <w:t>/ Response</w:t>
       </w:r>
     </w:p>
     <w:tbl>
@@ -2946,7 +4321,7 @@
                 </mc:Choice>
                 <mc:Fallback>
                   <w:pict>
-                    <v:shapetype w14:anchorId="2B16028E" id="_x0000_t66" coordsize="21600,21600" o:spt="66" adj="5400,5400" path="m@0,l@0@1,21600@1,21600@2@0@2@0,21600,,10800xe">
+                    <v:shapetype w14:anchorId="37B4B4D8" id="_x0000_t66" coordsize="21600,21600" o:spt="66" adj="5400,5400" path="m@0,l@0@1,21600@1,21600@2@0@2@0,21600,,10800xe">
                       <v:stroke joinstyle="miter"/>
                       <v:formulas>
                         <v:f eqn="val #0"/>
@@ -3036,7 +4411,7 @@
                 </mc:Choice>
                 <mc:Fallback>
                   <w:pict>
-                    <v:shapetype w14:anchorId="6905AC0C" id="_x0000_t13" coordsize="21600,21600" o:spt="13" adj="16200,5400" path="m@0,l@0@1,0@1,0@2@0@2@0,21600,21600,10800xe">
+                    <v:shapetype w14:anchorId="242D771C" id="_x0000_t13" coordsize="21600,21600" o:spt="13" adj="16200,5400" path="m@0,l@0@1,0@1,0@2@0@2@0,21600,21600,10800xe">
                       <v:stroke joinstyle="miter"/>
                       <v:formulas>
                         <v:f eqn="val #0"/>
@@ -3097,7 +4472,7 @@
                 </mc:Choice>
                 <mc:Fallback>
                   <w:pict>
-                    <v:shapetype w14:anchorId="789AA4DD" id="_x0000_t75" coordsize="21600,21600" o:spt="75" o:preferrelative="t" path="m@4@5l@4@11@9@11@9@5xe" filled="f" stroked="f">
+                    <v:shapetype w14:anchorId="7CF3A787" id="_x0000_t75" coordsize="21600,21600" o:spt="75" o:preferrelative="t" path="m@4@5l@4@11@9@11@9@5xe" filled="f" stroked="f">
                       <v:stroke joinstyle="miter"/>
                       <v:formulas>
                         <v:f eqn="if lineDrawn pixelLineWidth 0"/>
@@ -3116,7 +4491,7 @@
                       <v:path o:extrusionok="f" gradientshapeok="t" o:connecttype="rect"/>
                       <o:lock v:ext="edit" aspectratio="t"/>
                     </v:shapetype>
-                    <v:shape id="Ink 20" o:spid="_x0000_s1026" type="#_x0000_t75" style="position:absolute;margin-left:160.1pt;margin-top:13.85pt;width:5pt;height:6.1pt;z-index:251676672;visibility:visible;mso-wrap-style:square;mso-wrap-distance-left:9pt;mso-wrap-distance-top:0;mso-wrap-distance-right:9pt;mso-wrap-distance-bottom:0;mso-position-horizontal:absolute;mso-position-horizontal-relative:text;mso-position-vertical:absolute;mso-position-vertical-relative:text" o:gfxdata="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">
+                    <v:shape id="Ink 20" o:spid="_x0000_s1026" type="#_x0000_t75" style="position:absolute;margin-left:160.1pt;margin-top:13.85pt;width:5pt;height:6.1pt;z-index:251676672;visibility:visible;mso-wrap-style:square;mso-wrap-distance-left:9pt;mso-wrap-distance-top:0;mso-wrap-distance-right:9pt;mso-wrap-distance-bottom:0;mso-position-horizontal:absolute;mso-position-horizontal-relative:text;mso-position-vertical:absolute;mso-position-vertical-relative:text" o:gfxdata="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">
                       <v:imagedata r:id="rId6" o:title=""/>
                     </v:shape>
                   </w:pict>
@@ -3163,7 +4538,7 @@
                 </mc:Choice>
                 <mc:Fallback>
                   <w:pict>
-                    <v:shape w14:anchorId="6C374A55" id="Ink 12" o:spid="_x0000_s1026" type="#_x0000_t75" style="position:absolute;margin-left:308.15pt;margin-top:-2.85pt;width:7.45pt;height:10.7pt;z-index:251672576;visibility:visible;mso-wrap-style:square;mso-wrap-distance-left:9pt;mso-wrap-distance-top:0;mso-wrap-distance-right:9pt;mso-wrap-distance-bottom:0;mso-position-horizontal:absolute;mso-position-horizontal-relative:text;mso-position-vertical:absolute;mso-position-vertical-relative:text" o:gfxdata="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">
+                    <v:shape w14:anchorId="645C2B36" id="Ink 12" o:spid="_x0000_s1026" type="#_x0000_t75" style="position:absolute;margin-left:308.15pt;margin-top:-2.85pt;width:7.45pt;height:10.7pt;z-index:251672576;visibility:visible;mso-wrap-style:square;mso-wrap-distance-left:9pt;mso-wrap-distance-top:0;mso-wrap-distance-right:9pt;mso-wrap-distance-bottom:0;mso-position-horizontal:absolute;mso-position-horizontal-relative:text;mso-position-vertical:absolute;mso-position-vertical-relative:text" o:gfxdata="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">
                       <v:imagedata r:id="rId8" o:title=""/>
                     </v:shape>
                   </w:pict>
@@ -3210,7 +4585,7 @@
                 </mc:Choice>
                 <mc:Fallback>
                   <w:pict>
-                    <v:shape w14:anchorId="6B4FA174" id="Ink 9" o:spid="_x0000_s1026" type="#_x0000_t75" style="position:absolute;margin-left:154.25pt;margin-top:1.85pt;width:1.85pt;height:6.15pt;z-index:251671552;visibility:visible;mso-wrap-style:square;mso-wrap-distance-left:9pt;mso-wrap-distance-top:0;mso-wrap-distance-right:9pt;mso-wrap-distance-bottom:0;mso-position-horizontal:absolute;mso-position-horizontal-relative:text;mso-position-vertical:absolute;mso-position-vertical-relative:text" o:gfxdata="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">
+                    <v:shape w14:anchorId="14B465BF" id="Ink 9" o:spid="_x0000_s1026" type="#_x0000_t75" style="position:absolute;margin-left:154.25pt;margin-top:1.85pt;width:1.85pt;height:6.15pt;z-index:251671552;visibility:visible;mso-wrap-style:square;mso-wrap-distance-left:9pt;mso-wrap-distance-top:0;mso-wrap-distance-right:9pt;mso-wrap-distance-bottom:0;mso-position-horizontal:absolute;mso-position-horizontal-relative:text;mso-position-vertical:absolute;mso-position-vertical-relative:text" o:gfxdata="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">
                       <v:imagedata r:id="rId10" o:title=""/>
                     </v:shape>
                   </w:pict>
@@ -3282,7 +4657,7 @@
                 </mc:Choice>
                 <mc:Fallback>
                   <w:pict>
-                    <v:shape w14:anchorId="009D30B1" id="Arrow: Left 8" o:spid="_x0000_s1026" type="#_x0000_t66" style="position:absolute;margin-left:292.3pt;margin-top:18pt;width:39pt;height:3.55pt;z-index:251668480;visibility:visible;mso-wrap-style:square;mso-wrap-distance-left:9pt;mso-wrap-distance-top:0;mso-wrap-distance-right:9pt;mso-wrap-distance-bottom:0;mso-position-horizontal:absolute;mso-position-horizontal-relative:text;mso-position-vertical:absolute;mso-position-vertical-relative:text;v-text-anchor:middle" o:gfxdata="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" adj="983" fillcolor="#4472c4 [3204]" strokecolor="#09101d [484]" strokeweight="1pt"/>
+                    <v:shape w14:anchorId="2C7B76CD" id="Arrow: Left 8" o:spid="_x0000_s1026" type="#_x0000_t66" style="position:absolute;margin-left:292.3pt;margin-top:18pt;width:39pt;height:3.55pt;z-index:251668480;visibility:visible;mso-wrap-style:square;mso-wrap-distance-left:9pt;mso-wrap-distance-top:0;mso-wrap-distance-right:9pt;mso-wrap-distance-bottom:0;mso-position-horizontal:absolute;mso-position-horizontal-relative:text;mso-position-vertical:absolute;mso-position-vertical-relative:text;v-text-anchor:middle" o:gfxdata="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" adj="983" fillcolor="#4472c4 [3204]" strokecolor="#09101d [484]" strokeweight="1pt"/>
                   </w:pict>
                 </mc:Fallback>
               </mc:AlternateContent>
@@ -3352,7 +4727,7 @@
                 </mc:Choice>
                 <mc:Fallback>
                   <w:pict>
-                    <v:shape w14:anchorId="00E11B60" id="Arrow: Right 7" o:spid="_x0000_s1026" type="#_x0000_t13" style="position:absolute;margin-left:293.65pt;margin-top:6.65pt;width:36.45pt;height:3.6pt;z-index:251667456;visibility:visible;mso-wrap-style:square;mso-wrap-distance-left:9pt;mso-wrap-distance-top:0;mso-wrap-distance-right:9pt;mso-wrap-distance-bottom:0;mso-position-horizontal:absolute;mso-position-horizontal-relative:text;mso-position-vertical:absolute;mso-position-vertical-relative:text;v-text-anchor:middle" o:gfxdata="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" adj="20533" fillcolor="#4472c4 [3204]" strokecolor="#09101d [484]" strokeweight="1pt"/>
+                    <v:shape w14:anchorId="0D3AD5A9" id="Arrow: Right 7" o:spid="_x0000_s1026" type="#_x0000_t13" style="position:absolute;margin-left:293.65pt;margin-top:6.65pt;width:36.45pt;height:3.6pt;z-index:251667456;visibility:visible;mso-wrap-style:square;mso-wrap-distance-left:9pt;mso-wrap-distance-top:0;mso-wrap-distance-right:9pt;mso-wrap-distance-bottom:0;mso-position-horizontal:absolute;mso-position-horizontal-relative:text;mso-position-vertical:absolute;mso-position-vertical-relative:text;v-text-anchor:middle" o:gfxdata="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" adj="20533" fillcolor="#4472c4 [3204]" strokecolor="#09101d [484]" strokeweight="1pt"/>
                   </w:pict>
                 </mc:Fallback>
               </mc:AlternateContent>
@@ -3422,7 +4797,7 @@
                 </mc:Choice>
                 <mc:Fallback>
                   <w:pict>
-                    <v:shape w14:anchorId="225CDEC3" id="Arrow: Left 8" o:spid="_x0000_s1026" type="#_x0000_t66" style="position:absolute;margin-left:138.1pt;margin-top:19.75pt;width:39pt;height:3.6pt;z-index:251666432;visibility:visible;mso-wrap-style:square;mso-wrap-distance-left:9pt;mso-wrap-distance-top:0;mso-wrap-distance-right:9pt;mso-wrap-distance-bottom:0;mso-position-horizontal:absolute;mso-position-horizontal-relative:text;mso-position-vertical:absolute;mso-position-vertical-relative:text;v-text-anchor:middle" o:gfxdata="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" adj="997" fillcolor="#4472c4 [3204]" strokecolor="#09101d [484]" strokeweight="1pt"/>
+                    <v:shape w14:anchorId="4247E185" id="Arrow: Left 8" o:spid="_x0000_s1026" type="#_x0000_t66" style="position:absolute;margin-left:138.1pt;margin-top:19.75pt;width:39pt;height:3.6pt;z-index:251666432;visibility:visible;mso-wrap-style:square;mso-wrap-distance-left:9pt;mso-wrap-distance-top:0;mso-wrap-distance-right:9pt;mso-wrap-distance-bottom:0;mso-position-horizontal:absolute;mso-position-horizontal-relative:text;mso-position-vertical:absolute;mso-position-vertical-relative:text;v-text-anchor:middle" o:gfxdata="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" adj="997" fillcolor="#4472c4 [3204]" strokecolor="#09101d [484]" strokeweight="1pt"/>
                   </w:pict>
                 </mc:Fallback>
               </mc:AlternateContent>
@@ -3492,7 +4867,7 @@
                 </mc:Choice>
                 <mc:Fallback>
                   <w:pict>
-                    <v:shape w14:anchorId="658AC867" id="Arrow: Right 7" o:spid="_x0000_s1026" type="#_x0000_t13" style="position:absolute;margin-left:139.35pt;margin-top:8.35pt;width:36.45pt;height:3.6pt;z-index:251665408;visibility:visible;mso-wrap-style:square;mso-wrap-distance-left:9pt;mso-wrap-distance-top:0;mso-wrap-distance-right:9pt;mso-wrap-distance-bottom:0;mso-position-horizontal:absolute;mso-position-horizontal-relative:text;mso-position-vertical:absolute;mso-position-vertical-relative:text;v-text-anchor:middle" o:gfxdata="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" adj="20533" fillcolor="#4472c4 [3204]" strokecolor="#09101d [484]" strokeweight="1pt"/>
+                    <v:shape w14:anchorId="4DB2669E" id="Arrow: Right 7" o:spid="_x0000_s1026" type="#_x0000_t13" style="position:absolute;margin-left:139.35pt;margin-top:8.35pt;width:36.45pt;height:3.6pt;z-index:251665408;visibility:visible;mso-wrap-style:square;mso-wrap-distance-left:9pt;mso-wrap-distance-top:0;mso-wrap-distance-right:9pt;mso-wrap-distance-bottom:0;mso-position-horizontal:absolute;mso-position-horizontal-relative:text;mso-position-vertical:absolute;mso-position-vertical-relative:text;v-text-anchor:middle" o:gfxdata="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" adj="20533" fillcolor="#4472c4 [3204]" strokecolor="#09101d [484]" strokeweight="1pt"/>
                   </w:pict>
                 </mc:Fallback>
               </mc:AlternateContent>
@@ -3875,7 +5250,7 @@
                 </mc:Choice>
                 <mc:Fallback>
                   <w:pict>
-                    <v:shape w14:anchorId="77A8245E" id="Ink 17" o:spid="_x0000_s1026" type="#_x0000_t75" style="position:absolute;margin-left:156.85pt;margin-top:9.85pt;width:12.4pt;height:9.4pt;z-index:251675648;visibility:visible;mso-wrap-style:square;mso-wrap-distance-left:9pt;mso-wrap-distance-top:0;mso-wrap-distance-right:9pt;mso-wrap-distance-bottom:0;mso-position-horizontal:absolute;mso-position-horizontal-relative:text;mso-position-vertical:absolute;mso-position-vertical-relative:text" o:gfxdata="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">
+                    <v:shape w14:anchorId="41A1B992" id="Ink 17" o:spid="_x0000_s1026" type="#_x0000_t75" style="position:absolute;margin-left:156.85pt;margin-top:9.85pt;width:12.4pt;height:9.4pt;z-index:251675648;visibility:visible;mso-wrap-style:square;mso-wrap-distance-left:9pt;mso-wrap-distance-top:0;mso-wrap-distance-right:9pt;mso-wrap-distance-bottom:0;mso-position-horizontal:absolute;mso-position-horizontal-relative:text;mso-position-vertical:absolute;mso-position-vertical-relative:text" o:gfxdata="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">
                       <v:imagedata r:id="rId12" o:title=""/>
                     </v:shape>
                   </w:pict>
@@ -3922,7 +5297,7 @@
                 </mc:Choice>
                 <mc:Fallback>
                   <w:pict>
-                    <v:shape w14:anchorId="5D60B7B4" id="Ink 13" o:spid="_x0000_s1026" type="#_x0000_t75" style="position:absolute;margin-left:306.45pt;margin-top:2.25pt;width:8.75pt;height:8.9pt;z-index:251673600;visibility:visible;mso-wrap-style:square;mso-wrap-distance-left:9pt;mso-wrap-distance-top:0;mso-wrap-distance-right:9pt;mso-wrap-distance-bottom:0;mso-position-horizontal:absolute;mso-position-horizontal-relative:text;mso-position-vertical:absolute;mso-position-vertical-relative:text" o:gfxdata="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">
+                    <v:shape w14:anchorId="27BA2145" id="Ink 13" o:spid="_x0000_s1026" type="#_x0000_t75" style="position:absolute;margin-left:306.45pt;margin-top:2.25pt;width:8.75pt;height:8.9pt;z-index:251673600;visibility:visible;mso-wrap-style:square;mso-wrap-distance-left:9pt;mso-wrap-distance-top:0;mso-wrap-distance-right:9pt;mso-wrap-distance-bottom:0;mso-position-horizontal:absolute;mso-position-horizontal-relative:text;mso-position-vertical:absolute;mso-position-vertical-relative:text" o:gfxdata="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">
                       <v:imagedata r:id="rId14" o:title=""/>
                     </v:shape>
                   </w:pict>
@@ -4007,7 +5382,7 @@
                 </mc:Choice>
                 <mc:Fallback>
                   <w:pict>
-                    <v:shape w14:anchorId="1C4C4DD9" id="Arrow: Left 8" o:spid="_x0000_s1026" type="#_x0000_t66" style="position:absolute;margin-left:153.4pt;margin-top:6.35pt;width:40.05pt;height:4.75pt;rotation:-2873949fd;z-index:251670528;visibility:visible;mso-wrap-style:square;mso-width-percent:0;mso-height-percent:0;mso-wrap-distance-left:9pt;mso-wrap-distance-top:0;mso-wrap-distance-right:9pt;mso-wrap-distance-bottom:0;mso-position-horizontal:absolute;mso-position-horizontal-relative:text;mso-position-vertical:absolute;mso-position-vertical-relative:text;mso-width-percent:0;mso-height-percent:0;mso-width-relative:margin;mso-height-relative:margin;v-text-anchor:middle" o:gfxdata="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" adj="1275" fillcolor="#4472c4 [3204]" strokecolor="#09101d [484]" strokeweight="1pt"/>
+                    <v:shape w14:anchorId="0EF413AD" id="Arrow: Left 8" o:spid="_x0000_s1026" type="#_x0000_t66" style="position:absolute;margin-left:153.4pt;margin-top:6.35pt;width:40.05pt;height:4.75pt;rotation:-2873949fd;z-index:251670528;visibility:visible;mso-wrap-style:square;mso-width-percent:0;mso-height-percent:0;mso-wrap-distance-left:9pt;mso-wrap-distance-top:0;mso-wrap-distance-right:9pt;mso-wrap-distance-bottom:0;mso-position-horizontal:absolute;mso-position-horizontal-relative:text;mso-position-vertical:absolute;mso-position-vertical-relative:text;mso-width-percent:0;mso-height-percent:0;mso-width-relative:margin;mso-height-relative:margin;v-text-anchor:middle" o:gfxdata="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" adj="1275" fillcolor="#4472c4 [3204]" strokecolor="#09101d [484]" strokeweight="1pt"/>
                   </w:pict>
                 </mc:Fallback>
               </mc:AlternateContent>
@@ -4077,7 +5452,7 @@
                 </mc:Choice>
                 <mc:Fallback>
                   <w:pict>
-                    <v:shape w14:anchorId="30161BBF" id="Arrow: Right 7" o:spid="_x0000_s1026" type="#_x0000_t13" style="position:absolute;margin-left:149.25pt;margin-top:5.5pt;width:36.45pt;height:3.6pt;rotation:-2873949fd;z-index:251669504;visibility:visible;mso-wrap-style:square;mso-wrap-distance-left:9pt;mso-wrap-distance-top:0;mso-wrap-distance-right:9pt;mso-wrap-distance-bottom:0;mso-position-horizontal:absolute;mso-position-horizontal-relative:text;mso-position-vertical:absolute;mso-position-vertical-relative:text;v-text-anchor:middle" o:gfxdata="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" adj="20533" fillcolor="#4472c4 [3204]" strokecolor="#09101d [484]" strokeweight="1pt"/>
+                    <v:shape w14:anchorId="3AC05022" id="Arrow: Right 7" o:spid="_x0000_s1026" type="#_x0000_t13" style="position:absolute;margin-left:149.25pt;margin-top:5.5pt;width:36.45pt;height:3.6pt;rotation:-2873949fd;z-index:251669504;visibility:visible;mso-wrap-style:square;mso-wrap-distance-left:9pt;mso-wrap-distance-top:0;mso-wrap-distance-right:9pt;mso-wrap-distance-bottom:0;mso-position-horizontal:absolute;mso-position-horizontal-relative:text;mso-position-vertical:absolute;mso-position-vertical-relative:text;v-text-anchor:middle" o:gfxdata="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" adj="20533" fillcolor="#4472c4 [3204]" strokecolor="#09101d [484]" strokeweight="1pt"/>
                   </w:pict>
                 </mc:Fallback>
               </mc:AlternateContent>
@@ -4122,7 +5497,7 @@
                 </mc:Choice>
                 <mc:Fallback>
                   <w:pict>
-                    <v:shape w14:anchorId="6E8D1C17" id="Ink 14" o:spid="_x0000_s1026" type="#_x0000_t75" style="position:absolute;margin-left:186.45pt;margin-top:1.6pt;width:8.65pt;height:13.55pt;z-index:251674624;visibility:visible;mso-wrap-style:square;mso-wrap-distance-left:9pt;mso-wrap-distance-top:0;mso-wrap-distance-right:9pt;mso-wrap-distance-bottom:0;mso-position-horizontal:absolute;mso-position-horizontal-relative:text;mso-position-vertical:absolute;mso-position-vertical-relative:text" o:gfxdata="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">
+                    <v:shape w14:anchorId="29AAABD4" id="Ink 14" o:spid="_x0000_s1026" type="#_x0000_t75" style="position:absolute;margin-left:186.45pt;margin-top:1.6pt;width:8.65pt;height:13.55pt;z-index:251674624;visibility:visible;mso-wrap-style:square;mso-wrap-distance-left:9pt;mso-wrap-distance-top:0;mso-wrap-distance-right:9pt;mso-wrap-distance-bottom:0;mso-position-horizontal:absolute;mso-position-horizontal-relative:text;mso-position-vertical:absolute;mso-position-vertical-relative:text" o:gfxdata="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">
                       <v:imagedata r:id="rId16" o:title=""/>
                     </v:shape>
                   </w:pict>
@@ -4355,7 +5730,15 @@
         </w:numPr>
       </w:pPr>
       <w:r>
-        <w:t xml:space="preserve">Path Variable : used to read the values from URL path </w:t>
+        <w:t xml:space="preserve">Path </w:t>
+      </w:r>
+      <w:proofErr w:type="gramStart"/>
+      <w:r>
+        <w:t>Variable :</w:t>
+      </w:r>
+      <w:proofErr w:type="gramEnd"/>
+      <w:r>
+        <w:t xml:space="preserve"> used to read the values from URL path </w:t>
       </w:r>
     </w:p>
     <w:p>
@@ -4384,7 +5767,15 @@
         <w:ind w:left="1440"/>
       </w:pPr>
       <w:r>
-        <w:t>Eg: Get /employees?id=101</w:t>
+        <w:t>Eg: Get /</w:t>
+      </w:r>
+      <w:proofErr w:type="spellStart"/>
+      <w:r>
+        <w:t>employees?id</w:t>
+      </w:r>
+      <w:proofErr w:type="spellEnd"/>
+      <w:r>
+        <w:t>=101</w:t>
       </w:r>
     </w:p>
     <w:p>
@@ -4396,7 +5787,31 @@
         </w:numPr>
       </w:pPr>
       <w:r>
-        <w:t>@RequestBody: used when client has to send json, without @Requestbody spring can not convert  JSON into Java.</w:t>
+        <w:t xml:space="preserve">@RequestBody: used when client has to send </w:t>
+      </w:r>
+      <w:proofErr w:type="spellStart"/>
+      <w:r>
+        <w:t>json</w:t>
+      </w:r>
+      <w:proofErr w:type="spellEnd"/>
+      <w:r>
+        <w:t xml:space="preserve">, without @Requestbody spring </w:t>
+      </w:r>
+      <w:proofErr w:type="spellStart"/>
+      <w:r>
+        <w:t>can not</w:t>
+      </w:r>
+      <w:proofErr w:type="spellEnd"/>
+      <w:r>
+        <w:t xml:space="preserve"> </w:t>
+      </w:r>
+      <w:proofErr w:type="gramStart"/>
+      <w:r>
+        <w:t>convert  JSON</w:t>
+      </w:r>
+      <w:proofErr w:type="gramEnd"/>
+      <w:r>
+        <w:t xml:space="preserve"> into Java.</w:t>
       </w:r>
     </w:p>
     <w:p>
@@ -4407,8 +5822,21 @@
           <w:numId w:val="7"/>
         </w:numPr>
       </w:pPr>
-      <w:r>
-        <w:t>ResponseEntity: generally we return employee, but good thing is to return</w:t>
+      <w:proofErr w:type="spellStart"/>
+      <w:r>
+        <w:t>ResponseEntity</w:t>
+      </w:r>
+      <w:proofErr w:type="spellEnd"/>
+      <w:r>
+        <w:t xml:space="preserve">: </w:t>
+      </w:r>
+      <w:proofErr w:type="gramStart"/>
+      <w:r>
+        <w:t>generally</w:t>
+      </w:r>
+      <w:proofErr w:type="gramEnd"/>
+      <w:r>
+        <w:t xml:space="preserve"> we return employee, but good thing is to return</w:t>
       </w:r>
     </w:p>
     <w:p>
@@ -4417,7 +5845,15 @@
         <w:ind w:left="1440"/>
       </w:pPr>
       <w:r>
-        <w:t>return ResponseEntity.ok(employee);</w:t>
+        <w:t xml:space="preserve">return </w:t>
+      </w:r>
+      <w:proofErr w:type="spellStart"/>
+      <w:r>
+        <w:t>ResponseEntity.ok</w:t>
+      </w:r>
+      <w:proofErr w:type="spellEnd"/>
+      <w:r>
+        <w:t>(employee);</w:t>
       </w:r>
     </w:p>
     <w:p>
@@ -4435,7 +5871,33 @@
         <w:ind w:left="1440"/>
       </w:pPr>
       <w:r>
-        <w:t>return ResponseEntity .status(HttpStatus.CREATED) .body(saved);</w:t>
+        <w:t xml:space="preserve">return </w:t>
+      </w:r>
+      <w:proofErr w:type="spellStart"/>
+      <w:proofErr w:type="gramStart"/>
+      <w:r>
+        <w:t>ResponseEntity</w:t>
+      </w:r>
+      <w:proofErr w:type="spellEnd"/>
+      <w:r>
+        <w:t xml:space="preserve"> .status</w:t>
+      </w:r>
+      <w:proofErr w:type="gramEnd"/>
+      <w:r>
+        <w:t>(</w:t>
+      </w:r>
+      <w:proofErr w:type="spellStart"/>
+      <w:r>
+        <w:t>HttpStatus.CREATED</w:t>
+      </w:r>
+      <w:proofErr w:type="spellEnd"/>
+      <w:proofErr w:type="gramStart"/>
+      <w:r>
+        <w:t>) .body</w:t>
+      </w:r>
+      <w:proofErr w:type="gramEnd"/>
+      <w:r>
+        <w:t>(saved);</w:t>
       </w:r>
     </w:p>
     <w:p/>
@@ -4448,6 +5910,7 @@
           <w:szCs w:val="28"/>
         </w:rPr>
       </w:pPr>
+      <w:proofErr w:type="gramStart"/>
       <w:r>
         <w:rPr>
           <w:b/>
@@ -4455,66 +5918,108 @@
           <w:sz w:val="28"/>
           <w:szCs w:val="28"/>
         </w:rPr>
-        <w:t>DTO(Data Transfer Object)</w:t>
-      </w:r>
-    </w:p>
-    <w:p>
-      <w:pPr>
-        <w:rPr>
+        <w:t>DTO(</w:t>
+      </w:r>
+      <w:proofErr w:type="gramEnd"/>
+      <w:r>
+        <w:rPr>
+          <w:b/>
+          <w:bCs/>
           <w:sz w:val="28"/>
           <w:szCs w:val="28"/>
         </w:rPr>
-      </w:pPr>
-      <w:r>
+        <w:t>Data Transfer Object)</w:t>
+      </w:r>
+    </w:p>
+    <w:p>
+      <w:pPr>
         <w:rPr>
           <w:sz w:val="28"/>
           <w:szCs w:val="28"/>
         </w:rPr>
-        <w:t>simple java object used to transfer the data between different layers or between client and the server.</w:t>
-      </w:r>
-    </w:p>
-    <w:p>
-      <w:pPr>
+      </w:pPr>
+      <w:r>
         <w:rPr>
           <w:sz w:val="28"/>
           <w:szCs w:val="28"/>
         </w:rPr>
-      </w:pPr>
-      <w:r>
+        <w:t>simple java object used to transfer the data between different layers or between client and the server.</w:t>
+      </w:r>
+    </w:p>
+    <w:p>
+      <w:pPr>
         <w:rPr>
           <w:sz w:val="28"/>
           <w:szCs w:val="28"/>
         </w:rPr>
-        <w:t>Does not contain any business logic and @Entity annotation.</w:t>
-      </w:r>
-    </w:p>
-    <w:p>
-      <w:pPr>
+      </w:pPr>
+      <w:r>
         <w:rPr>
           <w:sz w:val="28"/>
           <w:szCs w:val="28"/>
         </w:rPr>
-      </w:pPr>
-      <w:r>
+        <w:t>Does not contain any business logic and @Entity annotation.</w:t>
+      </w:r>
+    </w:p>
+    <w:p>
+      <w:pPr>
         <w:rPr>
           <w:sz w:val="28"/>
           <w:szCs w:val="28"/>
         </w:rPr>
-        <w:t>Use DTO to increase security, reduce unnecessary data transfer, decouple API from db schema and make api easier to maintain.</w:t>
-      </w:r>
-    </w:p>
-    <w:p>
-      <w:pPr>
+      </w:pPr>
+      <w:r>
         <w:rPr>
           <w:sz w:val="28"/>
           <w:szCs w:val="28"/>
         </w:rPr>
-      </w:pPr>
+        <w:t xml:space="preserve">Use DTO to increase security, reduce unnecessary data transfer, decouple API from </w:t>
+      </w:r>
+      <w:proofErr w:type="spellStart"/>
       <w:r>
         <w:rPr>
           <w:sz w:val="28"/>
           <w:szCs w:val="28"/>
         </w:rPr>
+        <w:t>db</w:t>
+      </w:r>
+      <w:proofErr w:type="spellEnd"/>
+      <w:r>
+        <w:rPr>
+          <w:sz w:val="28"/>
+          <w:szCs w:val="28"/>
+        </w:rPr>
+        <w:t xml:space="preserve"> schema and make </w:t>
+      </w:r>
+      <w:proofErr w:type="spellStart"/>
+      <w:r>
+        <w:rPr>
+          <w:sz w:val="28"/>
+          <w:szCs w:val="28"/>
+        </w:rPr>
+        <w:t>api</w:t>
+      </w:r>
+      <w:proofErr w:type="spellEnd"/>
+      <w:r>
+        <w:rPr>
+          <w:sz w:val="28"/>
+          <w:szCs w:val="28"/>
+        </w:rPr>
+        <w:t xml:space="preserve"> easier to maintain.</w:t>
+      </w:r>
+    </w:p>
+    <w:p>
+      <w:pPr>
+        <w:rPr>
+          <w:sz w:val="28"/>
+          <w:szCs w:val="28"/>
+        </w:rPr>
+      </w:pPr>
+      <w:r>
+        <w:rPr>
+          <w:sz w:val="28"/>
+          <w:szCs w:val="28"/>
+        </w:rPr>
         <w:lastRenderedPageBreak/>
         <w:t xml:space="preserve">They are not managed by hibernate. </w:t>
       </w:r>
@@ -4531,8 +6036,35 @@
           <w:sz w:val="28"/>
           <w:szCs w:val="28"/>
         </w:rPr>
-        <w:t>If we are accepting a user profile then entity may contain id an other auto generated fields that client does not provide so do not put them in dto</w:t>
-      </w:r>
+        <w:t xml:space="preserve">If we are accepting a user profile then entity may contain id </w:t>
+      </w:r>
+      <w:proofErr w:type="spellStart"/>
+      <w:proofErr w:type="gramStart"/>
+      <w:r>
+        <w:rPr>
+          <w:sz w:val="28"/>
+          <w:szCs w:val="28"/>
+        </w:rPr>
+        <w:t>an other</w:t>
+      </w:r>
+      <w:proofErr w:type="spellEnd"/>
+      <w:proofErr w:type="gramEnd"/>
+      <w:r>
+        <w:rPr>
+          <w:sz w:val="28"/>
+          <w:szCs w:val="28"/>
+        </w:rPr>
+        <w:t xml:space="preserve"> auto generated fields that client does not provide so do not put them in </w:t>
+      </w:r>
+      <w:proofErr w:type="spellStart"/>
+      <w:r>
+        <w:rPr>
+          <w:sz w:val="28"/>
+          <w:szCs w:val="28"/>
+        </w:rPr>
+        <w:t>dto</w:t>
+      </w:r>
+      <w:proofErr w:type="spellEnd"/>
     </w:p>
     <w:p>
       <w:pPr>
@@ -4570,33 +6102,101 @@
           <w:sz w:val="28"/>
           <w:szCs w:val="28"/>
         </w:rPr>
-        <w:t>Manual Mapping: Employee emp; EmployeeDto</w:t>
-      </w:r>
-      <w:r>
-        <w:t xml:space="preserve"> dto</w:t>
-      </w:r>
+        <w:t xml:space="preserve">Manual Mapping: Employee emp; </w:t>
+      </w:r>
+      <w:proofErr w:type="spellStart"/>
       <w:r>
         <w:rPr>
           <w:sz w:val="28"/>
           <w:szCs w:val="28"/>
         </w:rPr>
-        <w:t>=new EmployeeDto();</w:t>
-      </w:r>
-    </w:p>
-    <w:p>
-      <w:pPr>
-        <w:pStyle w:val="ListParagraph"/>
+        <w:t>EmployeeDto</w:t>
+      </w:r>
+      <w:proofErr w:type="spellEnd"/>
+      <w:r>
+        <w:t xml:space="preserve"> </w:t>
+      </w:r>
+      <w:proofErr w:type="spellStart"/>
+      <w:r>
+        <w:t>dto</w:t>
+      </w:r>
+      <w:proofErr w:type="spellEnd"/>
+      <w:r>
         <w:rPr>
           <w:sz w:val="28"/>
           <w:szCs w:val="28"/>
         </w:rPr>
-      </w:pPr>
+        <w:t xml:space="preserve">=new </w:t>
+      </w:r>
+      <w:proofErr w:type="spellStart"/>
+      <w:proofErr w:type="gramStart"/>
       <w:r>
         <w:rPr>
           <w:sz w:val="28"/>
           <w:szCs w:val="28"/>
         </w:rPr>
-        <w:t>Dt.setName(emp.getName();</w:t>
+        <w:t>EmployeeDto</w:t>
+      </w:r>
+      <w:proofErr w:type="spellEnd"/>
+      <w:r>
+        <w:rPr>
+          <w:sz w:val="28"/>
+          <w:szCs w:val="28"/>
+        </w:rPr>
+        <w:t>(</w:t>
+      </w:r>
+      <w:proofErr w:type="gramEnd"/>
+      <w:r>
+        <w:rPr>
+          <w:sz w:val="28"/>
+          <w:szCs w:val="28"/>
+        </w:rPr>
+        <w:t>);</w:t>
+      </w:r>
+    </w:p>
+    <w:p>
+      <w:pPr>
+        <w:pStyle w:val="ListParagraph"/>
+        <w:rPr>
+          <w:sz w:val="28"/>
+          <w:szCs w:val="28"/>
+        </w:rPr>
+      </w:pPr>
+      <w:proofErr w:type="spellStart"/>
+      <w:proofErr w:type="gramStart"/>
+      <w:r>
+        <w:rPr>
+          <w:sz w:val="28"/>
+          <w:szCs w:val="28"/>
+        </w:rPr>
+        <w:t>Dt.setName</w:t>
+      </w:r>
+      <w:proofErr w:type="spellEnd"/>
+      <w:proofErr w:type="gramEnd"/>
+      <w:r>
+        <w:rPr>
+          <w:sz w:val="28"/>
+          <w:szCs w:val="28"/>
+        </w:rPr>
+        <w:t>(</w:t>
+      </w:r>
+      <w:proofErr w:type="spellStart"/>
+      <w:proofErr w:type="gramStart"/>
+      <w:r>
+        <w:rPr>
+          <w:sz w:val="28"/>
+          <w:szCs w:val="28"/>
+        </w:rPr>
+        <w:t>emp.getName</w:t>
+      </w:r>
+      <w:proofErr w:type="spellEnd"/>
+      <w:proofErr w:type="gramEnd"/>
+      <w:r>
+        <w:rPr>
+          <w:sz w:val="28"/>
+          <w:szCs w:val="28"/>
+        </w:rPr>
+        <w:t>();</w:t>
       </w:r>
     </w:p>
     <w:p>
@@ -4616,7 +6216,43 @@
           <w:sz w:val="28"/>
           <w:szCs w:val="28"/>
         </w:rPr>
-        <w:t>Reverse Mapping: emp.setName(dto.getName());</w:t>
+        <w:t xml:space="preserve">Reverse Mapping: </w:t>
+      </w:r>
+      <w:proofErr w:type="spellStart"/>
+      <w:proofErr w:type="gramStart"/>
+      <w:r>
+        <w:rPr>
+          <w:sz w:val="28"/>
+          <w:szCs w:val="28"/>
+        </w:rPr>
+        <w:t>emp.setName</w:t>
+      </w:r>
+      <w:proofErr w:type="spellEnd"/>
+      <w:proofErr w:type="gramEnd"/>
+      <w:r>
+        <w:rPr>
+          <w:sz w:val="28"/>
+          <w:szCs w:val="28"/>
+        </w:rPr>
+        <w:t>(</w:t>
+      </w:r>
+      <w:proofErr w:type="spellStart"/>
+      <w:proofErr w:type="gramStart"/>
+      <w:r>
+        <w:rPr>
+          <w:sz w:val="28"/>
+          <w:szCs w:val="28"/>
+        </w:rPr>
+        <w:t>dto.getName</w:t>
+      </w:r>
+      <w:proofErr w:type="spellEnd"/>
+      <w:proofErr w:type="gramEnd"/>
+      <w:r>
+        <w:rPr>
+          <w:sz w:val="28"/>
+          <w:szCs w:val="28"/>
+        </w:rPr>
+        <w:t>());</w:t>
       </w:r>
     </w:p>
     <w:p>
@@ -4631,26 +6267,6079 @@
           <w:szCs w:val="28"/>
         </w:rPr>
       </w:pPr>
+      <w:proofErr w:type="spellStart"/>
       <w:r>
         <w:rPr>
           <w:sz w:val="28"/>
           <w:szCs w:val="28"/>
         </w:rPr>
-        <w:t>ModdelMapper:</w:t>
-      </w:r>
-    </w:p>
-    <w:p>
-      <w:pPr>
+        <w:t>ModdelMapper</w:t>
+      </w:r>
+      <w:proofErr w:type="spellEnd"/>
+      <w:r>
         <w:rPr>
           <w:sz w:val="28"/>
           <w:szCs w:val="28"/>
         </w:rPr>
-      </w:pPr>
+        <w:t>:</w:t>
+      </w:r>
+    </w:p>
+    <w:p>
+      <w:pPr>
+        <w:pStyle w:val="ListParagraph"/>
+        <w:rPr>
+          <w:sz w:val="28"/>
+          <w:szCs w:val="28"/>
+        </w:rPr>
+      </w:pPr>
+    </w:p>
+    <w:p>
+      <w:pPr>
+        <w:pStyle w:val="ListParagraph"/>
+        <w:rPr>
+          <w:sz w:val="28"/>
+          <w:szCs w:val="28"/>
+        </w:rPr>
+      </w:pPr>
+      <w:r>
+        <w:rPr>
+          <w:b/>
+          <w:bCs/>
+          <w:sz w:val="28"/>
+          <w:szCs w:val="28"/>
+        </w:rPr>
+        <w:t>Mapper</w:t>
+      </w:r>
+      <w:r>
+        <w:rPr>
+          <w:sz w:val="28"/>
+          <w:szCs w:val="28"/>
+        </w:rPr>
+        <w:t xml:space="preserve">: we can create one mapper class like </w:t>
+      </w:r>
+      <w:proofErr w:type="spellStart"/>
+      <w:r>
+        <w:rPr>
+          <w:sz w:val="28"/>
+          <w:szCs w:val="28"/>
+        </w:rPr>
+        <w:t>EmployeeMapper</w:t>
+      </w:r>
+      <w:proofErr w:type="spellEnd"/>
+      <w:r>
+        <w:rPr>
+          <w:sz w:val="28"/>
+          <w:szCs w:val="28"/>
+        </w:rPr>
+        <w:t xml:space="preserve"> inside it create a function that is accepting </w:t>
+      </w:r>
+      <w:proofErr w:type="gramStart"/>
+      <w:r>
+        <w:rPr>
+          <w:sz w:val="28"/>
+          <w:szCs w:val="28"/>
+        </w:rPr>
+        <w:t>a</w:t>
+      </w:r>
+      <w:proofErr w:type="gramEnd"/>
+      <w:r>
+        <w:rPr>
+          <w:sz w:val="28"/>
+          <w:szCs w:val="28"/>
+        </w:rPr>
+        <w:t xml:space="preserve"> Employee Object and inside function create </w:t>
+      </w:r>
+      <w:proofErr w:type="spellStart"/>
+      <w:proofErr w:type="gramStart"/>
+      <w:r>
+        <w:rPr>
+          <w:sz w:val="28"/>
+          <w:szCs w:val="28"/>
+        </w:rPr>
+        <w:t>a</w:t>
+      </w:r>
+      <w:proofErr w:type="spellEnd"/>
+      <w:proofErr w:type="gramEnd"/>
+      <w:r>
+        <w:rPr>
+          <w:sz w:val="28"/>
+          <w:szCs w:val="28"/>
+        </w:rPr>
+        <w:t xml:space="preserve"> object of </w:t>
+      </w:r>
+      <w:proofErr w:type="spellStart"/>
+      <w:r>
+        <w:rPr>
+          <w:sz w:val="28"/>
+          <w:szCs w:val="28"/>
+        </w:rPr>
+        <w:t>EmployeeDto</w:t>
+      </w:r>
+      <w:proofErr w:type="spellEnd"/>
+      <w:r>
+        <w:rPr>
+          <w:sz w:val="28"/>
+          <w:szCs w:val="28"/>
+        </w:rPr>
+        <w:t xml:space="preserve"> and map them there and then where ever required just call that particular function and pass object of employee there.</w:t>
+      </w:r>
+    </w:p>
+    <w:p>
+      <w:pPr>
+        <w:rPr>
+          <w:b/>
+          <w:bCs/>
+          <w:sz w:val="30"/>
+          <w:szCs w:val="30"/>
+        </w:rPr>
+      </w:pPr>
+      <w:r>
+        <w:rPr>
+          <w:b/>
+          <w:bCs/>
+          <w:sz w:val="30"/>
+          <w:szCs w:val="30"/>
+        </w:rPr>
+        <w:tab/>
+      </w:r>
+      <w:proofErr w:type="spellStart"/>
+      <w:r>
+        <w:rPr>
+          <w:b/>
+          <w:bCs/>
+          <w:sz w:val="30"/>
+          <w:szCs w:val="30"/>
+          <w:highlight w:val="yellow"/>
+        </w:rPr>
+        <w:t>MapStruct</w:t>
+      </w:r>
+      <w:proofErr w:type="spellEnd"/>
+      <w:r>
+        <w:rPr>
+          <w:b/>
+          <w:bCs/>
+          <w:sz w:val="30"/>
+          <w:szCs w:val="30"/>
+          <w:highlight w:val="yellow"/>
+        </w:rPr>
+        <w:t>:</w:t>
+      </w:r>
+    </w:p>
+    <w:p>
+      <w:pPr>
+        <w:rPr>
+          <w:sz w:val="28"/>
+          <w:szCs w:val="28"/>
+        </w:rPr>
+      </w:pPr>
+      <w:r>
+        <w:rPr>
+          <w:sz w:val="28"/>
+          <w:szCs w:val="28"/>
+        </w:rPr>
+        <w:tab/>
+        <w:t>It is used in industry.</w:t>
+      </w:r>
+    </w:p>
+    <w:p>
+      <w:pPr>
+        <w:rPr>
+          <w:sz w:val="22"/>
+          <w:szCs w:val="22"/>
+        </w:rPr>
+      </w:pPr>
+      <w:r>
+        <w:rPr>
+          <w:sz w:val="28"/>
+          <w:szCs w:val="28"/>
+        </w:rPr>
+        <w:tab/>
+      </w:r>
+      <w:r>
+        <w:rPr>
+          <w:sz w:val="22"/>
+          <w:szCs w:val="22"/>
+        </w:rPr>
+        <w:t>@</w:t>
+      </w:r>
+      <w:proofErr w:type="gramStart"/>
+      <w:r>
+        <w:rPr>
+          <w:sz w:val="22"/>
+          <w:szCs w:val="22"/>
+        </w:rPr>
+        <w:t>Mapper(</w:t>
+      </w:r>
+      <w:proofErr w:type="gramEnd"/>
+      <w:r>
+        <w:rPr>
+          <w:sz w:val="22"/>
+          <w:szCs w:val="22"/>
+        </w:rPr>
+        <w:t>componentModel = "spring")</w:t>
+      </w:r>
+    </w:p>
+    <w:p>
+      <w:pPr>
+        <w:ind w:left="720" w:firstLine="720"/>
+        <w:rPr>
+          <w:sz w:val="22"/>
+          <w:szCs w:val="22"/>
+        </w:rPr>
+      </w:pPr>
+      <w:r>
+        <w:rPr>
+          <w:sz w:val="22"/>
+          <w:szCs w:val="22"/>
+        </w:rPr>
+        <w:t xml:space="preserve">public interface </w:t>
+      </w:r>
+      <w:proofErr w:type="spellStart"/>
+      <w:r>
+        <w:rPr>
+          <w:sz w:val="22"/>
+          <w:szCs w:val="22"/>
+        </w:rPr>
+        <w:t>EmployeeMapper</w:t>
+      </w:r>
+      <w:proofErr w:type="spellEnd"/>
+      <w:r>
+        <w:rPr>
+          <w:sz w:val="22"/>
+          <w:szCs w:val="22"/>
+        </w:rPr>
+        <w:t xml:space="preserve"> {</w:t>
+      </w:r>
+    </w:p>
+    <w:p>
+      <w:pPr>
+        <w:rPr>
+          <w:sz w:val="22"/>
+          <w:szCs w:val="22"/>
+        </w:rPr>
+      </w:pPr>
+      <w:r>
+        <w:rPr>
+          <w:sz w:val="22"/>
+          <w:szCs w:val="22"/>
+        </w:rPr>
+        <w:t xml:space="preserve">    </w:t>
+      </w:r>
+      <w:r>
+        <w:rPr>
+          <w:sz w:val="22"/>
+          <w:szCs w:val="22"/>
+        </w:rPr>
+        <w:tab/>
+      </w:r>
+      <w:r>
+        <w:rPr>
+          <w:sz w:val="22"/>
+          <w:szCs w:val="22"/>
+        </w:rPr>
+        <w:tab/>
+      </w:r>
+      <w:proofErr w:type="spellStart"/>
+      <w:r>
+        <w:rPr>
+          <w:sz w:val="22"/>
+          <w:szCs w:val="22"/>
+        </w:rPr>
+        <w:t>EmployeeDTO</w:t>
+      </w:r>
+      <w:proofErr w:type="spellEnd"/>
+      <w:r>
+        <w:rPr>
+          <w:sz w:val="22"/>
+          <w:szCs w:val="22"/>
+        </w:rPr>
+        <w:t xml:space="preserve"> </w:t>
+      </w:r>
+      <w:proofErr w:type="spellStart"/>
+      <w:proofErr w:type="gramStart"/>
+      <w:r>
+        <w:rPr>
+          <w:sz w:val="22"/>
+          <w:szCs w:val="22"/>
+        </w:rPr>
+        <w:t>toDTO</w:t>
+      </w:r>
+      <w:proofErr w:type="spellEnd"/>
+      <w:r>
+        <w:rPr>
+          <w:sz w:val="22"/>
+          <w:szCs w:val="22"/>
+        </w:rPr>
+        <w:t>(</w:t>
+      </w:r>
+      <w:proofErr w:type="gramEnd"/>
+      <w:r>
+        <w:rPr>
+          <w:sz w:val="22"/>
+          <w:szCs w:val="22"/>
+        </w:rPr>
+        <w:t>Employee employee);</w:t>
+      </w:r>
+    </w:p>
+    <w:p>
+      <w:pPr>
+        <w:rPr>
+          <w:sz w:val="22"/>
+          <w:szCs w:val="22"/>
+        </w:rPr>
+      </w:pPr>
+      <w:r>
+        <w:rPr>
+          <w:sz w:val="22"/>
+          <w:szCs w:val="22"/>
+        </w:rPr>
+        <w:t xml:space="preserve">   </w:t>
+      </w:r>
+      <w:r>
+        <w:rPr>
+          <w:sz w:val="22"/>
+          <w:szCs w:val="22"/>
+        </w:rPr>
+        <w:tab/>
+      </w:r>
+      <w:r>
+        <w:rPr>
+          <w:sz w:val="22"/>
+          <w:szCs w:val="22"/>
+        </w:rPr>
+        <w:tab/>
+        <w:t xml:space="preserve"> Employee </w:t>
+      </w:r>
+      <w:proofErr w:type="spellStart"/>
+      <w:proofErr w:type="gramStart"/>
+      <w:r>
+        <w:rPr>
+          <w:sz w:val="22"/>
+          <w:szCs w:val="22"/>
+        </w:rPr>
+        <w:t>toEntity</w:t>
+      </w:r>
+      <w:proofErr w:type="spellEnd"/>
+      <w:r>
+        <w:rPr>
+          <w:sz w:val="22"/>
+          <w:szCs w:val="22"/>
+        </w:rPr>
+        <w:t>(</w:t>
+      </w:r>
+      <w:proofErr w:type="spellStart"/>
+      <w:proofErr w:type="gramEnd"/>
+      <w:r>
+        <w:rPr>
+          <w:sz w:val="22"/>
+          <w:szCs w:val="22"/>
+        </w:rPr>
+        <w:t>EmployeeDTO</w:t>
+      </w:r>
+      <w:proofErr w:type="spellEnd"/>
+      <w:r>
+        <w:rPr>
+          <w:sz w:val="22"/>
+          <w:szCs w:val="22"/>
+        </w:rPr>
+        <w:t xml:space="preserve"> </w:t>
+      </w:r>
+      <w:proofErr w:type="spellStart"/>
+      <w:r>
+        <w:rPr>
+          <w:sz w:val="22"/>
+          <w:szCs w:val="22"/>
+        </w:rPr>
+        <w:t>dto</w:t>
+      </w:r>
+      <w:proofErr w:type="spellEnd"/>
+      <w:r>
+        <w:rPr>
+          <w:sz w:val="22"/>
+          <w:szCs w:val="22"/>
+        </w:rPr>
+        <w:t>);</w:t>
+      </w:r>
+    </w:p>
+    <w:p>
+      <w:pPr>
+        <w:ind w:left="720" w:firstLine="720"/>
+        <w:rPr>
+          <w:sz w:val="22"/>
+          <w:szCs w:val="22"/>
+        </w:rPr>
+      </w:pPr>
+      <w:r>
+        <w:rPr>
+          <w:sz w:val="22"/>
+          <w:szCs w:val="22"/>
+        </w:rPr>
+        <w:t>}</w:t>
+      </w:r>
+      <w:r>
+        <w:rPr>
+          <w:sz w:val="22"/>
+          <w:szCs w:val="22"/>
+        </w:rPr>
+        <w:t xml:space="preserve"> </w:t>
+      </w:r>
+    </w:p>
+    <w:p>
+      <w:r>
+        <w:tab/>
+        <w:t xml:space="preserve">Then direct call methods as per requirement </w:t>
+      </w:r>
+    </w:p>
+    <w:p>
+      <w:pPr>
+        <w:rPr>
+          <w:b/>
+          <w:bCs/>
+        </w:rPr>
+      </w:pPr>
+      <w:r>
+        <w:rPr>
+          <w:b/>
+          <w:bCs/>
+        </w:rPr>
+        <w:t>Validation Annotations</w:t>
+      </w:r>
+      <w:r>
+        <w:rPr>
+          <w:b/>
+          <w:bCs/>
+        </w:rPr>
+        <w:t>:</w:t>
+      </w:r>
+    </w:p>
+    <w:p>
+      <w:r>
+        <w:t>SB uses Jakarta Bean Validation to validate data before sending it to controller.</w:t>
+      </w:r>
+    </w:p>
+    <w:p>
+      <w:r>
+        <w:t xml:space="preserve">If validation not succeed gives </w:t>
+      </w:r>
+      <w:proofErr w:type="spellStart"/>
+      <w:r>
+        <w:rPr>
+          <w:highlight w:val="cyan"/>
+        </w:rPr>
+        <w:t>MethodArgumentNotValidException</w:t>
+      </w:r>
+      <w:proofErr w:type="spellEnd"/>
+      <w:r>
+        <w:rPr>
+          <w:highlight w:val="cyan"/>
+        </w:rPr>
+        <w:t xml:space="preserve"> and returns a </w:t>
+      </w:r>
+      <w:r>
+        <w:rPr>
+          <w:b/>
+          <w:bCs/>
+          <w:highlight w:val="cyan"/>
+        </w:rPr>
+        <w:t>400 Bad Request</w:t>
+      </w:r>
+      <w:r>
+        <w:rPr>
+          <w:highlight w:val="cyan"/>
+        </w:rPr>
+        <w:t>.</w:t>
+      </w:r>
+    </w:p>
+    <w:p>
+      <w:r>
+        <w:t xml:space="preserve">We have to add dependency </w:t>
+      </w:r>
+      <w:r>
+        <w:t>spring-boot-starter-validation</w:t>
+      </w:r>
+      <w:r>
+        <w:t xml:space="preserve"> this adds Jakarta Validation API and Hibernate </w:t>
+      </w:r>
+      <w:proofErr w:type="gramStart"/>
+      <w:r>
+        <w:t>Validator(</w:t>
+      </w:r>
+      <w:proofErr w:type="spellStart"/>
+      <w:proofErr w:type="gramEnd"/>
+      <w:r>
+        <w:t>Iimplementaion</w:t>
+      </w:r>
+      <w:proofErr w:type="spellEnd"/>
+      <w:r>
+        <w:t>)</w:t>
+      </w:r>
+    </w:p>
+    <w:p>
+      <w:r>
+        <w:t xml:space="preserve">We have to use @Valid In controller before DTO name </w:t>
+      </w:r>
+      <w:proofErr w:type="spellStart"/>
+      <w:r>
+        <w:t>eg</w:t>
+      </w:r>
+      <w:proofErr w:type="spellEnd"/>
+      <w:r>
+        <w:t xml:space="preserve">: </w:t>
+      </w:r>
+      <w:r>
+        <w:t xml:space="preserve">@Valid @RequestBody </w:t>
+      </w:r>
+      <w:proofErr w:type="spellStart"/>
+      <w:r>
+        <w:t>EmployeeRequestDTO</w:t>
+      </w:r>
+      <w:proofErr w:type="spellEnd"/>
+      <w:r>
+        <w:t xml:space="preserve"> </w:t>
+      </w:r>
+      <w:proofErr w:type="spellStart"/>
+      <w:r>
+        <w:t>dto</w:t>
+      </w:r>
+      <w:proofErr w:type="spellEnd"/>
+      <w:r>
+        <w:t>, in method argument.</w:t>
+      </w:r>
+    </w:p>
+    <w:p>
+      <w:r>
+        <w:t>Annotations:</w:t>
+      </w:r>
+    </w:p>
+    <w:p>
+      <w:pPr>
+        <w:pStyle w:val="ListParagraph"/>
+        <w:numPr>
+          <w:ilvl w:val="0"/>
+          <w:numId w:val="9"/>
+        </w:numPr>
+        <w:rPr>
+          <w:lang w:val="en-IN"/>
+        </w:rPr>
+      </w:pPr>
+      <w:r>
+        <w:t>@NotNull</w:t>
+      </w:r>
+      <w:r>
+        <w:t xml:space="preserve">: </w:t>
+      </w:r>
+      <w:r>
+        <w:rPr>
+          <w:lang w:val="en-IN"/>
+        </w:rPr>
+        <w:t>“” allowed</w:t>
+      </w:r>
+    </w:p>
+    <w:p>
+      <w:pPr>
+        <w:ind w:left="360"/>
+      </w:pPr>
+      <w:r>
+        <w:t xml:space="preserve">2)  @NotEmmpty: checks not null, </w:t>
+      </w:r>
+      <w:proofErr w:type="spellStart"/>
+      <w:r>
+        <w:t>notempty</w:t>
+      </w:r>
+      <w:proofErr w:type="spellEnd"/>
+      <w:r>
+        <w:t xml:space="preserve"> || works with String, list, Set, Map</w:t>
+      </w:r>
+      <w:r>
+        <w:t xml:space="preserve"> || </w:t>
+      </w:r>
+      <w:proofErr w:type="gramStart"/>
+      <w:r>
+        <w:t xml:space="preserve">“  </w:t>
+      </w:r>
+      <w:proofErr w:type="gramEnd"/>
+      <w:r>
+        <w:t xml:space="preserve"> </w:t>
+      </w:r>
+      <w:proofErr w:type="gramStart"/>
+      <w:r>
+        <w:t>“ allowed</w:t>
+      </w:r>
+      <w:proofErr w:type="gramEnd"/>
+    </w:p>
+    <w:p>
+      <w:pPr>
+        <w:ind w:left="360"/>
+      </w:pPr>
+      <w:r>
+        <w:t xml:space="preserve">3) @NotBlank: checks </w:t>
+      </w:r>
+      <w:proofErr w:type="spellStart"/>
+      <w:r>
+        <w:t>nt</w:t>
+      </w:r>
+      <w:proofErr w:type="spellEnd"/>
+      <w:r>
+        <w:t xml:space="preserve"> null, not empty, no only white spaces || only wors with string.</w:t>
+      </w:r>
+    </w:p>
+    <w:p>
+      <w:pPr>
+        <w:ind w:left="360"/>
+      </w:pPr>
+      <w:r>
+        <w:t xml:space="preserve">4) @Email: need proper </w:t>
+      </w:r>
+      <w:proofErr w:type="spellStart"/>
+      <w:r>
+        <w:t>gmail</w:t>
+      </w:r>
+      <w:proofErr w:type="spellEnd"/>
+      <w:r>
+        <w:t xml:space="preserve"> format</w:t>
+      </w:r>
+    </w:p>
+    <w:p>
+      <w:pPr>
+        <w:ind w:left="360"/>
+      </w:pPr>
+      <w:r>
+        <w:lastRenderedPageBreak/>
+        <w:t>5) @Pattern: used for regular expressions.</w:t>
+      </w:r>
+    </w:p>
+    <w:p>
+      <w:pPr>
+        <w:ind w:left="360"/>
+      </w:pPr>
+      <w:r>
+        <w:t xml:space="preserve">6) @Positive: n&gt;0 </w:t>
+      </w:r>
+    </w:p>
+    <w:p>
+      <w:pPr>
+        <w:ind w:left="360"/>
+      </w:pPr>
+      <w:r>
+        <w:t>7) @Size(min=</w:t>
+      </w:r>
+      <w:proofErr w:type="gramStart"/>
+      <w:r>
+        <w:t>n,max</w:t>
+      </w:r>
+      <w:proofErr w:type="gramEnd"/>
+      <w:r>
+        <w:t>=m): min max size; || works with String, Map, List, Set, Map, Array</w:t>
+      </w:r>
+    </w:p>
+    <w:p>
+      <w:pPr>
+        <w:ind w:left="360"/>
+      </w:pPr>
+      <w:r>
+        <w:t>8) @Post: data must be of past like date of birth</w:t>
+      </w:r>
+      <w:r>
+        <w:tab/>
+        <w:t>|| @Future</w:t>
+      </w:r>
+    </w:p>
+    <w:p>
+      <w:pPr>
+        <w:ind w:left="360"/>
+      </w:pPr>
+      <w:r>
+        <w:t xml:space="preserve">9) </w:t>
+      </w:r>
+      <w:r>
+        <w:rPr>
+          <w:b/>
+          <w:bCs/>
+        </w:rPr>
+        <w:t>@Vali</w:t>
+      </w:r>
+      <w:r>
+        <w:rPr>
+          <w:b/>
+          <w:bCs/>
+        </w:rPr>
+        <w:t xml:space="preserve">d: </w:t>
+      </w:r>
+      <w:proofErr w:type="gramStart"/>
+      <w:r>
+        <w:t>Triggers</w:t>
+      </w:r>
+      <w:r>
+        <w:rPr>
+          <w:b/>
+          <w:bCs/>
+        </w:rPr>
+        <w:t xml:space="preserve"> </w:t>
+      </w:r>
+      <w:r>
+        <w:t xml:space="preserve"> bean</w:t>
+      </w:r>
+      <w:proofErr w:type="gramEnd"/>
+      <w:r>
+        <w:t xml:space="preserve"> validation on requested object</w:t>
+      </w:r>
+    </w:p>
+    <w:p>
+      <w:pPr>
+        <w:ind w:left="360"/>
+      </w:pPr>
+      <w:r>
+        <w:t>Hibernate Validator is the default implementation of Jakarta Bean Validation used by Spring Boot.</w:t>
+      </w:r>
     </w:p>
     <w:p/>
+    <w:p>
+      <w:pPr>
+        <w:rPr>
+          <w:b/>
+          <w:bCs/>
+          <w:sz w:val="32"/>
+          <w:szCs w:val="32"/>
+        </w:rPr>
+      </w:pPr>
+      <w:r>
+        <w:rPr>
+          <w:b/>
+          <w:bCs/>
+          <w:sz w:val="32"/>
+          <w:szCs w:val="32"/>
+        </w:rPr>
+        <w:t>Spring Data JPA:</w:t>
+      </w:r>
+    </w:p>
+    <w:p>
+      <w:pPr>
+        <w:rPr>
+          <w:b/>
+          <w:bCs/>
+        </w:rPr>
+      </w:pPr>
+      <w:r>
+        <w:rPr>
+          <w:b/>
+          <w:bCs/>
+        </w:rPr>
+        <w:t>1)JDBC:</w:t>
+      </w:r>
+    </w:p>
+    <w:p>
+      <w:r>
+        <w:t xml:space="preserve">Java Database Connectivity, java </w:t>
+      </w:r>
+      <w:proofErr w:type="spellStart"/>
+      <w:r>
+        <w:t>api</w:t>
+      </w:r>
+      <w:proofErr w:type="spellEnd"/>
+      <w:r>
+        <w:t xml:space="preserve"> allows app to communicate with relational </w:t>
+      </w:r>
+      <w:proofErr w:type="spellStart"/>
+      <w:r>
+        <w:t>dbs</w:t>
+      </w:r>
+      <w:proofErr w:type="spellEnd"/>
+      <w:r>
+        <w:t xml:space="preserve"> </w:t>
+      </w:r>
+    </w:p>
+    <w:p>
+      <w:r>
+        <w:t xml:space="preserve">Provides classes and interfaces to: open </w:t>
+      </w:r>
+      <w:proofErr w:type="spellStart"/>
+      <w:r>
+        <w:t>db</w:t>
+      </w:r>
+      <w:proofErr w:type="spellEnd"/>
+      <w:r>
+        <w:t xml:space="preserve"> </w:t>
+      </w:r>
+      <w:proofErr w:type="gramStart"/>
+      <w:r>
+        <w:t>connections ,</w:t>
+      </w:r>
+      <w:proofErr w:type="gramEnd"/>
+      <w:r>
+        <w:t xml:space="preserve"> </w:t>
+      </w:r>
+      <w:r>
+        <w:rPr>
+          <w:highlight w:val="cyan"/>
+        </w:rPr>
+        <w:t xml:space="preserve">execute </w:t>
+      </w:r>
+      <w:proofErr w:type="spellStart"/>
+      <w:r>
+        <w:rPr>
+          <w:highlight w:val="cyan"/>
+        </w:rPr>
+        <w:t>sql</w:t>
+      </w:r>
+      <w:proofErr w:type="spellEnd"/>
+      <w:r>
+        <w:rPr>
+          <w:highlight w:val="cyan"/>
+        </w:rPr>
+        <w:t xml:space="preserve"> queries</w:t>
+      </w:r>
+      <w:r>
+        <w:t>, retrieve results, manage transaction.</w:t>
+      </w:r>
+    </w:p>
+    <w:p>
+      <w:r>
+        <w:t>It is the bridge between java and db.</w:t>
+      </w:r>
+    </w:p>
+    <w:p>
+      <w:r>
+        <w:t xml:space="preserve">Problems with </w:t>
+      </w:r>
+      <w:proofErr w:type="spellStart"/>
+      <w:r>
+        <w:t>jdbc</w:t>
+      </w:r>
+      <w:proofErr w:type="spellEnd"/>
+      <w:r>
+        <w:t>:</w:t>
+      </w:r>
+    </w:p>
+    <w:p>
+      <w:r>
+        <w:t xml:space="preserve">Lots of boiler plate code, manual connection, manual </w:t>
+      </w:r>
+      <w:proofErr w:type="spellStart"/>
+      <w:r>
+        <w:t>sql</w:t>
+      </w:r>
+      <w:proofErr w:type="spellEnd"/>
+      <w:r>
+        <w:t xml:space="preserve"> writing, annual object mapping, error prone.</w:t>
+      </w:r>
+    </w:p>
+    <w:p>
+      <w:pPr>
+        <w:rPr>
+          <w:b/>
+          <w:bCs/>
+        </w:rPr>
+      </w:pPr>
+      <w:r>
+        <w:rPr>
+          <w:b/>
+          <w:bCs/>
+        </w:rPr>
+        <w:t>2)</w:t>
+      </w:r>
+      <w:proofErr w:type="gramStart"/>
+      <w:r>
+        <w:rPr>
+          <w:b/>
+          <w:bCs/>
+        </w:rPr>
+        <w:t>ORM</w:t>
+      </w:r>
+      <w:r>
+        <w:rPr>
+          <w:b/>
+          <w:bCs/>
+        </w:rPr>
+        <w:t>(</w:t>
+      </w:r>
+      <w:proofErr w:type="gramEnd"/>
+      <w:r>
+        <w:rPr>
+          <w:b/>
+          <w:bCs/>
+        </w:rPr>
+        <w:t>concept)</w:t>
+      </w:r>
+      <w:r>
+        <w:rPr>
+          <w:b/>
+          <w:bCs/>
+        </w:rPr>
+        <w:t xml:space="preserve">: </w:t>
+      </w:r>
+    </w:p>
+    <w:p>
+      <w:r>
+        <w:t xml:space="preserve">Object Relational Mapping: it maps java objects to </w:t>
+      </w:r>
+      <w:proofErr w:type="spellStart"/>
+      <w:r>
+        <w:t>db</w:t>
+      </w:r>
+      <w:proofErr w:type="spellEnd"/>
+      <w:r>
+        <w:t xml:space="preserve"> table automatically.</w:t>
+      </w:r>
+    </w:p>
+    <w:p>
+      <w:r>
+        <w:t xml:space="preserve">Instead of writing </w:t>
+      </w:r>
+      <w:proofErr w:type="spellStart"/>
+      <w:r>
+        <w:t>sql</w:t>
+      </w:r>
+      <w:proofErr w:type="spellEnd"/>
+      <w:r>
+        <w:t xml:space="preserve"> and manually converting rows into java objects, ORM does it for us.</w:t>
+      </w:r>
+    </w:p>
+    <w:p>
+      <w:r>
+        <w:t xml:space="preserve">ORM automatically generates SQL, executes SQL, </w:t>
+      </w:r>
+      <w:proofErr w:type="gramStart"/>
+      <w:r>
+        <w:t>converts  rows</w:t>
+      </w:r>
+      <w:proofErr w:type="gramEnd"/>
+      <w:r>
+        <w:t xml:space="preserve"> into object, manages relationship.</w:t>
+      </w:r>
+    </w:p>
+    <w:p>
+      <w:pPr>
+        <w:rPr>
+          <w:b/>
+          <w:bCs/>
+        </w:rPr>
+      </w:pPr>
+      <w:r>
+        <w:rPr>
+          <w:b/>
+          <w:bCs/>
+        </w:rPr>
+        <w:t>3)</w:t>
+      </w:r>
+      <w:proofErr w:type="gramStart"/>
+      <w:r>
+        <w:rPr>
+          <w:b/>
+          <w:bCs/>
+        </w:rPr>
+        <w:t>JPA</w:t>
+      </w:r>
+      <w:r>
+        <w:rPr>
+          <w:b/>
+          <w:bCs/>
+        </w:rPr>
+        <w:t>(</w:t>
+      </w:r>
+      <w:proofErr w:type="gramEnd"/>
+      <w:r>
+        <w:rPr>
+          <w:b/>
+          <w:bCs/>
+        </w:rPr>
+        <w:t>not a framework)</w:t>
+      </w:r>
+      <w:r>
+        <w:rPr>
+          <w:b/>
+          <w:bCs/>
+        </w:rPr>
+        <w:t>:</w:t>
+      </w:r>
+    </w:p>
+    <w:p>
+      <w:pPr>
+        <w:rPr>
+          <w:sz w:val="26"/>
+          <w:szCs w:val="26"/>
+        </w:rPr>
+      </w:pPr>
+      <w:r>
+        <w:rPr>
+          <w:sz w:val="26"/>
+          <w:szCs w:val="26"/>
+        </w:rPr>
+        <w:t xml:space="preserve">Specification that defines how java object should be mapped to relational databases </w:t>
+      </w:r>
+    </w:p>
+    <w:p>
+      <w:pPr>
+        <w:rPr>
+          <w:sz w:val="26"/>
+          <w:szCs w:val="26"/>
+        </w:rPr>
+      </w:pPr>
+      <w:r>
+        <w:rPr>
+          <w:sz w:val="26"/>
+          <w:szCs w:val="26"/>
+        </w:rPr>
+        <w:t>JPA is not a framework.</w:t>
+      </w:r>
+    </w:p>
+    <w:p>
+      <w:pPr>
+        <w:rPr>
+          <w:sz w:val="26"/>
+          <w:szCs w:val="26"/>
+        </w:rPr>
+      </w:pPr>
+      <w:r>
+        <w:rPr>
+          <w:sz w:val="26"/>
+          <w:szCs w:val="26"/>
+        </w:rPr>
+        <w:t>It is a set of rule/interface.</w:t>
+      </w:r>
+    </w:p>
+    <w:p>
+      <w:r>
+        <w:t>It defines how entities should work.</w:t>
+      </w:r>
+    </w:p>
+    <w:p>
+      <w:r>
+        <w:t>How persistence should work.</w:t>
+      </w:r>
+    </w:p>
+    <w:p>
+      <w:r>
+        <w:t>How relationships should work</w:t>
+      </w:r>
+    </w:p>
+    <w:p>
+      <w:proofErr w:type="spellStart"/>
+      <w:r>
+        <w:t>Entit</w:t>
+      </w:r>
+      <w:r>
+        <w:t>y</w:t>
+      </w:r>
+      <w:r>
+        <w:t>Manager</w:t>
+      </w:r>
+      <w:proofErr w:type="spellEnd"/>
+      <w:r>
+        <w:t xml:space="preserve"> API</w:t>
+      </w:r>
+    </w:p>
+    <w:p>
+      <w:r>
+        <w:t>JPQL.</w:t>
+      </w:r>
+    </w:p>
+    <w:p>
+      <w:r>
+        <w:t xml:space="preserve">JPA itself does not </w:t>
+      </w:r>
+      <w:proofErr w:type="gramStart"/>
+      <w:r>
+        <w:t>contains</w:t>
+      </w:r>
+      <w:proofErr w:type="gramEnd"/>
+      <w:r>
+        <w:t xml:space="preserve"> any implementation.</w:t>
+      </w:r>
+    </w:p>
+    <w:p>
+      <w:pPr>
+        <w:rPr>
+          <w:b/>
+          <w:bCs/>
+          <w:sz w:val="28"/>
+          <w:szCs w:val="28"/>
+        </w:rPr>
+      </w:pPr>
+      <w:r>
+        <w:rPr>
+          <w:b/>
+          <w:bCs/>
+          <w:sz w:val="28"/>
+          <w:szCs w:val="28"/>
+        </w:rPr>
+        <w:t>4)Hibernate</w:t>
+      </w:r>
+      <w:r>
+        <w:rPr>
+          <w:b/>
+          <w:bCs/>
+          <w:sz w:val="28"/>
+          <w:szCs w:val="28"/>
+        </w:rPr>
+        <w:t>(framework)</w:t>
+      </w:r>
+      <w:r>
+        <w:rPr>
+          <w:b/>
+          <w:bCs/>
+          <w:sz w:val="28"/>
+          <w:szCs w:val="28"/>
+        </w:rPr>
+        <w:t>:</w:t>
+      </w:r>
+    </w:p>
+    <w:p>
+      <w:pPr>
+        <w:rPr>
+          <w:sz w:val="32"/>
+          <w:szCs w:val="32"/>
+        </w:rPr>
+      </w:pPr>
+      <w:r>
+        <w:rPr>
+          <w:sz w:val="32"/>
+          <w:szCs w:val="32"/>
+          <w:highlight w:val="cyan"/>
+        </w:rPr>
+        <w:t>Hibernate is the most popular implementation of JPA</w:t>
+      </w:r>
+    </w:p>
+    <w:p>
+      <w:pPr>
+        <w:rPr>
+          <w:sz w:val="32"/>
+          <w:szCs w:val="32"/>
+        </w:rPr>
+      </w:pPr>
+      <w:r>
+        <w:rPr>
+          <w:sz w:val="32"/>
+          <w:szCs w:val="32"/>
+        </w:rPr>
+        <w:lastRenderedPageBreak/>
+        <w:t>ORM is a concept that is followed by hibernate.</w:t>
+      </w:r>
+    </w:p>
+    <w:p>
+      <w:pPr>
+        <w:rPr>
+          <w:sz w:val="32"/>
+          <w:szCs w:val="32"/>
+        </w:rPr>
+      </w:pPr>
+      <w:r>
+        <w:rPr>
+          <w:sz w:val="32"/>
+          <w:szCs w:val="32"/>
+        </w:rPr>
+        <w:t xml:space="preserve">Implements all the interface defined by </w:t>
+      </w:r>
+      <w:proofErr w:type="spellStart"/>
+      <w:r>
+        <w:rPr>
+          <w:sz w:val="32"/>
+          <w:szCs w:val="32"/>
+        </w:rPr>
+        <w:t>jpa</w:t>
+      </w:r>
+      <w:proofErr w:type="spellEnd"/>
+    </w:p>
+    <w:p>
+      <w:pPr>
+        <w:rPr>
+          <w:sz w:val="32"/>
+          <w:szCs w:val="32"/>
+        </w:rPr>
+      </w:pPr>
+      <w:r>
+        <w:rPr>
+          <w:sz w:val="32"/>
+          <w:szCs w:val="32"/>
+        </w:rPr>
+        <w:t xml:space="preserve">it is default for SB as </w:t>
+      </w:r>
+      <w:proofErr w:type="spellStart"/>
+      <w:r>
+        <w:rPr>
+          <w:sz w:val="32"/>
+          <w:szCs w:val="32"/>
+        </w:rPr>
+        <w:t>jpa</w:t>
+      </w:r>
+      <w:proofErr w:type="spellEnd"/>
+      <w:r>
+        <w:rPr>
+          <w:sz w:val="32"/>
+          <w:szCs w:val="32"/>
+        </w:rPr>
+        <w:t xml:space="preserve"> </w:t>
+      </w:r>
+      <w:proofErr w:type="spellStart"/>
+      <w:r>
+        <w:rPr>
+          <w:sz w:val="32"/>
+          <w:szCs w:val="32"/>
+        </w:rPr>
+        <w:t>impl</w:t>
+      </w:r>
+      <w:proofErr w:type="spellEnd"/>
+      <w:r>
+        <w:rPr>
+          <w:sz w:val="32"/>
+          <w:szCs w:val="32"/>
+        </w:rPr>
+        <w:t>.</w:t>
+      </w:r>
+    </w:p>
+    <w:p>
+      <w:pPr>
+        <w:rPr>
+          <w:sz w:val="32"/>
+          <w:szCs w:val="32"/>
+        </w:rPr>
+      </w:pPr>
+      <w:r>
+        <w:rPr>
+          <w:sz w:val="32"/>
+          <w:szCs w:val="32"/>
+        </w:rPr>
+        <w:t xml:space="preserve">JPA says </w:t>
+      </w:r>
+      <w:proofErr w:type="gramStart"/>
+      <w:r>
+        <w:rPr>
+          <w:sz w:val="32"/>
+          <w:szCs w:val="32"/>
+        </w:rPr>
+        <w:t>persist(</w:t>
+      </w:r>
+      <w:proofErr w:type="gramEnd"/>
+      <w:r>
+        <w:rPr>
+          <w:sz w:val="32"/>
+          <w:szCs w:val="32"/>
+        </w:rPr>
+        <w:t xml:space="preserve">), </w:t>
+      </w:r>
+      <w:proofErr w:type="gramStart"/>
+      <w:r>
+        <w:rPr>
+          <w:sz w:val="32"/>
+          <w:szCs w:val="32"/>
+        </w:rPr>
+        <w:t>find(</w:t>
+      </w:r>
+      <w:proofErr w:type="gramEnd"/>
+      <w:r>
+        <w:rPr>
+          <w:sz w:val="32"/>
+          <w:szCs w:val="32"/>
+        </w:rPr>
+        <w:t>), etc. and hibernate implements them.</w:t>
+      </w:r>
+    </w:p>
+    <w:p>
+      <w:pPr>
+        <w:rPr>
+          <w:sz w:val="32"/>
+          <w:szCs w:val="32"/>
+        </w:rPr>
+      </w:pPr>
+      <w:r>
+        <w:rPr>
+          <w:sz w:val="32"/>
+          <w:szCs w:val="32"/>
+        </w:rPr>
+        <w:t xml:space="preserve">Hibernate responsible for: implementing JPA, </w:t>
+      </w:r>
+      <w:r>
+        <w:rPr>
+          <w:sz w:val="32"/>
+          <w:szCs w:val="32"/>
+          <w:highlight w:val="cyan"/>
+        </w:rPr>
+        <w:t>Generating SQL</w:t>
+      </w:r>
+      <w:r>
+        <w:rPr>
+          <w:sz w:val="32"/>
+          <w:szCs w:val="32"/>
+        </w:rPr>
+        <w:t xml:space="preserve">, </w:t>
+      </w:r>
+      <w:proofErr w:type="gramStart"/>
+      <w:r>
+        <w:rPr>
+          <w:sz w:val="32"/>
+          <w:szCs w:val="32"/>
+        </w:rPr>
+        <w:t>Convert</w:t>
+      </w:r>
+      <w:proofErr w:type="gramEnd"/>
+      <w:r>
+        <w:rPr>
+          <w:sz w:val="32"/>
+          <w:szCs w:val="32"/>
+        </w:rPr>
+        <w:t xml:space="preserve"> obj to table, managing entity lifecycle, </w:t>
+      </w:r>
+      <w:r>
+        <w:rPr>
+          <w:sz w:val="32"/>
+          <w:szCs w:val="32"/>
+          <w:highlight w:val="cyan"/>
+        </w:rPr>
+        <w:t>dirty check</w:t>
+      </w:r>
+      <w:r>
+        <w:rPr>
+          <w:sz w:val="32"/>
+          <w:szCs w:val="32"/>
+        </w:rPr>
+        <w:t>, caching, Transition, Lazy loading, Relationship mapping.</w:t>
+      </w:r>
+    </w:p>
+    <w:p>
+      <w:pPr>
+        <w:rPr>
+          <w:sz w:val="32"/>
+          <w:szCs w:val="32"/>
+        </w:rPr>
+      </w:pPr>
+      <w:r>
+        <w:rPr>
+          <w:sz w:val="32"/>
+          <w:szCs w:val="32"/>
+        </w:rPr>
+        <w:t xml:space="preserve">Hibernate itself can not communicate with MSQL or </w:t>
+      </w:r>
+      <w:proofErr w:type="spellStart"/>
+      <w:r>
+        <w:rPr>
+          <w:sz w:val="32"/>
+          <w:szCs w:val="32"/>
+        </w:rPr>
+        <w:t>db</w:t>
+      </w:r>
+      <w:proofErr w:type="spellEnd"/>
+      <w:r>
+        <w:rPr>
+          <w:sz w:val="32"/>
+          <w:szCs w:val="32"/>
+        </w:rPr>
+        <w:t xml:space="preserve"> it needs JDBC.</w:t>
+      </w:r>
+    </w:p>
+    <w:p>
+      <w:pPr>
+        <w:rPr>
+          <w:sz w:val="32"/>
+          <w:szCs w:val="32"/>
+        </w:rPr>
+      </w:pPr>
+      <w:r>
+        <w:rPr>
+          <w:sz w:val="32"/>
+          <w:szCs w:val="32"/>
+          <w:highlight w:val="cyan"/>
+        </w:rPr>
+        <w:t>Hibernate generates SQL and JDBC executes SQL</w:t>
+      </w:r>
+      <w:r>
+        <w:rPr>
+          <w:sz w:val="32"/>
+          <w:szCs w:val="32"/>
+        </w:rPr>
+        <w:t>.</w:t>
+      </w:r>
+    </w:p>
+    <w:p>
+      <w:pPr>
+        <w:rPr>
+          <w:b/>
+          <w:bCs/>
+          <w:sz w:val="28"/>
+          <w:szCs w:val="28"/>
+        </w:rPr>
+      </w:pPr>
+      <w:r>
+        <w:rPr>
+          <w:b/>
+          <w:bCs/>
+          <w:sz w:val="28"/>
+          <w:szCs w:val="28"/>
+        </w:rPr>
+        <w:t>5)Spring Data JPA</w:t>
+      </w:r>
+      <w:r>
+        <w:rPr>
+          <w:b/>
+          <w:bCs/>
+          <w:sz w:val="28"/>
+          <w:szCs w:val="28"/>
+        </w:rPr>
+        <w:t>:</w:t>
+      </w:r>
+    </w:p>
+    <w:p>
+      <w:pPr>
+        <w:rPr>
+          <w:sz w:val="26"/>
+          <w:szCs w:val="26"/>
+        </w:rPr>
+      </w:pPr>
+      <w:r>
+        <w:rPr>
+          <w:sz w:val="26"/>
+          <w:szCs w:val="26"/>
+        </w:rPr>
+        <w:t>Spring library built on top of Data JPA that reduces boilerplate code by automatically implementing repository methods and automatic query generation.</w:t>
+      </w:r>
+    </w:p>
+    <w:p>
+      <w:pPr>
+        <w:rPr>
+          <w:sz w:val="26"/>
+          <w:szCs w:val="26"/>
+          <w:lang w:val="en-IN"/>
+        </w:rPr>
+      </w:pPr>
+      <w:r>
+        <w:rPr>
+          <w:sz w:val="26"/>
+          <w:szCs w:val="26"/>
+        </w:rPr>
+        <w:t xml:space="preserve">Without SDJPA we have to write DAO classes, </w:t>
+      </w:r>
+      <w:proofErr w:type="spellStart"/>
+      <w:r>
+        <w:rPr>
+          <w:sz w:val="26"/>
+          <w:szCs w:val="26"/>
+        </w:rPr>
+        <w:t>EntitManager</w:t>
+      </w:r>
+      <w:proofErr w:type="spellEnd"/>
+      <w:r>
+        <w:rPr>
+          <w:sz w:val="26"/>
+          <w:szCs w:val="26"/>
+        </w:rPr>
+        <w:t xml:space="preserve"> code, CRUD Methods, SQL</w:t>
+      </w:r>
+      <w:r>
+        <w:rPr>
+          <w:sz w:val="26"/>
+          <w:szCs w:val="26"/>
+          <w:lang w:val="en-IN"/>
+        </w:rPr>
+        <w:t>/JPQL.</w:t>
+      </w:r>
+    </w:p>
+    <w:p>
+      <w:pPr>
+        <w:rPr>
+          <w:sz w:val="26"/>
+          <w:szCs w:val="26"/>
+          <w:lang w:val="en-IN"/>
+        </w:rPr>
+      </w:pPr>
+      <w:r>
+        <w:rPr>
+          <w:sz w:val="26"/>
+          <w:szCs w:val="26"/>
+          <w:lang w:val="en-IN"/>
+        </w:rPr>
+        <w:t xml:space="preserve">Controller -&gt; </w:t>
+      </w:r>
+      <w:r>
+        <w:rPr>
+          <w:sz w:val="26"/>
+          <w:szCs w:val="26"/>
+          <w:lang w:val="en-IN"/>
+        </w:rPr>
+        <w:tab/>
+        <w:t xml:space="preserve">Service -&gt; </w:t>
+      </w:r>
+      <w:proofErr w:type="spellStart"/>
+      <w:r>
+        <w:rPr>
+          <w:sz w:val="26"/>
+          <w:szCs w:val="26"/>
+          <w:lang w:val="en-IN"/>
+        </w:rPr>
+        <w:t>EntityManger</w:t>
+      </w:r>
+      <w:proofErr w:type="spellEnd"/>
+      <w:r>
+        <w:rPr>
+          <w:sz w:val="26"/>
+          <w:szCs w:val="26"/>
+          <w:lang w:val="en-IN"/>
+        </w:rPr>
+        <w:t xml:space="preserve"> -&gt; Hibernate -&gt; DB.</w:t>
+      </w:r>
+    </w:p>
+    <w:p>
+      <w:pPr>
+        <w:rPr>
+          <w:sz w:val="26"/>
+          <w:szCs w:val="26"/>
+          <w:lang w:val="en-IN"/>
+        </w:rPr>
+      </w:pPr>
+      <w:r>
+        <w:rPr>
+          <w:sz w:val="26"/>
+          <w:szCs w:val="26"/>
+          <w:lang w:val="en-IN"/>
+        </w:rPr>
+        <w:t xml:space="preserve">With SDJPA we just write repository interface extending </w:t>
+      </w:r>
+      <w:proofErr w:type="spellStart"/>
+      <w:r>
+        <w:rPr>
+          <w:sz w:val="26"/>
+          <w:szCs w:val="26"/>
+          <w:lang w:val="en-IN"/>
+        </w:rPr>
+        <w:t>JpaRepository</w:t>
+      </w:r>
+      <w:proofErr w:type="spellEnd"/>
+      <w:r>
+        <w:rPr>
+          <w:sz w:val="26"/>
+          <w:szCs w:val="26"/>
+          <w:lang w:val="en-IN"/>
+        </w:rPr>
+        <w:t xml:space="preserve"> and it is done.</w:t>
+      </w:r>
+    </w:p>
+    <w:p>
+      <w:pPr>
+        <w:rPr>
+          <w:sz w:val="26"/>
+          <w:szCs w:val="26"/>
+          <w:lang w:val="en-IN"/>
+        </w:rPr>
+      </w:pPr>
+      <w:r>
+        <w:rPr>
+          <w:sz w:val="26"/>
+          <w:szCs w:val="26"/>
+          <w:lang w:val="en-IN"/>
+        </w:rPr>
+        <w:t>Controller -&gt; Service -&gt; Repository -&gt; Hibernate -&gt; DB.</w:t>
+      </w:r>
+    </w:p>
+    <w:p>
+      <w:pPr>
+        <w:rPr>
+          <w:sz w:val="26"/>
+          <w:szCs w:val="26"/>
+          <w:lang w:val="en-IN"/>
+        </w:rPr>
+      </w:pPr>
+      <w:r>
+        <w:rPr>
+          <w:sz w:val="26"/>
+          <w:szCs w:val="26"/>
+          <w:lang w:val="en-IN"/>
+        </w:rPr>
+        <w:t xml:space="preserve">We got: </w:t>
+      </w:r>
+      <w:proofErr w:type="gramStart"/>
+      <w:r>
+        <w:rPr>
+          <w:sz w:val="26"/>
+          <w:szCs w:val="26"/>
+          <w:lang w:val="en-IN"/>
+        </w:rPr>
+        <w:t>save(</w:t>
+      </w:r>
+      <w:proofErr w:type="gramEnd"/>
+      <w:r>
+        <w:rPr>
+          <w:sz w:val="26"/>
+          <w:szCs w:val="26"/>
+          <w:lang w:val="en-IN"/>
+        </w:rPr>
+        <w:t xml:space="preserve">), </w:t>
+      </w:r>
+      <w:proofErr w:type="spellStart"/>
+      <w:proofErr w:type="gramStart"/>
+      <w:r>
+        <w:rPr>
+          <w:sz w:val="26"/>
+          <w:szCs w:val="26"/>
+          <w:lang w:val="en-IN"/>
+        </w:rPr>
+        <w:t>findAll</w:t>
+      </w:r>
+      <w:proofErr w:type="spellEnd"/>
+      <w:r>
+        <w:rPr>
+          <w:sz w:val="26"/>
+          <w:szCs w:val="26"/>
+          <w:lang w:val="en-IN"/>
+        </w:rPr>
+        <w:t>(</w:t>
+      </w:r>
+      <w:proofErr w:type="gramEnd"/>
+      <w:r>
+        <w:rPr>
+          <w:sz w:val="26"/>
+          <w:szCs w:val="26"/>
+          <w:lang w:val="en-IN"/>
+        </w:rPr>
+        <w:t xml:space="preserve">), </w:t>
+      </w:r>
+      <w:proofErr w:type="spellStart"/>
+      <w:proofErr w:type="gramStart"/>
+      <w:r>
+        <w:rPr>
+          <w:sz w:val="26"/>
+          <w:szCs w:val="26"/>
+          <w:lang w:val="en-IN"/>
+        </w:rPr>
+        <w:t>findById</w:t>
+      </w:r>
+      <w:proofErr w:type="spellEnd"/>
+      <w:r>
+        <w:rPr>
+          <w:sz w:val="26"/>
+          <w:szCs w:val="26"/>
+          <w:lang w:val="en-IN"/>
+        </w:rPr>
+        <w:t>(</w:t>
+      </w:r>
+      <w:proofErr w:type="gramEnd"/>
+      <w:r>
+        <w:rPr>
+          <w:sz w:val="26"/>
+          <w:szCs w:val="26"/>
+          <w:lang w:val="en-IN"/>
+        </w:rPr>
+        <w:t xml:space="preserve">), </w:t>
+      </w:r>
+      <w:proofErr w:type="gramStart"/>
+      <w:r>
+        <w:rPr>
+          <w:sz w:val="26"/>
+          <w:szCs w:val="26"/>
+          <w:lang w:val="en-IN"/>
+        </w:rPr>
+        <w:t>delete(</w:t>
+      </w:r>
+      <w:proofErr w:type="gramEnd"/>
+      <w:r>
+        <w:rPr>
+          <w:sz w:val="26"/>
+          <w:szCs w:val="26"/>
+          <w:lang w:val="en-IN"/>
+        </w:rPr>
+        <w:t xml:space="preserve">), </w:t>
+      </w:r>
+      <w:proofErr w:type="gramStart"/>
+      <w:r>
+        <w:rPr>
+          <w:sz w:val="26"/>
+          <w:szCs w:val="26"/>
+          <w:lang w:val="en-IN"/>
+        </w:rPr>
+        <w:t>count(</w:t>
+      </w:r>
+      <w:proofErr w:type="gramEnd"/>
+      <w:r>
+        <w:rPr>
+          <w:sz w:val="26"/>
+          <w:szCs w:val="26"/>
+          <w:lang w:val="en-IN"/>
+        </w:rPr>
+        <w:t xml:space="preserve">), </w:t>
+      </w:r>
+      <w:proofErr w:type="spellStart"/>
+      <w:proofErr w:type="gramStart"/>
+      <w:r>
+        <w:rPr>
+          <w:sz w:val="26"/>
+          <w:szCs w:val="26"/>
+          <w:lang w:val="en-IN"/>
+        </w:rPr>
+        <w:t>existById</w:t>
+      </w:r>
+      <w:proofErr w:type="spellEnd"/>
+      <w:r>
+        <w:rPr>
+          <w:sz w:val="26"/>
+          <w:szCs w:val="26"/>
+          <w:lang w:val="en-IN"/>
+        </w:rPr>
+        <w:t>(</w:t>
+      </w:r>
+      <w:proofErr w:type="gramEnd"/>
+      <w:r>
+        <w:rPr>
+          <w:sz w:val="26"/>
+          <w:szCs w:val="26"/>
+          <w:lang w:val="en-IN"/>
+        </w:rPr>
+        <w:t xml:space="preserve">), </w:t>
+      </w:r>
+      <w:proofErr w:type="spellStart"/>
+      <w:proofErr w:type="gramStart"/>
+      <w:r>
+        <w:rPr>
+          <w:sz w:val="26"/>
+          <w:szCs w:val="26"/>
+          <w:lang w:val="en-IN"/>
+        </w:rPr>
+        <w:t>findAll</w:t>
+      </w:r>
+      <w:proofErr w:type="spellEnd"/>
+      <w:r>
+        <w:rPr>
+          <w:sz w:val="26"/>
+          <w:szCs w:val="26"/>
+          <w:lang w:val="en-IN"/>
+        </w:rPr>
+        <w:t>(</w:t>
+      </w:r>
+      <w:proofErr w:type="spellStart"/>
+      <w:proofErr w:type="gramEnd"/>
+      <w:r>
+        <w:rPr>
+          <w:sz w:val="26"/>
+          <w:szCs w:val="26"/>
+          <w:lang w:val="en-IN"/>
+        </w:rPr>
+        <w:t>Pagable</w:t>
+      </w:r>
+      <w:proofErr w:type="spellEnd"/>
+      <w:r>
+        <w:rPr>
+          <w:sz w:val="26"/>
+          <w:szCs w:val="26"/>
+          <w:lang w:val="en-IN"/>
+        </w:rPr>
+        <w:t>);</w:t>
+      </w:r>
+    </w:p>
+    <w:p>
+      <w:pPr>
+        <w:rPr>
+          <w:sz w:val="26"/>
+          <w:szCs w:val="26"/>
+          <w:lang w:val="en-IN"/>
+        </w:rPr>
+      </w:pPr>
+      <w:r>
+        <w:rPr>
+          <w:sz w:val="26"/>
+          <w:szCs w:val="26"/>
+          <w:lang w:val="en-IN"/>
+        </w:rPr>
+        <w:t>We just write repository interface we never implement it</w:t>
+      </w:r>
+      <w:r>
+        <w:rPr>
+          <w:sz w:val="26"/>
+          <w:szCs w:val="26"/>
+          <w:lang w:val="en-IN"/>
+        </w:rPr>
+        <w:t xml:space="preserve">, </w:t>
+      </w:r>
+      <w:r>
+        <w:rPr>
+          <w:sz w:val="26"/>
+          <w:szCs w:val="26"/>
+          <w:lang w:val="en-IN"/>
+        </w:rPr>
+        <w:t xml:space="preserve">in background spring creates an object of </w:t>
+      </w:r>
+      <w:proofErr w:type="spellStart"/>
+      <w:r>
+        <w:rPr>
+          <w:sz w:val="26"/>
+          <w:szCs w:val="26"/>
+          <w:lang w:val="en-IN"/>
+        </w:rPr>
+        <w:t>SimpleJpaRepository</w:t>
+      </w:r>
+      <w:proofErr w:type="spellEnd"/>
+      <w:r>
+        <w:rPr>
+          <w:sz w:val="26"/>
+          <w:szCs w:val="26"/>
+          <w:lang w:val="en-IN"/>
+        </w:rPr>
+        <w:t xml:space="preserve"> which internally uses </w:t>
+      </w:r>
+      <w:proofErr w:type="spellStart"/>
+      <w:r>
+        <w:rPr>
+          <w:sz w:val="26"/>
+          <w:szCs w:val="26"/>
+          <w:lang w:val="en-IN"/>
+        </w:rPr>
+        <w:t>EntityManager</w:t>
+      </w:r>
+      <w:proofErr w:type="spellEnd"/>
+      <w:r>
+        <w:rPr>
+          <w:sz w:val="26"/>
+          <w:szCs w:val="26"/>
+          <w:lang w:val="en-IN"/>
+        </w:rPr>
+        <w:t xml:space="preserve"> which internally uses Hibernate which internally uses JDBC and finally reaches MYSQL/DB.</w:t>
+      </w:r>
+    </w:p>
+    <w:p>
+      <w:pPr>
+        <w:rPr>
+          <w:sz w:val="26"/>
+          <w:szCs w:val="26"/>
+          <w:lang w:val="en-IN"/>
+        </w:rPr>
+      </w:pPr>
+      <w:r>
+        <w:rPr>
+          <w:sz w:val="26"/>
+          <w:szCs w:val="26"/>
+          <w:lang w:val="en-IN"/>
+        </w:rPr>
+        <w:t xml:space="preserve">Method like </w:t>
+      </w:r>
+      <w:proofErr w:type="gramStart"/>
+      <w:r>
+        <w:rPr>
+          <w:sz w:val="26"/>
+          <w:szCs w:val="26"/>
+          <w:lang w:val="en-IN"/>
+        </w:rPr>
+        <w:t>save(</w:t>
+      </w:r>
+      <w:proofErr w:type="gramEnd"/>
+      <w:r>
+        <w:rPr>
+          <w:sz w:val="26"/>
+          <w:szCs w:val="26"/>
+          <w:lang w:val="en-IN"/>
+        </w:rPr>
+        <w:t xml:space="preserve">), </w:t>
+      </w:r>
+      <w:proofErr w:type="spellStart"/>
+      <w:proofErr w:type="gramStart"/>
+      <w:r>
+        <w:rPr>
+          <w:sz w:val="26"/>
+          <w:szCs w:val="26"/>
+          <w:lang w:val="en-IN"/>
+        </w:rPr>
+        <w:t>findById</w:t>
+      </w:r>
+      <w:proofErr w:type="spellEnd"/>
+      <w:r>
+        <w:rPr>
+          <w:sz w:val="26"/>
+          <w:szCs w:val="26"/>
+          <w:lang w:val="en-IN"/>
+        </w:rPr>
+        <w:t>(</w:t>
+      </w:r>
+      <w:proofErr w:type="gramEnd"/>
+      <w:r>
+        <w:rPr>
+          <w:sz w:val="26"/>
+          <w:szCs w:val="26"/>
+          <w:lang w:val="en-IN"/>
+        </w:rPr>
+        <w:t xml:space="preserve">) </w:t>
+      </w:r>
+      <w:proofErr w:type="gramStart"/>
+      <w:r>
+        <w:rPr>
+          <w:sz w:val="26"/>
+          <w:szCs w:val="26"/>
+          <w:lang w:val="en-IN"/>
+        </w:rPr>
+        <w:t>etc..</w:t>
+      </w:r>
+      <w:proofErr w:type="gramEnd"/>
+      <w:r>
+        <w:rPr>
+          <w:sz w:val="26"/>
+          <w:szCs w:val="26"/>
+          <w:lang w:val="en-IN"/>
+        </w:rPr>
+        <w:t xml:space="preserve"> all are implemented inside </w:t>
+      </w:r>
+      <w:proofErr w:type="spellStart"/>
+      <w:r>
+        <w:rPr>
+          <w:sz w:val="26"/>
+          <w:szCs w:val="26"/>
+          <w:lang w:val="en-IN"/>
+        </w:rPr>
+        <w:t>SinpleJpaRespository</w:t>
+      </w:r>
+      <w:proofErr w:type="spellEnd"/>
+      <w:r>
+        <w:rPr>
+          <w:sz w:val="26"/>
+          <w:szCs w:val="26"/>
+          <w:lang w:val="en-IN"/>
+        </w:rPr>
+        <w:t xml:space="preserve">. </w:t>
+      </w:r>
+      <w:proofErr w:type="gramStart"/>
+      <w:r>
+        <w:rPr>
+          <w:sz w:val="26"/>
+          <w:szCs w:val="26"/>
+          <w:lang w:val="en-IN"/>
+        </w:rPr>
+        <w:t>It  is</w:t>
+      </w:r>
+      <w:proofErr w:type="gramEnd"/>
+      <w:r>
+        <w:rPr>
+          <w:sz w:val="26"/>
+          <w:szCs w:val="26"/>
+          <w:lang w:val="en-IN"/>
+        </w:rPr>
+        <w:t xml:space="preserve"> the actual class.</w:t>
+      </w:r>
+    </w:p>
+    <w:p>
+      <w:pPr>
+        <w:rPr>
+          <w:sz w:val="26"/>
+          <w:szCs w:val="26"/>
+          <w:lang w:val="en-IN"/>
+        </w:rPr>
+      </w:pPr>
+      <w:r>
+        <w:rPr>
+          <w:sz w:val="26"/>
+          <w:szCs w:val="26"/>
+          <w:lang w:val="en-IN"/>
+        </w:rPr>
+        <w:t xml:space="preserve">Then it reaches to entity manger that performs -&gt; save, update, </w:t>
+      </w:r>
+      <w:proofErr w:type="gramStart"/>
+      <w:r>
+        <w:rPr>
+          <w:sz w:val="26"/>
+          <w:szCs w:val="26"/>
+          <w:lang w:val="en-IN"/>
+        </w:rPr>
+        <w:t>delete,  find</w:t>
+      </w:r>
+      <w:proofErr w:type="gramEnd"/>
+      <w:r>
+        <w:rPr>
+          <w:sz w:val="26"/>
+          <w:szCs w:val="26"/>
+          <w:lang w:val="en-IN"/>
+        </w:rPr>
+        <w:t xml:space="preserve">, persist, Merge, Remove, Flush, Clear, </w:t>
+      </w:r>
+      <w:proofErr w:type="gramStart"/>
+      <w:r>
+        <w:rPr>
+          <w:sz w:val="26"/>
+          <w:szCs w:val="26"/>
+          <w:lang w:val="en-IN"/>
+        </w:rPr>
+        <w:t>Detach.(</w:t>
+      </w:r>
+      <w:proofErr w:type="gramEnd"/>
+      <w:r>
+        <w:rPr>
+          <w:sz w:val="26"/>
+          <w:szCs w:val="26"/>
+          <w:lang w:val="en-IN"/>
+        </w:rPr>
+        <w:t>Everything related to Entity lifecycle)</w:t>
+      </w:r>
+    </w:p>
+    <w:p>
+      <w:pPr>
+        <w:rPr>
+          <w:sz w:val="26"/>
+          <w:szCs w:val="26"/>
+          <w:lang w:val="en-IN"/>
+        </w:rPr>
+      </w:pPr>
+      <w:proofErr w:type="spellStart"/>
+      <w:r>
+        <w:rPr>
+          <w:sz w:val="26"/>
+          <w:szCs w:val="26"/>
+          <w:lang w:val="en-IN"/>
+        </w:rPr>
+        <w:t>EntityMangaer</w:t>
+      </w:r>
+      <w:proofErr w:type="spellEnd"/>
+      <w:r>
+        <w:rPr>
+          <w:sz w:val="26"/>
+          <w:szCs w:val="26"/>
+          <w:lang w:val="en-IN"/>
+        </w:rPr>
+        <w:t xml:space="preserve"> manages the entity objects.</w:t>
+      </w:r>
+    </w:p>
+    <w:p>
+      <w:pPr>
+        <w:rPr>
+          <w:sz w:val="26"/>
+          <w:szCs w:val="26"/>
+          <w:lang w:val="en-IN"/>
+        </w:rPr>
+      </w:pPr>
+      <w:proofErr w:type="spellStart"/>
+      <w:r>
+        <w:rPr>
+          <w:sz w:val="26"/>
+          <w:szCs w:val="26"/>
+          <w:lang w:val="en-IN"/>
+        </w:rPr>
+        <w:t>EntityMager</w:t>
+      </w:r>
+      <w:proofErr w:type="spellEnd"/>
+      <w:r>
+        <w:rPr>
+          <w:sz w:val="26"/>
+          <w:szCs w:val="26"/>
+          <w:lang w:val="en-IN"/>
+        </w:rPr>
+        <w:t xml:space="preserve"> is only interface Hibernate provides its implementation.</w:t>
+      </w:r>
+    </w:p>
+    <w:p>
+      <w:pPr>
+        <w:rPr>
+          <w:sz w:val="26"/>
+          <w:szCs w:val="26"/>
+          <w:lang w:val="en-IN"/>
+        </w:rPr>
+      </w:pPr>
+    </w:p>
+    <w:p>
+      <w:pPr>
+        <w:rPr>
+          <w:b/>
+          <w:bCs/>
+          <w:sz w:val="28"/>
+          <w:szCs w:val="28"/>
+          <w:lang w:val="en-IN"/>
+        </w:rPr>
+      </w:pPr>
+      <w:r>
+        <w:rPr>
+          <w:b/>
+          <w:bCs/>
+          <w:sz w:val="34"/>
+          <w:szCs w:val="34"/>
+          <w:lang w:val="en-IN"/>
+        </w:rPr>
+        <w:t xml:space="preserve">Repository </w:t>
+      </w:r>
+      <w:r>
+        <w:rPr>
+          <w:b/>
+          <w:bCs/>
+          <w:sz w:val="28"/>
+          <w:szCs w:val="28"/>
+          <w:lang w:val="en-IN"/>
+        </w:rPr>
+        <w:t>Hierarchy:</w:t>
+      </w:r>
+    </w:p>
+    <w:p>
+      <w:pPr>
+        <w:rPr>
+          <w:sz w:val="26"/>
+          <w:szCs w:val="26"/>
+          <w:lang w:val="en-IN"/>
+        </w:rPr>
+      </w:pPr>
+      <w:proofErr w:type="spellStart"/>
+      <w:r>
+        <w:rPr>
+          <w:sz w:val="26"/>
+          <w:szCs w:val="26"/>
+          <w:lang w:val="en-IN"/>
+        </w:rPr>
+        <w:t>JpaRepository</w:t>
+      </w:r>
+      <w:proofErr w:type="spellEnd"/>
+      <w:r>
+        <w:rPr>
+          <w:sz w:val="26"/>
+          <w:szCs w:val="26"/>
+          <w:lang w:val="en-IN"/>
+        </w:rPr>
+        <w:t xml:space="preserve"> -&gt; </w:t>
+      </w:r>
+      <w:proofErr w:type="spellStart"/>
+      <w:r>
+        <w:rPr>
+          <w:sz w:val="26"/>
+          <w:szCs w:val="26"/>
+          <w:lang w:val="en-IN"/>
+        </w:rPr>
+        <w:t>PaggingAndSortingRepository</w:t>
+      </w:r>
+      <w:proofErr w:type="spellEnd"/>
+      <w:r>
+        <w:rPr>
+          <w:sz w:val="26"/>
+          <w:szCs w:val="26"/>
+          <w:lang w:val="en-IN"/>
+        </w:rPr>
+        <w:t xml:space="preserve"> -&gt; </w:t>
+      </w:r>
+      <w:proofErr w:type="spellStart"/>
+      <w:r>
+        <w:rPr>
+          <w:sz w:val="26"/>
+          <w:szCs w:val="26"/>
+          <w:lang w:val="en-IN"/>
+        </w:rPr>
+        <w:t>CrudRepository</w:t>
+      </w:r>
+      <w:proofErr w:type="spellEnd"/>
+      <w:r>
+        <w:rPr>
+          <w:sz w:val="26"/>
+          <w:szCs w:val="26"/>
+          <w:lang w:val="en-IN"/>
+        </w:rPr>
+        <w:t xml:space="preserve"> -&gt; Repository.</w:t>
+      </w:r>
+    </w:p>
+    <w:p>
+      <w:pPr>
+        <w:rPr>
+          <w:sz w:val="26"/>
+          <w:szCs w:val="26"/>
+          <w:lang w:val="en-IN"/>
+        </w:rPr>
+      </w:pPr>
+      <w:r>
+        <w:rPr>
+          <w:sz w:val="26"/>
+          <w:szCs w:val="26"/>
+          <w:lang w:val="en-IN"/>
+        </w:rPr>
+        <w:t xml:space="preserve">Each interface </w:t>
+      </w:r>
+      <w:proofErr w:type="gramStart"/>
+      <w:r>
+        <w:rPr>
+          <w:sz w:val="26"/>
+          <w:szCs w:val="26"/>
+          <w:lang w:val="en-IN"/>
+        </w:rPr>
+        <w:t>add</w:t>
+      </w:r>
+      <w:proofErr w:type="gramEnd"/>
+      <w:r>
+        <w:rPr>
+          <w:sz w:val="26"/>
+          <w:szCs w:val="26"/>
+          <w:lang w:val="en-IN"/>
+        </w:rPr>
+        <w:t xml:space="preserve"> more methods.</w:t>
+      </w:r>
+    </w:p>
+    <w:p>
+      <w:pPr>
+        <w:pStyle w:val="ListParagraph"/>
+        <w:numPr>
+          <w:ilvl w:val="0"/>
+          <w:numId w:val="11"/>
+        </w:numPr>
+        <w:rPr>
+          <w:sz w:val="26"/>
+          <w:szCs w:val="26"/>
+          <w:lang w:val="en-IN"/>
+        </w:rPr>
+      </w:pPr>
+      <w:r>
+        <w:rPr>
+          <w:sz w:val="26"/>
+          <w:szCs w:val="26"/>
+          <w:lang w:val="en-IN"/>
+        </w:rPr>
+        <w:lastRenderedPageBreak/>
+        <w:t>Repository: This is the parent Interface:</w:t>
+      </w:r>
+    </w:p>
+    <w:p>
+      <w:pPr>
+        <w:pStyle w:val="ListParagraph"/>
+        <w:rPr>
+          <w:sz w:val="26"/>
+          <w:szCs w:val="26"/>
+          <w:lang w:val="en-IN"/>
+        </w:rPr>
+      </w:pPr>
+      <w:r>
+        <w:rPr>
+          <w:sz w:val="26"/>
+          <w:szCs w:val="26"/>
+          <w:lang w:val="en-IN"/>
+        </w:rPr>
+        <w:t>Has no methods, its purpose is to tell spring that the interface is the repository</w:t>
+      </w:r>
+    </w:p>
+    <w:p>
+      <w:pPr>
+        <w:pStyle w:val="ListParagraph"/>
+        <w:rPr>
+          <w:sz w:val="26"/>
+          <w:szCs w:val="26"/>
+          <w:lang w:val="en-IN"/>
+        </w:rPr>
+      </w:pPr>
+      <w:r>
+        <w:rPr>
+          <w:sz w:val="26"/>
+          <w:szCs w:val="26"/>
+          <w:lang w:val="en-IN"/>
+        </w:rPr>
+        <w:t>It is called as marker interface.</w:t>
+      </w:r>
+    </w:p>
+    <w:p>
+      <w:pPr>
+        <w:pStyle w:val="ListParagraph"/>
+        <w:numPr>
+          <w:ilvl w:val="0"/>
+          <w:numId w:val="11"/>
+        </w:numPr>
+        <w:rPr>
+          <w:sz w:val="26"/>
+          <w:szCs w:val="26"/>
+          <w:lang w:val="en-IN"/>
+        </w:rPr>
+      </w:pPr>
+      <w:proofErr w:type="spellStart"/>
+      <w:r>
+        <w:rPr>
+          <w:sz w:val="26"/>
+          <w:szCs w:val="26"/>
+          <w:lang w:val="en-IN"/>
+        </w:rPr>
+        <w:t>CrudRepository</w:t>
+      </w:r>
+      <w:proofErr w:type="spellEnd"/>
+      <w:r>
+        <w:rPr>
+          <w:sz w:val="26"/>
+          <w:szCs w:val="26"/>
+          <w:lang w:val="en-IN"/>
+        </w:rPr>
+        <w:t>:</w:t>
+      </w:r>
+    </w:p>
+    <w:p>
+      <w:pPr>
+        <w:pStyle w:val="ListParagraph"/>
+        <w:rPr>
+          <w:sz w:val="26"/>
+          <w:szCs w:val="26"/>
+          <w:lang w:val="en-IN"/>
+        </w:rPr>
+      </w:pPr>
+      <w:r>
+        <w:rPr>
+          <w:sz w:val="26"/>
+          <w:szCs w:val="26"/>
+          <w:lang w:val="en-IN"/>
+        </w:rPr>
+        <w:t>Provides basic CRUD operations.</w:t>
+      </w:r>
+    </w:p>
+    <w:p>
+      <w:pPr>
+        <w:pStyle w:val="ListParagraph"/>
+        <w:rPr>
+          <w:sz w:val="26"/>
+          <w:szCs w:val="26"/>
+          <w:lang w:val="en-IN"/>
+        </w:rPr>
+      </w:pPr>
+      <w:proofErr w:type="gramStart"/>
+      <w:r>
+        <w:rPr>
+          <w:sz w:val="26"/>
+          <w:szCs w:val="26"/>
+          <w:lang w:val="en-IN"/>
+        </w:rPr>
+        <w:t>Save(</w:t>
+      </w:r>
+      <w:proofErr w:type="gramEnd"/>
+      <w:r>
+        <w:rPr>
+          <w:sz w:val="26"/>
+          <w:szCs w:val="26"/>
+          <w:lang w:val="en-IN"/>
+        </w:rPr>
+        <w:t xml:space="preserve">), </w:t>
+      </w:r>
+      <w:proofErr w:type="spellStart"/>
+      <w:proofErr w:type="gramStart"/>
+      <w:r>
+        <w:rPr>
+          <w:sz w:val="26"/>
+          <w:szCs w:val="26"/>
+          <w:lang w:val="en-IN"/>
+        </w:rPr>
+        <w:t>findAll</w:t>
+      </w:r>
+      <w:proofErr w:type="spellEnd"/>
+      <w:r>
+        <w:rPr>
+          <w:sz w:val="26"/>
+          <w:szCs w:val="26"/>
+          <w:lang w:val="en-IN"/>
+        </w:rPr>
+        <w:t>(</w:t>
+      </w:r>
+      <w:proofErr w:type="gramEnd"/>
+      <w:r>
+        <w:rPr>
+          <w:sz w:val="26"/>
+          <w:szCs w:val="26"/>
+          <w:lang w:val="en-IN"/>
+        </w:rPr>
+        <w:t>) etc.</w:t>
+      </w:r>
+    </w:p>
+    <w:p>
+      <w:pPr>
+        <w:pStyle w:val="ListParagraph"/>
+        <w:rPr>
+          <w:sz w:val="26"/>
+          <w:szCs w:val="26"/>
+          <w:lang w:val="en-IN"/>
+        </w:rPr>
+      </w:pPr>
+      <w:r>
+        <w:rPr>
+          <w:sz w:val="26"/>
+          <w:szCs w:val="26"/>
+          <w:lang w:val="en-IN"/>
+        </w:rPr>
+        <w:t>Extends repository.</w:t>
+      </w:r>
+    </w:p>
+    <w:p>
+      <w:pPr>
+        <w:pStyle w:val="ListParagraph"/>
+        <w:numPr>
+          <w:ilvl w:val="0"/>
+          <w:numId w:val="11"/>
+        </w:numPr>
+        <w:rPr>
+          <w:sz w:val="26"/>
+          <w:szCs w:val="26"/>
+          <w:lang w:val="en-IN"/>
+        </w:rPr>
+      </w:pPr>
+      <w:proofErr w:type="spellStart"/>
+      <w:r>
+        <w:rPr>
+          <w:sz w:val="26"/>
+          <w:szCs w:val="26"/>
+          <w:lang w:val="en-IN"/>
+        </w:rPr>
+        <w:t>PagingAndSortingRepository</w:t>
+      </w:r>
+      <w:proofErr w:type="spellEnd"/>
+      <w:r>
+        <w:rPr>
+          <w:sz w:val="26"/>
+          <w:szCs w:val="26"/>
+          <w:lang w:val="en-IN"/>
+        </w:rPr>
+        <w:t>:</w:t>
+      </w:r>
+    </w:p>
+    <w:p>
+      <w:pPr>
+        <w:pStyle w:val="ListParagraph"/>
+        <w:rPr>
+          <w:sz w:val="26"/>
+          <w:szCs w:val="26"/>
+          <w:lang w:val="en-IN"/>
+        </w:rPr>
+      </w:pPr>
+      <w:proofErr w:type="spellStart"/>
+      <w:proofErr w:type="gramStart"/>
+      <w:r>
+        <w:rPr>
+          <w:sz w:val="26"/>
+          <w:szCs w:val="26"/>
+          <w:lang w:val="en-IN"/>
+        </w:rPr>
+        <w:t>finaAll</w:t>
+      </w:r>
+      <w:proofErr w:type="spellEnd"/>
+      <w:r>
+        <w:rPr>
+          <w:sz w:val="26"/>
+          <w:szCs w:val="26"/>
+          <w:lang w:val="en-IN"/>
+        </w:rPr>
+        <w:t>(</w:t>
+      </w:r>
+      <w:proofErr w:type="spellStart"/>
+      <w:proofErr w:type="gramEnd"/>
+      <w:r>
+        <w:rPr>
+          <w:sz w:val="26"/>
+          <w:szCs w:val="26"/>
+          <w:lang w:val="en-IN"/>
+        </w:rPr>
+        <w:t>Pagable</w:t>
+      </w:r>
+      <w:proofErr w:type="spellEnd"/>
+      <w:r>
+        <w:rPr>
+          <w:sz w:val="26"/>
+          <w:szCs w:val="26"/>
+          <w:lang w:val="en-IN"/>
+        </w:rPr>
+        <w:t xml:space="preserve">, </w:t>
+      </w:r>
+      <w:proofErr w:type="spellStart"/>
+      <w:r>
+        <w:rPr>
+          <w:sz w:val="26"/>
+          <w:szCs w:val="26"/>
+          <w:lang w:val="en-IN"/>
+        </w:rPr>
+        <w:t>pagable</w:t>
+      </w:r>
+      <w:proofErr w:type="spellEnd"/>
+      <w:r>
+        <w:rPr>
+          <w:sz w:val="26"/>
+          <w:szCs w:val="26"/>
+          <w:lang w:val="en-IN"/>
+        </w:rPr>
+        <w:t>)</w:t>
+      </w:r>
+    </w:p>
+    <w:p>
+      <w:pPr>
+        <w:pStyle w:val="ListParagraph"/>
+        <w:rPr>
+          <w:sz w:val="26"/>
+          <w:szCs w:val="26"/>
+          <w:lang w:val="en-IN"/>
+        </w:rPr>
+      </w:pPr>
+      <w:proofErr w:type="spellStart"/>
+      <w:proofErr w:type="gramStart"/>
+      <w:r>
+        <w:rPr>
+          <w:sz w:val="26"/>
+          <w:szCs w:val="26"/>
+          <w:lang w:val="en-IN"/>
+        </w:rPr>
+        <w:t>findAll</w:t>
+      </w:r>
+      <w:proofErr w:type="spellEnd"/>
+      <w:r>
+        <w:rPr>
+          <w:sz w:val="26"/>
+          <w:szCs w:val="26"/>
+          <w:lang w:val="en-IN"/>
+        </w:rPr>
+        <w:t>(</w:t>
+      </w:r>
+      <w:proofErr w:type="gramEnd"/>
+      <w:r>
+        <w:rPr>
+          <w:sz w:val="26"/>
+          <w:szCs w:val="26"/>
+          <w:lang w:val="en-IN"/>
+        </w:rPr>
+        <w:t>Sort sort).</w:t>
+      </w:r>
+    </w:p>
+    <w:p>
+      <w:pPr>
+        <w:pStyle w:val="ListParagraph"/>
+        <w:numPr>
+          <w:ilvl w:val="0"/>
+          <w:numId w:val="11"/>
+        </w:numPr>
+        <w:rPr>
+          <w:sz w:val="26"/>
+          <w:szCs w:val="26"/>
+          <w:lang w:val="en-IN"/>
+        </w:rPr>
+      </w:pPr>
+      <w:proofErr w:type="spellStart"/>
+      <w:r>
+        <w:rPr>
+          <w:sz w:val="26"/>
+          <w:szCs w:val="26"/>
+          <w:lang w:val="en-IN"/>
+        </w:rPr>
+        <w:t>JpaRepository</w:t>
+      </w:r>
+      <w:proofErr w:type="spellEnd"/>
+      <w:r>
+        <w:rPr>
+          <w:sz w:val="26"/>
+          <w:szCs w:val="26"/>
+          <w:lang w:val="en-IN"/>
+        </w:rPr>
+        <w:t>:</w:t>
+      </w:r>
+      <w:r>
+        <w:rPr>
+          <w:sz w:val="26"/>
+          <w:szCs w:val="26"/>
+          <w:lang w:val="en-IN"/>
+        </w:rPr>
+        <w:br/>
+        <w:t>most commonly used interface.</w:t>
+      </w:r>
+    </w:p>
+    <w:p>
+      <w:pPr>
+        <w:pStyle w:val="ListParagraph"/>
+        <w:rPr>
+          <w:sz w:val="26"/>
+          <w:szCs w:val="26"/>
+          <w:lang w:val="en-IN"/>
+        </w:rPr>
+      </w:pPr>
+      <w:r>
+        <w:rPr>
+          <w:sz w:val="26"/>
+          <w:szCs w:val="26"/>
+          <w:lang w:val="en-IN"/>
+        </w:rPr>
+        <w:t xml:space="preserve">Extends </w:t>
+      </w:r>
+      <w:proofErr w:type="spellStart"/>
+      <w:r>
+        <w:rPr>
+          <w:sz w:val="26"/>
+          <w:szCs w:val="26"/>
+          <w:lang w:val="en-IN"/>
+        </w:rPr>
+        <w:t>PagingAndSortingRepository</w:t>
+      </w:r>
+      <w:proofErr w:type="spellEnd"/>
+      <w:r>
+        <w:rPr>
+          <w:sz w:val="26"/>
+          <w:szCs w:val="26"/>
+          <w:lang w:val="en-IN"/>
+        </w:rPr>
+        <w:t xml:space="preserve">, </w:t>
+      </w:r>
+      <w:proofErr w:type="spellStart"/>
+      <w:r>
+        <w:rPr>
+          <w:sz w:val="26"/>
+          <w:szCs w:val="26"/>
+          <w:lang w:val="en-IN"/>
+        </w:rPr>
+        <w:t>CrudRepository</w:t>
+      </w:r>
+      <w:proofErr w:type="spellEnd"/>
+      <w:r>
+        <w:rPr>
+          <w:sz w:val="26"/>
+          <w:szCs w:val="26"/>
+          <w:lang w:val="en-IN"/>
+        </w:rPr>
+        <w:t xml:space="preserve">, </w:t>
+      </w:r>
+      <w:r>
+        <w:rPr>
+          <w:sz w:val="26"/>
+          <w:szCs w:val="26"/>
+          <w:lang w:val="en-IN"/>
+        </w:rPr>
+        <w:t>Repository</w:t>
+      </w:r>
+      <w:r>
+        <w:rPr>
+          <w:sz w:val="26"/>
+          <w:szCs w:val="26"/>
+          <w:lang w:val="en-IN"/>
+        </w:rPr>
+        <w:t>.</w:t>
+      </w:r>
+    </w:p>
+    <w:p>
+      <w:pPr>
+        <w:pStyle w:val="ListParagraph"/>
+        <w:rPr>
+          <w:sz w:val="26"/>
+          <w:szCs w:val="26"/>
+          <w:lang w:val="en-IN"/>
+        </w:rPr>
+      </w:pPr>
+      <w:r>
+        <w:rPr>
+          <w:sz w:val="26"/>
+          <w:szCs w:val="26"/>
+          <w:lang w:val="en-IN"/>
+        </w:rPr>
+        <w:t>It has methods of all repos.</w:t>
+      </w:r>
+    </w:p>
+    <w:p>
+      <w:pPr>
+        <w:pStyle w:val="ListParagraph"/>
+        <w:rPr>
+          <w:sz w:val="26"/>
+          <w:szCs w:val="26"/>
+          <w:lang w:val="en-IN"/>
+        </w:rPr>
+      </w:pPr>
+      <w:r>
+        <w:rPr>
+          <w:sz w:val="26"/>
+          <w:szCs w:val="26"/>
+          <w:lang w:val="en-IN"/>
+        </w:rPr>
+        <w:t xml:space="preserve">Additional Hibernate/JPA specific methods: </w:t>
+      </w:r>
+      <w:proofErr w:type="gramStart"/>
+      <w:r>
+        <w:rPr>
+          <w:sz w:val="26"/>
+          <w:szCs w:val="26"/>
+          <w:lang w:val="en-IN"/>
+        </w:rPr>
+        <w:t>flush(</w:t>
+      </w:r>
+      <w:proofErr w:type="gramEnd"/>
+      <w:r>
+        <w:rPr>
+          <w:sz w:val="26"/>
+          <w:szCs w:val="26"/>
+          <w:lang w:val="en-IN"/>
+        </w:rPr>
+        <w:t xml:space="preserve">), </w:t>
+      </w:r>
+      <w:proofErr w:type="spellStart"/>
+      <w:proofErr w:type="gramStart"/>
+      <w:r>
+        <w:rPr>
+          <w:sz w:val="26"/>
+          <w:szCs w:val="26"/>
+          <w:lang w:val="en-IN"/>
+        </w:rPr>
+        <w:t>saveAndFlush</w:t>
+      </w:r>
+      <w:proofErr w:type="spellEnd"/>
+      <w:r>
+        <w:rPr>
+          <w:sz w:val="26"/>
+          <w:szCs w:val="26"/>
+          <w:lang w:val="en-IN"/>
+        </w:rPr>
+        <w:t>(</w:t>
+      </w:r>
+      <w:proofErr w:type="gramEnd"/>
+      <w:r>
+        <w:rPr>
+          <w:sz w:val="26"/>
+          <w:szCs w:val="26"/>
+          <w:lang w:val="en-IN"/>
+        </w:rPr>
+        <w:t xml:space="preserve">), </w:t>
+      </w:r>
+      <w:proofErr w:type="spellStart"/>
+      <w:proofErr w:type="gramStart"/>
+      <w:r>
+        <w:rPr>
+          <w:sz w:val="26"/>
+          <w:szCs w:val="26"/>
+          <w:lang w:val="en-IN"/>
+        </w:rPr>
+        <w:t>deleteAllInBatch</w:t>
+      </w:r>
+      <w:proofErr w:type="spellEnd"/>
+      <w:r>
+        <w:rPr>
+          <w:sz w:val="26"/>
+          <w:szCs w:val="26"/>
+          <w:lang w:val="en-IN"/>
+        </w:rPr>
+        <w:t>(</w:t>
+      </w:r>
+      <w:proofErr w:type="gramEnd"/>
+      <w:r>
+        <w:rPr>
+          <w:sz w:val="26"/>
+          <w:szCs w:val="26"/>
+          <w:lang w:val="en-IN"/>
+        </w:rPr>
+        <w:t xml:space="preserve">), </w:t>
+      </w:r>
+      <w:proofErr w:type="spellStart"/>
+      <w:proofErr w:type="gramStart"/>
+      <w:r>
+        <w:rPr>
+          <w:sz w:val="26"/>
+          <w:szCs w:val="26"/>
+          <w:lang w:val="en-IN"/>
+        </w:rPr>
+        <w:t>getRerferenceById</w:t>
+      </w:r>
+      <w:proofErr w:type="spellEnd"/>
+      <w:r>
+        <w:rPr>
+          <w:sz w:val="26"/>
+          <w:szCs w:val="26"/>
+          <w:lang w:val="en-IN"/>
+        </w:rPr>
+        <w:t>(</w:t>
+      </w:r>
+      <w:proofErr w:type="gramEnd"/>
+      <w:r>
+        <w:rPr>
+          <w:sz w:val="26"/>
+          <w:szCs w:val="26"/>
+          <w:lang w:val="en-IN"/>
+        </w:rPr>
+        <w:t>).</w:t>
+      </w:r>
+    </w:p>
+    <w:p>
+      <w:pPr>
+        <w:pStyle w:val="ListParagraph"/>
+        <w:rPr>
+          <w:sz w:val="26"/>
+          <w:szCs w:val="26"/>
+          <w:lang w:val="en-IN"/>
+        </w:rPr>
+      </w:pPr>
+    </w:p>
+    <w:p>
+      <w:pPr>
+        <w:pStyle w:val="ListParagraph"/>
+        <w:rPr>
+          <w:sz w:val="26"/>
+          <w:szCs w:val="26"/>
+          <w:lang w:val="en-IN"/>
+        </w:rPr>
+      </w:pPr>
+      <w:r>
+        <w:rPr>
+          <w:sz w:val="26"/>
+          <w:szCs w:val="26"/>
+          <w:lang w:val="en-IN"/>
+        </w:rPr>
+        <w:t xml:space="preserve">Q) Why interface is </w:t>
+      </w:r>
+      <w:proofErr w:type="gramStart"/>
+      <w:r>
+        <w:rPr>
+          <w:sz w:val="26"/>
+          <w:szCs w:val="26"/>
+          <w:lang w:val="en-IN"/>
+        </w:rPr>
+        <w:t>an</w:t>
+      </w:r>
+      <w:proofErr w:type="gramEnd"/>
+      <w:r>
+        <w:rPr>
+          <w:sz w:val="26"/>
+          <w:szCs w:val="26"/>
+          <w:lang w:val="en-IN"/>
+        </w:rPr>
+        <w:t xml:space="preserve"> repository?</w:t>
+      </w:r>
+    </w:p>
+    <w:p>
+      <w:pPr>
+        <w:pStyle w:val="ListParagraph"/>
+        <w:rPr>
+          <w:sz w:val="26"/>
+          <w:szCs w:val="26"/>
+          <w:lang w:val="en-IN"/>
+        </w:rPr>
+      </w:pPr>
+      <w:r>
+        <w:rPr>
+          <w:sz w:val="26"/>
+          <w:szCs w:val="26"/>
+          <w:lang w:val="en-IN"/>
+        </w:rPr>
+        <w:t xml:space="preserve">Repository is interface because No implementation </w:t>
+      </w:r>
+      <w:proofErr w:type="gramStart"/>
+      <w:r>
+        <w:rPr>
+          <w:sz w:val="26"/>
+          <w:szCs w:val="26"/>
+          <w:lang w:val="en-IN"/>
+        </w:rPr>
+        <w:t>needed( we</w:t>
+      </w:r>
+      <w:proofErr w:type="gramEnd"/>
+      <w:r>
+        <w:rPr>
+          <w:sz w:val="26"/>
+          <w:szCs w:val="26"/>
+          <w:lang w:val="en-IN"/>
+        </w:rPr>
+        <w:t xml:space="preserve"> don’t have to write the code for its implementation), Loose Coupling, </w:t>
+      </w:r>
+    </w:p>
+    <w:p>
+      <w:pPr>
+        <w:pStyle w:val="ListParagraph"/>
+        <w:rPr>
+          <w:sz w:val="26"/>
+          <w:szCs w:val="26"/>
+          <w:lang w:val="en-IN"/>
+        </w:rPr>
+      </w:pPr>
+      <w:r>
+        <w:rPr>
+          <w:sz w:val="26"/>
+          <w:szCs w:val="26"/>
+          <w:lang w:val="en-IN"/>
+        </w:rPr>
+        <w:t xml:space="preserve">If we talk about object injection </w:t>
+      </w:r>
+      <w:proofErr w:type="spellStart"/>
+      <w:r>
+        <w:rPr>
+          <w:sz w:val="26"/>
+          <w:szCs w:val="26"/>
+          <w:lang w:val="en-IN"/>
+        </w:rPr>
+        <w:t>eg</w:t>
+      </w:r>
+      <w:proofErr w:type="spellEnd"/>
+      <w:r>
+        <w:rPr>
+          <w:sz w:val="26"/>
+          <w:szCs w:val="26"/>
+          <w:lang w:val="en-IN"/>
+        </w:rPr>
+        <w:t>:</w:t>
+      </w:r>
+      <w:r>
+        <w:rPr>
+          <w:sz w:val="26"/>
+          <w:szCs w:val="26"/>
+          <w:lang w:val="en-IN"/>
+        </w:rPr>
+        <w:br/>
+        <w:t>@Autowired</w:t>
+      </w:r>
+    </w:p>
+    <w:p>
+      <w:pPr>
+        <w:pStyle w:val="ListParagraph"/>
+        <w:rPr>
+          <w:sz w:val="26"/>
+          <w:szCs w:val="26"/>
+          <w:lang w:val="en-IN"/>
+        </w:rPr>
+      </w:pPr>
+      <w:proofErr w:type="spellStart"/>
+      <w:r>
+        <w:rPr>
+          <w:sz w:val="26"/>
+          <w:szCs w:val="26"/>
+          <w:lang w:val="en-IN"/>
+        </w:rPr>
+        <w:t>EmployeeRepository</w:t>
+      </w:r>
+      <w:proofErr w:type="spellEnd"/>
+      <w:r>
+        <w:rPr>
+          <w:sz w:val="26"/>
+          <w:szCs w:val="26"/>
+          <w:lang w:val="en-IN"/>
+        </w:rPr>
+        <w:t xml:space="preserve"> </w:t>
+      </w:r>
+      <w:proofErr w:type="spellStart"/>
+      <w:r>
+        <w:rPr>
+          <w:sz w:val="26"/>
+          <w:szCs w:val="26"/>
+          <w:lang w:val="en-IN"/>
+        </w:rPr>
+        <w:t>empRepo</w:t>
+      </w:r>
+      <w:proofErr w:type="spellEnd"/>
+      <w:r>
+        <w:rPr>
+          <w:sz w:val="26"/>
+          <w:szCs w:val="26"/>
+          <w:lang w:val="en-IN"/>
+        </w:rPr>
+        <w:t>;</w:t>
+      </w:r>
+    </w:p>
+    <w:p>
+      <w:pPr>
+        <w:pStyle w:val="ListParagraph"/>
+        <w:rPr>
+          <w:sz w:val="26"/>
+          <w:szCs w:val="26"/>
+          <w:lang w:val="en-IN"/>
+        </w:rPr>
+      </w:pPr>
+      <w:r>
+        <w:rPr>
+          <w:sz w:val="26"/>
+          <w:szCs w:val="26"/>
+          <w:lang w:val="en-IN"/>
+        </w:rPr>
+        <w:t xml:space="preserve">At this time spring creates a proxy implementation at run time and internally injects </w:t>
+      </w:r>
+      <w:proofErr w:type="spellStart"/>
+      <w:r>
+        <w:rPr>
+          <w:sz w:val="26"/>
+          <w:szCs w:val="26"/>
+          <w:lang w:val="en-IN"/>
+        </w:rPr>
+        <w:t>SimpleJpaRespository</w:t>
+      </w:r>
+      <w:proofErr w:type="spellEnd"/>
+      <w:r>
+        <w:rPr>
+          <w:sz w:val="26"/>
+          <w:szCs w:val="26"/>
+          <w:lang w:val="en-IN"/>
+        </w:rPr>
+        <w:t>.</w:t>
+      </w:r>
+    </w:p>
+    <w:p>
+      <w:pPr>
+        <w:rPr>
+          <w:sz w:val="26"/>
+          <w:szCs w:val="26"/>
+          <w:lang w:val="en-IN"/>
+        </w:rPr>
+      </w:pPr>
+      <w:r>
+        <w:rPr>
+          <w:b/>
+          <w:bCs/>
+          <w:sz w:val="32"/>
+          <w:szCs w:val="32"/>
+          <w:lang w:val="en-IN"/>
+        </w:rPr>
+        <w:t xml:space="preserve">6) </w:t>
+      </w:r>
+      <w:r>
+        <w:rPr>
+          <w:b/>
+          <w:bCs/>
+          <w:sz w:val="32"/>
+          <w:szCs w:val="32"/>
+          <w:lang w:val="en-IN"/>
+        </w:rPr>
+        <w:t>Entity</w:t>
+      </w:r>
+      <w:r>
+        <w:rPr>
+          <w:sz w:val="26"/>
+          <w:szCs w:val="26"/>
+          <w:lang w:val="en-IN"/>
+        </w:rPr>
+        <w:t>:</w:t>
+      </w:r>
+      <w:r>
+        <w:rPr>
+          <w:sz w:val="26"/>
+          <w:szCs w:val="26"/>
+          <w:lang w:val="en-IN"/>
+        </w:rPr>
+        <w:tab/>
+      </w:r>
+    </w:p>
+    <w:p>
+      <w:pPr>
+        <w:rPr>
+          <w:sz w:val="26"/>
+          <w:szCs w:val="26"/>
+          <w:lang w:val="en-IN"/>
+        </w:rPr>
+      </w:pPr>
+      <w:r>
+        <w:rPr>
+          <w:sz w:val="26"/>
+          <w:szCs w:val="26"/>
+          <w:lang w:val="en-IN"/>
+        </w:rPr>
+        <w:t xml:space="preserve">Plain java object (POJO), represents </w:t>
+      </w:r>
+      <w:proofErr w:type="gramStart"/>
+      <w:r>
+        <w:rPr>
+          <w:sz w:val="26"/>
+          <w:szCs w:val="26"/>
+          <w:lang w:val="en-IN"/>
+        </w:rPr>
+        <w:t>an</w:t>
+      </w:r>
+      <w:proofErr w:type="gramEnd"/>
+      <w:r>
+        <w:rPr>
+          <w:sz w:val="26"/>
+          <w:szCs w:val="26"/>
+          <w:lang w:val="en-IN"/>
+        </w:rPr>
+        <w:t xml:space="preserve"> table in db.</w:t>
+      </w:r>
+    </w:p>
+    <w:p>
+      <w:pPr>
+        <w:rPr>
+          <w:sz w:val="26"/>
+          <w:szCs w:val="26"/>
+          <w:lang w:val="en-IN"/>
+        </w:rPr>
+      </w:pPr>
+      <w:r>
+        <w:rPr>
+          <w:sz w:val="26"/>
+          <w:szCs w:val="26"/>
+          <w:lang w:val="en-IN"/>
+        </w:rPr>
+        <w:t xml:space="preserve">Employee.java -&gt; Employee table </w:t>
+      </w:r>
+    </w:p>
+    <w:p>
+      <w:pPr>
+        <w:rPr>
+          <w:sz w:val="26"/>
+          <w:szCs w:val="26"/>
+          <w:lang w:val="en-IN"/>
+        </w:rPr>
+      </w:pPr>
+      <w:r>
+        <w:rPr>
+          <w:sz w:val="26"/>
+          <w:szCs w:val="26"/>
+          <w:lang w:val="en-IN"/>
+        </w:rPr>
+        <w:t>Each row in table becomes an object of the entity.</w:t>
+      </w:r>
+    </w:p>
+    <w:p>
+      <w:pPr>
+        <w:rPr>
+          <w:sz w:val="26"/>
+          <w:szCs w:val="26"/>
+          <w:lang w:val="en-IN"/>
+        </w:rPr>
+      </w:pPr>
+      <w:r>
+        <w:rPr>
+          <w:sz w:val="26"/>
+          <w:szCs w:val="26"/>
+          <w:lang w:val="en-IN"/>
+        </w:rPr>
+        <w:t xml:space="preserve">If we are not using entity then we have to manually write </w:t>
+      </w:r>
+      <w:proofErr w:type="spellStart"/>
+      <w:r>
+        <w:rPr>
+          <w:sz w:val="26"/>
+          <w:szCs w:val="26"/>
+          <w:lang w:val="en-IN"/>
+        </w:rPr>
+        <w:t>sql</w:t>
+      </w:r>
+      <w:proofErr w:type="spellEnd"/>
+      <w:r>
+        <w:rPr>
+          <w:sz w:val="26"/>
+          <w:szCs w:val="26"/>
+          <w:lang w:val="en-IN"/>
+        </w:rPr>
+        <w:t xml:space="preserve"> store in result set and then set the object manually, with setters. But hibernate elements the need of this</w:t>
+      </w:r>
+      <w:r>
+        <w:rPr>
+          <w:sz w:val="26"/>
+          <w:szCs w:val="26"/>
+          <w:lang w:val="en-IN"/>
+        </w:rPr>
+        <w:t xml:space="preserve"> by using Entity. </w:t>
+      </w:r>
+    </w:p>
+    <w:p>
+      <w:pPr>
+        <w:rPr>
+          <w:sz w:val="26"/>
+          <w:szCs w:val="26"/>
+        </w:rPr>
+      </w:pPr>
+      <w:r>
+        <w:rPr>
+          <w:sz w:val="26"/>
+          <w:szCs w:val="26"/>
+        </w:rPr>
+        <w:t>@Entity, @Table(name</w:t>
+      </w:r>
+      <w:proofErr w:type="gramStart"/>
+      <w:r>
+        <w:rPr>
+          <w:sz w:val="26"/>
+          <w:szCs w:val="26"/>
+        </w:rPr>
+        <w:t>=”employee</w:t>
+      </w:r>
+      <w:proofErr w:type="gramEnd"/>
+      <w:r>
+        <w:rPr>
+          <w:sz w:val="26"/>
+          <w:szCs w:val="26"/>
+        </w:rPr>
+        <w:t>_table) // to chan</w:t>
+      </w:r>
+      <w:r>
+        <w:rPr>
+          <w:sz w:val="26"/>
+          <w:szCs w:val="26"/>
+        </w:rPr>
+        <w:t xml:space="preserve">ge name table, @Id// PK, </w:t>
+      </w:r>
+    </w:p>
+    <w:p>
+      <w:pPr>
+        <w:rPr>
+          <w:sz w:val="26"/>
+          <w:szCs w:val="26"/>
+        </w:rPr>
+      </w:pPr>
+      <w:r>
+        <w:rPr>
+          <w:sz w:val="26"/>
+          <w:szCs w:val="26"/>
+        </w:rPr>
+        <w:t>@</w:t>
+      </w:r>
+      <w:proofErr w:type="gramStart"/>
+      <w:r>
+        <w:rPr>
+          <w:sz w:val="26"/>
+          <w:szCs w:val="26"/>
+        </w:rPr>
+        <w:t>GeneatedValue(</w:t>
+      </w:r>
+      <w:proofErr w:type="gramEnd"/>
+      <w:r>
+        <w:rPr>
+          <w:sz w:val="26"/>
+          <w:szCs w:val="26"/>
+        </w:rPr>
+        <w:t>strategy =</w:t>
+      </w:r>
+      <w:proofErr w:type="spellStart"/>
+      <w:r>
+        <w:rPr>
+          <w:sz w:val="26"/>
+          <w:szCs w:val="26"/>
+        </w:rPr>
+        <w:t>GenerationType.AUTO</w:t>
+      </w:r>
+      <w:proofErr w:type="spellEnd"/>
+      <w:r>
+        <w:rPr>
+          <w:sz w:val="26"/>
+          <w:szCs w:val="26"/>
+        </w:rPr>
+        <w:t xml:space="preserve">)// hibernate automatically chooses the suitable type as per </w:t>
+      </w:r>
+      <w:proofErr w:type="spellStart"/>
+      <w:r>
+        <w:rPr>
+          <w:sz w:val="26"/>
+          <w:szCs w:val="26"/>
+        </w:rPr>
+        <w:t>db</w:t>
+      </w:r>
+      <w:proofErr w:type="spellEnd"/>
+    </w:p>
+    <w:p>
+      <w:pPr>
+        <w:rPr>
+          <w:sz w:val="26"/>
+          <w:szCs w:val="26"/>
+        </w:rPr>
+      </w:pPr>
+      <w:r>
+        <w:rPr>
+          <w:sz w:val="26"/>
+          <w:szCs w:val="26"/>
+        </w:rPr>
+        <w:t>@</w:t>
+      </w:r>
+      <w:proofErr w:type="gramStart"/>
+      <w:r>
+        <w:rPr>
+          <w:sz w:val="26"/>
+          <w:szCs w:val="26"/>
+        </w:rPr>
+        <w:t>GeneratedValue(</w:t>
+      </w:r>
+      <w:proofErr w:type="gramEnd"/>
+      <w:r>
+        <w:rPr>
+          <w:sz w:val="26"/>
+          <w:szCs w:val="26"/>
+        </w:rPr>
+        <w:t xml:space="preserve">strategy=GenerationType.IDENTIY)//uses </w:t>
+      </w:r>
+      <w:proofErr w:type="spellStart"/>
+      <w:r>
+        <w:rPr>
+          <w:sz w:val="26"/>
+          <w:szCs w:val="26"/>
+        </w:rPr>
+        <w:t>db</w:t>
+      </w:r>
+      <w:proofErr w:type="spellEnd"/>
+      <w:r>
+        <w:rPr>
+          <w:sz w:val="26"/>
+          <w:szCs w:val="26"/>
+        </w:rPr>
+        <w:t xml:space="preserve"> auto in</w:t>
+      </w:r>
+      <w:r>
+        <w:rPr>
+          <w:sz w:val="26"/>
+          <w:szCs w:val="26"/>
+        </w:rPr>
+        <w:t>crement.</w:t>
+      </w:r>
+      <w:r>
+        <w:rPr>
+          <w:sz w:val="26"/>
+          <w:szCs w:val="26"/>
+        </w:rPr>
+        <w:t xml:space="preserve"> Most common in MYQL.</w:t>
+      </w:r>
+    </w:p>
+    <w:p>
+      <w:pPr>
+        <w:rPr>
+          <w:sz w:val="26"/>
+          <w:szCs w:val="26"/>
+        </w:rPr>
+      </w:pPr>
+      <w:r>
+        <w:rPr>
+          <w:sz w:val="26"/>
+          <w:szCs w:val="26"/>
+        </w:rPr>
+        <w:t>@</w:t>
+      </w:r>
+      <w:proofErr w:type="gramStart"/>
+      <w:r>
+        <w:rPr>
+          <w:sz w:val="26"/>
+          <w:szCs w:val="26"/>
+        </w:rPr>
+        <w:t>GeneratedValue(</w:t>
+      </w:r>
+      <w:proofErr w:type="gramEnd"/>
+      <w:r>
+        <w:rPr>
+          <w:sz w:val="26"/>
+          <w:szCs w:val="26"/>
+        </w:rPr>
+        <w:t xml:space="preserve">strategy=GenerationType.SEQUENCE)// </w:t>
+      </w:r>
+      <w:r>
+        <w:rPr>
+          <w:sz w:val="26"/>
+          <w:szCs w:val="26"/>
+        </w:rPr>
+        <w:t xml:space="preserve">uses </w:t>
+      </w:r>
+      <w:proofErr w:type="spellStart"/>
+      <w:r>
+        <w:rPr>
+          <w:sz w:val="26"/>
+          <w:szCs w:val="26"/>
+        </w:rPr>
+        <w:t>db</w:t>
+      </w:r>
+      <w:proofErr w:type="spellEnd"/>
+      <w:r>
+        <w:rPr>
+          <w:sz w:val="26"/>
+          <w:szCs w:val="26"/>
+        </w:rPr>
+        <w:t xml:space="preserve"> </w:t>
+      </w:r>
+      <w:proofErr w:type="gramStart"/>
+      <w:r>
+        <w:rPr>
+          <w:sz w:val="26"/>
+          <w:szCs w:val="26"/>
+        </w:rPr>
+        <w:t>sequences ,</w:t>
+      </w:r>
+      <w:proofErr w:type="gramEnd"/>
+      <w:r>
+        <w:rPr>
+          <w:sz w:val="26"/>
+          <w:szCs w:val="26"/>
+        </w:rPr>
+        <w:t xml:space="preserve"> mainly used in oracle and </w:t>
+      </w:r>
+      <w:proofErr w:type="spellStart"/>
+      <w:r>
+        <w:rPr>
+          <w:sz w:val="26"/>
+          <w:szCs w:val="26"/>
+        </w:rPr>
+        <w:t>postgres</w:t>
+      </w:r>
+      <w:proofErr w:type="spellEnd"/>
+      <w:r>
+        <w:rPr>
+          <w:sz w:val="26"/>
+          <w:szCs w:val="26"/>
+        </w:rPr>
+        <w:t>).</w:t>
+      </w:r>
+    </w:p>
+    <w:p>
+      <w:pPr>
+        <w:rPr>
+          <w:sz w:val="26"/>
+          <w:szCs w:val="26"/>
+        </w:rPr>
+      </w:pPr>
+      <w:r>
+        <w:rPr>
+          <w:sz w:val="26"/>
+          <w:szCs w:val="26"/>
+        </w:rPr>
+        <w:t>Table: stores id in another table, it is slower and rarely use.</w:t>
+      </w:r>
+    </w:p>
+    <w:p>
+      <w:pPr>
+        <w:rPr>
+          <w:sz w:val="26"/>
+          <w:szCs w:val="26"/>
+        </w:rPr>
+      </w:pPr>
+      <w:r>
+        <w:rPr>
+          <w:sz w:val="26"/>
+          <w:szCs w:val="26"/>
+        </w:rPr>
+        <w:t>@</w:t>
+      </w:r>
+      <w:proofErr w:type="gramStart"/>
+      <w:r>
+        <w:rPr>
+          <w:sz w:val="26"/>
+          <w:szCs w:val="26"/>
+        </w:rPr>
+        <w:t>Column(</w:t>
+      </w:r>
+      <w:proofErr w:type="gramEnd"/>
+      <w:r>
+        <w:rPr>
+          <w:sz w:val="26"/>
+          <w:szCs w:val="26"/>
+        </w:rPr>
+        <w:t>nullable=</w:t>
+      </w:r>
+      <w:proofErr w:type="gramStart"/>
+      <w:r>
+        <w:rPr>
+          <w:sz w:val="26"/>
+          <w:szCs w:val="26"/>
+        </w:rPr>
+        <w:t>false,unique</w:t>
+      </w:r>
+      <w:proofErr w:type="gramEnd"/>
+      <w:r>
+        <w:rPr>
+          <w:sz w:val="26"/>
+          <w:szCs w:val="26"/>
+        </w:rPr>
+        <w:t>=</w:t>
+      </w:r>
+      <w:proofErr w:type="gramStart"/>
+      <w:r>
+        <w:rPr>
+          <w:sz w:val="26"/>
+          <w:szCs w:val="26"/>
+        </w:rPr>
+        <w:t>false,length</w:t>
+      </w:r>
+      <w:proofErr w:type="gramEnd"/>
+      <w:r>
+        <w:rPr>
+          <w:sz w:val="26"/>
+          <w:szCs w:val="26"/>
+        </w:rPr>
+        <w:t>=</w:t>
+      </w:r>
+      <w:proofErr w:type="gramStart"/>
+      <w:r>
+        <w:rPr>
+          <w:sz w:val="26"/>
+          <w:szCs w:val="26"/>
+        </w:rPr>
+        <w:t>10,precision</w:t>
+      </w:r>
+      <w:proofErr w:type="gramEnd"/>
+      <w:r>
+        <w:rPr>
+          <w:sz w:val="26"/>
+          <w:szCs w:val="26"/>
+        </w:rPr>
+        <w:t>=10, scale=2, nullable=</w:t>
+      </w:r>
+      <w:proofErr w:type="spellStart"/>
+      <w:r>
+        <w:rPr>
+          <w:sz w:val="26"/>
+          <w:szCs w:val="26"/>
+        </w:rPr>
+        <w:t>flase</w:t>
+      </w:r>
+      <w:proofErr w:type="spellEnd"/>
+      <w:r>
+        <w:rPr>
+          <w:sz w:val="26"/>
+          <w:szCs w:val="26"/>
+        </w:rPr>
+        <w:t>)</w:t>
+      </w:r>
+    </w:p>
+    <w:p>
+      <w:r>
+        <w:rPr>
+          <w:sz w:val="26"/>
+          <w:szCs w:val="26"/>
+        </w:rPr>
+        <w:lastRenderedPageBreak/>
+        <w:t>private</w:t>
+      </w:r>
+      <w:r>
+        <w:t xml:space="preserve"> String email;</w:t>
+      </w:r>
+    </w:p>
+    <w:p>
+      <w:pPr>
+        <w:rPr>
+          <w:b/>
+          <w:bCs/>
+        </w:rPr>
+      </w:pPr>
+      <w:r>
+        <w:rPr>
+          <w:b/>
+          <w:bCs/>
+          <w:sz w:val="32"/>
+          <w:szCs w:val="32"/>
+        </w:rPr>
+        <w:t>7)Indexes:</w:t>
+      </w:r>
+      <w:r>
+        <w:rPr>
+          <w:b/>
+          <w:bCs/>
+        </w:rPr>
+        <w:t xml:space="preserve"> </w:t>
+      </w:r>
+    </w:p>
+    <w:p>
+      <w:r>
+        <w:t>Improves query performance.</w:t>
+      </w:r>
+    </w:p>
+    <w:p>
+      <w:r>
+        <w:t xml:space="preserve">Without index </w:t>
+      </w:r>
+      <w:proofErr w:type="spellStart"/>
+      <w:r>
+        <w:t>db</w:t>
+      </w:r>
+      <w:proofErr w:type="spellEnd"/>
+      <w:r>
+        <w:t xml:space="preserve"> search all records with index it directly </w:t>
+      </w:r>
+      <w:proofErr w:type="gramStart"/>
+      <w:r>
+        <w:t>jump</w:t>
+      </w:r>
+      <w:proofErr w:type="gramEnd"/>
+      <w:r>
+        <w:t xml:space="preserve"> to the record.</w:t>
+      </w:r>
+    </w:p>
+    <w:p>
+      <w:r>
+        <w:t>@Entity</w:t>
+      </w:r>
+    </w:p>
+    <w:p>
+      <w:r>
+        <w:t>@</w:t>
+      </w:r>
+      <w:proofErr w:type="gramStart"/>
+      <w:r>
+        <w:t>Table(</w:t>
+      </w:r>
+      <w:proofErr w:type="gramEnd"/>
+    </w:p>
+    <w:p>
+      <w:r>
+        <w:t>Indexes</w:t>
+      </w:r>
+      <w:proofErr w:type="gramStart"/>
+      <w:r>
+        <w:t>={</w:t>
+      </w:r>
+      <w:proofErr w:type="gramEnd"/>
+    </w:p>
+    <w:p>
+      <w:pPr>
+        <w:rPr>
+          <w:lang w:val="en-IN"/>
+        </w:rPr>
+      </w:pPr>
+      <w:r>
+        <w:t>@</w:t>
+      </w:r>
+      <w:proofErr w:type="gramStart"/>
+      <w:r>
+        <w:t>Index(</w:t>
+      </w:r>
+      <w:proofErr w:type="gramEnd"/>
+      <w:r>
+        <w:t>name</w:t>
+      </w:r>
+      <w:proofErr w:type="gramStart"/>
+      <w:r>
+        <w:t>=</w:t>
+      </w:r>
+      <w:r>
+        <w:rPr>
+          <w:lang w:val="en-IN"/>
+        </w:rPr>
+        <w:t>”</w:t>
+      </w:r>
+      <w:proofErr w:type="spellStart"/>
+      <w:r>
+        <w:rPr>
+          <w:lang w:val="en-IN"/>
+        </w:rPr>
+        <w:t>idx</w:t>
+      </w:r>
+      <w:proofErr w:type="gramEnd"/>
+      <w:r>
+        <w:rPr>
+          <w:lang w:val="en-IN"/>
+        </w:rPr>
+        <w:t>_email</w:t>
+      </w:r>
+      <w:proofErr w:type="spellEnd"/>
+      <w:r>
+        <w:rPr>
+          <w:lang w:val="en-IN"/>
+        </w:rPr>
+        <w:t>”,</w:t>
+      </w:r>
+    </w:p>
+    <w:p>
+      <w:pPr>
+        <w:rPr>
+          <w:lang w:val="en-IN"/>
+        </w:rPr>
+      </w:pPr>
+      <w:proofErr w:type="spellStart"/>
+      <w:r>
+        <w:rPr>
+          <w:lang w:val="en-IN"/>
+        </w:rPr>
+        <w:t>columnList</w:t>
+      </w:r>
+      <w:proofErr w:type="spellEnd"/>
+      <w:proofErr w:type="gramStart"/>
+      <w:r>
+        <w:rPr>
+          <w:lang w:val="en-IN"/>
+        </w:rPr>
+        <w:t>=”email</w:t>
+      </w:r>
+      <w:proofErr w:type="gramEnd"/>
+      <w:r>
+        <w:rPr>
+          <w:lang w:val="en-IN"/>
+        </w:rPr>
+        <w:t>”}</w:t>
+      </w:r>
+    </w:p>
+    <w:p>
+      <w:pPr>
+        <w:rPr>
+          <w:lang w:val="en-IN"/>
+        </w:rPr>
+      </w:pPr>
+      <w:r>
+        <w:rPr>
+          <w:lang w:val="en-IN"/>
+        </w:rPr>
+        <w:t>)</w:t>
+      </w:r>
+    </w:p>
+    <w:p>
+      <w:pPr>
+        <w:rPr>
+          <w:lang w:val="en-IN"/>
+        </w:rPr>
+      </w:pPr>
+      <w:r>
+        <w:rPr>
+          <w:lang w:val="en-IN"/>
+        </w:rPr>
+        <w:t xml:space="preserve">public class </w:t>
+      </w:r>
+      <w:proofErr w:type="gramStart"/>
+      <w:r>
+        <w:rPr>
+          <w:lang w:val="en-IN"/>
+        </w:rPr>
+        <w:t>Employee{</w:t>
+      </w:r>
+      <w:proofErr w:type="gramEnd"/>
+      <w:r>
+        <w:rPr>
+          <w:lang w:val="en-IN"/>
+        </w:rPr>
+        <w:t>}</w:t>
+      </w:r>
+    </w:p>
+    <w:p>
+      <w:pPr>
+        <w:rPr>
+          <w:lang w:val="en-IN"/>
+        </w:rPr>
+      </w:pPr>
+      <w:r>
+        <w:rPr>
+          <w:lang w:val="en-IN"/>
+        </w:rPr>
+        <w:t>only use indexing in frequently searched columns, it makes insert update slow and consumes storage).</w:t>
+      </w:r>
+    </w:p>
+    <w:p>
+      <w:pPr>
+        <w:rPr>
+          <w:b/>
+          <w:bCs/>
+          <w:sz w:val="34"/>
+          <w:szCs w:val="34"/>
+          <w:lang w:val="en-IN"/>
+        </w:rPr>
+      </w:pPr>
+      <w:r>
+        <w:rPr>
+          <w:b/>
+          <w:bCs/>
+          <w:sz w:val="34"/>
+          <w:szCs w:val="34"/>
+          <w:lang w:val="en-IN"/>
+        </w:rPr>
+        <w:t xml:space="preserve">8) </w:t>
+      </w:r>
+      <w:r>
+        <w:rPr>
+          <w:b/>
+          <w:bCs/>
+          <w:sz w:val="34"/>
+          <w:szCs w:val="34"/>
+          <w:lang w:val="en-IN"/>
+        </w:rPr>
+        <w:t>@Enum:</w:t>
+      </w:r>
+    </w:p>
+    <w:p>
+      <w:pPr>
+        <w:rPr>
+          <w:sz w:val="34"/>
+          <w:szCs w:val="34"/>
+          <w:lang w:val="en-IN"/>
+        </w:rPr>
+      </w:pPr>
+      <w:r>
+        <w:rPr>
+          <w:sz w:val="34"/>
+          <w:szCs w:val="34"/>
+          <w:lang w:val="en-IN"/>
+        </w:rPr>
+        <w:t xml:space="preserve">let say we have to store blood groups so instead of creating private String </w:t>
+      </w:r>
+      <w:proofErr w:type="spellStart"/>
+      <w:r>
+        <w:rPr>
+          <w:sz w:val="34"/>
+          <w:szCs w:val="34"/>
+          <w:lang w:val="en-IN"/>
+        </w:rPr>
+        <w:t>bg</w:t>
+      </w:r>
+      <w:proofErr w:type="spellEnd"/>
+      <w:r>
+        <w:rPr>
+          <w:sz w:val="34"/>
+          <w:szCs w:val="34"/>
+          <w:lang w:val="en-IN"/>
+        </w:rPr>
+        <w:t>;</w:t>
+      </w:r>
+    </w:p>
+    <w:p>
+      <w:pPr>
+        <w:rPr>
+          <w:sz w:val="34"/>
+          <w:szCs w:val="34"/>
+          <w:lang w:val="en-IN"/>
+        </w:rPr>
+      </w:pPr>
+      <w:r>
+        <w:rPr>
+          <w:sz w:val="34"/>
+          <w:szCs w:val="34"/>
+          <w:lang w:val="en-IN"/>
+        </w:rPr>
+        <w:t>we can create an Enum of all BGs.</w:t>
+      </w:r>
+    </w:p>
+    <w:p>
+      <w:pPr>
+        <w:rPr>
+          <w:sz w:val="34"/>
+          <w:szCs w:val="34"/>
+          <w:lang w:val="en-IN"/>
+        </w:rPr>
+      </w:pPr>
+      <w:r>
+        <w:rPr>
+          <w:sz w:val="34"/>
+          <w:szCs w:val="34"/>
+          <w:lang w:val="en-IN"/>
+        </w:rPr>
+        <w:t xml:space="preserve">public </w:t>
+      </w:r>
+      <w:proofErr w:type="spellStart"/>
+      <w:r>
+        <w:rPr>
+          <w:sz w:val="34"/>
+          <w:szCs w:val="34"/>
+          <w:lang w:val="en-IN"/>
+        </w:rPr>
+        <w:t>enum</w:t>
+      </w:r>
+      <w:proofErr w:type="spellEnd"/>
+      <w:r>
+        <w:rPr>
+          <w:sz w:val="34"/>
+          <w:szCs w:val="34"/>
+          <w:lang w:val="en-IN"/>
+        </w:rPr>
+        <w:t xml:space="preserve"> </w:t>
+      </w:r>
+      <w:proofErr w:type="spellStart"/>
+      <w:proofErr w:type="gramStart"/>
+      <w:r>
+        <w:rPr>
+          <w:sz w:val="34"/>
+          <w:szCs w:val="34"/>
+          <w:lang w:val="en-IN"/>
+        </w:rPr>
+        <w:t>BloodGroup</w:t>
+      </w:r>
+      <w:proofErr w:type="spellEnd"/>
+      <w:r>
+        <w:rPr>
+          <w:sz w:val="34"/>
+          <w:szCs w:val="34"/>
+          <w:lang w:val="en-IN"/>
+        </w:rPr>
+        <w:t>{, ,</w:t>
+      </w:r>
+      <w:proofErr w:type="gramEnd"/>
+      <w:r>
+        <w:rPr>
+          <w:sz w:val="34"/>
+          <w:szCs w:val="34"/>
+          <w:lang w:val="en-IN"/>
+        </w:rPr>
+        <w:t xml:space="preserve"> </w:t>
+      </w:r>
+      <w:proofErr w:type="gramStart"/>
+      <w:r>
+        <w:rPr>
+          <w:sz w:val="34"/>
+          <w:szCs w:val="34"/>
+          <w:lang w:val="en-IN"/>
+        </w:rPr>
+        <w:t>, ,</w:t>
+      </w:r>
+      <w:proofErr w:type="gramEnd"/>
+      <w:r>
+        <w:rPr>
+          <w:sz w:val="34"/>
+          <w:szCs w:val="34"/>
+          <w:lang w:val="en-IN"/>
+        </w:rPr>
+        <w:t xml:space="preserve"> ,}</w:t>
+      </w:r>
+    </w:p>
+    <w:p>
+      <w:pPr>
+        <w:rPr>
+          <w:sz w:val="34"/>
+          <w:szCs w:val="34"/>
+          <w:lang w:val="en-IN"/>
+        </w:rPr>
+      </w:pPr>
+      <w:r>
+        <w:rPr>
+          <w:sz w:val="34"/>
+          <w:szCs w:val="34"/>
+          <w:lang w:val="en-IN"/>
+        </w:rPr>
+        <w:t>@</w:t>
+      </w:r>
+      <w:proofErr w:type="gramStart"/>
+      <w:r>
+        <w:rPr>
+          <w:sz w:val="34"/>
+          <w:szCs w:val="34"/>
+          <w:lang w:val="en-IN"/>
+        </w:rPr>
+        <w:t>Enumerated(</w:t>
+      </w:r>
+      <w:proofErr w:type="gramEnd"/>
+      <w:r>
+        <w:rPr>
+          <w:sz w:val="34"/>
+          <w:szCs w:val="34"/>
+          <w:lang w:val="en-IN"/>
+        </w:rPr>
+        <w:t>EnumType.STRING)</w:t>
+      </w:r>
+    </w:p>
+    <w:p>
+      <w:pPr>
+        <w:rPr>
+          <w:sz w:val="34"/>
+          <w:szCs w:val="34"/>
+          <w:lang w:val="en-IN"/>
+        </w:rPr>
+      </w:pPr>
+      <w:r>
+        <w:rPr>
+          <w:sz w:val="34"/>
+          <w:szCs w:val="34"/>
+          <w:lang w:val="en-IN"/>
+        </w:rPr>
+        <w:t xml:space="preserve">private </w:t>
+      </w:r>
+      <w:proofErr w:type="spellStart"/>
+      <w:r>
+        <w:rPr>
+          <w:sz w:val="34"/>
+          <w:szCs w:val="34"/>
+          <w:lang w:val="en-IN"/>
+        </w:rPr>
+        <w:t>BloodGroup</w:t>
+      </w:r>
+      <w:proofErr w:type="spellEnd"/>
+      <w:r>
+        <w:rPr>
+          <w:sz w:val="34"/>
+          <w:szCs w:val="34"/>
+          <w:lang w:val="en-IN"/>
+        </w:rPr>
+        <w:t xml:space="preserve"> </w:t>
+      </w:r>
+      <w:proofErr w:type="spellStart"/>
+      <w:r>
+        <w:rPr>
+          <w:sz w:val="34"/>
+          <w:szCs w:val="34"/>
+          <w:lang w:val="en-IN"/>
+        </w:rPr>
+        <w:t>bloodGroup</w:t>
+      </w:r>
+      <w:proofErr w:type="spellEnd"/>
+      <w:r>
+        <w:rPr>
+          <w:sz w:val="34"/>
+          <w:szCs w:val="34"/>
+          <w:lang w:val="en-IN"/>
+        </w:rPr>
+        <w:t>;</w:t>
+      </w:r>
+    </w:p>
+    <w:p>
+      <w:pPr>
+        <w:rPr>
+          <w:sz w:val="34"/>
+          <w:szCs w:val="34"/>
+          <w:lang w:val="en-IN"/>
+        </w:rPr>
+      </w:pPr>
+      <w:proofErr w:type="spellStart"/>
+      <w:r>
+        <w:rPr>
+          <w:sz w:val="34"/>
+          <w:szCs w:val="34"/>
+          <w:lang w:val="en-IN"/>
+        </w:rPr>
+        <w:t>enum</w:t>
+      </w:r>
+      <w:proofErr w:type="spellEnd"/>
+      <w:r>
+        <w:rPr>
+          <w:sz w:val="34"/>
+          <w:szCs w:val="34"/>
+          <w:lang w:val="en-IN"/>
+        </w:rPr>
+        <w:t xml:space="preserve"> restricts value.</w:t>
+      </w:r>
+    </w:p>
+    <w:p>
+      <w:pPr>
+        <w:rPr>
+          <w:sz w:val="34"/>
+          <w:szCs w:val="34"/>
+          <w:lang w:val="en-IN"/>
+        </w:rPr>
+      </w:pPr>
+      <w:r>
+        <w:rPr>
+          <w:sz w:val="34"/>
+          <w:szCs w:val="34"/>
+          <w:lang w:val="en-IN"/>
+        </w:rPr>
+        <w:t>EnumType String vs ordinal:</w:t>
+      </w:r>
+    </w:p>
+    <w:p>
+      <w:pPr>
+        <w:rPr>
+          <w:sz w:val="34"/>
+          <w:szCs w:val="34"/>
+          <w:lang w:val="en-IN"/>
+        </w:rPr>
+      </w:pPr>
+      <w:r>
+        <w:rPr>
+          <w:sz w:val="34"/>
+          <w:szCs w:val="34"/>
+          <w:lang w:val="en-IN"/>
+        </w:rPr>
+        <w:t xml:space="preserve">String is </w:t>
+      </w:r>
+      <w:proofErr w:type="gramStart"/>
+      <w:r>
+        <w:rPr>
+          <w:sz w:val="34"/>
+          <w:szCs w:val="34"/>
+          <w:lang w:val="en-IN"/>
+        </w:rPr>
+        <w:t>recommended .</w:t>
+      </w:r>
+      <w:proofErr w:type="gramEnd"/>
+    </w:p>
+    <w:p>
+      <w:pPr>
+        <w:rPr>
+          <w:sz w:val="34"/>
+          <w:szCs w:val="34"/>
+          <w:lang w:val="en-IN"/>
+        </w:rPr>
+      </w:pPr>
+      <w:r>
+        <w:rPr>
+          <w:sz w:val="34"/>
+          <w:szCs w:val="34"/>
+          <w:lang w:val="en-IN"/>
+        </w:rPr>
+        <w:t xml:space="preserve">Easy to read </w:t>
+      </w:r>
+    </w:p>
+    <w:p>
+      <w:pPr>
+        <w:rPr>
+          <w:sz w:val="34"/>
+          <w:szCs w:val="34"/>
+          <w:lang w:val="en-IN"/>
+        </w:rPr>
+      </w:pPr>
+      <w:r>
+        <w:rPr>
+          <w:sz w:val="34"/>
+          <w:szCs w:val="34"/>
+          <w:lang w:val="en-IN"/>
+        </w:rPr>
+        <w:t xml:space="preserve">Ordinal stores </w:t>
+      </w:r>
+      <w:proofErr w:type="spellStart"/>
+      <w:r>
+        <w:rPr>
+          <w:sz w:val="34"/>
+          <w:szCs w:val="34"/>
+          <w:lang w:val="en-IN"/>
+        </w:rPr>
+        <w:t>db</w:t>
+      </w:r>
+      <w:proofErr w:type="spellEnd"/>
+      <w:r>
+        <w:rPr>
+          <w:sz w:val="34"/>
+          <w:szCs w:val="34"/>
+          <w:lang w:val="en-IN"/>
+        </w:rPr>
+        <w:t xml:space="preserve"> records as 0 1 2 3 4 if we change the </w:t>
+      </w:r>
+      <w:proofErr w:type="spellStart"/>
+      <w:r>
+        <w:rPr>
+          <w:sz w:val="34"/>
+          <w:szCs w:val="34"/>
+          <w:lang w:val="en-IN"/>
+        </w:rPr>
+        <w:t>enum</w:t>
+      </w:r>
+      <w:proofErr w:type="spellEnd"/>
+      <w:r>
+        <w:rPr>
+          <w:sz w:val="34"/>
+          <w:szCs w:val="34"/>
+          <w:lang w:val="en-IN"/>
+        </w:rPr>
+        <w:t xml:space="preserve"> order let say from A+, B+ to B+, A+</w:t>
+      </w:r>
+    </w:p>
+    <w:p>
+      <w:pPr>
+        <w:rPr>
+          <w:sz w:val="34"/>
+          <w:szCs w:val="34"/>
+          <w:lang w:val="en-IN"/>
+        </w:rPr>
+      </w:pPr>
+      <w:r>
+        <w:rPr>
+          <w:sz w:val="34"/>
+          <w:szCs w:val="34"/>
+          <w:lang w:val="en-IN"/>
+        </w:rPr>
+        <w:t xml:space="preserve">Now B+ maps to 0 and A+ maps to 1 that is not in case of String </w:t>
+      </w:r>
+    </w:p>
+    <w:p>
+      <w:pPr>
+        <w:rPr>
+          <w:sz w:val="34"/>
+          <w:szCs w:val="34"/>
+          <w:lang w:val="en-IN"/>
+        </w:rPr>
+      </w:pPr>
+    </w:p>
+    <w:p>
+      <w:pPr>
+        <w:rPr>
+          <w:sz w:val="34"/>
+          <w:szCs w:val="34"/>
+          <w:lang w:val="en-IN"/>
+        </w:rPr>
+      </w:pPr>
+    </w:p>
+    <w:p>
+      <w:pPr>
+        <w:jc w:val="both"/>
+        <w:rPr>
+          <w:b/>
+          <w:bCs/>
+          <w:sz w:val="42"/>
+          <w:szCs w:val="42"/>
+          <w:lang w:val="en-IN"/>
+        </w:rPr>
+      </w:pPr>
+      <w:r>
+        <w:rPr>
+          <w:b/>
+          <w:bCs/>
+          <w:sz w:val="42"/>
+          <w:szCs w:val="42"/>
+          <w:highlight w:val="yellow"/>
+          <w:lang w:val="en-IN"/>
+        </w:rPr>
+        <w:lastRenderedPageBreak/>
+        <w:t>Entity Life Cycle:</w:t>
+      </w:r>
+      <w:r>
+        <w:rPr>
+          <w:b/>
+          <w:bCs/>
+          <w:sz w:val="42"/>
+          <w:szCs w:val="42"/>
+          <w:highlight w:val="yellow"/>
+          <w:lang w:val="en-IN"/>
+        </w:rPr>
+        <w:fldChar w:fldCharType="begin"/>
+      </w:r>
+      <w:r>
+        <w:rPr>
+          <w:b/>
+          <w:bCs/>
+          <w:sz w:val="42"/>
+          <w:szCs w:val="42"/>
+          <w:highlight w:val="yellow"/>
+          <w:lang w:val="en-IN"/>
+        </w:rPr>
+        <w:instrText>HYPERLINK "https://youtu.be/gkGkFE0IH1Y?si=uJc2pAPQz4bTwT1p&amp;t=2683"</w:instrText>
+      </w:r>
+      <w:r>
+        <w:rPr>
+          <w:b/>
+          <w:bCs/>
+          <w:sz w:val="42"/>
+          <w:szCs w:val="42"/>
+          <w:highlight w:val="yellow"/>
+          <w:lang w:val="en-IN"/>
+        </w:rPr>
+      </w:r>
+      <w:r>
+        <w:rPr>
+          <w:b/>
+          <w:bCs/>
+          <w:sz w:val="42"/>
+          <w:szCs w:val="42"/>
+          <w:highlight w:val="yellow"/>
+          <w:lang w:val="en-IN"/>
+        </w:rPr>
+        <w:fldChar w:fldCharType="separate"/>
+      </w:r>
+      <w:r>
+        <w:rPr>
+          <w:rStyle w:val="Hyperlink"/>
+          <w:rFonts w:ascii="Segoe UI Emoji" w:hAnsi="Segoe UI Emoji" w:cs="Segoe UI Emoji"/>
+          <w:b/>
+          <w:bCs/>
+          <w:sz w:val="42"/>
+          <w:szCs w:val="42"/>
+          <w:highlight w:val="yellow"/>
+          <w:lang w:val="en-IN"/>
+        </w:rPr>
+        <w:t>🔗</w:t>
+      </w:r>
+      <w:r>
+        <w:rPr>
+          <w:b/>
+          <w:bCs/>
+          <w:sz w:val="42"/>
+          <w:szCs w:val="42"/>
+          <w:highlight w:val="yellow"/>
+          <w:lang w:val="en-IN"/>
+        </w:rPr>
+        <w:fldChar w:fldCharType="end"/>
+      </w:r>
+    </w:p>
+    <w:p>
+      <w:pPr>
+        <w:rPr>
+          <w:b/>
+          <w:bCs/>
+          <w:sz w:val="36"/>
+          <w:szCs w:val="36"/>
+          <w:lang w:val="en-IN"/>
+        </w:rPr>
+      </w:pPr>
+      <w:r>
+        <w:rPr>
+          <w:b/>
+          <w:bCs/>
+          <w:sz w:val="36"/>
+          <w:szCs w:val="36"/>
+          <w:lang w:val="en-IN"/>
+        </w:rPr>
+        <w:t>Persistence Context:</w:t>
+      </w:r>
+    </w:p>
+    <w:p>
+      <w:pPr>
+        <w:pStyle w:val="ListParagraph"/>
+        <w:rPr>
+          <w:sz w:val="28"/>
+          <w:szCs w:val="28"/>
+          <w:lang w:val="en-IN"/>
+        </w:rPr>
+      </w:pPr>
+      <w:r>
+        <w:rPr>
+          <w:sz w:val="28"/>
+          <w:szCs w:val="28"/>
+          <w:highlight w:val="cyan"/>
+          <w:lang w:val="en-IN"/>
+        </w:rPr>
+        <w:t>Temporary java memory managed by entity manager</w:t>
+      </w:r>
+      <w:r>
+        <w:rPr>
+          <w:sz w:val="28"/>
+          <w:szCs w:val="28"/>
+          <w:lang w:val="en-IN"/>
+        </w:rPr>
+        <w:t xml:space="preserve"> where hibernate stores and track manged entities during transition.</w:t>
+      </w:r>
+    </w:p>
+    <w:p>
+      <w:pPr>
+        <w:pStyle w:val="ListParagraph"/>
+        <w:rPr>
+          <w:sz w:val="28"/>
+          <w:szCs w:val="28"/>
+          <w:lang w:val="en-IN"/>
+        </w:rPr>
+      </w:pPr>
+      <w:r>
+        <w:rPr>
+          <w:sz w:val="28"/>
+          <w:szCs w:val="28"/>
+          <w:lang w:val="en-IN"/>
+        </w:rPr>
+        <w:t xml:space="preserve">If we did </w:t>
+      </w:r>
+      <w:proofErr w:type="spellStart"/>
+      <w:proofErr w:type="gramStart"/>
+      <w:r>
+        <w:rPr>
+          <w:sz w:val="28"/>
+          <w:szCs w:val="28"/>
+          <w:lang w:val="en-IN"/>
+        </w:rPr>
+        <w:t>repo.findById</w:t>
+      </w:r>
+      <w:proofErr w:type="spellEnd"/>
+      <w:proofErr w:type="gramEnd"/>
+      <w:r>
+        <w:rPr>
+          <w:sz w:val="28"/>
+          <w:szCs w:val="28"/>
+          <w:lang w:val="en-IN"/>
+        </w:rPr>
+        <w:t>(1</w:t>
+      </w:r>
+      <w:proofErr w:type="gramStart"/>
+      <w:r>
+        <w:rPr>
+          <w:sz w:val="28"/>
+          <w:szCs w:val="28"/>
+          <w:lang w:val="en-IN"/>
+        </w:rPr>
+        <w:t>).get</w:t>
+      </w:r>
+      <w:proofErr w:type="gramEnd"/>
+      <w:r>
+        <w:rPr>
+          <w:sz w:val="28"/>
+          <w:szCs w:val="28"/>
+          <w:lang w:val="en-IN"/>
+        </w:rPr>
+        <w:t>(); it will go like that:</w:t>
+      </w:r>
+    </w:p>
+    <w:p>
+      <w:pPr>
+        <w:pStyle w:val="ListParagraph"/>
+        <w:rPr>
+          <w:sz w:val="28"/>
+          <w:szCs w:val="28"/>
+          <w:lang w:val="en-IN"/>
+        </w:rPr>
+      </w:pPr>
+      <w:r>
+        <w:rPr>
+          <w:sz w:val="28"/>
+          <w:szCs w:val="28"/>
+          <w:lang w:val="en-IN"/>
+        </w:rPr>
+        <w:t xml:space="preserve">Db -&gt; Hibernate -&gt; </w:t>
+      </w:r>
+      <w:proofErr w:type="gramStart"/>
+      <w:r>
+        <w:rPr>
+          <w:sz w:val="28"/>
+          <w:szCs w:val="28"/>
+          <w:lang w:val="en-IN"/>
+        </w:rPr>
+        <w:t>PC .</w:t>
+      </w:r>
+      <w:proofErr w:type="gramEnd"/>
+    </w:p>
+    <w:p>
+      <w:pPr>
+        <w:pStyle w:val="ListParagraph"/>
+        <w:rPr>
+          <w:sz w:val="28"/>
+          <w:szCs w:val="28"/>
+          <w:lang w:val="en-IN"/>
+        </w:rPr>
+      </w:pPr>
+      <w:r>
+        <w:rPr>
+          <w:sz w:val="28"/>
+          <w:szCs w:val="28"/>
+          <w:lang w:val="en-IN"/>
+        </w:rPr>
+        <w:t>If PC is not there and we are calling 2 objects then:</w:t>
+      </w:r>
+      <w:r>
+        <w:rPr>
+          <w:sz w:val="28"/>
+          <w:szCs w:val="28"/>
+          <w:lang w:val="en-IN"/>
+        </w:rPr>
+        <w:br/>
+        <w:t xml:space="preserve">DB-&gt; obj1 -&gt; </w:t>
+      </w:r>
+      <w:proofErr w:type="spellStart"/>
+      <w:r>
+        <w:rPr>
+          <w:sz w:val="28"/>
+          <w:szCs w:val="28"/>
+          <w:lang w:val="en-IN"/>
+        </w:rPr>
+        <w:t>db</w:t>
+      </w:r>
+      <w:proofErr w:type="spellEnd"/>
+      <w:r>
+        <w:rPr>
+          <w:sz w:val="28"/>
+          <w:szCs w:val="28"/>
+          <w:lang w:val="en-IN"/>
+        </w:rPr>
+        <w:t xml:space="preserve">-&gt; </w:t>
+      </w:r>
+      <w:r>
+        <w:rPr>
+          <w:sz w:val="28"/>
+          <w:szCs w:val="28"/>
+          <w:lang w:val="en-IN"/>
+        </w:rPr>
+        <w:tab/>
+        <w:t>obj2.</w:t>
+      </w:r>
+    </w:p>
+    <w:p>
+      <w:pPr>
+        <w:pStyle w:val="ListParagraph"/>
+        <w:rPr>
+          <w:sz w:val="28"/>
+          <w:szCs w:val="28"/>
+          <w:lang w:val="en-IN"/>
+        </w:rPr>
+      </w:pPr>
+      <w:r>
+        <w:rPr>
+          <w:sz w:val="28"/>
+          <w:szCs w:val="28"/>
+          <w:lang w:val="en-IN"/>
+        </w:rPr>
+        <w:t>With PC:</w:t>
+      </w:r>
+    </w:p>
+    <w:p>
+      <w:pPr>
+        <w:pStyle w:val="ListParagraph"/>
+        <w:rPr>
+          <w:sz w:val="28"/>
+          <w:szCs w:val="28"/>
+          <w:lang w:val="en-IN"/>
+        </w:rPr>
+      </w:pPr>
+      <w:r>
+        <w:rPr>
+          <w:sz w:val="28"/>
+          <w:szCs w:val="28"/>
+          <w:lang w:val="en-IN"/>
+        </w:rPr>
+        <w:t>(first call) DB -</w:t>
+      </w:r>
+      <w:proofErr w:type="gramStart"/>
+      <w:r>
+        <w:rPr>
+          <w:sz w:val="28"/>
+          <w:szCs w:val="28"/>
+          <w:lang w:val="en-IN"/>
+        </w:rPr>
+        <w:t>&gt;  PC</w:t>
+      </w:r>
+      <w:proofErr w:type="gramEnd"/>
+      <w:r>
+        <w:rPr>
+          <w:sz w:val="28"/>
+          <w:szCs w:val="28"/>
+          <w:lang w:val="en-IN"/>
+        </w:rPr>
+        <w:t xml:space="preserve"> -&gt; obj</w:t>
+      </w:r>
+      <w:proofErr w:type="gramStart"/>
+      <w:r>
+        <w:rPr>
+          <w:sz w:val="28"/>
+          <w:szCs w:val="28"/>
+          <w:lang w:val="en-IN"/>
+        </w:rPr>
+        <w:t>1  (</w:t>
+      </w:r>
+      <w:proofErr w:type="gramEnd"/>
+      <w:r>
+        <w:rPr>
+          <w:sz w:val="28"/>
+          <w:szCs w:val="28"/>
+          <w:lang w:val="en-IN"/>
+        </w:rPr>
+        <w:t>second call) -&gt; PC.</w:t>
+      </w:r>
+    </w:p>
+    <w:p>
+      <w:pPr>
+        <w:pStyle w:val="ListParagraph"/>
+        <w:rPr>
+          <w:sz w:val="28"/>
+          <w:szCs w:val="28"/>
+          <w:lang w:val="en-IN"/>
+        </w:rPr>
+      </w:pPr>
+      <w:r>
+        <w:rPr>
+          <w:sz w:val="28"/>
+          <w:szCs w:val="28"/>
+          <w:lang w:val="en-IN"/>
+        </w:rPr>
+        <w:t xml:space="preserve">Only single </w:t>
+      </w:r>
+      <w:proofErr w:type="spellStart"/>
+      <w:r>
+        <w:rPr>
+          <w:sz w:val="28"/>
+          <w:szCs w:val="28"/>
+          <w:lang w:val="en-IN"/>
+        </w:rPr>
+        <w:t>db</w:t>
+      </w:r>
+      <w:proofErr w:type="spellEnd"/>
+      <w:r>
+        <w:rPr>
+          <w:sz w:val="28"/>
+          <w:szCs w:val="28"/>
+          <w:lang w:val="en-IN"/>
+        </w:rPr>
+        <w:t xml:space="preserve"> </w:t>
+      </w:r>
+      <w:proofErr w:type="gramStart"/>
+      <w:r>
+        <w:rPr>
+          <w:sz w:val="28"/>
+          <w:szCs w:val="28"/>
+          <w:lang w:val="en-IN"/>
+        </w:rPr>
+        <w:t>call ,</w:t>
+      </w:r>
+      <w:proofErr w:type="gramEnd"/>
+      <w:r>
+        <w:rPr>
+          <w:sz w:val="28"/>
+          <w:szCs w:val="28"/>
+          <w:lang w:val="en-IN"/>
+        </w:rPr>
+        <w:t xml:space="preserve"> this is called First Level Cache.</w:t>
+      </w:r>
+    </w:p>
+    <w:p>
+      <w:pPr>
+        <w:rPr>
+          <w:sz w:val="28"/>
+          <w:szCs w:val="28"/>
+          <w:lang w:val="en-IN"/>
+        </w:rPr>
+      </w:pPr>
+      <w:r>
+        <w:rPr>
+          <w:sz w:val="28"/>
+          <w:szCs w:val="28"/>
+          <w:lang w:val="en-IN"/>
+        </w:rPr>
+        <w:t>States of an Entity:</w:t>
+      </w:r>
+    </w:p>
+    <w:p>
+      <w:pPr>
+        <w:rPr>
+          <w:sz w:val="28"/>
+          <w:szCs w:val="28"/>
+          <w:lang w:val="en-IN"/>
+        </w:rPr>
+      </w:pPr>
+      <w:r>
+        <w:rPr>
+          <w:sz w:val="28"/>
+          <w:szCs w:val="28"/>
+          <w:lang w:val="en-IN"/>
+        </w:rPr>
+        <w:t>1)Transient State: when entity is created using new keyword.</w:t>
+      </w:r>
+    </w:p>
+    <w:p>
+      <w:pPr>
+        <w:rPr>
+          <w:sz w:val="28"/>
+          <w:szCs w:val="28"/>
+          <w:lang w:val="en-IN"/>
+        </w:rPr>
+      </w:pPr>
+      <w:r>
+        <w:rPr>
+          <w:sz w:val="28"/>
+          <w:szCs w:val="28"/>
+          <w:lang w:val="en-IN"/>
+        </w:rPr>
+        <w:t xml:space="preserve">It is not yet manged by </w:t>
+      </w:r>
+      <w:proofErr w:type="gramStart"/>
+      <w:r>
+        <w:rPr>
+          <w:sz w:val="28"/>
+          <w:szCs w:val="28"/>
+          <w:lang w:val="en-IN"/>
+        </w:rPr>
+        <w:t>hibernate,</w:t>
+      </w:r>
+      <w:proofErr w:type="gramEnd"/>
+      <w:r>
+        <w:rPr>
+          <w:sz w:val="28"/>
+          <w:szCs w:val="28"/>
+          <w:lang w:val="en-IN"/>
+        </w:rPr>
+        <w:t xml:space="preserve"> it exists only in </w:t>
+      </w:r>
+      <w:proofErr w:type="spellStart"/>
+      <w:r>
+        <w:rPr>
+          <w:sz w:val="28"/>
+          <w:szCs w:val="28"/>
+          <w:lang w:val="en-IN"/>
+        </w:rPr>
+        <w:t>jvm</w:t>
+      </w:r>
+      <w:proofErr w:type="spellEnd"/>
+      <w:r>
+        <w:rPr>
+          <w:sz w:val="28"/>
+          <w:szCs w:val="28"/>
+          <w:lang w:val="en-IN"/>
+        </w:rPr>
+        <w:t>.</w:t>
+      </w:r>
+    </w:p>
+    <w:p>
+      <w:pPr>
+        <w:rPr>
+          <w:sz w:val="28"/>
+          <w:szCs w:val="28"/>
+          <w:lang w:val="en-IN"/>
+        </w:rPr>
+      </w:pPr>
+      <w:r>
+        <w:rPr>
+          <w:sz w:val="28"/>
+          <w:szCs w:val="28"/>
+          <w:lang w:val="en-IN"/>
+        </w:rPr>
+        <w:t xml:space="preserve">If nothing </w:t>
+      </w:r>
+      <w:proofErr w:type="gramStart"/>
+      <w:r>
+        <w:rPr>
+          <w:sz w:val="28"/>
+          <w:szCs w:val="28"/>
+          <w:lang w:val="en-IN"/>
+        </w:rPr>
+        <w:t>happen</w:t>
+      </w:r>
+      <w:proofErr w:type="gramEnd"/>
+      <w:r>
+        <w:rPr>
+          <w:sz w:val="28"/>
+          <w:szCs w:val="28"/>
+          <w:lang w:val="en-IN"/>
+        </w:rPr>
+        <w:t xml:space="preserve"> after this, </w:t>
+      </w:r>
+      <w:proofErr w:type="spellStart"/>
+      <w:r>
+        <w:rPr>
+          <w:sz w:val="28"/>
+          <w:szCs w:val="28"/>
+          <w:lang w:val="en-IN"/>
+        </w:rPr>
+        <w:t>itwill</w:t>
+      </w:r>
+      <w:proofErr w:type="spellEnd"/>
+      <w:r>
+        <w:rPr>
+          <w:sz w:val="28"/>
+          <w:szCs w:val="28"/>
+          <w:lang w:val="en-IN"/>
+        </w:rPr>
+        <w:t xml:space="preserve"> get garbage collected </w:t>
+      </w:r>
+    </w:p>
+    <w:p>
+      <w:pPr>
+        <w:rPr>
+          <w:lang w:val="en-IN"/>
+        </w:rPr>
+      </w:pPr>
+      <w:r>
+        <w:rPr>
+          <w:sz w:val="28"/>
+          <w:szCs w:val="28"/>
+          <w:lang w:val="en-IN"/>
+        </w:rPr>
+        <w:t xml:space="preserve">Eg: </w:t>
+      </w:r>
+      <w:r>
+        <w:rPr>
+          <w:sz w:val="28"/>
+          <w:szCs w:val="28"/>
+        </w:rPr>
+        <w:t xml:space="preserve">Employee </w:t>
+      </w:r>
+      <w:proofErr w:type="spellStart"/>
+      <w:r>
+        <w:rPr>
+          <w:sz w:val="28"/>
+          <w:szCs w:val="28"/>
+        </w:rPr>
+        <w:t>employee</w:t>
+      </w:r>
+      <w:proofErr w:type="spellEnd"/>
+      <w:r>
+        <w:rPr>
+          <w:sz w:val="28"/>
+          <w:szCs w:val="28"/>
+        </w:rPr>
+        <w:t xml:space="preserve"> = new </w:t>
+      </w:r>
+      <w:proofErr w:type="gramStart"/>
+      <w:r>
+        <w:rPr>
+          <w:sz w:val="28"/>
+          <w:szCs w:val="28"/>
+        </w:rPr>
+        <w:t>Employee(</w:t>
+      </w:r>
+      <w:proofErr w:type="gramEnd"/>
+      <w:r>
+        <w:rPr>
+          <w:sz w:val="28"/>
+          <w:szCs w:val="28"/>
+        </w:rPr>
+        <w:t xml:space="preserve">); </w:t>
+      </w:r>
+      <w:proofErr w:type="spellStart"/>
+      <w:proofErr w:type="gramStart"/>
+      <w:r>
+        <w:rPr>
+          <w:sz w:val="28"/>
+          <w:szCs w:val="28"/>
+        </w:rPr>
+        <w:t>employee.setName</w:t>
+      </w:r>
+      <w:proofErr w:type="spellEnd"/>
+      <w:proofErr w:type="gramEnd"/>
+      <w:r>
+        <w:rPr>
+          <w:sz w:val="28"/>
+          <w:szCs w:val="28"/>
+        </w:rPr>
+        <w:t>("John");</w:t>
+      </w:r>
+    </w:p>
+    <w:p>
+      <w:pPr>
+        <w:pStyle w:val="ListParagraph"/>
+        <w:numPr>
+          <w:ilvl w:val="0"/>
+          <w:numId w:val="12"/>
+        </w:numPr>
+        <w:rPr>
+          <w:lang w:val="en-IN"/>
+        </w:rPr>
+      </w:pPr>
+      <w:r>
+        <w:rPr>
+          <w:lang w:val="en-IN"/>
+        </w:rPr>
+        <w:t>Persistent (Managed) state:</w:t>
+      </w:r>
+    </w:p>
+    <w:p>
+      <w:pPr>
+        <w:ind w:left="360"/>
+        <w:rPr>
+          <w:lang w:val="en-IN"/>
+        </w:rPr>
+      </w:pPr>
+      <w:r>
+        <w:rPr>
+          <w:lang w:val="en-IN"/>
+        </w:rPr>
+        <w:t xml:space="preserve">If we call </w:t>
+      </w:r>
+      <w:proofErr w:type="gramStart"/>
+      <w:r>
+        <w:rPr>
+          <w:lang w:val="en-IN"/>
+        </w:rPr>
+        <w:t>persist(</w:t>
+      </w:r>
+      <w:proofErr w:type="gramEnd"/>
+      <w:r>
+        <w:rPr>
+          <w:lang w:val="en-IN"/>
+        </w:rPr>
+        <w:t>), save(</w:t>
+      </w:r>
+      <w:proofErr w:type="gramStart"/>
+      <w:r>
+        <w:rPr>
+          <w:lang w:val="en-IN"/>
+        </w:rPr>
+        <w:t>),update</w:t>
+      </w:r>
+      <w:proofErr w:type="gramEnd"/>
+      <w:r>
+        <w:rPr>
+          <w:lang w:val="en-IN"/>
+        </w:rPr>
+        <w:t>(), then entity got stored in PC.</w:t>
+      </w:r>
+    </w:p>
+    <w:p>
+      <w:pPr>
+        <w:ind w:left="360"/>
+        <w:rPr>
+          <w:lang w:val="en-IN"/>
+        </w:rPr>
+      </w:pPr>
+      <w:r>
+        <w:rPr>
+          <w:lang w:val="en-IN"/>
+        </w:rPr>
+        <w:t>Now hibernate knows about the object, it starts tracking entity.</w:t>
+      </w:r>
+    </w:p>
+    <w:p>
+      <w:pPr>
+        <w:pStyle w:val="ListParagraph"/>
+        <w:numPr>
+          <w:ilvl w:val="0"/>
+          <w:numId w:val="12"/>
+        </w:numPr>
+        <w:rPr>
+          <w:lang w:val="en-IN"/>
+        </w:rPr>
+      </w:pPr>
+      <w:r>
+        <w:rPr>
+          <w:lang w:val="en-IN"/>
+        </w:rPr>
+        <w:t xml:space="preserve">Detached State: </w:t>
+      </w:r>
+    </w:p>
+    <w:p>
+      <w:pPr>
+        <w:pStyle w:val="ListParagraph"/>
+        <w:rPr>
+          <w:lang w:val="en-IN"/>
+        </w:rPr>
+      </w:pPr>
+      <w:r>
+        <w:rPr>
+          <w:lang w:val="en-IN"/>
+        </w:rPr>
+        <w:t xml:space="preserve">If </w:t>
+      </w:r>
+      <w:proofErr w:type="spellStart"/>
+      <w:r>
+        <w:rPr>
+          <w:lang w:val="en-IN"/>
+        </w:rPr>
+        <w:t>entityManager.detach</w:t>
+      </w:r>
+      <w:proofErr w:type="spellEnd"/>
+      <w:r>
+        <w:rPr>
+          <w:lang w:val="en-IN"/>
+        </w:rPr>
+        <w:t>(employee);</w:t>
+      </w:r>
+    </w:p>
+    <w:p>
+      <w:pPr>
+        <w:pStyle w:val="ListParagraph"/>
+        <w:rPr>
+          <w:lang w:val="en-IN"/>
+        </w:rPr>
+      </w:pPr>
+      <w:r>
+        <w:rPr>
+          <w:lang w:val="en-IN"/>
+        </w:rPr>
+        <w:t>Hibernate stops tracking it.</w:t>
+      </w:r>
+    </w:p>
+    <w:p>
+      <w:pPr>
+        <w:pStyle w:val="ListParagraph"/>
+        <w:rPr>
+          <w:lang w:val="en-IN"/>
+        </w:rPr>
+      </w:pPr>
+      <w:r>
+        <w:rPr>
+          <w:lang w:val="en-IN"/>
+        </w:rPr>
+        <w:t>Object still exists but hibernate stops tracking it.</w:t>
+      </w:r>
+    </w:p>
+    <w:p>
+      <w:pPr>
+        <w:pStyle w:val="ListParagraph"/>
+        <w:rPr>
+          <w:lang w:val="en-IN"/>
+        </w:rPr>
+      </w:pPr>
+      <w:r>
+        <w:rPr>
+          <w:lang w:val="en-IN"/>
+        </w:rPr>
+        <w:t xml:space="preserve">After this even if we call </w:t>
+      </w:r>
+      <w:proofErr w:type="spellStart"/>
+      <w:proofErr w:type="gramStart"/>
+      <w:r>
+        <w:rPr>
+          <w:lang w:val="en-IN"/>
+        </w:rPr>
+        <w:t>employee,setName</w:t>
+      </w:r>
+      <w:proofErr w:type="spellEnd"/>
+      <w:proofErr w:type="gramEnd"/>
+      <w:r>
+        <w:rPr>
+          <w:lang w:val="en-IN"/>
+        </w:rPr>
+        <w:t xml:space="preserve">(“some”); </w:t>
+      </w:r>
+      <w:proofErr w:type="spellStart"/>
+      <w:r>
+        <w:rPr>
+          <w:lang w:val="en-IN"/>
+        </w:rPr>
+        <w:t>db</w:t>
+      </w:r>
+      <w:proofErr w:type="spellEnd"/>
+      <w:r>
+        <w:rPr>
+          <w:lang w:val="en-IN"/>
+        </w:rPr>
+        <w:t xml:space="preserve"> will not get updated.</w:t>
+      </w:r>
+    </w:p>
+    <w:p>
+      <w:pPr>
+        <w:pStyle w:val="ListParagraph"/>
+        <w:numPr>
+          <w:ilvl w:val="0"/>
+          <w:numId w:val="12"/>
+        </w:numPr>
+        <w:rPr>
+          <w:lang w:val="en-IN"/>
+        </w:rPr>
+      </w:pPr>
+      <w:r>
+        <w:rPr>
+          <w:lang w:val="en-IN"/>
+        </w:rPr>
+        <w:t>Removed State:</w:t>
+      </w:r>
+    </w:p>
+    <w:p>
+      <w:pPr>
+        <w:pStyle w:val="ListParagraph"/>
+        <w:ind w:left="360"/>
+        <w:rPr>
+          <w:lang w:val="en-IN"/>
+        </w:rPr>
+      </w:pPr>
+      <w:proofErr w:type="spellStart"/>
+      <w:proofErr w:type="gramStart"/>
+      <w:r>
+        <w:rPr>
+          <w:lang w:val="en-IN"/>
+        </w:rPr>
+        <w:t>Em.remove</w:t>
+      </w:r>
+      <w:proofErr w:type="spellEnd"/>
+      <w:proofErr w:type="gramEnd"/>
+      <w:r>
+        <w:rPr>
+          <w:lang w:val="en-IN"/>
+        </w:rPr>
+        <w:t>(employee);</w:t>
+      </w:r>
+    </w:p>
+    <w:p>
+      <w:pPr>
+        <w:pStyle w:val="ListParagraph"/>
+        <w:ind w:left="360"/>
+        <w:rPr>
+          <w:lang w:val="en-IN"/>
+        </w:rPr>
+      </w:pPr>
+      <w:r>
+        <w:rPr>
+          <w:lang w:val="en-IN"/>
+        </w:rPr>
+        <w:t xml:space="preserve">In </w:t>
+      </w:r>
+      <w:proofErr w:type="spellStart"/>
+      <w:r>
+        <w:rPr>
+          <w:lang w:val="en-IN"/>
+        </w:rPr>
+        <w:t>db</w:t>
+      </w:r>
+      <w:proofErr w:type="spellEnd"/>
+      <w:r>
+        <w:rPr>
+          <w:lang w:val="en-IN"/>
+        </w:rPr>
+        <w:t xml:space="preserve"> DELETE FROM employee WHERE id=?</w:t>
+      </w:r>
+    </w:p>
+    <w:p>
+      <w:pPr>
+        <w:pStyle w:val="ListParagraph"/>
+        <w:ind w:left="360"/>
+        <w:rPr>
+          <w:lang w:val="en-IN"/>
+        </w:rPr>
+      </w:pPr>
+      <w:r>
+        <w:rPr>
+          <w:lang w:val="en-IN"/>
+        </w:rPr>
+        <w:t>Get executed.</w:t>
+      </w:r>
+    </w:p>
+    <w:p>
+      <w:pPr>
+        <w:pStyle w:val="ListParagraph"/>
+        <w:ind w:left="360"/>
+        <w:rPr>
+          <w:lang w:val="en-IN"/>
+        </w:rPr>
+      </w:pPr>
+      <w:r>
+        <w:rPr>
+          <w:lang w:val="en-IN"/>
+        </w:rPr>
+        <w:t>We can’t take back object after this.</w:t>
+      </w:r>
+    </w:p>
+    <w:p>
+      <w:pPr>
+        <w:pStyle w:val="ListParagraph"/>
+        <w:ind w:left="360"/>
+        <w:rPr>
+          <w:lang w:val="en-IN"/>
+        </w:rPr>
+      </w:pPr>
+      <w:r>
+        <w:rPr>
+          <w:lang w:val="en-IN"/>
+        </w:rPr>
+        <w:t>Complete Life Cycle Diagram.</w:t>
+      </w:r>
+    </w:p>
+    <w:p>
+      <w:pPr>
+        <w:pStyle w:val="ListParagraph"/>
+        <w:ind w:left="360"/>
+        <w:rPr>
+          <w:lang w:val="en-IN"/>
+        </w:rPr>
+      </w:pPr>
+    </w:p>
+    <w:p>
+      <w:pPr>
+        <w:pStyle w:val="ListParagraph"/>
+        <w:ind w:left="360"/>
+        <w:rPr>
+          <w:lang w:val="en-IN"/>
+        </w:rPr>
+      </w:pPr>
+    </w:p>
+    <w:p>
+      <w:pPr>
+        <w:pStyle w:val="ListParagraph"/>
+        <w:ind w:left="360"/>
+        <w:rPr>
+          <w:lang w:val="en-IN"/>
+        </w:rPr>
+      </w:pPr>
+    </w:p>
+    <w:p>
+      <w:pPr>
+        <w:pStyle w:val="ListParagraph"/>
+        <w:ind w:left="360"/>
+        <w:rPr>
+          <w:lang w:val="en-IN"/>
+        </w:rPr>
+      </w:pPr>
+    </w:p>
+    <w:p>
+      <w:pPr>
+        <w:pStyle w:val="ListParagraph"/>
+        <w:ind w:left="360"/>
+        <w:rPr>
+          <w:lang w:val="en-IN"/>
+        </w:rPr>
+      </w:pPr>
+    </w:p>
+    <w:p>
+      <w:pPr>
+        <w:pStyle w:val="ListParagraph"/>
+        <w:ind w:left="360"/>
+        <w:rPr>
+          <w:lang w:val="en-IN"/>
+        </w:rPr>
+      </w:pPr>
+    </w:p>
+    <w:p>
+      <w:pPr>
+        <w:pStyle w:val="ListParagraph"/>
+        <w:ind w:left="360"/>
+        <w:rPr>
+          <w:lang w:val="en-IN"/>
+        </w:rPr>
+      </w:pPr>
+    </w:p>
+    <w:p>
+      <w:pPr>
+        <w:pStyle w:val="ListParagraph"/>
+        <w:ind w:left="360"/>
+        <w:rPr>
+          <w:lang w:val="en-IN"/>
+        </w:rPr>
+      </w:pPr>
+    </w:p>
+    <w:tbl>
+      <w:tblPr>
+        <w:tblStyle w:val="TableGrid"/>
+        <w:tblW w:w="0" w:type="auto"/>
+        <w:tblInd w:w="3001" w:type="dxa"/>
+        <w:shd w:val="clear" w:color="auto" w:fill="D9D9D9" w:themeFill="background1" w:themeFillShade="D9"/>
+        <w:tblLook w:val="04A0" w:firstRow="1" w:lastRow="0" w:firstColumn="1" w:lastColumn="0" w:noHBand="0" w:noVBand="1"/>
+      </w:tblPr>
+      <w:tblGrid>
+        <w:gridCol w:w="5935"/>
+      </w:tblGrid>
+      <w:tr>
+        <w:tc>
+          <w:tcPr>
+            <w:tcW w:w="5935" w:type="dxa"/>
+            <w:shd w:val="clear" w:color="auto" w:fill="D9D9D9" w:themeFill="background1" w:themeFillShade="D9"/>
+          </w:tcPr>
+          <w:p>
+            <w:pPr>
+              <w:pStyle w:val="ListParagraph"/>
+              <w:ind w:left="360" w:firstLine="360"/>
+              <w:rPr>
+                <w:lang w:val="en-IN"/>
+              </w:rPr>
+            </w:pPr>
+            <w:r>
+              <w:rPr>
+                <w:lang w:val="en-IN"/>
+              </w:rPr>
+              <w:t xml:space="preserve"> </w:t>
+            </w:r>
+            <w:r>
+              <w:rPr>
+                <w:lang w:val="en-IN"/>
+              </w:rPr>
+              <w:t xml:space="preserve">new </w:t>
+            </w:r>
+            <w:proofErr w:type="gramStart"/>
+            <w:r>
+              <w:rPr>
+                <w:lang w:val="en-IN"/>
+              </w:rPr>
+              <w:t>Employee(</w:t>
+            </w:r>
+            <w:proofErr w:type="gramEnd"/>
+            <w:r>
+              <w:rPr>
+                <w:lang w:val="en-IN"/>
+              </w:rPr>
+              <w:t>)</w:t>
+            </w:r>
+          </w:p>
+          <w:p>
+            <w:pPr>
+              <w:pStyle w:val="ListParagraph"/>
+              <w:ind w:left="360"/>
+              <w:rPr>
+                <w:lang w:val="en-IN"/>
+              </w:rPr>
+            </w:pPr>
+            <w:r>
+              <w:rPr>
+                <w:lang w:val="en-IN"/>
+              </w:rPr>
+              <w:tab/>
+            </w:r>
+            <w:r>
+              <w:rPr>
+                <w:lang w:val="en-IN"/>
+              </w:rPr>
+              <w:tab/>
+              <w:t>↓</w:t>
+            </w:r>
+          </w:p>
+          <w:p>
+            <w:pPr>
+              <w:pStyle w:val="ListParagraph"/>
+              <w:ind w:left="1080"/>
+              <w:rPr>
+                <w:lang w:val="en-IN"/>
+              </w:rPr>
+            </w:pPr>
+            <w:r>
+              <w:rPr>
+                <w:lang w:val="en-IN"/>
+              </w:rPr>
+              <w:t>Transient</w:t>
+            </w:r>
+            <w:r>
+              <w:rPr>
+                <w:lang w:val="en-IN"/>
+              </w:rPr>
+              <w:t>-----</w:t>
+            </w:r>
+            <w:r>
+              <w:rPr>
+                <w:lang w:val="en-IN"/>
+              </w:rPr>
+              <w:sym w:font="Wingdings" w:char="F0E0"/>
+            </w:r>
+            <w:r>
+              <w:rPr>
+                <w:lang w:val="en-IN"/>
+              </w:rPr>
+              <w:t xml:space="preserve"> of nothing happen after this                 </w:t>
+            </w:r>
+          </w:p>
+          <w:p>
+            <w:pPr>
+              <w:pStyle w:val="ListParagraph"/>
+              <w:ind w:left="1080"/>
+              <w:rPr>
+                <w:lang w:val="en-IN"/>
+              </w:rPr>
+            </w:pPr>
+            <w:r>
+              <w:rPr>
+                <w:lang w:val="en-IN"/>
+              </w:rPr>
+              <w:t xml:space="preserve">                             object is garbage collected</w:t>
+            </w:r>
+          </w:p>
+          <w:p>
+            <w:pPr>
+              <w:pStyle w:val="ListParagraph"/>
+              <w:ind w:left="360"/>
+              <w:rPr>
+                <w:lang w:val="en-IN"/>
+              </w:rPr>
+            </w:pPr>
+            <w:r>
+              <w:rPr>
+                <w:lang w:val="en-IN"/>
+              </w:rPr>
+              <w:tab/>
+            </w:r>
+            <w:r>
+              <w:rPr>
+                <w:lang w:val="en-IN"/>
+              </w:rPr>
+              <w:tab/>
+              <w:t>|</w:t>
+            </w:r>
+          </w:p>
+          <w:p>
+            <w:pPr>
+              <w:ind w:firstLine="720"/>
+              <w:rPr>
+                <w:lang w:val="en-IN"/>
+              </w:rPr>
+            </w:pPr>
+            <w:r>
+              <w:rPr>
+                <w:lang w:val="en-IN"/>
+              </w:rPr>
+              <w:t xml:space="preserve">        persist()/save()/</w:t>
+            </w:r>
+            <w:proofErr w:type="gramStart"/>
+            <w:r>
+              <w:rPr>
+                <w:lang w:val="en-IN"/>
+              </w:rPr>
+              <w:t>update(</w:t>
+            </w:r>
+            <w:proofErr w:type="gramEnd"/>
+            <w:r>
+              <w:rPr>
+                <w:lang w:val="en-IN"/>
+              </w:rPr>
+              <w:t>)</w:t>
+            </w:r>
+          </w:p>
+          <w:p>
+            <w:pPr>
+              <w:ind w:firstLine="720"/>
+              <w:rPr>
+                <w:lang w:val="en-IN"/>
+              </w:rPr>
+            </w:pPr>
+            <w:r>
+              <w:rPr>
+                <w:lang w:val="en-IN"/>
+              </w:rPr>
+              <w:tab/>
+              <w:t>↓</w:t>
+            </w:r>
+          </w:p>
+          <w:p>
+            <w:pPr>
+              <w:ind w:firstLine="720"/>
+              <w:rPr>
+                <w:lang w:val="en-IN"/>
+              </w:rPr>
+            </w:pPr>
+            <w:proofErr w:type="gramStart"/>
+            <w:r>
+              <w:rPr>
+                <w:lang w:val="en-IN"/>
+              </w:rPr>
+              <w:t>Persistent(</w:t>
+            </w:r>
+            <w:proofErr w:type="gramEnd"/>
+            <w:r>
+              <w:rPr>
+                <w:lang w:val="en-IN"/>
+              </w:rPr>
+              <w:t>Manged)</w:t>
+            </w:r>
+          </w:p>
+          <w:p>
+            <w:pPr>
+              <w:ind w:firstLine="720"/>
+              <w:rPr>
+                <w:lang w:val="en-IN"/>
+              </w:rPr>
+            </w:pPr>
+            <w:r>
+              <w:rPr>
+                <w:lang w:val="en-IN"/>
+              </w:rPr>
+              <w:tab/>
+              <w:t>|------------------------------------------|</w:t>
+            </w:r>
+          </w:p>
+          <w:p>
+            <w:pPr>
+              <w:ind w:left="720"/>
+              <w:rPr>
+                <w:lang w:val="en-IN"/>
+              </w:rPr>
+            </w:pPr>
+            <w:r>
+              <w:rPr>
+                <w:lang w:val="en-IN"/>
+              </w:rPr>
+              <w:t xml:space="preserve">      detach()</w:t>
+            </w:r>
+            <w:r>
+              <w:rPr>
+                <w:lang w:val="en-IN"/>
+              </w:rPr>
+              <w:tab/>
+            </w:r>
+            <w:r>
+              <w:rPr>
+                <w:lang w:val="en-IN"/>
+              </w:rPr>
+              <w:tab/>
+            </w:r>
+            <w:r>
+              <w:rPr>
+                <w:lang w:val="en-IN"/>
+              </w:rPr>
+              <w:tab/>
+            </w:r>
+            <w:r>
+              <w:rPr>
+                <w:lang w:val="en-IN"/>
+              </w:rPr>
+              <w:tab/>
+            </w:r>
+            <w:proofErr w:type="gramStart"/>
+            <w:r>
+              <w:rPr>
+                <w:lang w:val="en-IN"/>
+              </w:rPr>
+              <w:t>remove(</w:t>
+            </w:r>
+            <w:proofErr w:type="gramEnd"/>
+            <w:r>
+              <w:rPr>
+                <w:lang w:val="en-IN"/>
+              </w:rPr>
+              <w:t>)</w:t>
+            </w:r>
+          </w:p>
+          <w:p>
+            <w:pPr>
+              <w:ind w:left="720"/>
+              <w:rPr>
+                <w:lang w:val="en-IN"/>
+              </w:rPr>
+            </w:pPr>
+            <w:r>
+              <w:rPr>
+                <w:lang w:val="en-IN"/>
+              </w:rPr>
+              <w:tab/>
+              <w:t>↓</w:t>
+            </w:r>
+            <w:r>
+              <w:rPr>
+                <w:lang w:val="en-IN"/>
+              </w:rPr>
+              <w:tab/>
+            </w:r>
+            <w:r>
+              <w:rPr>
+                <w:lang w:val="en-IN"/>
+              </w:rPr>
+              <w:tab/>
+            </w:r>
+            <w:r>
+              <w:rPr>
+                <w:lang w:val="en-IN"/>
+              </w:rPr>
+              <w:tab/>
+            </w:r>
+            <w:r>
+              <w:rPr>
+                <w:lang w:val="en-IN"/>
+              </w:rPr>
+              <w:tab/>
+              <w:t xml:space="preserve">     ↓</w:t>
+            </w:r>
+          </w:p>
+          <w:p>
+            <w:pPr>
+              <w:ind w:left="720"/>
+              <w:rPr>
+                <w:lang w:val="en-IN"/>
+              </w:rPr>
+            </w:pPr>
+            <w:r>
+              <w:rPr>
+                <w:lang w:val="en-IN"/>
+              </w:rPr>
+              <w:t xml:space="preserve">     </w:t>
+            </w:r>
+            <w:r>
+              <w:rPr>
+                <w:lang w:val="en-IN"/>
+              </w:rPr>
+              <w:t>Detached</w:t>
+            </w:r>
+            <w:r>
+              <w:rPr>
+                <w:lang w:val="en-IN"/>
+              </w:rPr>
+              <w:tab/>
+            </w:r>
+            <w:r>
+              <w:rPr>
+                <w:lang w:val="en-IN"/>
+              </w:rPr>
+              <w:tab/>
+            </w:r>
+            <w:r>
+              <w:rPr>
+                <w:lang w:val="en-IN"/>
+              </w:rPr>
+              <w:tab/>
+            </w:r>
+            <w:r>
+              <w:rPr>
+                <w:lang w:val="en-IN"/>
+              </w:rPr>
+              <w:tab/>
+              <w:t>Removed.</w:t>
+            </w:r>
+          </w:p>
+          <w:p>
+            <w:pPr>
+              <w:ind w:left="720"/>
+              <w:rPr>
+                <w:lang w:val="en-IN"/>
+              </w:rPr>
+            </w:pPr>
+            <w:r>
+              <w:rPr>
+                <w:lang w:val="en-IN"/>
+              </w:rPr>
+              <w:tab/>
+              <w:t>|</w:t>
+            </w:r>
+          </w:p>
+          <w:p>
+            <w:pPr>
+              <w:ind w:left="720"/>
+              <w:rPr>
+                <w:lang w:val="en-IN"/>
+              </w:rPr>
+            </w:pPr>
+            <w:r>
+              <w:rPr>
+                <w:lang w:val="en-IN"/>
+              </w:rPr>
+              <w:t xml:space="preserve">       </w:t>
+            </w:r>
+            <w:proofErr w:type="gramStart"/>
+            <w:r>
+              <w:rPr>
+                <w:lang w:val="en-IN"/>
+              </w:rPr>
+              <w:t>merge(</w:t>
+            </w:r>
+            <w:proofErr w:type="gramEnd"/>
+            <w:r>
+              <w:rPr>
+                <w:lang w:val="en-IN"/>
+              </w:rPr>
+              <w:t>)</w:t>
+            </w:r>
+          </w:p>
+          <w:p>
+            <w:pPr>
+              <w:ind w:left="720" w:firstLine="720"/>
+              <w:rPr>
+                <w:lang w:val="en-IN"/>
+              </w:rPr>
+            </w:pPr>
+            <w:r>
+              <w:rPr>
+                <w:lang w:val="en-IN"/>
+              </w:rPr>
+              <w:t>↓</w:t>
+            </w:r>
+          </w:p>
+          <w:p>
+            <w:pPr>
+              <w:rPr>
+                <w:lang w:val="en-IN"/>
+              </w:rPr>
+            </w:pPr>
+            <w:r>
+              <w:rPr>
+                <w:lang w:val="en-IN"/>
+              </w:rPr>
+              <w:t xml:space="preserve">                  </w:t>
+            </w:r>
+            <w:r>
+              <w:rPr>
+                <w:lang w:val="en-IN"/>
+              </w:rPr>
+              <w:t>Persistent</w:t>
+            </w:r>
+          </w:p>
+          <w:p>
+            <w:pPr>
+              <w:rPr>
+                <w:lang w:val="en-IN"/>
+              </w:rPr>
+            </w:pPr>
+          </w:p>
+        </w:tc>
+      </w:tr>
+    </w:tbl>
+    <w:p>
+      <w:pPr>
+        <w:rPr>
+          <w:lang w:val="en-IN"/>
+        </w:rPr>
+      </w:pPr>
+      <w:r>
+        <w:rPr>
+          <w:lang w:val="en-IN"/>
+        </w:rPr>
+        <w:t>Lifecycle methods:</w:t>
+      </w:r>
+    </w:p>
+    <w:p>
+      <w:pPr>
+        <w:rPr>
+          <w:lang w:val="en-IN"/>
+        </w:rPr>
+      </w:pPr>
+      <w:r>
+        <w:rPr>
+          <w:lang w:val="en-IN"/>
+        </w:rPr>
+        <w:t>1)</w:t>
+      </w:r>
+      <w:proofErr w:type="gramStart"/>
+      <w:r>
+        <w:rPr>
+          <w:lang w:val="en-IN"/>
+        </w:rPr>
+        <w:t>persist(</w:t>
+      </w:r>
+      <w:proofErr w:type="gramEnd"/>
+      <w:r>
+        <w:rPr>
+          <w:lang w:val="en-IN"/>
+        </w:rPr>
+        <w:t>)-&gt; make transient entity persistent.</w:t>
+      </w:r>
+    </w:p>
+    <w:p>
+      <w:pPr>
+        <w:rPr>
+          <w:lang w:val="en-IN"/>
+        </w:rPr>
+      </w:pPr>
+      <w:r>
+        <w:rPr>
+          <w:lang w:val="en-IN"/>
+        </w:rPr>
+        <w:t>2)</w:t>
+      </w:r>
+      <w:proofErr w:type="gramStart"/>
+      <w:r>
+        <w:rPr>
+          <w:lang w:val="en-IN"/>
+        </w:rPr>
+        <w:t>merger(</w:t>
+      </w:r>
+      <w:proofErr w:type="gramEnd"/>
+      <w:r>
+        <w:rPr>
+          <w:lang w:val="en-IN"/>
+        </w:rPr>
+        <w:t>) -&gt; take back detached entity to persistent state.</w:t>
+      </w:r>
+    </w:p>
+    <w:p>
+      <w:pPr>
+        <w:rPr>
+          <w:lang w:val="en-IN"/>
+        </w:rPr>
+      </w:pPr>
+      <w:r>
+        <w:rPr>
+          <w:lang w:val="en-IN"/>
+        </w:rPr>
+        <w:t xml:space="preserve">3) </w:t>
+      </w:r>
+      <w:proofErr w:type="gramStart"/>
+      <w:r>
+        <w:rPr>
+          <w:lang w:val="en-IN"/>
+        </w:rPr>
+        <w:t>detach(</w:t>
+      </w:r>
+      <w:proofErr w:type="gramEnd"/>
+      <w:r>
+        <w:rPr>
+          <w:lang w:val="en-IN"/>
+        </w:rPr>
+        <w:t>)-&gt; removes only one entity from PC</w:t>
+      </w:r>
+    </w:p>
+    <w:p>
+      <w:r>
+        <w:rPr>
+          <w:lang w:val="en-IN"/>
+        </w:rPr>
+        <w:t xml:space="preserve">4) </w:t>
+      </w:r>
+      <w:proofErr w:type="gramStart"/>
+      <w:r>
+        <w:rPr>
+          <w:lang w:val="en-IN"/>
+        </w:rPr>
+        <w:t>clear(</w:t>
+      </w:r>
+      <w:proofErr w:type="gramEnd"/>
+      <w:r>
+        <w:rPr>
+          <w:lang w:val="en-IN"/>
+        </w:rPr>
+        <w:t>) -&gt;</w:t>
+      </w:r>
+      <w:r>
+        <w:t xml:space="preserve"> removes all managed entities from PC. </w:t>
+      </w:r>
+    </w:p>
+    <w:p>
+      <w:r>
+        <w:t xml:space="preserve">5) </w:t>
+      </w:r>
+      <w:proofErr w:type="gramStart"/>
+      <w:r>
+        <w:t>close(</w:t>
+      </w:r>
+      <w:proofErr w:type="gramEnd"/>
+      <w:r>
+        <w:t xml:space="preserve">) -&gt; closes EM. </w:t>
+      </w:r>
+      <w:r>
+        <w:t>PC also get closed not further operations can be performed on PC.</w:t>
+      </w:r>
+    </w:p>
+    <w:p>
+      <w:r>
+        <w:t xml:space="preserve">6) </w:t>
+      </w:r>
+      <w:proofErr w:type="gramStart"/>
+      <w:r>
+        <w:t>remove(</w:t>
+      </w:r>
+      <w:proofErr w:type="gramEnd"/>
+      <w:r>
+        <w:t>) -&gt; marks an entity for deletion. Actual deletion occurs after commit/flash.</w:t>
+      </w:r>
+    </w:p>
     <w:p/>
+    <w:p>
+      <w:r>
+        <w:t>Garbage Collection:</w:t>
+      </w:r>
+    </w:p>
+    <w:p>
+      <w:r>
+        <w:t xml:space="preserve">JVM feature that automatically removes the objects from memory that are no longer being used by the application. </w:t>
+      </w:r>
+    </w:p>
     <w:p/>
-    <w:p/>
+    <w:p>
+      <w:pPr>
+        <w:rPr>
+          <w:b/>
+          <w:bCs/>
+          <w:sz w:val="38"/>
+          <w:szCs w:val="38"/>
+        </w:rPr>
+      </w:pPr>
+      <w:r>
+        <w:rPr>
+          <w:b/>
+          <w:bCs/>
+          <w:sz w:val="38"/>
+          <w:szCs w:val="38"/>
+        </w:rPr>
+        <w:t>Dirth Checking:</w:t>
+      </w:r>
+    </w:p>
+    <w:p>
+      <w:pPr>
+        <w:rPr>
+          <w:sz w:val="26"/>
+          <w:szCs w:val="26"/>
+        </w:rPr>
+      </w:pPr>
+      <w:r>
+        <w:rPr>
+          <w:sz w:val="26"/>
+          <w:szCs w:val="26"/>
+        </w:rPr>
+        <w:t>One of the biggest hibernate feature.</w:t>
+      </w:r>
+    </w:p>
+    <w:p>
+      <w:pPr>
+        <w:rPr>
+          <w:sz w:val="26"/>
+          <w:szCs w:val="26"/>
+        </w:rPr>
+      </w:pPr>
+      <w:r>
+        <w:rPr>
+          <w:sz w:val="26"/>
+          <w:szCs w:val="26"/>
+        </w:rPr>
+        <w:t xml:space="preserve">Dirty Checking is </w:t>
+      </w:r>
+      <w:proofErr w:type="spellStart"/>
+      <w:r>
+        <w:rPr>
+          <w:sz w:val="26"/>
+          <w:szCs w:val="26"/>
+        </w:rPr>
+        <w:t>Hibernate's</w:t>
+      </w:r>
+      <w:proofErr w:type="spellEnd"/>
+      <w:r>
+        <w:rPr>
+          <w:sz w:val="26"/>
+          <w:szCs w:val="26"/>
+        </w:rPr>
+        <w:t xml:space="preserve"> mechanism for automatically detecting changes made to managed entities within a transaction. During flush/commit, Hibernate compares the current state with the original state and generates the necessary SQL UPDATE statements without requiring an explicit </w:t>
+      </w:r>
+      <w:proofErr w:type="gramStart"/>
+      <w:r>
+        <w:rPr>
+          <w:sz w:val="26"/>
+          <w:szCs w:val="26"/>
+        </w:rPr>
+        <w:t>save(</w:t>
+      </w:r>
+      <w:proofErr w:type="gramEnd"/>
+      <w:r>
+        <w:rPr>
+          <w:sz w:val="26"/>
+          <w:szCs w:val="26"/>
+        </w:rPr>
+        <w:t>) call.</w:t>
+      </w:r>
+    </w:p>
+    <w:tbl>
+      <w:tblPr>
+        <w:tblW w:w="0" w:type="auto"/>
+        <w:tblCellSpacing w:w="15" w:type="dxa"/>
+        <w:tblCellMar>
+          <w:top w:w="15" w:type="dxa"/>
+          <w:left w:w="15" w:type="dxa"/>
+          <w:bottom w:w="15" w:type="dxa"/>
+          <w:right w:w="15" w:type="dxa"/>
+        </w:tblCellMar>
+        <w:tblLook w:val="04A0" w:firstRow="1" w:lastRow="0" w:firstColumn="1" w:lastColumn="0" w:noHBand="0" w:noVBand="1"/>
+      </w:tblPr>
+      <w:tblGrid>
+        <w:gridCol w:w="6600"/>
+        <w:gridCol w:w="4003"/>
+      </w:tblGrid>
+      <w:tr>
+        <w:trPr>
+          <w:tblHeader/>
+          <w:tblCellSpacing w:w="15" w:type="dxa"/>
+        </w:trPr>
+        <w:tc>
+          <w:tcPr>
+            <w:tcW w:w="0" w:type="auto"/>
+            <w:vAlign w:val="center"/>
+            <w:hideMark/>
+          </w:tcPr>
+          <w:p>
+            <w:pPr>
+              <w:rPr>
+                <w:b/>
+                <w:bCs/>
+                <w:sz w:val="22"/>
+                <w:szCs w:val="22"/>
+              </w:rPr>
+            </w:pPr>
+            <w:proofErr w:type="gramStart"/>
+            <w:r>
+              <w:rPr>
+                <w:b/>
+                <w:bCs/>
+                <w:sz w:val="22"/>
+                <w:szCs w:val="22"/>
+              </w:rPr>
+              <w:t>flush(</w:t>
+            </w:r>
+            <w:proofErr w:type="gramEnd"/>
+            <w:r>
+              <w:rPr>
+                <w:b/>
+                <w:bCs/>
+                <w:sz w:val="22"/>
+                <w:szCs w:val="22"/>
+              </w:rPr>
+              <w:t>)</w:t>
+            </w:r>
+          </w:p>
+        </w:tc>
+        <w:tc>
+          <w:tcPr>
+            <w:tcW w:w="0" w:type="auto"/>
+            <w:vAlign w:val="center"/>
+            <w:hideMark/>
+          </w:tcPr>
+          <w:p>
+            <w:pPr>
+              <w:rPr>
+                <w:b/>
+                <w:bCs/>
+                <w:sz w:val="22"/>
+                <w:szCs w:val="22"/>
+              </w:rPr>
+            </w:pPr>
+            <w:proofErr w:type="gramStart"/>
+            <w:r>
+              <w:rPr>
+                <w:b/>
+                <w:bCs/>
+                <w:sz w:val="22"/>
+                <w:szCs w:val="22"/>
+              </w:rPr>
+              <w:t>commit(</w:t>
+            </w:r>
+            <w:proofErr w:type="gramEnd"/>
+            <w:r>
+              <w:rPr>
+                <w:b/>
+                <w:bCs/>
+                <w:sz w:val="22"/>
+                <w:szCs w:val="22"/>
+              </w:rPr>
+              <w:t>)</w:t>
+            </w:r>
+          </w:p>
+        </w:tc>
+      </w:tr>
+      <w:tr>
+        <w:trPr>
+          <w:tblCellSpacing w:w="15" w:type="dxa"/>
+        </w:trPr>
+        <w:tc>
+          <w:tcPr>
+            <w:tcW w:w="0" w:type="auto"/>
+            <w:vAlign w:val="center"/>
+            <w:hideMark/>
+          </w:tcPr>
+          <w:p>
+            <w:pPr>
+              <w:rPr>
+                <w:sz w:val="22"/>
+                <w:szCs w:val="22"/>
+              </w:rPr>
+            </w:pPr>
+            <w:r>
+              <w:rPr>
+                <w:sz w:val="22"/>
+                <w:szCs w:val="22"/>
+              </w:rPr>
+              <w:t>Synchronizes the Persistence Context with the database by executing SQL</w:t>
+            </w:r>
+          </w:p>
+        </w:tc>
+        <w:tc>
+          <w:tcPr>
+            <w:tcW w:w="0" w:type="auto"/>
+            <w:vAlign w:val="center"/>
+            <w:hideMark/>
+          </w:tcPr>
+          <w:p>
+            <w:pPr>
+              <w:rPr>
+                <w:sz w:val="22"/>
+                <w:szCs w:val="22"/>
+              </w:rPr>
+            </w:pPr>
+            <w:r>
+              <w:rPr>
+                <w:sz w:val="22"/>
+                <w:szCs w:val="22"/>
+              </w:rPr>
+              <w:t>Permanently commits the transaction</w:t>
+            </w:r>
+          </w:p>
+        </w:tc>
+      </w:tr>
+      <w:tr>
+        <w:trPr>
+          <w:tblCellSpacing w:w="15" w:type="dxa"/>
+        </w:trPr>
+        <w:tc>
+          <w:tcPr>
+            <w:tcW w:w="0" w:type="auto"/>
+            <w:vAlign w:val="center"/>
+            <w:hideMark/>
+          </w:tcPr>
+          <w:p>
+            <w:pPr>
+              <w:rPr>
+                <w:sz w:val="22"/>
+                <w:szCs w:val="22"/>
+              </w:rPr>
+            </w:pPr>
+            <w:r>
+              <w:rPr>
+                <w:sz w:val="22"/>
+                <w:szCs w:val="22"/>
+              </w:rPr>
+              <w:t>Transaction remains active</w:t>
+            </w:r>
+          </w:p>
+        </w:tc>
+        <w:tc>
+          <w:tcPr>
+            <w:tcW w:w="0" w:type="auto"/>
+            <w:vAlign w:val="center"/>
+            <w:hideMark/>
+          </w:tcPr>
+          <w:p>
+            <w:pPr>
+              <w:rPr>
+                <w:sz w:val="22"/>
+                <w:szCs w:val="22"/>
+              </w:rPr>
+            </w:pPr>
+            <w:r>
+              <w:rPr>
+                <w:sz w:val="22"/>
+                <w:szCs w:val="22"/>
+              </w:rPr>
+              <w:t>Transaction ends</w:t>
+            </w:r>
+          </w:p>
+        </w:tc>
+      </w:tr>
+      <w:tr>
+        <w:trPr>
+          <w:tblCellSpacing w:w="15" w:type="dxa"/>
+        </w:trPr>
+        <w:tc>
+          <w:tcPr>
+            <w:tcW w:w="0" w:type="auto"/>
+            <w:vAlign w:val="center"/>
+            <w:hideMark/>
+          </w:tcPr>
+          <w:p>
+            <w:pPr>
+              <w:rPr>
+                <w:sz w:val="22"/>
+                <w:szCs w:val="22"/>
+              </w:rPr>
+            </w:pPr>
+            <w:r>
+              <w:rPr>
+                <w:sz w:val="22"/>
+                <w:szCs w:val="22"/>
+              </w:rPr>
+              <w:t>Changes can still be rolled back</w:t>
+            </w:r>
+          </w:p>
+        </w:tc>
+        <w:tc>
+          <w:tcPr>
+            <w:tcW w:w="0" w:type="auto"/>
+            <w:vAlign w:val="center"/>
+            <w:hideMark/>
+          </w:tcPr>
+          <w:p>
+            <w:pPr>
+              <w:rPr>
+                <w:sz w:val="22"/>
+                <w:szCs w:val="22"/>
+              </w:rPr>
+            </w:pPr>
+            <w:r>
+              <w:rPr>
+                <w:sz w:val="22"/>
+                <w:szCs w:val="22"/>
+              </w:rPr>
+              <w:t>Changes cannot be rolled back after commit</w:t>
+            </w:r>
+          </w:p>
+        </w:tc>
+      </w:tr>
+    </w:tbl>
+    <w:p>
+      <w:pPr>
+        <w:rPr>
+          <w:sz w:val="26"/>
+          <w:szCs w:val="26"/>
+        </w:rPr>
+      </w:pPr>
+      <w:r>
+        <w:rPr>
+          <w:sz w:val="26"/>
+          <w:szCs w:val="26"/>
+        </w:rPr>
+        <w:lastRenderedPageBreak/>
+        <w:t>For achieving Dirty checking @Trasactional is important.</w:t>
+      </w:r>
+    </w:p>
+    <w:p>
+      <w:pPr>
+        <w:rPr>
+          <w:sz w:val="26"/>
+          <w:szCs w:val="26"/>
+        </w:rPr>
+      </w:pPr>
+    </w:p>
+    <w:p>
+      <w:pPr>
+        <w:ind w:left="360"/>
+      </w:pPr>
+    </w:p>
     <w:p>
       <w:r>
         <w:t>Important:</w:t>
@@ -4665,8 +12354,21 @@
         </w:numPr>
       </w:pPr>
       <w:r>
-        <w:t>If we need the complete metadata of any class we use refraction in this case as MyClass.class</w:t>
-      </w:r>
+        <w:t xml:space="preserve">If we need the complete metadata of any </w:t>
+      </w:r>
+      <w:proofErr w:type="gramStart"/>
+      <w:r>
+        <w:t>class</w:t>
+      </w:r>
+      <w:proofErr w:type="gramEnd"/>
+      <w:r>
+        <w:t xml:space="preserve"> we use refraction in this case as </w:t>
+      </w:r>
+      <w:proofErr w:type="spellStart"/>
+      <w:r>
+        <w:t>MyClass.class</w:t>
+      </w:r>
+      <w:proofErr w:type="spellEnd"/>
     </w:p>
     <w:p>
       <w:pPr>
@@ -4677,6 +12379,7 @@
         </w:numPr>
       </w:pPr>
     </w:p>
+    <w:p/>
     <w:p/>
     <w:sectPr>
       <w:pgSz w:w="12240" w:h="15840"/>
@@ -4691,6 +12394,95 @@
 <file path=word/numbering.xml><?xml version="1.0" encoding="utf-8"?>
 <w:numbering xmlns:wpc="http://schemas.microsoft.com/office/word/2010/wordprocessingCanvas" xmlns:cx="http://schemas.microsoft.com/office/drawing/2014/chartex" xmlns:cx1="http://schemas.microsoft.com/office/drawing/2015/9/8/chartex" xmlns:cx2="http://schemas.microsoft.com/office/drawing/2015/10/21/chartex" xmlns:cx3="http://schemas.microsoft.com/office/drawing/2016/5/9/chartex" xmlns:cx4="http://schemas.microsoft.com/office/drawing/2016/5/10/chartex" xmlns:cx5="http://schemas.microsoft.com/office/drawing/2016/5/11/chartex" xmlns:cx6="http://schemas.microsoft.com/office/drawing/2016/5/12/chartex" xmlns:cx7="http://schemas.microsoft.com/office/drawing/2016/5/13/chartex" xmlns:cx8="http://schemas.microsoft.com/office/drawing/2016/5/14/chartex" xmlns:mc="http://schemas.openxmlformats.org/markup-compatibility/2006" xmlns:aink="http://schemas.microsoft.com/office/drawing/2016/ink" xmlns:am3d="http://schemas.microsoft.com/office/drawing/2017/model3d" xmlns:o="urn:schemas-microsoft-com:office:office" xmlns:oel="http://schemas.microsoft.com/office/2019/extlst" xmlns:r="http://schemas.openxmlformats.org/officeDocument/2006/relationships" xmlns:m="http://schemas.openxmlformats.org/officeDocument/2006/math" xmlns:v="urn:schemas-microsoft-com:vml" xmlns:wp14="http://schemas.microsoft.com/office/word/2010/wordprocessingDrawing" xmlns:wp="http://schemas.openxmlformats.org/drawingml/2006/wordprocessingDrawing" xmlns:w10="urn:schemas-microsoft-com:office:word" xmlns:w="http://schemas.openxmlformats.org/wordprocessingml/2006/main" xmlns:w14="http://schemas.microsoft.com/office/word/2010/wordml" xmlns:w15="http://schemas.microsoft.com/office/word/2012/wordml" xmlns:w16cex="http://schemas.microsoft.com/office/word/2018/wordml/cex" xmlns:w16cid="http://schemas.microsoft.com/office/word/2016/wordml/cid" xmlns:w16="http://schemas.microsoft.com/office/word/2018/wordml" xmlns:w16du="http://schemas.microsoft.com/office/word/2023/wordml/word16du" xmlns:w16sdtdh="http://schemas.microsoft.com/office/word/2020/wordml/sdtdatahash" xmlns:w16sdtfl="http://schemas.microsoft.com/office/word/2024/wordml/sdtformatlock" xmlns:w16se="http://schemas.microsoft.com/office/word/2015/wordml/symex" xmlns:wpg="http://schemas.microsoft.com/office/word/2010/wordprocessingGroup" xmlns:wpi="http://schemas.microsoft.com/office/word/2010/wordprocessingInk" xmlns:wne="http://schemas.microsoft.com/office/word/2006/wordml" xmlns:wps="http://schemas.microsoft.com/office/word/2010/wordprocessingShape" mc:Ignorable="w14 w15 w16se w16cid w16 w16cex w16sdtdh w16sdtfl w16du wp14">
   <w:abstractNum w:abstractNumId="0" w15:restartNumberingAfterBreak="0">
+    <w:nsid w:val="180E1457"/>
+    <w:multiLevelType w:val="hybridMultilevel"/>
+    <w:tmpl w:val="9F3AF5B4"/>
+    <w:lvl w:ilvl="0" w:tplc="04090011">
+      <w:start w:val="1"/>
+      <w:numFmt w:val="decimal"/>
+      <w:lvlText w:val="%1)"/>
+      <w:lvlJc w:val="left"/>
+      <w:pPr>
+        <w:ind w:left="720" w:hanging="360"/>
+      </w:pPr>
+      <w:rPr>
+        <w:rFonts w:hint="default"/>
+      </w:rPr>
+    </w:lvl>
+    <w:lvl w:ilvl="1" w:tplc="04090019" w:tentative="1">
+      <w:start w:val="1"/>
+      <w:numFmt w:val="lowerLetter"/>
+      <w:lvlText w:val="%2."/>
+      <w:lvlJc w:val="left"/>
+      <w:pPr>
+        <w:ind w:left="1440" w:hanging="360"/>
+      </w:pPr>
+    </w:lvl>
+    <w:lvl w:ilvl="2" w:tplc="0409001B" w:tentative="1">
+      <w:start w:val="1"/>
+      <w:numFmt w:val="lowerRoman"/>
+      <w:lvlText w:val="%3."/>
+      <w:lvlJc w:val="right"/>
+      <w:pPr>
+        <w:ind w:left="2160" w:hanging="180"/>
+      </w:pPr>
+    </w:lvl>
+    <w:lvl w:ilvl="3" w:tplc="0409000F" w:tentative="1">
+      <w:start w:val="1"/>
+      <w:numFmt w:val="decimal"/>
+      <w:lvlText w:val="%4."/>
+      <w:lvlJc w:val="left"/>
+      <w:pPr>
+        <w:ind w:left="2880" w:hanging="360"/>
+      </w:pPr>
+    </w:lvl>
+    <w:lvl w:ilvl="4" w:tplc="04090019" w:tentative="1">
+      <w:start w:val="1"/>
+      <w:numFmt w:val="lowerLetter"/>
+      <w:lvlText w:val="%5."/>
+      <w:lvlJc w:val="left"/>
+      <w:pPr>
+        <w:ind w:left="3600" w:hanging="360"/>
+      </w:pPr>
+    </w:lvl>
+    <w:lvl w:ilvl="5" w:tplc="0409001B" w:tentative="1">
+      <w:start w:val="1"/>
+      <w:numFmt w:val="lowerRoman"/>
+      <w:lvlText w:val="%6."/>
+      <w:lvlJc w:val="right"/>
+      <w:pPr>
+        <w:ind w:left="4320" w:hanging="180"/>
+      </w:pPr>
+    </w:lvl>
+    <w:lvl w:ilvl="6" w:tplc="0409000F" w:tentative="1">
+      <w:start w:val="1"/>
+      <w:numFmt w:val="decimal"/>
+      <w:lvlText w:val="%7."/>
+      <w:lvlJc w:val="left"/>
+      <w:pPr>
+        <w:ind w:left="5040" w:hanging="360"/>
+      </w:pPr>
+    </w:lvl>
+    <w:lvl w:ilvl="7" w:tplc="04090019" w:tentative="1">
+      <w:start w:val="1"/>
+      <w:numFmt w:val="lowerLetter"/>
+      <w:lvlText w:val="%8."/>
+      <w:lvlJc w:val="left"/>
+      <w:pPr>
+        <w:ind w:left="5760" w:hanging="360"/>
+      </w:pPr>
+    </w:lvl>
+    <w:lvl w:ilvl="8" w:tplc="0409001B" w:tentative="1">
+      <w:start w:val="1"/>
+      <w:numFmt w:val="lowerRoman"/>
+      <w:lvlText w:val="%9."/>
+      <w:lvlJc w:val="right"/>
+      <w:pPr>
+        <w:ind w:left="6480" w:hanging="180"/>
+      </w:pPr>
+    </w:lvl>
+  </w:abstractNum>
+  <w:abstractNum w:abstractNumId="1" w15:restartNumberingAfterBreak="0">
     <w:nsid w:val="1DCA747F"/>
     <w:multiLevelType w:val="hybridMultilevel"/>
     <w:tmpl w:val="EA10302C"/>
@@ -4776,7 +12568,7 @@
       </w:pPr>
     </w:lvl>
   </w:abstractNum>
-  <w:abstractNum w:abstractNumId="1" w15:restartNumberingAfterBreak="0">
+  <w:abstractNum w:abstractNumId="2" w15:restartNumberingAfterBreak="0">
     <w:nsid w:val="280C0448"/>
     <w:multiLevelType w:val="multilevel"/>
     <w:tmpl w:val="E8E2D0C4"/>
@@ -4925,7 +12717,7 @@
       </w:rPr>
     </w:lvl>
   </w:abstractNum>
-  <w:abstractNum w:abstractNumId="2" w15:restartNumberingAfterBreak="0">
+  <w:abstractNum w:abstractNumId="3" w15:restartNumberingAfterBreak="0">
     <w:nsid w:val="31BE7294"/>
     <w:multiLevelType w:val="hybridMultilevel"/>
     <w:tmpl w:val="F2B814D6"/>
@@ -5014,7 +12806,7 @@
       </w:pPr>
     </w:lvl>
   </w:abstractNum>
-  <w:abstractNum w:abstractNumId="3" w15:restartNumberingAfterBreak="0">
+  <w:abstractNum w:abstractNumId="4" w15:restartNumberingAfterBreak="0">
     <w:nsid w:val="4B53050F"/>
     <w:multiLevelType w:val="hybridMultilevel"/>
     <w:tmpl w:val="F4DC3C28"/>
@@ -5104,7 +12896,7 @@
       </w:pPr>
     </w:lvl>
   </w:abstractNum>
-  <w:abstractNum w:abstractNumId="4" w15:restartNumberingAfterBreak="0">
+  <w:abstractNum w:abstractNumId="5" w15:restartNumberingAfterBreak="0">
     <w:nsid w:val="617B7779"/>
     <w:multiLevelType w:val="hybridMultilevel"/>
     <w:tmpl w:val="61E88196"/>
@@ -5193,7 +12985,96 @@
       </w:pPr>
     </w:lvl>
   </w:abstractNum>
-  <w:abstractNum w:abstractNumId="5" w15:restartNumberingAfterBreak="0">
+  <w:abstractNum w:abstractNumId="6" w15:restartNumberingAfterBreak="0">
+    <w:nsid w:val="6BE32B57"/>
+    <w:multiLevelType w:val="hybridMultilevel"/>
+    <w:tmpl w:val="FD5EBA7C"/>
+    <w:lvl w:ilvl="0" w:tplc="04090011">
+      <w:start w:val="1"/>
+      <w:numFmt w:val="decimal"/>
+      <w:lvlText w:val="%1)"/>
+      <w:lvlJc w:val="left"/>
+      <w:pPr>
+        <w:ind w:left="720" w:hanging="360"/>
+      </w:pPr>
+      <w:rPr>
+        <w:rFonts w:hint="default"/>
+      </w:rPr>
+    </w:lvl>
+    <w:lvl w:ilvl="1" w:tplc="04090019" w:tentative="1">
+      <w:start w:val="1"/>
+      <w:numFmt w:val="lowerLetter"/>
+      <w:lvlText w:val="%2."/>
+      <w:lvlJc w:val="left"/>
+      <w:pPr>
+        <w:ind w:left="1440" w:hanging="360"/>
+      </w:pPr>
+    </w:lvl>
+    <w:lvl w:ilvl="2" w:tplc="0409001B" w:tentative="1">
+      <w:start w:val="1"/>
+      <w:numFmt w:val="lowerRoman"/>
+      <w:lvlText w:val="%3."/>
+      <w:lvlJc w:val="right"/>
+      <w:pPr>
+        <w:ind w:left="2160" w:hanging="180"/>
+      </w:pPr>
+    </w:lvl>
+    <w:lvl w:ilvl="3" w:tplc="0409000F" w:tentative="1">
+      <w:start w:val="1"/>
+      <w:numFmt w:val="decimal"/>
+      <w:lvlText w:val="%4."/>
+      <w:lvlJc w:val="left"/>
+      <w:pPr>
+        <w:ind w:left="2880" w:hanging="360"/>
+      </w:pPr>
+    </w:lvl>
+    <w:lvl w:ilvl="4" w:tplc="04090019" w:tentative="1">
+      <w:start w:val="1"/>
+      <w:numFmt w:val="lowerLetter"/>
+      <w:lvlText w:val="%5."/>
+      <w:lvlJc w:val="left"/>
+      <w:pPr>
+        <w:ind w:left="3600" w:hanging="360"/>
+      </w:pPr>
+    </w:lvl>
+    <w:lvl w:ilvl="5" w:tplc="0409001B" w:tentative="1">
+      <w:start w:val="1"/>
+      <w:numFmt w:val="lowerRoman"/>
+      <w:lvlText w:val="%6."/>
+      <w:lvlJc w:val="right"/>
+      <w:pPr>
+        <w:ind w:left="4320" w:hanging="180"/>
+      </w:pPr>
+    </w:lvl>
+    <w:lvl w:ilvl="6" w:tplc="0409000F" w:tentative="1">
+      <w:start w:val="1"/>
+      <w:numFmt w:val="decimal"/>
+      <w:lvlText w:val="%7."/>
+      <w:lvlJc w:val="left"/>
+      <w:pPr>
+        <w:ind w:left="5040" w:hanging="360"/>
+      </w:pPr>
+    </w:lvl>
+    <w:lvl w:ilvl="7" w:tplc="04090019" w:tentative="1">
+      <w:start w:val="1"/>
+      <w:numFmt w:val="lowerLetter"/>
+      <w:lvlText w:val="%8."/>
+      <w:lvlJc w:val="left"/>
+      <w:pPr>
+        <w:ind w:left="5760" w:hanging="360"/>
+      </w:pPr>
+    </w:lvl>
+    <w:lvl w:ilvl="8" w:tplc="0409001B" w:tentative="1">
+      <w:start w:val="1"/>
+      <w:numFmt w:val="lowerRoman"/>
+      <w:lvlText w:val="%9."/>
+      <w:lvlJc w:val="right"/>
+      <w:pPr>
+        <w:ind w:left="6480" w:hanging="180"/>
+      </w:pPr>
+    </w:lvl>
+  </w:abstractNum>
+  <w:abstractNum w:abstractNumId="7" w15:restartNumberingAfterBreak="0">
     <w:nsid w:val="6F461F71"/>
     <w:multiLevelType w:val="multilevel"/>
     <w:tmpl w:val="0A42F81E"/>
@@ -5283,10 +13164,10 @@
       </w:pPr>
     </w:lvl>
   </w:abstractNum>
-  <w:abstractNum w:abstractNumId="6" w15:restartNumberingAfterBreak="0">
-    <w:nsid w:val="718559BA"/>
+  <w:abstractNum w:abstractNumId="8" w15:restartNumberingAfterBreak="0">
+    <w:nsid w:val="70E66C38"/>
     <w:multiLevelType w:val="multilevel"/>
-    <w:tmpl w:val="FD4A90D4"/>
+    <w:tmpl w:val="E53A7638"/>
     <w:lvl w:ilvl="0">
       <w:start w:val="1"/>
       <w:numFmt w:val="bullet"/>
@@ -5432,7 +13313,156 @@
       </w:rPr>
     </w:lvl>
   </w:abstractNum>
-  <w:abstractNum w:abstractNumId="7" w15:restartNumberingAfterBreak="0">
+  <w:abstractNum w:abstractNumId="9" w15:restartNumberingAfterBreak="0">
+    <w:nsid w:val="718559BA"/>
+    <w:multiLevelType w:val="multilevel"/>
+    <w:tmpl w:val="FD4A90D4"/>
+    <w:lvl w:ilvl="0">
+      <w:start w:val="1"/>
+      <w:numFmt w:val="bullet"/>
+      <w:lvlText w:val=""/>
+      <w:lvlJc w:val="left"/>
+      <w:pPr>
+        <w:tabs>
+          <w:tab w:val="num" w:pos="720"/>
+        </w:tabs>
+        <w:ind w:left="720" w:hanging="360"/>
+      </w:pPr>
+      <w:rPr>
+        <w:rFonts w:ascii="Symbol" w:hAnsi="Symbol" w:hint="default"/>
+        <w:sz w:val="20"/>
+      </w:rPr>
+    </w:lvl>
+    <w:lvl w:ilvl="1" w:tentative="1">
+      <w:start w:val="1"/>
+      <w:numFmt w:val="bullet"/>
+      <w:lvlText w:val="o"/>
+      <w:lvlJc w:val="left"/>
+      <w:pPr>
+        <w:tabs>
+          <w:tab w:val="num" w:pos="1440"/>
+        </w:tabs>
+        <w:ind w:left="1440" w:hanging="360"/>
+      </w:pPr>
+      <w:rPr>
+        <w:rFonts w:ascii="Courier New" w:hAnsi="Courier New" w:hint="default"/>
+        <w:sz w:val="20"/>
+      </w:rPr>
+    </w:lvl>
+    <w:lvl w:ilvl="2" w:tentative="1">
+      <w:start w:val="1"/>
+      <w:numFmt w:val="bullet"/>
+      <w:lvlText w:val=""/>
+      <w:lvlJc w:val="left"/>
+      <w:pPr>
+        <w:tabs>
+          <w:tab w:val="num" w:pos="2160"/>
+        </w:tabs>
+        <w:ind w:left="2160" w:hanging="360"/>
+      </w:pPr>
+      <w:rPr>
+        <w:rFonts w:ascii="Wingdings" w:hAnsi="Wingdings" w:hint="default"/>
+        <w:sz w:val="20"/>
+      </w:rPr>
+    </w:lvl>
+    <w:lvl w:ilvl="3" w:tentative="1">
+      <w:start w:val="1"/>
+      <w:numFmt w:val="bullet"/>
+      <w:lvlText w:val=""/>
+      <w:lvlJc w:val="left"/>
+      <w:pPr>
+        <w:tabs>
+          <w:tab w:val="num" w:pos="2880"/>
+        </w:tabs>
+        <w:ind w:left="2880" w:hanging="360"/>
+      </w:pPr>
+      <w:rPr>
+        <w:rFonts w:ascii="Wingdings" w:hAnsi="Wingdings" w:hint="default"/>
+        <w:sz w:val="20"/>
+      </w:rPr>
+    </w:lvl>
+    <w:lvl w:ilvl="4" w:tentative="1">
+      <w:start w:val="1"/>
+      <w:numFmt w:val="bullet"/>
+      <w:lvlText w:val=""/>
+      <w:lvlJc w:val="left"/>
+      <w:pPr>
+        <w:tabs>
+          <w:tab w:val="num" w:pos="3600"/>
+        </w:tabs>
+        <w:ind w:left="3600" w:hanging="360"/>
+      </w:pPr>
+      <w:rPr>
+        <w:rFonts w:ascii="Wingdings" w:hAnsi="Wingdings" w:hint="default"/>
+        <w:sz w:val="20"/>
+      </w:rPr>
+    </w:lvl>
+    <w:lvl w:ilvl="5" w:tentative="1">
+      <w:start w:val="1"/>
+      <w:numFmt w:val="bullet"/>
+      <w:lvlText w:val=""/>
+      <w:lvlJc w:val="left"/>
+      <w:pPr>
+        <w:tabs>
+          <w:tab w:val="num" w:pos="4320"/>
+        </w:tabs>
+        <w:ind w:left="4320" w:hanging="360"/>
+      </w:pPr>
+      <w:rPr>
+        <w:rFonts w:ascii="Wingdings" w:hAnsi="Wingdings" w:hint="default"/>
+        <w:sz w:val="20"/>
+      </w:rPr>
+    </w:lvl>
+    <w:lvl w:ilvl="6" w:tentative="1">
+      <w:start w:val="1"/>
+      <w:numFmt w:val="bullet"/>
+      <w:lvlText w:val=""/>
+      <w:lvlJc w:val="left"/>
+      <w:pPr>
+        <w:tabs>
+          <w:tab w:val="num" w:pos="5040"/>
+        </w:tabs>
+        <w:ind w:left="5040" w:hanging="360"/>
+      </w:pPr>
+      <w:rPr>
+        <w:rFonts w:ascii="Wingdings" w:hAnsi="Wingdings" w:hint="default"/>
+        <w:sz w:val="20"/>
+      </w:rPr>
+    </w:lvl>
+    <w:lvl w:ilvl="7" w:tentative="1">
+      <w:start w:val="1"/>
+      <w:numFmt w:val="bullet"/>
+      <w:lvlText w:val=""/>
+      <w:lvlJc w:val="left"/>
+      <w:pPr>
+        <w:tabs>
+          <w:tab w:val="num" w:pos="5760"/>
+        </w:tabs>
+        <w:ind w:left="5760" w:hanging="360"/>
+      </w:pPr>
+      <w:rPr>
+        <w:rFonts w:ascii="Wingdings" w:hAnsi="Wingdings" w:hint="default"/>
+        <w:sz w:val="20"/>
+      </w:rPr>
+    </w:lvl>
+    <w:lvl w:ilvl="8" w:tentative="1">
+      <w:start w:val="1"/>
+      <w:numFmt w:val="bullet"/>
+      <w:lvlText w:val=""/>
+      <w:lvlJc w:val="left"/>
+      <w:pPr>
+        <w:tabs>
+          <w:tab w:val="num" w:pos="6480"/>
+        </w:tabs>
+        <w:ind w:left="6480" w:hanging="360"/>
+      </w:pPr>
+      <w:rPr>
+        <w:rFonts w:ascii="Wingdings" w:hAnsi="Wingdings" w:hint="default"/>
+        <w:sz w:val="20"/>
+      </w:rPr>
+    </w:lvl>
+  </w:abstractNum>
+  <w:abstractNum w:abstractNumId="10" w15:restartNumberingAfterBreak="0">
     <w:nsid w:val="73D508BC"/>
     <w:multiLevelType w:val="hybridMultilevel"/>
     <w:tmpl w:val="A84E6652"/>
@@ -5521,29 +13551,130 @@
       </w:pPr>
     </w:lvl>
   </w:abstractNum>
+  <w:abstractNum w:abstractNumId="11" w15:restartNumberingAfterBreak="0">
+    <w:nsid w:val="7EC10846"/>
+    <w:multiLevelType w:val="hybridMultilevel"/>
+    <w:tmpl w:val="6AE4087E"/>
+    <w:lvl w:ilvl="0" w:tplc="04090011">
+      <w:start w:val="1"/>
+      <w:numFmt w:val="decimal"/>
+      <w:lvlText w:val="%1)"/>
+      <w:lvlJc w:val="left"/>
+      <w:pPr>
+        <w:ind w:left="360" w:hanging="360"/>
+      </w:pPr>
+      <w:rPr>
+        <w:rFonts w:hint="default"/>
+      </w:rPr>
+    </w:lvl>
+    <w:lvl w:ilvl="1" w:tplc="04090019" w:tentative="1">
+      <w:start w:val="1"/>
+      <w:numFmt w:val="lowerLetter"/>
+      <w:lvlText w:val="%2."/>
+      <w:lvlJc w:val="left"/>
+      <w:pPr>
+        <w:ind w:left="1440" w:hanging="360"/>
+      </w:pPr>
+    </w:lvl>
+    <w:lvl w:ilvl="2" w:tplc="0409001B" w:tentative="1">
+      <w:start w:val="1"/>
+      <w:numFmt w:val="lowerRoman"/>
+      <w:lvlText w:val="%3."/>
+      <w:lvlJc w:val="right"/>
+      <w:pPr>
+        <w:ind w:left="2160" w:hanging="180"/>
+      </w:pPr>
+    </w:lvl>
+    <w:lvl w:ilvl="3" w:tplc="0409000F" w:tentative="1">
+      <w:start w:val="1"/>
+      <w:numFmt w:val="decimal"/>
+      <w:lvlText w:val="%4."/>
+      <w:lvlJc w:val="left"/>
+      <w:pPr>
+        <w:ind w:left="2880" w:hanging="360"/>
+      </w:pPr>
+    </w:lvl>
+    <w:lvl w:ilvl="4" w:tplc="04090019" w:tentative="1">
+      <w:start w:val="1"/>
+      <w:numFmt w:val="lowerLetter"/>
+      <w:lvlText w:val="%5."/>
+      <w:lvlJc w:val="left"/>
+      <w:pPr>
+        <w:ind w:left="3600" w:hanging="360"/>
+      </w:pPr>
+    </w:lvl>
+    <w:lvl w:ilvl="5" w:tplc="0409001B" w:tentative="1">
+      <w:start w:val="1"/>
+      <w:numFmt w:val="lowerRoman"/>
+      <w:lvlText w:val="%6."/>
+      <w:lvlJc w:val="right"/>
+      <w:pPr>
+        <w:ind w:left="4320" w:hanging="180"/>
+      </w:pPr>
+    </w:lvl>
+    <w:lvl w:ilvl="6" w:tplc="0409000F" w:tentative="1">
+      <w:start w:val="1"/>
+      <w:numFmt w:val="decimal"/>
+      <w:lvlText w:val="%7."/>
+      <w:lvlJc w:val="left"/>
+      <w:pPr>
+        <w:ind w:left="5040" w:hanging="360"/>
+      </w:pPr>
+    </w:lvl>
+    <w:lvl w:ilvl="7" w:tplc="04090019" w:tentative="1">
+      <w:start w:val="1"/>
+      <w:numFmt w:val="lowerLetter"/>
+      <w:lvlText w:val="%8."/>
+      <w:lvlJc w:val="left"/>
+      <w:pPr>
+        <w:ind w:left="5760" w:hanging="360"/>
+      </w:pPr>
+    </w:lvl>
+    <w:lvl w:ilvl="8" w:tplc="0409001B" w:tentative="1">
+      <w:start w:val="1"/>
+      <w:numFmt w:val="lowerRoman"/>
+      <w:lvlText w:val="%9."/>
+      <w:lvlJc w:val="right"/>
+      <w:pPr>
+        <w:ind w:left="6480" w:hanging="180"/>
+      </w:pPr>
+    </w:lvl>
+  </w:abstractNum>
   <w:num w:numId="1" w16cid:durableId="541869007">
+    <w:abstractNumId w:val="1"/>
+  </w:num>
+  <w:num w:numId="2" w16cid:durableId="462770144">
+    <w:abstractNumId w:val="10"/>
+  </w:num>
+  <w:num w:numId="3" w16cid:durableId="1471051309">
+    <w:abstractNumId w:val="3"/>
+  </w:num>
+  <w:num w:numId="4" w16cid:durableId="1343432061">
+    <w:abstractNumId w:val="2"/>
+  </w:num>
+  <w:num w:numId="5" w16cid:durableId="1458721374">
+    <w:abstractNumId w:val="9"/>
+  </w:num>
+  <w:num w:numId="6" w16cid:durableId="1529104964">
+    <w:abstractNumId w:val="7"/>
+  </w:num>
+  <w:num w:numId="7" w16cid:durableId="1058094058">
+    <w:abstractNumId w:val="5"/>
+  </w:num>
+  <w:num w:numId="8" w16cid:durableId="1727214589">
+    <w:abstractNumId w:val="4"/>
+  </w:num>
+  <w:num w:numId="9" w16cid:durableId="2144538799">
     <w:abstractNumId w:val="0"/>
   </w:num>
-  <w:num w:numId="2" w16cid:durableId="462770144">
-    <w:abstractNumId w:val="7"/>
+  <w:num w:numId="10" w16cid:durableId="1542979681">
+    <w:abstractNumId w:val="8"/>
   </w:num>
-  <w:num w:numId="3" w16cid:durableId="1471051309">
-    <w:abstractNumId w:val="2"/>
-  </w:num>
-  <w:num w:numId="4" w16cid:durableId="1343432061">
-    <w:abstractNumId w:val="1"/>
-  </w:num>
-  <w:num w:numId="5" w16cid:durableId="1458721374">
+  <w:num w:numId="11" w16cid:durableId="386104398">
     <w:abstractNumId w:val="6"/>
   </w:num>
-  <w:num w:numId="6" w16cid:durableId="1529104964">
-    <w:abstractNumId w:val="5"/>
-  </w:num>
-  <w:num w:numId="7" w16cid:durableId="1058094058">
-    <w:abstractNumId w:val="4"/>
-  </w:num>
-  <w:num w:numId="8" w16cid:durableId="1727214589">
-    <w:abstractNumId w:val="3"/>
+  <w:num w:numId="12" w16cid:durableId="1477409177">
+    <w:abstractNumId w:val="11"/>
   </w:num>
 </w:numbering>
 </file>
@@ -6529,6 +14660,16 @@
       </w:numPr>
     </w:pPr>
   </w:style>
+  <w:style w:type="paragraph" w:styleId="Revision">
+    <w:name w:val="Revision"/>
+    <w:hidden/>
+    <w:uiPriority w:val="99"/>
+    <w:semiHidden/>
+    <w:rsid w:val="0090634D"/>
+    <w:pPr>
+      <w:spacing w:after="0" w:line="240" w:lineRule="auto"/>
+    </w:pPr>
+  </w:style>
 </w:styles>
 </file>
 
